--- a/auracurate/docs/Aurora_Community_기획서.docx
+++ b/auracurate/docs/Aurora_Community_기획서.docx
@@ -226,7 +226,7 @@
                 <w:sz w:val="18"/>
                 <w:szCs w:val="18"/>
               </w:rPr>
-              <w:t xml:space="preserve">Aurora Community 기획서 v1.0 (검토용)</w:t>
+              <w:t xml:space="preserve">Aurora Community 기획서 v1.1 (검토용) — Codex 기획·제작 리뷰 반영</w:t>
             </w:r>
           </w:p>
         </w:tc>
@@ -1383,11 +1383,121 @@
           </w:p>
         </w:tc>
       </w:tr>
+      <w:tr>
+        <w:tc>
+          <w:tcPr>
+            <w:tcW w:type="dxa" w:w="2065"/>
+            <w:tcBorders>
+              <w:top w:val="single" w:color="D9D6E6" w:sz="4"/>
+              <w:left w:val="single" w:color="D9D6E6" w:sz="4"/>
+              <w:bottom w:val="single" w:color="D9D6E6" w:sz="4"/>
+              <w:right w:val="single" w:color="D9D6E6" w:sz="4"/>
+            </w:tcBorders>
+            <w:shd w:fill="FBFAFD" w:color="auto" w:val="clear"/>
+            <w:tcMar>
+              <w:top w:type="dxa" w:w="70"/>
+              <w:left w:type="dxa" w:w="110"/>
+              <w:bottom w:type="dxa" w:w="70"/>
+              <w:right w:type="dxa" w:w="110"/>
+            </w:tcMar>
+            <w:vAlign w:val="top"/>
+          </w:tcPr>
+          <w:p>
+            <w:pPr>
+              <w:spacing w:after="40" w:line="260"/>
+            </w:pPr>
+            <w:r>
+              <w:rPr>
+                <w:sz w:val="18"/>
+                <w:szCs w:val="18"/>
+              </w:rPr>
+              <w:t xml:space="preserve">네 가지를 섞지 않음</w:t>
+            </w:r>
+          </w:p>
+        </w:tc>
+        <w:tc>
+          <w:tcPr>
+            <w:tcW w:type="dxa" w:w="3442"/>
+            <w:tcBorders>
+              <w:top w:val="single" w:color="D9D6E6" w:sz="4"/>
+              <w:left w:val="single" w:color="D9D6E6" w:sz="4"/>
+              <w:bottom w:val="single" w:color="D9D6E6" w:sz="4"/>
+              <w:right w:val="single" w:color="D9D6E6" w:sz="4"/>
+            </w:tcBorders>
+            <w:tcMar>
+              <w:top w:type="dxa" w:w="70"/>
+              <w:left w:type="dxa" w:w="110"/>
+              <w:bottom w:type="dxa" w:w="70"/>
+              <w:right w:type="dxa" w:w="110"/>
+            </w:tcMar>
+            <w:vAlign w:val="top"/>
+          </w:tcPr>
+          <w:p>
+            <w:pPr>
+              <w:spacing w:after="40" w:line="260"/>
+            </w:pPr>
+            <w:r>
+              <w:rPr>
+                <w:sz w:val="18"/>
+                <w:szCs w:val="18"/>
+              </w:rPr>
+              <w:t xml:space="preserve">계정(누구인가) · 이용 권한(무엇에 접근하나) · 역할(무엇을 맡도록 승인됐나) · 편집 권위(누가 결정하나)를 하나의 유료 등급으로 묶지 않는다</w:t>
+            </w:r>
+          </w:p>
+        </w:tc>
+        <w:tc>
+          <w:tcPr>
+            <w:tcW w:type="dxa" w:w="4131"/>
+            <w:tcBorders>
+              <w:top w:val="single" w:color="D9D6E6" w:sz="4"/>
+              <w:left w:val="single" w:color="D9D6E6" w:sz="4"/>
+              <w:bottom w:val="single" w:color="D9D6E6" w:sz="4"/>
+              <w:right w:val="single" w:color="D9D6E6" w:sz="4"/>
+            </w:tcBorders>
+            <w:tcMar>
+              <w:top w:type="dxa" w:w="70"/>
+              <w:left w:type="dxa" w:w="110"/>
+              <w:bottom w:type="dxa" w:w="70"/>
+              <w:right w:type="dxa" w:w="110"/>
+            </w:tcMar>
+            <w:vAlign w:val="top"/>
+          </w:tcPr>
+          <w:p>
+            <w:pPr>
+              <w:spacing w:after="40" w:line="260"/>
+            </w:pPr>
+            <w:r>
+              <w:rPr>
+                <w:sz w:val="18"/>
+                <w:szCs w:val="18"/>
+              </w:rPr>
+              <w:t xml:space="preserve">강좌 A 구매자는 강좌 B를 못 보고, 기자 승인은 Curator·Aurora 100 선정이 아니며, 호스트는 다른 프로그램 회원·매출을 보지 못한다</w:t>
+            </w:r>
+          </w:p>
+        </w:tc>
+      </w:tr>
     </w:tbl>
     <w:p>
       <w:pPr>
         <w:spacing w:after="60"/>
       </w:pPr>
+    </w:p>
+    <w:p>
+      <w:pPr>
+        <w:pBdr>
+          <w:left w:val="single" w:color="CD089C" w:sz="12" w:space="8"/>
+        </w:pBdr>
+        <w:spacing w:after="160" w:before="60" w:line="280"/>
+        <w:ind w:left="160"/>
+      </w:pPr>
+      <w:r>
+        <w:rPr>
+          <w:color w:val="4A4D5C"/>
+          <w:sz w:val="19"/>
+          <w:szCs w:val="19"/>
+        </w:rPr>
+        <w:t xml:space="preserve">무료 Lounge는 ACC, Collective 또는 큐레이터 선발 체계와 같은 것이 아닙니다. ACC는 초청 기반 권위 체계이므로 Lounge의 상위 유료 등급이나 활동 보상으로 노출하지 않습니다.</w:t>
+      </w:r>
     </w:p>
     <w:p>
       <w:pPr>
@@ -4232,6 +4342,23 @@
     </w:p>
     <w:p>
       <w:pPr>
+        <w:pBdr>
+          <w:left w:val="single" w:color="CD089C" w:sz="12" w:space="8"/>
+        </w:pBdr>
+        <w:spacing w:after="160" w:before="60" w:line="280"/>
+        <w:ind w:left="160"/>
+      </w:pPr>
+      <w:r>
+        <w:rPr>
+          <w:color w:val="4A4D5C"/>
+          <w:sz w:val="19"/>
+          <w:szCs w:val="19"/>
+        </w:rPr>
+        <w:t xml:space="preserve">운영 제안(Codex 리뷰 반영): 9개 분야 토픽을 처음부터 모두 빈 게시판으로 열기보다, 실제 진행자와 대화 소재가 있는 주제부터 운영합니다. 탐색 구조(9개 분야)는 유지하되 활동 여부를 정확히 표시합니다.</w:t>
+      </w:r>
+    </w:p>
+    <w:p>
+      <w:pPr>
         <w:pStyle w:val="Heading2"/>
       </w:pPr>
       <w:r>
@@ -5835,6 +5962,495 @@
                 <w:szCs w:val="18"/>
               </w:rPr>
               <w:t xml:space="preserve">비활성 + 관심 표시</w:t>
+            </w:r>
+          </w:p>
+        </w:tc>
+      </w:tr>
+    </w:tbl>
+    <w:p>
+      <w:pPr>
+        <w:spacing w:after="60"/>
+      </w:pPr>
+    </w:p>
+    <w:p>
+      <w:pPr>
+        <w:pStyle w:val="Heading3"/>
+      </w:pPr>
+      <w:r>
+        <w:t xml:space="preserve">상품별로 확정해야 하는 정책 필드</w:t>
+      </w:r>
+    </w:p>
+    <w:p>
+      <w:pPr>
+        <w:spacing w:after="120" w:line="300"/>
+      </w:pPr>
+      <w:r>
+        <w:t xml:space="preserve">문구 완성도를 위해 미확정 조건을 임의로 채우지 않습니다. 아래 항목은 프로그램마다 확정 필드로 관리하고, 확정 전에는 상세 페이지에 ‘판매 전에 공개’로 표시합니다.</w:t>
+      </w:r>
+    </w:p>
+    <w:tbl>
+      <w:tblPr>
+        <w:tblW w:type="dxa" w:w="9638"/>
+        <w:tblBorders>
+          <w:top w:val="single" w:color="auto" w:sz="4"/>
+          <w:left w:val="single" w:color="auto" w:sz="4"/>
+          <w:bottom w:val="single" w:color="auto" w:sz="4"/>
+          <w:right w:val="single" w:color="auto" w:sz="4"/>
+          <w:insideH w:val="single" w:color="auto" w:sz="4"/>
+          <w:insideV w:val="single" w:color="auto" w:sz="4"/>
+        </w:tblBorders>
+      </w:tblPr>
+      <w:tblGrid>
+        <w:gridCol w:w="2108"/>
+        <w:gridCol w:w="7530"/>
+      </w:tblGrid>
+      <w:tr>
+        <w:trPr>
+          <w:tblHeader/>
+        </w:trPr>
+        <w:tc>
+          <w:tcPr>
+            <w:tcW w:type="dxa" w:w="2108"/>
+            <w:tcBorders>
+              <w:top w:val="single" w:color="D9D6E6" w:sz="4"/>
+              <w:left w:val="single" w:color="D9D6E6" w:sz="4"/>
+              <w:bottom w:val="single" w:color="D9D6E6" w:sz="4"/>
+              <w:right w:val="single" w:color="D9D6E6" w:sz="4"/>
+            </w:tcBorders>
+            <w:shd w:fill="F1EFF7" w:color="auto" w:val="clear"/>
+            <w:tcMar>
+              <w:top w:type="dxa" w:w="70"/>
+              <w:left w:type="dxa" w:w="110"/>
+              <w:bottom w:type="dxa" w:w="70"/>
+              <w:right w:type="dxa" w:w="110"/>
+            </w:tcMar>
+            <w:vAlign w:val="top"/>
+          </w:tcPr>
+          <w:p>
+            <w:pPr>
+              <w:spacing w:after="40" w:line="260"/>
+            </w:pPr>
+            <w:r>
+              <w:rPr>
+                <w:b/>
+                <w:bCs/>
+                <w:color w:val="0B0E15"/>
+                <w:sz w:val="18"/>
+                <w:szCs w:val="18"/>
+              </w:rPr>
+              <w:t xml:space="preserve">필드</w:t>
+            </w:r>
+          </w:p>
+        </w:tc>
+        <w:tc>
+          <w:tcPr>
+            <w:tcW w:type="dxa" w:w="7530"/>
+            <w:tcBorders>
+              <w:top w:val="single" w:color="D9D6E6" w:sz="4"/>
+              <w:left w:val="single" w:color="D9D6E6" w:sz="4"/>
+              <w:bottom w:val="single" w:color="D9D6E6" w:sz="4"/>
+              <w:right w:val="single" w:color="D9D6E6" w:sz="4"/>
+            </w:tcBorders>
+            <w:shd w:fill="F1EFF7" w:color="auto" w:val="clear"/>
+            <w:tcMar>
+              <w:top w:type="dxa" w:w="70"/>
+              <w:left w:type="dxa" w:w="110"/>
+              <w:bottom w:type="dxa" w:w="70"/>
+              <w:right w:type="dxa" w:w="110"/>
+            </w:tcMar>
+            <w:vAlign w:val="top"/>
+          </w:tcPr>
+          <w:p>
+            <w:pPr>
+              <w:spacing w:after="40" w:line="260"/>
+            </w:pPr>
+            <w:r>
+              <w:rPr>
+                <w:b/>
+                <w:bCs/>
+                <w:color w:val="0B0E15"/>
+                <w:sz w:val="18"/>
+                <w:szCs w:val="18"/>
+              </w:rPr>
+              <w:t xml:space="preserve">예시 질문</w:t>
+            </w:r>
+          </w:p>
+        </w:tc>
+      </w:tr>
+      <w:tr>
+        <w:tc>
+          <w:tcPr>
+            <w:tcW w:type="dxa" w:w="2108"/>
+            <w:tcBorders>
+              <w:top w:val="single" w:color="D9D6E6" w:sz="4"/>
+              <w:left w:val="single" w:color="D9D6E6" w:sz="4"/>
+              <w:bottom w:val="single" w:color="D9D6E6" w:sz="4"/>
+              <w:right w:val="single" w:color="D9D6E6" w:sz="4"/>
+            </w:tcBorders>
+            <w:shd w:fill="FBFAFD" w:color="auto" w:val="clear"/>
+            <w:tcMar>
+              <w:top w:type="dxa" w:w="70"/>
+              <w:left w:type="dxa" w:w="110"/>
+              <w:bottom w:type="dxa" w:w="70"/>
+              <w:right w:type="dxa" w:w="110"/>
+            </w:tcMar>
+            <w:vAlign w:val="top"/>
+          </w:tcPr>
+          <w:p>
+            <w:pPr>
+              <w:spacing w:after="40" w:line="260"/>
+            </w:pPr>
+            <w:r>
+              <w:rPr>
+                <w:sz w:val="18"/>
+                <w:szCs w:val="18"/>
+              </w:rPr>
+              <w:t xml:space="preserve">이용 기간</w:t>
+            </w:r>
+          </w:p>
+        </w:tc>
+        <w:tc>
+          <w:tcPr>
+            <w:tcW w:type="dxa" w:w="7530"/>
+            <w:tcBorders>
+              <w:top w:val="single" w:color="D9D6E6" w:sz="4"/>
+              <w:left w:val="single" w:color="D9D6E6" w:sz="4"/>
+              <w:bottom w:val="single" w:color="D9D6E6" w:sz="4"/>
+              <w:right w:val="single" w:color="D9D6E6" w:sz="4"/>
+            </w:tcBorders>
+            <w:tcMar>
+              <w:top w:type="dxa" w:w="70"/>
+              <w:left w:type="dxa" w:w="110"/>
+              <w:bottom w:type="dxa" w:w="70"/>
+              <w:right w:type="dxa" w:w="110"/>
+            </w:tcMar>
+            <w:vAlign w:val="top"/>
+          </w:tcPr>
+          <w:p>
+            <w:pPr>
+              <w:spacing w:after="40" w:line="260"/>
+            </w:pPr>
+            <w:r>
+              <w:rPr>
+                <w:sz w:val="18"/>
+                <w:szCs w:val="18"/>
+              </w:rPr>
+              <w:t xml:space="preserve">구매 후 언제까지 볼 수 있나? 코호트 종료 후 열람은?</w:t>
+            </w:r>
+          </w:p>
+        </w:tc>
+      </w:tr>
+      <w:tr>
+        <w:tc>
+          <w:tcPr>
+            <w:tcW w:type="dxa" w:w="2108"/>
+            <w:tcBorders>
+              <w:top w:val="single" w:color="D9D6E6" w:sz="4"/>
+              <w:left w:val="single" w:color="D9D6E6" w:sz="4"/>
+              <w:bottom w:val="single" w:color="D9D6E6" w:sz="4"/>
+              <w:right w:val="single" w:color="D9D6E6" w:sz="4"/>
+            </w:tcBorders>
+            <w:shd w:fill="FBFAFD" w:color="auto" w:val="clear"/>
+            <w:tcMar>
+              <w:top w:type="dxa" w:w="70"/>
+              <w:left w:type="dxa" w:w="110"/>
+              <w:bottom w:type="dxa" w:w="70"/>
+              <w:right w:type="dxa" w:w="110"/>
+            </w:tcMar>
+            <w:vAlign w:val="top"/>
+          </w:tcPr>
+          <w:p>
+            <w:pPr>
+              <w:spacing w:after="40" w:line="260"/>
+            </w:pPr>
+            <w:r>
+              <w:rPr>
+                <w:sz w:val="18"/>
+                <w:szCs w:val="18"/>
+              </w:rPr>
+              <w:t xml:space="preserve">일정 변경·재수강</w:t>
+            </w:r>
+          </w:p>
+        </w:tc>
+        <w:tc>
+          <w:tcPr>
+            <w:tcW w:type="dxa" w:w="7530"/>
+            <w:tcBorders>
+              <w:top w:val="single" w:color="D9D6E6" w:sz="4"/>
+              <w:left w:val="single" w:color="D9D6E6" w:sz="4"/>
+              <w:bottom w:val="single" w:color="D9D6E6" w:sz="4"/>
+              <w:right w:val="single" w:color="D9D6E6" w:sz="4"/>
+            </w:tcBorders>
+            <w:tcMar>
+              <w:top w:type="dxa" w:w="70"/>
+              <w:left w:type="dxa" w:w="110"/>
+              <w:bottom w:type="dxa" w:w="70"/>
+              <w:right w:type="dxa" w:w="110"/>
+            </w:tcMar>
+            <w:vAlign w:val="top"/>
+          </w:tcPr>
+          <w:p>
+            <w:pPr>
+              <w:spacing w:after="40" w:line="260"/>
+            </w:pPr>
+            <w:r>
+              <w:rPr>
+                <w:sz w:val="18"/>
+                <w:szCs w:val="18"/>
+              </w:rPr>
+              <w:t xml:space="preserve">일정 변경, 다음 기수 이월, 재수강이 가능한가?</w:t>
+            </w:r>
+          </w:p>
+        </w:tc>
+      </w:tr>
+      <w:tr>
+        <w:tc>
+          <w:tcPr>
+            <w:tcW w:type="dxa" w:w="2108"/>
+            <w:tcBorders>
+              <w:top w:val="single" w:color="D9D6E6" w:sz="4"/>
+              <w:left w:val="single" w:color="D9D6E6" w:sz="4"/>
+              <w:bottom w:val="single" w:color="D9D6E6" w:sz="4"/>
+              <w:right w:val="single" w:color="D9D6E6" w:sz="4"/>
+            </w:tcBorders>
+            <w:shd w:fill="FBFAFD" w:color="auto" w:val="clear"/>
+            <w:tcMar>
+              <w:top w:type="dxa" w:w="70"/>
+              <w:left w:type="dxa" w:w="110"/>
+              <w:bottom w:type="dxa" w:w="70"/>
+              <w:right w:type="dxa" w:w="110"/>
+            </w:tcMar>
+            <w:vAlign w:val="top"/>
+          </w:tcPr>
+          <w:p>
+            <w:pPr>
+              <w:spacing w:after="40" w:line="260"/>
+            </w:pPr>
+            <w:r>
+              <w:rPr>
+                <w:sz w:val="18"/>
+                <w:szCs w:val="18"/>
+              </w:rPr>
+              <w:t xml:space="preserve">자료·녹화</w:t>
+            </w:r>
+          </w:p>
+        </w:tc>
+        <w:tc>
+          <w:tcPr>
+            <w:tcW w:type="dxa" w:w="7530"/>
+            <w:tcBorders>
+              <w:top w:val="single" w:color="D9D6E6" w:sz="4"/>
+              <w:left w:val="single" w:color="D9D6E6" w:sz="4"/>
+              <w:bottom w:val="single" w:color="D9D6E6" w:sz="4"/>
+              <w:right w:val="single" w:color="D9D6E6" w:sz="4"/>
+            </w:tcBorders>
+            <w:tcMar>
+              <w:top w:type="dxa" w:w="70"/>
+              <w:left w:type="dxa" w:w="110"/>
+              <w:bottom w:type="dxa" w:w="70"/>
+              <w:right w:type="dxa" w:w="110"/>
+            </w:tcMar>
+            <w:vAlign w:val="top"/>
+          </w:tcPr>
+          <w:p>
+            <w:pPr>
+              <w:spacing w:after="40" w:line="260"/>
+            </w:pPr>
+            <w:r>
+              <w:rPr>
+                <w:sz w:val="18"/>
+                <w:szCs w:val="18"/>
+              </w:rPr>
+              <w:t xml:space="preserve">다운로드, 녹화본 제공 여부와 범위</w:t>
+            </w:r>
+          </w:p>
+        </w:tc>
+      </w:tr>
+      <w:tr>
+        <w:tc>
+          <w:tcPr>
+            <w:tcW w:type="dxa" w:w="2108"/>
+            <w:tcBorders>
+              <w:top w:val="single" w:color="D9D6E6" w:sz="4"/>
+              <w:left w:val="single" w:color="D9D6E6" w:sz="4"/>
+              <w:bottom w:val="single" w:color="D9D6E6" w:sz="4"/>
+              <w:right w:val="single" w:color="D9D6E6" w:sz="4"/>
+            </w:tcBorders>
+            <w:shd w:fill="FBFAFD" w:color="auto" w:val="clear"/>
+            <w:tcMar>
+              <w:top w:type="dxa" w:w="70"/>
+              <w:left w:type="dxa" w:w="110"/>
+              <w:bottom w:type="dxa" w:w="70"/>
+              <w:right w:type="dxa" w:w="110"/>
+            </w:tcMar>
+            <w:vAlign w:val="top"/>
+          </w:tcPr>
+          <w:p>
+            <w:pPr>
+              <w:spacing w:after="40" w:line="260"/>
+            </w:pPr>
+            <w:r>
+              <w:rPr>
+                <w:sz w:val="18"/>
+                <w:szCs w:val="18"/>
+              </w:rPr>
+              <w:t xml:space="preserve">피드백 범위</w:t>
+            </w:r>
+          </w:p>
+        </w:tc>
+        <w:tc>
+          <w:tcPr>
+            <w:tcW w:type="dxa" w:w="7530"/>
+            <w:tcBorders>
+              <w:top w:val="single" w:color="D9D6E6" w:sz="4"/>
+              <w:left w:val="single" w:color="D9D6E6" w:sz="4"/>
+              <w:bottom w:val="single" w:color="D9D6E6" w:sz="4"/>
+              <w:right w:val="single" w:color="D9D6E6" w:sz="4"/>
+            </w:tcBorders>
+            <w:tcMar>
+              <w:top w:type="dxa" w:w="70"/>
+              <w:left w:type="dxa" w:w="110"/>
+              <w:bottom w:type="dxa" w:w="70"/>
+              <w:right w:type="dxa" w:w="110"/>
+            </w:tcMar>
+            <w:vAlign w:val="top"/>
+          </w:tcPr>
+          <w:p>
+            <w:pPr>
+              <w:spacing w:after="40" w:line="260"/>
+            </w:pPr>
+            <w:r>
+              <w:rPr>
+                <w:sz w:val="18"/>
+                <w:szCs w:val="18"/>
+              </w:rPr>
+              <w:t xml:space="preserve">과제 피드백, 1:1 시간의 범위</w:t>
+            </w:r>
+          </w:p>
+        </w:tc>
+      </w:tr>
+      <w:tr>
+        <w:tc>
+          <w:tcPr>
+            <w:tcW w:type="dxa" w:w="2108"/>
+            <w:tcBorders>
+              <w:top w:val="single" w:color="D9D6E6" w:sz="4"/>
+              <w:left w:val="single" w:color="D9D6E6" w:sz="4"/>
+              <w:bottom w:val="single" w:color="D9D6E6" w:sz="4"/>
+              <w:right w:val="single" w:color="D9D6E6" w:sz="4"/>
+            </w:tcBorders>
+            <w:shd w:fill="FBFAFD" w:color="auto" w:val="clear"/>
+            <w:tcMar>
+              <w:top w:type="dxa" w:w="70"/>
+              <w:left w:type="dxa" w:w="110"/>
+              <w:bottom w:type="dxa" w:w="70"/>
+              <w:right w:type="dxa" w:w="110"/>
+            </w:tcMar>
+            <w:vAlign w:val="top"/>
+          </w:tcPr>
+          <w:p>
+            <w:pPr>
+              <w:spacing w:after="40" w:line="260"/>
+            </w:pPr>
+            <w:r>
+              <w:rPr>
+                <w:sz w:val="18"/>
+                <w:szCs w:val="18"/>
+              </w:rPr>
+              <w:t xml:space="preserve">환불</w:t>
+            </w:r>
+          </w:p>
+        </w:tc>
+        <w:tc>
+          <w:tcPr>
+            <w:tcW w:type="dxa" w:w="7530"/>
+            <w:tcBorders>
+              <w:top w:val="single" w:color="D9D6E6" w:sz="4"/>
+              <w:left w:val="single" w:color="D9D6E6" w:sz="4"/>
+              <w:bottom w:val="single" w:color="D9D6E6" w:sz="4"/>
+              <w:right w:val="single" w:color="D9D6E6" w:sz="4"/>
+            </w:tcBorders>
+            <w:tcMar>
+              <w:top w:type="dxa" w:w="70"/>
+              <w:left w:type="dxa" w:w="110"/>
+              <w:bottom w:type="dxa" w:w="70"/>
+              <w:right w:type="dxa" w:w="110"/>
+            </w:tcMar>
+            <w:vAlign w:val="top"/>
+          </w:tcPr>
+          <w:p>
+            <w:pPr>
+              <w:spacing w:after="40" w:line="260"/>
+            </w:pPr>
+            <w:r>
+              <w:rPr>
+                <w:sz w:val="18"/>
+                <w:szCs w:val="18"/>
+              </w:rPr>
+              <w:t xml:space="preserve">언제까지, 얼마나, 이미 받은 자료는 어떻게</w:t>
+            </w:r>
+          </w:p>
+        </w:tc>
+      </w:tr>
+      <w:tr>
+        <w:tc>
+          <w:tcPr>
+            <w:tcW w:type="dxa" w:w="2108"/>
+            <w:tcBorders>
+              <w:top w:val="single" w:color="D9D6E6" w:sz="4"/>
+              <w:left w:val="single" w:color="D9D6E6" w:sz="4"/>
+              <w:bottom w:val="single" w:color="D9D6E6" w:sz="4"/>
+              <w:right w:val="single" w:color="D9D6E6" w:sz="4"/>
+            </w:tcBorders>
+            <w:shd w:fill="FBFAFD" w:color="auto" w:val="clear"/>
+            <w:tcMar>
+              <w:top w:type="dxa" w:w="70"/>
+              <w:left w:type="dxa" w:w="110"/>
+              <w:bottom w:type="dxa" w:w="70"/>
+              <w:right w:type="dxa" w:w="110"/>
+            </w:tcMar>
+            <w:vAlign w:val="top"/>
+          </w:tcPr>
+          <w:p>
+            <w:pPr>
+              <w:spacing w:after="40" w:line="260"/>
+            </w:pPr>
+            <w:r>
+              <w:rPr>
+                <w:sz w:val="18"/>
+                <w:szCs w:val="18"/>
+              </w:rPr>
+              <w:t xml:space="preserve">수행·계약·지원 주체</w:t>
+            </w:r>
+          </w:p>
+        </w:tc>
+        <w:tc>
+          <w:tcPr>
+            <w:tcW w:type="dxa" w:w="7530"/>
+            <w:tcBorders>
+              <w:top w:val="single" w:color="D9D6E6" w:sz="4"/>
+              <w:left w:val="single" w:color="D9D6E6" w:sz="4"/>
+              <w:bottom w:val="single" w:color="D9D6E6" w:sz="4"/>
+              <w:right w:val="single" w:color="D9D6E6" w:sz="4"/>
+            </w:tcBorders>
+            <w:tcMar>
+              <w:top w:type="dxa" w:w="70"/>
+              <w:left w:type="dxa" w:w="110"/>
+              <w:bottom w:type="dxa" w:w="70"/>
+              <w:right w:type="dxa" w:w="110"/>
+            </w:tcMar>
+            <w:vAlign w:val="top"/>
+          </w:tcPr>
+          <w:p>
+            <w:pPr>
+              <w:spacing w:after="40" w:line="260"/>
+            </w:pPr>
+            <w:r>
+              <w:rPr>
+                <w:sz w:val="18"/>
+                <w:szCs w:val="18"/>
+              </w:rPr>
+              <w:t xml:space="preserve">Aurora / Asia Lab / 호스트 중 누가 제공·계약·결제·고객지원을 맡는가 (Aurora와 Asia Lab을 같은 사업명으로 합치지 않음)</w:t>
             </w:r>
           </w:p>
         </w:tc>
@@ -10061,6 +10677,888 @@
     </w:p>
     <w:p>
       <w:pPr>
+        <w:pStyle w:val="Heading2"/>
+      </w:pPr>
+      <w:r>
+        <w:t xml:space="preserve">4.3 자격은 겹칠 수 있지만, 자동으로 생기지 않는다</w:t>
+      </w:r>
+    </w:p>
+    <w:tbl>
+      <w:tblPr>
+        <w:tblW w:type="dxa" w:w="9638"/>
+        <w:tblBorders>
+          <w:top w:val="single" w:color="auto" w:sz="4"/>
+          <w:left w:val="single" w:color="auto" w:sz="4"/>
+          <w:bottom w:val="single" w:color="auto" w:sz="4"/>
+          <w:right w:val="single" w:color="auto" w:sz="4"/>
+          <w:insideH w:val="single" w:color="auto" w:sz="4"/>
+          <w:insideV w:val="single" w:color="auto" w:sz="4"/>
+        </w:tblBorders>
+      </w:tblPr>
+      <w:tblGrid>
+        <w:gridCol w:w="2108"/>
+        <w:gridCol w:w="3614"/>
+        <w:gridCol w:w="3916"/>
+      </w:tblGrid>
+      <w:tr>
+        <w:trPr>
+          <w:tblHeader/>
+        </w:trPr>
+        <w:tc>
+          <w:tcPr>
+            <w:tcW w:type="dxa" w:w="2108"/>
+            <w:tcBorders>
+              <w:top w:val="single" w:color="D9D6E6" w:sz="4"/>
+              <w:left w:val="single" w:color="D9D6E6" w:sz="4"/>
+              <w:bottom w:val="single" w:color="D9D6E6" w:sz="4"/>
+              <w:right w:val="single" w:color="D9D6E6" w:sz="4"/>
+            </w:tcBorders>
+            <w:shd w:fill="F1EFF7" w:color="auto" w:val="clear"/>
+            <w:tcMar>
+              <w:top w:type="dxa" w:w="70"/>
+              <w:left w:type="dxa" w:w="110"/>
+              <w:bottom w:type="dxa" w:w="70"/>
+              <w:right w:type="dxa" w:w="110"/>
+            </w:tcMar>
+            <w:vAlign w:val="top"/>
+          </w:tcPr>
+          <w:p>
+            <w:pPr>
+              <w:spacing w:after="40" w:line="260"/>
+            </w:pPr>
+            <w:r>
+              <w:rPr>
+                <w:b/>
+                <w:bCs/>
+                <w:color w:val="0B0E15"/>
+                <w:sz w:val="18"/>
+                <w:szCs w:val="18"/>
+              </w:rPr>
+              <w:t xml:space="preserve">대상</w:t>
+            </w:r>
+          </w:p>
+        </w:tc>
+        <w:tc>
+          <w:tcPr>
+            <w:tcW w:type="dxa" w:w="3614"/>
+            <w:tcBorders>
+              <w:top w:val="single" w:color="D9D6E6" w:sz="4"/>
+              <w:left w:val="single" w:color="D9D6E6" w:sz="4"/>
+              <w:bottom w:val="single" w:color="D9D6E6" w:sz="4"/>
+              <w:right w:val="single" w:color="D9D6E6" w:sz="4"/>
+            </w:tcBorders>
+            <w:shd w:fill="F1EFF7" w:color="auto" w:val="clear"/>
+            <w:tcMar>
+              <w:top w:type="dxa" w:w="70"/>
+              <w:left w:type="dxa" w:w="110"/>
+              <w:bottom w:type="dxa" w:w="70"/>
+              <w:right w:type="dxa" w:w="110"/>
+            </w:tcMar>
+            <w:vAlign w:val="top"/>
+          </w:tcPr>
+          <w:p>
+            <w:pPr>
+              <w:spacing w:after="40" w:line="260"/>
+            </w:pPr>
+            <w:r>
+              <w:rPr>
+                <w:b/>
+                <w:bCs/>
+                <w:color w:val="0B0E15"/>
+                <w:sz w:val="18"/>
+                <w:szCs w:val="18"/>
+              </w:rPr>
+              <w:t xml:space="preserve">볼 수 있는 범위</w:t>
+            </w:r>
+          </w:p>
+        </w:tc>
+        <w:tc>
+          <w:tcPr>
+            <w:tcW w:type="dxa" w:w="3916"/>
+            <w:tcBorders>
+              <w:top w:val="single" w:color="D9D6E6" w:sz="4"/>
+              <w:left w:val="single" w:color="D9D6E6" w:sz="4"/>
+              <w:bottom w:val="single" w:color="D9D6E6" w:sz="4"/>
+              <w:right w:val="single" w:color="D9D6E6" w:sz="4"/>
+            </w:tcBorders>
+            <w:shd w:fill="F1EFF7" w:color="auto" w:val="clear"/>
+            <w:tcMar>
+              <w:top w:type="dxa" w:w="70"/>
+              <w:left w:type="dxa" w:w="110"/>
+              <w:bottom w:type="dxa" w:w="70"/>
+              <w:right w:type="dxa" w:w="110"/>
+            </w:tcMar>
+            <w:vAlign w:val="top"/>
+          </w:tcPr>
+          <w:p>
+            <w:pPr>
+              <w:spacing w:after="40" w:line="260"/>
+            </w:pPr>
+            <w:r>
+              <w:rPr>
+                <w:b/>
+                <w:bCs/>
+                <w:color w:val="0B0E15"/>
+                <w:sz w:val="18"/>
+                <w:szCs w:val="18"/>
+              </w:rPr>
+              <w:t xml:space="preserve">자동으로 얻지 않는 것</w:t>
+            </w:r>
+          </w:p>
+        </w:tc>
+      </w:tr>
+      <w:tr>
+        <w:tc>
+          <w:tcPr>
+            <w:tcW w:type="dxa" w:w="2108"/>
+            <w:tcBorders>
+              <w:top w:val="single" w:color="D9D6E6" w:sz="4"/>
+              <w:left w:val="single" w:color="D9D6E6" w:sz="4"/>
+              <w:bottom w:val="single" w:color="D9D6E6" w:sz="4"/>
+              <w:right w:val="single" w:color="D9D6E6" w:sz="4"/>
+            </w:tcBorders>
+            <w:shd w:fill="FBFAFD" w:color="auto" w:val="clear"/>
+            <w:tcMar>
+              <w:top w:type="dxa" w:w="70"/>
+              <w:left w:type="dxa" w:w="110"/>
+              <w:bottom w:type="dxa" w:w="70"/>
+              <w:right w:type="dxa" w:w="110"/>
+            </w:tcMar>
+            <w:vAlign w:val="top"/>
+          </w:tcPr>
+          <w:p>
+            <w:pPr>
+              <w:spacing w:after="40" w:line="260"/>
+            </w:pPr>
+            <w:r>
+              <w:rPr>
+                <w:sz w:val="18"/>
+                <w:szCs w:val="18"/>
+              </w:rPr>
+              <w:t xml:space="preserve">무료 Lounge 회원</w:t>
+            </w:r>
+          </w:p>
+        </w:tc>
+        <w:tc>
+          <w:tcPr>
+            <w:tcW w:type="dxa" w:w="3614"/>
+            <w:tcBorders>
+              <w:top w:val="single" w:color="D9D6E6" w:sz="4"/>
+              <w:left w:val="single" w:color="D9D6E6" w:sz="4"/>
+              <w:bottom w:val="single" w:color="D9D6E6" w:sz="4"/>
+              <w:right w:val="single" w:color="D9D6E6" w:sz="4"/>
+            </w:tcBorders>
+            <w:tcMar>
+              <w:top w:type="dxa" w:w="70"/>
+              <w:left w:type="dxa" w:w="110"/>
+              <w:bottom w:type="dxa" w:w="70"/>
+              <w:right w:type="dxa" w:w="110"/>
+            </w:tcMar>
+            <w:vAlign w:val="top"/>
+          </w:tcPr>
+          <w:p>
+            <w:pPr>
+              <w:spacing w:after="40" w:line="260"/>
+            </w:pPr>
+            <w:r>
+              <w:rPr>
+                <w:sz w:val="18"/>
+                <w:szCs w:val="18"/>
+              </w:rPr>
+              <w:t xml:space="preserve">공개 콘텐츠와 Lounge</w:t>
+            </w:r>
+          </w:p>
+        </w:tc>
+        <w:tc>
+          <w:tcPr>
+            <w:tcW w:type="dxa" w:w="3916"/>
+            <w:tcBorders>
+              <w:top w:val="single" w:color="D9D6E6" w:sz="4"/>
+              <w:left w:val="single" w:color="D9D6E6" w:sz="4"/>
+              <w:bottom w:val="single" w:color="D9D6E6" w:sz="4"/>
+              <w:right w:val="single" w:color="D9D6E6" w:sz="4"/>
+            </w:tcBorders>
+            <w:tcMar>
+              <w:top w:type="dxa" w:w="70"/>
+              <w:left w:type="dxa" w:w="110"/>
+              <w:bottom w:type="dxa" w:w="70"/>
+              <w:right w:type="dxa" w:w="110"/>
+            </w:tcMar>
+            <w:vAlign w:val="top"/>
+          </w:tcPr>
+          <w:p>
+            <w:pPr>
+              <w:spacing w:after="40" w:line="260"/>
+            </w:pPr>
+            <w:r>
+              <w:rPr>
+                <w:sz w:val="18"/>
+                <w:szCs w:val="18"/>
+              </w:rPr>
+              <w:t xml:space="preserve">다른 강좌 · 기자 Desk · 큐레이터 자격</w:t>
+            </w:r>
+          </w:p>
+        </w:tc>
+      </w:tr>
+      <w:tr>
+        <w:tc>
+          <w:tcPr>
+            <w:tcW w:type="dxa" w:w="2108"/>
+            <w:tcBorders>
+              <w:top w:val="single" w:color="D9D6E6" w:sz="4"/>
+              <w:left w:val="single" w:color="D9D6E6" w:sz="4"/>
+              <w:bottom w:val="single" w:color="D9D6E6" w:sz="4"/>
+              <w:right w:val="single" w:color="D9D6E6" w:sz="4"/>
+            </w:tcBorders>
+            <w:shd w:fill="FBFAFD" w:color="auto" w:val="clear"/>
+            <w:tcMar>
+              <w:top w:type="dxa" w:w="70"/>
+              <w:left w:type="dxa" w:w="110"/>
+              <w:bottom w:type="dxa" w:w="70"/>
+              <w:right w:type="dxa" w:w="110"/>
+            </w:tcMar>
+            <w:vAlign w:val="top"/>
+          </w:tcPr>
+          <w:p>
+            <w:pPr>
+              <w:spacing w:after="40" w:line="260"/>
+            </w:pPr>
+            <w:r>
+              <w:rPr>
+                <w:sz w:val="18"/>
+                <w:szCs w:val="18"/>
+              </w:rPr>
+              <w:t xml:space="preserve">강좌 A 구매자</w:t>
+            </w:r>
+          </w:p>
+        </w:tc>
+        <w:tc>
+          <w:tcPr>
+            <w:tcW w:type="dxa" w:w="3614"/>
+            <w:tcBorders>
+              <w:top w:val="single" w:color="D9D6E6" w:sz="4"/>
+              <w:left w:val="single" w:color="D9D6E6" w:sz="4"/>
+              <w:bottom w:val="single" w:color="D9D6E6" w:sz="4"/>
+              <w:right w:val="single" w:color="D9D6E6" w:sz="4"/>
+            </w:tcBorders>
+            <w:tcMar>
+              <w:top w:type="dxa" w:w="70"/>
+              <w:left w:type="dxa" w:w="110"/>
+              <w:bottom w:type="dxa" w:w="70"/>
+              <w:right w:type="dxa" w:w="110"/>
+            </w:tcMar>
+            <w:vAlign w:val="top"/>
+          </w:tcPr>
+          <w:p>
+            <w:pPr>
+              <w:spacing w:after="40" w:line="260"/>
+            </w:pPr>
+            <w:r>
+              <w:rPr>
+                <w:sz w:val="18"/>
+                <w:szCs w:val="18"/>
+              </w:rPr>
+              <w:t xml:space="preserve">강좌 A와 제공 자료</w:t>
+            </w:r>
+          </w:p>
+        </w:tc>
+        <w:tc>
+          <w:tcPr>
+            <w:tcW w:type="dxa" w:w="3916"/>
+            <w:tcBorders>
+              <w:top w:val="single" w:color="D9D6E6" w:sz="4"/>
+              <w:left w:val="single" w:color="D9D6E6" w:sz="4"/>
+              <w:bottom w:val="single" w:color="D9D6E6" w:sz="4"/>
+              <w:right w:val="single" w:color="D9D6E6" w:sz="4"/>
+            </w:tcBorders>
+            <w:tcMar>
+              <w:top w:type="dxa" w:w="70"/>
+              <w:left w:type="dxa" w:w="110"/>
+              <w:bottom w:type="dxa" w:w="70"/>
+              <w:right w:type="dxa" w:w="110"/>
+            </w:tcMar>
+            <w:vAlign w:val="top"/>
+          </w:tcPr>
+          <w:p>
+            <w:pPr>
+              <w:spacing w:after="40" w:line="260"/>
+            </w:pPr>
+            <w:r>
+              <w:rPr>
+                <w:sz w:val="18"/>
+                <w:szCs w:val="18"/>
+              </w:rPr>
+              <w:t xml:space="preserve">강좌 B · 별도 코호트 · 모든 커뮤니티</w:t>
+            </w:r>
+          </w:p>
+        </w:tc>
+      </w:tr>
+      <w:tr>
+        <w:tc>
+          <w:tcPr>
+            <w:tcW w:type="dxa" w:w="2108"/>
+            <w:tcBorders>
+              <w:top w:val="single" w:color="D9D6E6" w:sz="4"/>
+              <w:left w:val="single" w:color="D9D6E6" w:sz="4"/>
+              <w:bottom w:val="single" w:color="D9D6E6" w:sz="4"/>
+              <w:right w:val="single" w:color="D9D6E6" w:sz="4"/>
+            </w:tcBorders>
+            <w:shd w:fill="FBFAFD" w:color="auto" w:val="clear"/>
+            <w:tcMar>
+              <w:top w:type="dxa" w:w="70"/>
+              <w:left w:type="dxa" w:w="110"/>
+              <w:bottom w:type="dxa" w:w="70"/>
+              <w:right w:type="dxa" w:w="110"/>
+            </w:tcMar>
+            <w:vAlign w:val="top"/>
+          </w:tcPr>
+          <w:p>
+            <w:pPr>
+              <w:spacing w:after="40" w:line="260"/>
+            </w:pPr>
+            <w:r>
+              <w:rPr>
+                <w:sz w:val="18"/>
+                <w:szCs w:val="18"/>
+              </w:rPr>
+              <w:t xml:space="preserve">코호트 참가자</w:t>
+            </w:r>
+          </w:p>
+        </w:tc>
+        <w:tc>
+          <w:tcPr>
+            <w:tcW w:type="dxa" w:w="3614"/>
+            <w:tcBorders>
+              <w:top w:val="single" w:color="D9D6E6" w:sz="4"/>
+              <w:left w:val="single" w:color="D9D6E6" w:sz="4"/>
+              <w:bottom w:val="single" w:color="D9D6E6" w:sz="4"/>
+              <w:right w:val="single" w:color="D9D6E6" w:sz="4"/>
+            </w:tcBorders>
+            <w:tcMar>
+              <w:top w:type="dxa" w:w="70"/>
+              <w:left w:type="dxa" w:w="110"/>
+              <w:bottom w:type="dxa" w:w="70"/>
+              <w:right w:type="dxa" w:w="110"/>
+            </w:tcMar>
+            <w:vAlign w:val="top"/>
+          </w:tcPr>
+          <w:p>
+            <w:pPr>
+              <w:spacing w:after="40" w:line="260"/>
+            </w:pPr>
+            <w:r>
+              <w:rPr>
+                <w:sz w:val="18"/>
+                <w:szCs w:val="18"/>
+              </w:rPr>
+              <w:t xml:space="preserve">배정된 기수와 공개된 수업</w:t>
+            </w:r>
+          </w:p>
+        </w:tc>
+        <w:tc>
+          <w:tcPr>
+            <w:tcW w:type="dxa" w:w="3916"/>
+            <w:tcBorders>
+              <w:top w:val="single" w:color="D9D6E6" w:sz="4"/>
+              <w:left w:val="single" w:color="D9D6E6" w:sz="4"/>
+              <w:bottom w:val="single" w:color="D9D6E6" w:sz="4"/>
+              <w:right w:val="single" w:color="D9D6E6" w:sz="4"/>
+            </w:tcBorders>
+            <w:tcMar>
+              <w:top w:type="dxa" w:w="70"/>
+              <w:left w:type="dxa" w:w="110"/>
+              <w:bottom w:type="dxa" w:w="70"/>
+              <w:right w:type="dxa" w:w="110"/>
+            </w:tcMar>
+            <w:vAlign w:val="top"/>
+          </w:tcPr>
+          <w:p>
+            <w:pPr>
+              <w:spacing w:after="40" w:line="260"/>
+            </w:pPr>
+            <w:r>
+              <w:rPr>
+                <w:sz w:val="18"/>
+                <w:szCs w:val="18"/>
+              </w:rPr>
+              <w:t xml:space="preserve">다른 기수 · 미공개 수업</w:t>
+            </w:r>
+          </w:p>
+        </w:tc>
+      </w:tr>
+      <w:tr>
+        <w:tc>
+          <w:tcPr>
+            <w:tcW w:type="dxa" w:w="2108"/>
+            <w:tcBorders>
+              <w:top w:val="single" w:color="D9D6E6" w:sz="4"/>
+              <w:left w:val="single" w:color="D9D6E6" w:sz="4"/>
+              <w:bottom w:val="single" w:color="D9D6E6" w:sz="4"/>
+              <w:right w:val="single" w:color="D9D6E6" w:sz="4"/>
+            </w:tcBorders>
+            <w:shd w:fill="FBFAFD" w:color="auto" w:val="clear"/>
+            <w:tcMar>
+              <w:top w:type="dxa" w:w="70"/>
+              <w:left w:type="dxa" w:w="110"/>
+              <w:bottom w:type="dxa" w:w="70"/>
+              <w:right w:type="dxa" w:w="110"/>
+            </w:tcMar>
+            <w:vAlign w:val="top"/>
+          </w:tcPr>
+          <w:p>
+            <w:pPr>
+              <w:spacing w:after="40" w:line="260"/>
+            </w:pPr>
+            <w:r>
+              <w:rPr>
+                <w:sz w:val="18"/>
+                <w:szCs w:val="18"/>
+              </w:rPr>
+              <w:t xml:space="preserve">워크숍 참가자</w:t>
+            </w:r>
+          </w:p>
+        </w:tc>
+        <w:tc>
+          <w:tcPr>
+            <w:tcW w:type="dxa" w:w="3614"/>
+            <w:tcBorders>
+              <w:top w:val="single" w:color="D9D6E6" w:sz="4"/>
+              <w:left w:val="single" w:color="D9D6E6" w:sz="4"/>
+              <w:bottom w:val="single" w:color="D9D6E6" w:sz="4"/>
+              <w:right w:val="single" w:color="D9D6E6" w:sz="4"/>
+            </w:tcBorders>
+            <w:tcMar>
+              <w:top w:type="dxa" w:w="70"/>
+              <w:left w:type="dxa" w:w="110"/>
+              <w:bottom w:type="dxa" w:w="70"/>
+              <w:right w:type="dxa" w:w="110"/>
+            </w:tcMar>
+            <w:vAlign w:val="top"/>
+          </w:tcPr>
+          <w:p>
+            <w:pPr>
+              <w:spacing w:after="40" w:line="260"/>
+            </w:pPr>
+            <w:r>
+              <w:rPr>
+                <w:sz w:val="18"/>
+                <w:szCs w:val="18"/>
+              </w:rPr>
+              <w:t xml:space="preserve">구매한 회차</w:t>
+            </w:r>
+          </w:p>
+        </w:tc>
+        <w:tc>
+          <w:tcPr>
+            <w:tcW w:type="dxa" w:w="3916"/>
+            <w:tcBorders>
+              <w:top w:val="single" w:color="D9D6E6" w:sz="4"/>
+              <w:left w:val="single" w:color="D9D6E6" w:sz="4"/>
+              <w:bottom w:val="single" w:color="D9D6E6" w:sz="4"/>
+              <w:right w:val="single" w:color="D9D6E6" w:sz="4"/>
+            </w:tcBorders>
+            <w:tcMar>
+              <w:top w:type="dxa" w:w="70"/>
+              <w:left w:type="dxa" w:w="110"/>
+              <w:bottom w:type="dxa" w:w="70"/>
+              <w:right w:type="dxa" w:w="110"/>
+            </w:tcMar>
+            <w:vAlign w:val="top"/>
+          </w:tcPr>
+          <w:p>
+            <w:pPr>
+              <w:spacing w:after="40" w:line="260"/>
+            </w:pPr>
+            <w:r>
+              <w:rPr>
+                <w:sz w:val="18"/>
+                <w:szCs w:val="18"/>
+              </w:rPr>
+              <w:t xml:space="preserve">다른 행사 · 무기한 자료 이용</w:t>
+            </w:r>
+          </w:p>
+        </w:tc>
+      </w:tr>
+      <w:tr>
+        <w:tc>
+          <w:tcPr>
+            <w:tcW w:type="dxa" w:w="2108"/>
+            <w:tcBorders>
+              <w:top w:val="single" w:color="D9D6E6" w:sz="4"/>
+              <w:left w:val="single" w:color="D9D6E6" w:sz="4"/>
+              <w:bottom w:val="single" w:color="D9D6E6" w:sz="4"/>
+              <w:right w:val="single" w:color="D9D6E6" w:sz="4"/>
+            </w:tcBorders>
+            <w:shd w:fill="FBFAFD" w:color="auto" w:val="clear"/>
+            <w:tcMar>
+              <w:top w:type="dxa" w:w="70"/>
+              <w:left w:type="dxa" w:w="110"/>
+              <w:bottom w:type="dxa" w:w="70"/>
+              <w:right w:type="dxa" w:w="110"/>
+            </w:tcMar>
+            <w:vAlign w:val="top"/>
+          </w:tcPr>
+          <w:p>
+            <w:pPr>
+              <w:spacing w:after="40" w:line="260"/>
+            </w:pPr>
+            <w:r>
+              <w:rPr>
+                <w:sz w:val="18"/>
+                <w:szCs w:val="18"/>
+              </w:rPr>
+              <w:t xml:space="preserve">디지털 구매자</w:t>
+            </w:r>
+          </w:p>
+        </w:tc>
+        <w:tc>
+          <w:tcPr>
+            <w:tcW w:type="dxa" w:w="3614"/>
+            <w:tcBorders>
+              <w:top w:val="single" w:color="D9D6E6" w:sz="4"/>
+              <w:left w:val="single" w:color="D9D6E6" w:sz="4"/>
+              <w:bottom w:val="single" w:color="D9D6E6" w:sz="4"/>
+              <w:right w:val="single" w:color="D9D6E6" w:sz="4"/>
+            </w:tcBorders>
+            <w:tcMar>
+              <w:top w:type="dxa" w:w="70"/>
+              <w:left w:type="dxa" w:w="110"/>
+              <w:bottom w:type="dxa" w:w="70"/>
+              <w:right w:type="dxa" w:w="110"/>
+            </w:tcMar>
+            <w:vAlign w:val="top"/>
+          </w:tcPr>
+          <w:p>
+            <w:pPr>
+              <w:spacing w:after="40" w:line="260"/>
+            </w:pPr>
+            <w:r>
+              <w:rPr>
+                <w:sz w:val="18"/>
+                <w:szCs w:val="18"/>
+              </w:rPr>
+              <w:t xml:space="preserve">구입한 자료</w:t>
+            </w:r>
+          </w:p>
+        </w:tc>
+        <w:tc>
+          <w:tcPr>
+            <w:tcW w:type="dxa" w:w="3916"/>
+            <w:tcBorders>
+              <w:top w:val="single" w:color="D9D6E6" w:sz="4"/>
+              <w:left w:val="single" w:color="D9D6E6" w:sz="4"/>
+              <w:bottom w:val="single" w:color="D9D6E6" w:sz="4"/>
+              <w:right w:val="single" w:color="D9D6E6" w:sz="4"/>
+            </w:tcBorders>
+            <w:tcMar>
+              <w:top w:type="dxa" w:w="70"/>
+              <w:left w:type="dxa" w:w="110"/>
+              <w:bottom w:type="dxa" w:w="70"/>
+              <w:right w:type="dxa" w:w="110"/>
+            </w:tcMar>
+            <w:vAlign w:val="top"/>
+          </w:tcPr>
+          <w:p>
+            <w:pPr>
+              <w:spacing w:after="40" w:line="260"/>
+            </w:pPr>
+            <w:r>
+              <w:rPr>
+                <w:sz w:val="18"/>
+                <w:szCs w:val="18"/>
+              </w:rPr>
+              <w:t xml:space="preserve">전체 라이브러리 · 재배포 권리</w:t>
+            </w:r>
+          </w:p>
+        </w:tc>
+      </w:tr>
+      <w:tr>
+        <w:tc>
+          <w:tcPr>
+            <w:tcW w:type="dxa" w:w="2108"/>
+            <w:tcBorders>
+              <w:top w:val="single" w:color="D9D6E6" w:sz="4"/>
+              <w:left w:val="single" w:color="D9D6E6" w:sz="4"/>
+              <w:bottom w:val="single" w:color="D9D6E6" w:sz="4"/>
+              <w:right w:val="single" w:color="D9D6E6" w:sz="4"/>
+            </w:tcBorders>
+            <w:shd w:fill="FBFAFD" w:color="auto" w:val="clear"/>
+            <w:tcMar>
+              <w:top w:type="dxa" w:w="70"/>
+              <w:left w:type="dxa" w:w="110"/>
+              <w:bottom w:type="dxa" w:w="70"/>
+              <w:right w:type="dxa" w:w="110"/>
+            </w:tcMar>
+            <w:vAlign w:val="top"/>
+          </w:tcPr>
+          <w:p>
+            <w:pPr>
+              <w:spacing w:after="40" w:line="260"/>
+            </w:pPr>
+            <w:r>
+              <w:rPr>
+                <w:sz w:val="18"/>
+                <w:szCs w:val="18"/>
+              </w:rPr>
+              <w:t xml:space="preserve">Experience 고객</w:t>
+            </w:r>
+          </w:p>
+        </w:tc>
+        <w:tc>
+          <w:tcPr>
+            <w:tcW w:type="dxa" w:w="3614"/>
+            <w:tcBorders>
+              <w:top w:val="single" w:color="D9D6E6" w:sz="4"/>
+              <w:left w:val="single" w:color="D9D6E6" w:sz="4"/>
+              <w:bottom w:val="single" w:color="D9D6E6" w:sz="4"/>
+              <w:right w:val="single" w:color="D9D6E6" w:sz="4"/>
+            </w:tcBorders>
+            <w:tcMar>
+              <w:top w:type="dxa" w:w="70"/>
+              <w:left w:type="dxa" w:w="110"/>
+              <w:bottom w:type="dxa" w:w="70"/>
+              <w:right w:type="dxa" w:w="110"/>
+            </w:tcMar>
+            <w:vAlign w:val="top"/>
+          </w:tcPr>
+          <w:p>
+            <w:pPr>
+              <w:spacing w:after="40" w:line="260"/>
+            </w:pPr>
+            <w:r>
+              <w:rPr>
+                <w:sz w:val="18"/>
+                <w:szCs w:val="18"/>
+              </w:rPr>
+              <w:t xml:space="preserve">주문과 이메일 안내</w:t>
+            </w:r>
+          </w:p>
+        </w:tc>
+        <w:tc>
+          <w:tcPr>
+            <w:tcW w:type="dxa" w:w="3916"/>
+            <w:tcBorders>
+              <w:top w:val="single" w:color="D9D6E6" w:sz="4"/>
+              <w:left w:val="single" w:color="D9D6E6" w:sz="4"/>
+              <w:bottom w:val="single" w:color="D9D6E6" w:sz="4"/>
+              <w:right w:val="single" w:color="D9D6E6" w:sz="4"/>
+            </w:tcBorders>
+            <w:tcMar>
+              <w:top w:type="dxa" w:w="70"/>
+              <w:left w:type="dxa" w:w="110"/>
+              <w:bottom w:type="dxa" w:w="70"/>
+              <w:right w:type="dxa" w:w="110"/>
+            </w:tcMar>
+            <w:vAlign w:val="top"/>
+          </w:tcPr>
+          <w:p>
+            <w:pPr>
+              <w:spacing w:after="40" w:line="260"/>
+            </w:pPr>
+            <w:r>
+              <w:rPr>
+                <w:sz w:val="18"/>
+                <w:szCs w:val="18"/>
+              </w:rPr>
+              <w:t xml:space="preserve">Tevello 전체 강좌 · 성과 보장</w:t>
+            </w:r>
+          </w:p>
+        </w:tc>
+      </w:tr>
+      <w:tr>
+        <w:tc>
+          <w:tcPr>
+            <w:tcW w:type="dxa" w:w="2108"/>
+            <w:tcBorders>
+              <w:top w:val="single" w:color="D9D6E6" w:sz="4"/>
+              <w:left w:val="single" w:color="D9D6E6" w:sz="4"/>
+              <w:bottom w:val="single" w:color="D9D6E6" w:sz="4"/>
+              <w:right w:val="single" w:color="D9D6E6" w:sz="4"/>
+            </w:tcBorders>
+            <w:shd w:fill="FBFAFD" w:color="auto" w:val="clear"/>
+            <w:tcMar>
+              <w:top w:type="dxa" w:w="70"/>
+              <w:left w:type="dxa" w:w="110"/>
+              <w:bottom w:type="dxa" w:w="70"/>
+              <w:right w:type="dxa" w:w="110"/>
+            </w:tcMar>
+            <w:vAlign w:val="top"/>
+          </w:tcPr>
+          <w:p>
+            <w:pPr>
+              <w:spacing w:after="40" w:line="260"/>
+            </w:pPr>
+            <w:r>
+              <w:rPr>
+                <w:sz w:val="18"/>
+                <w:szCs w:val="18"/>
+              </w:rPr>
+              <w:t xml:space="preserve">명예기자</w:t>
+            </w:r>
+          </w:p>
+        </w:tc>
+        <w:tc>
+          <w:tcPr>
+            <w:tcW w:type="dxa" w:w="3614"/>
+            <w:tcBorders>
+              <w:top w:val="single" w:color="D9D6E6" w:sz="4"/>
+              <w:left w:val="single" w:color="D9D6E6" w:sz="4"/>
+              <w:bottom w:val="single" w:color="D9D6E6" w:sz="4"/>
+              <w:right w:val="single" w:color="D9D6E6" w:sz="4"/>
+            </w:tcBorders>
+            <w:tcMar>
+              <w:top w:type="dxa" w:w="70"/>
+              <w:left w:type="dxa" w:w="110"/>
+              <w:bottom w:type="dxa" w:w="70"/>
+              <w:right w:type="dxa" w:w="110"/>
+            </w:tcMar>
+            <w:vAlign w:val="top"/>
+          </w:tcPr>
+          <w:p>
+            <w:pPr>
+              <w:spacing w:after="40" w:line="260"/>
+            </w:pPr>
+            <w:r>
+              <w:rPr>
+                <w:sz w:val="18"/>
+                <w:szCs w:val="18"/>
+              </w:rPr>
+              <w:t xml:space="preserve">허용된 기자 작업 공간</w:t>
+            </w:r>
+          </w:p>
+        </w:tc>
+        <w:tc>
+          <w:tcPr>
+            <w:tcW w:type="dxa" w:w="3916"/>
+            <w:tcBorders>
+              <w:top w:val="single" w:color="D9D6E6" w:sz="4"/>
+              <w:left w:val="single" w:color="D9D6E6" w:sz="4"/>
+              <w:bottom w:val="single" w:color="D9D6E6" w:sz="4"/>
+              <w:right w:val="single" w:color="D9D6E6" w:sz="4"/>
+            </w:tcBorders>
+            <w:tcMar>
+              <w:top w:type="dxa" w:w="70"/>
+              <w:left w:type="dxa" w:w="110"/>
+              <w:bottom w:type="dxa" w:w="70"/>
+              <w:right w:type="dxa" w:w="110"/>
+            </w:tcMar>
+            <w:vAlign w:val="top"/>
+          </w:tcPr>
+          <w:p>
+            <w:pPr>
+              <w:spacing w:after="40" w:line="260"/>
+            </w:pPr>
+            <w:r>
+              <w:rPr>
+                <w:sz w:val="18"/>
+                <w:szCs w:val="18"/>
+              </w:rPr>
+              <w:t xml:space="preserve">자동 기사 게재 · Curator · ACC</w:t>
+            </w:r>
+          </w:p>
+        </w:tc>
+      </w:tr>
+      <w:tr>
+        <w:tc>
+          <w:tcPr>
+            <w:tcW w:type="dxa" w:w="2108"/>
+            <w:tcBorders>
+              <w:top w:val="single" w:color="D9D6E6" w:sz="4"/>
+              <w:left w:val="single" w:color="D9D6E6" w:sz="4"/>
+              <w:bottom w:val="single" w:color="D9D6E6" w:sz="4"/>
+              <w:right w:val="single" w:color="D9D6E6" w:sz="4"/>
+            </w:tcBorders>
+            <w:shd w:fill="FBFAFD" w:color="auto" w:val="clear"/>
+            <w:tcMar>
+              <w:top w:type="dxa" w:w="70"/>
+              <w:left w:type="dxa" w:w="110"/>
+              <w:bottom w:type="dxa" w:w="70"/>
+              <w:right w:type="dxa" w:w="110"/>
+            </w:tcMar>
+            <w:vAlign w:val="top"/>
+          </w:tcPr>
+          <w:p>
+            <w:pPr>
+              <w:spacing w:after="40" w:line="260"/>
+            </w:pPr>
+            <w:r>
+              <w:rPr>
+                <w:sz w:val="18"/>
+                <w:szCs w:val="18"/>
+              </w:rPr>
+              <w:t xml:space="preserve">호스트</w:t>
+            </w:r>
+          </w:p>
+        </w:tc>
+        <w:tc>
+          <w:tcPr>
+            <w:tcW w:type="dxa" w:w="3614"/>
+            <w:tcBorders>
+              <w:top w:val="single" w:color="D9D6E6" w:sz="4"/>
+              <w:left w:val="single" w:color="D9D6E6" w:sz="4"/>
+              <w:bottom w:val="single" w:color="D9D6E6" w:sz="4"/>
+              <w:right w:val="single" w:color="D9D6E6" w:sz="4"/>
+            </w:tcBorders>
+            <w:tcMar>
+              <w:top w:type="dxa" w:w="70"/>
+              <w:left w:type="dxa" w:w="110"/>
+              <w:bottom w:type="dxa" w:w="70"/>
+              <w:right w:type="dxa" w:w="110"/>
+            </w:tcMar>
+            <w:vAlign w:val="top"/>
+          </w:tcPr>
+          <w:p>
+            <w:pPr>
+              <w:spacing w:after="40" w:line="260"/>
+            </w:pPr>
+            <w:r>
+              <w:rPr>
+                <w:sz w:val="18"/>
+                <w:szCs w:val="18"/>
+              </w:rPr>
+              <w:t xml:space="preserve">계약한 프로그램의 운영 범위</w:t>
+            </w:r>
+          </w:p>
+        </w:tc>
+        <w:tc>
+          <w:tcPr>
+            <w:tcW w:type="dxa" w:w="3916"/>
+            <w:tcBorders>
+              <w:top w:val="single" w:color="D9D6E6" w:sz="4"/>
+              <w:left w:val="single" w:color="D9D6E6" w:sz="4"/>
+              <w:bottom w:val="single" w:color="D9D6E6" w:sz="4"/>
+              <w:right w:val="single" w:color="D9D6E6" w:sz="4"/>
+            </w:tcBorders>
+            <w:tcMar>
+              <w:top w:type="dxa" w:w="70"/>
+              <w:left w:type="dxa" w:w="110"/>
+              <w:bottom w:type="dxa" w:w="70"/>
+              <w:right w:type="dxa" w:w="110"/>
+            </w:tcMar>
+            <w:vAlign w:val="top"/>
+          </w:tcPr>
+          <w:p>
+            <w:pPr>
+              <w:spacing w:after="40" w:line="260"/>
+            </w:pPr>
+            <w:r>
+              <w:rPr>
+                <w:sz w:val="18"/>
+                <w:szCs w:val="18"/>
+              </w:rPr>
+              <w:t xml:space="preserve">전체 회원 정보 · 전체 매출 · 관리자 권한</w:t>
+            </w:r>
+          </w:p>
+        </w:tc>
+      </w:tr>
+    </w:tbl>
+    <w:p>
+      <w:pPr>
+        <w:spacing w:after="60"/>
+      </w:pPr>
+    </w:p>
+    <w:p>
+      <w:pPr>
         <w:pStyle w:val="Heading1"/>
         <w:pageBreakBefore/>
       </w:pPr>
@@ -12068,10 +13566,768 @@
     </w:p>
     <w:p>
       <w:pPr>
+        <w:pStyle w:val="ListParagraph"/>
+        <w:numPr>
+          <w:ilvl w:val="0"/>
+          <w:numId w:val="3"/>
+        </w:numPr>
+        <w:spacing w:after="60" w:line="290"/>
+      </w:pPr>
+      <w:r>
+        <w:rPr>
+          <w:b/>
+          <w:bCs/>
+        </w:rPr>
+        <w:t xml:space="preserve">확정된 주문만 권한을 만듭니다.</w:t>
+      </w:r>
+      <w:r>
+        <w:t xml:space="preserve"> 결제 대기·실패, 완료 화면 도착만으로는 부여하지 않습니다. 같은 주문을 다시 처리해도 권한이 중복 생성되지 않게 합니다.</w:t>
+      </w:r>
+    </w:p>
+    <w:p>
+      <w:pPr>
+        <w:pStyle w:val="ListParagraph"/>
+        <w:numPr>
+          <w:ilvl w:val="0"/>
+          <w:numId w:val="3"/>
+        </w:numPr>
+        <w:spacing w:after="60" w:line="290"/>
+      </w:pPr>
+      <w:r>
+        <w:rPr>
+          <w:b/>
+          <w:bCs/>
+        </w:rPr>
+        <w:t xml:space="preserve">지연 시 재구매를 유도하지 않습니다.</w:t>
+      </w:r>
+      <w:r>
+        <w:t xml:space="preserve"> 권한 반영이 늦으면 ‘다시 살 필요 없음’을 안내하고 주문 번호로 확인합니다.</w:t>
+      </w:r>
+    </w:p>
+    <w:p>
+      <w:pPr>
+        <w:pStyle w:val="ListParagraph"/>
+        <w:numPr>
+          <w:ilvl w:val="0"/>
+          <w:numId w:val="3"/>
+        </w:numPr>
+        <w:spacing w:after="60" w:line="290"/>
+      </w:pPr>
+      <w:r>
+        <w:rPr>
+          <w:b/>
+          <w:bCs/>
+        </w:rPr>
+        <w:t xml:space="preserve">이메일 불일치는 소유 확인으로 해결합니다.</w:t>
+      </w:r>
+      <w:r>
+        <w:t xml:space="preserve"> 이메일 문자열만 바꿔 다른 사람에게 권한을 옮기지 않습니다.</w:t>
+      </w:r>
+    </w:p>
+    <w:p>
+      <w:pPr>
+        <w:pStyle w:val="ListParagraph"/>
+        <w:numPr>
+          <w:ilvl w:val="0"/>
+          <w:numId w:val="3"/>
+        </w:numPr>
+        <w:spacing w:after="60" w:line="290"/>
+      </w:pPr>
+      <w:r>
+        <w:rPr>
+          <w:b/>
+          <w:bCs/>
+        </w:rPr>
+        <w:t xml:space="preserve">역할 종료는 역할 권한만 정리합니다.</w:t>
+      </w:r>
+      <w:r>
+        <w:t xml:space="preserve"> 기자·호스트 역할이 끝나도 개인이 구매한 이용권은 그대로 둡니다.</w:t>
+      </w:r>
+    </w:p>
+    <w:p>
+      <w:pPr>
+        <w:pStyle w:val="ListParagraph"/>
+        <w:numPr>
+          <w:ilvl w:val="0"/>
+          <w:numId w:val="3"/>
+        </w:numPr>
+        <w:spacing w:after="60" w:line="290"/>
+      </w:pPr>
+      <w:r>
+        <w:rPr>
+          <w:b/>
+          <w:bCs/>
+        </w:rPr>
+        <w:t xml:space="preserve">메뉴 숨김은 보호가 아닙니다.</w:t>
+      </w:r>
+      <w:r>
+        <w:t xml:space="preserve"> 비공개 경계는 URL 직접 입력, 뒤로 가기, 검색, 추천 카드에서도 유지되어야 합니다.</w:t>
+      </w:r>
+    </w:p>
+    <w:p>
+      <w:pPr>
         <w:pStyle w:val="Heading2"/>
       </w:pPr>
       <w:r>
-        <w:t xml:space="preserve">5.3 접근이 막혔을 때 (예외 화면)</w:t>
+        <w:t xml:space="preserve">5.3 최소 관리 기록</w:t>
+      </w:r>
+    </w:p>
+    <w:p>
+      <w:pPr>
+        <w:spacing w:after="120" w:line="300"/>
+      </w:pPr>
+      <w:r>
+        <w:t xml:space="preserve">운영 제안: 권한마다 아래 항목을 연결해 기록합니다. 이메일은 안내와 확인에 쓰고, 내부 연결은 플랫폼의 고객 식별자까지 확인합니다.</w:t>
+      </w:r>
+    </w:p>
+    <w:p>
+      <w:pPr>
+        <w:pStyle w:val="ListParagraph"/>
+        <w:numPr>
+          <w:ilvl w:val="0"/>
+          <w:numId w:val="3"/>
+        </w:numPr>
+        <w:spacing w:after="60" w:line="290"/>
+      </w:pPr>
+      <w:r>
+        <w:t xml:space="preserve">고객 식별자 · 주문·상품 식별자 · 프로그램·기수·자료 식별자</w:t>
+      </w:r>
+    </w:p>
+    <w:p>
+      <w:pPr>
+        <w:pStyle w:val="ListParagraph"/>
+        <w:numPr>
+          <w:ilvl w:val="0"/>
+          <w:numId w:val="3"/>
+        </w:numPr>
+        <w:spacing w:after="60" w:line="290"/>
+      </w:pPr>
+      <w:r>
+        <w:t xml:space="preserve">부여 근거(구매·승인·지정) · 현재 상태 · 시작일·종료일</w:t>
+      </w:r>
+    </w:p>
+    <w:p>
+      <w:pPr>
+        <w:pStyle w:val="ListParagraph"/>
+        <w:numPr>
+          <w:ilvl w:val="0"/>
+          <w:numId w:val="3"/>
+        </w:numPr>
+        <w:spacing w:after="60" w:line="290"/>
+      </w:pPr>
+      <w:r>
+        <w:t xml:space="preserve">승인자 · 변경 이력 · 관련 지원 티켓</w:t>
+      </w:r>
+    </w:p>
+    <w:p>
+      <w:pPr>
+        <w:pStyle w:val="Heading2"/>
+      </w:pPr>
+      <w:r>
+        <w:t xml:space="preserve">5.4 운영자 권한의 범위</w:t>
+      </w:r>
+    </w:p>
+    <w:tbl>
+      <w:tblPr>
+        <w:tblW w:type="dxa" w:w="9638"/>
+        <w:tblBorders>
+          <w:top w:val="single" w:color="auto" w:sz="4"/>
+          <w:left w:val="single" w:color="auto" w:sz="4"/>
+          <w:bottom w:val="single" w:color="auto" w:sz="4"/>
+          <w:right w:val="single" w:color="auto" w:sz="4"/>
+          <w:insideH w:val="single" w:color="auto" w:sz="4"/>
+          <w:insideV w:val="single" w:color="auto" w:sz="4"/>
+        </w:tblBorders>
+      </w:tblPr>
+      <w:tblGrid>
+        <w:gridCol w:w="2108"/>
+        <w:gridCol w:w="3915"/>
+        <w:gridCol w:w="3615"/>
+      </w:tblGrid>
+      <w:tr>
+        <w:trPr>
+          <w:tblHeader/>
+        </w:trPr>
+        <w:tc>
+          <w:tcPr>
+            <w:tcW w:type="dxa" w:w="2108"/>
+            <w:tcBorders>
+              <w:top w:val="single" w:color="D9D6E6" w:sz="4"/>
+              <w:left w:val="single" w:color="D9D6E6" w:sz="4"/>
+              <w:bottom w:val="single" w:color="D9D6E6" w:sz="4"/>
+              <w:right w:val="single" w:color="D9D6E6" w:sz="4"/>
+            </w:tcBorders>
+            <w:shd w:fill="F1EFF7" w:color="auto" w:val="clear"/>
+            <w:tcMar>
+              <w:top w:type="dxa" w:w="70"/>
+              <w:left w:type="dxa" w:w="110"/>
+              <w:bottom w:type="dxa" w:w="70"/>
+              <w:right w:type="dxa" w:w="110"/>
+            </w:tcMar>
+            <w:vAlign w:val="top"/>
+          </w:tcPr>
+          <w:p>
+            <w:pPr>
+              <w:spacing w:after="40" w:line="260"/>
+            </w:pPr>
+            <w:r>
+              <w:rPr>
+                <w:b/>
+                <w:bCs/>
+                <w:color w:val="0B0E15"/>
+                <w:sz w:val="18"/>
+                <w:szCs w:val="18"/>
+              </w:rPr>
+              <w:t xml:space="preserve">담당</w:t>
+            </w:r>
+          </w:p>
+        </w:tc>
+        <w:tc>
+          <w:tcPr>
+            <w:tcW w:type="dxa" w:w="3915"/>
+            <w:tcBorders>
+              <w:top w:val="single" w:color="D9D6E6" w:sz="4"/>
+              <w:left w:val="single" w:color="D9D6E6" w:sz="4"/>
+              <w:bottom w:val="single" w:color="D9D6E6" w:sz="4"/>
+              <w:right w:val="single" w:color="D9D6E6" w:sz="4"/>
+            </w:tcBorders>
+            <w:shd w:fill="F1EFF7" w:color="auto" w:val="clear"/>
+            <w:tcMar>
+              <w:top w:type="dxa" w:w="70"/>
+              <w:left w:type="dxa" w:w="110"/>
+              <w:bottom w:type="dxa" w:w="70"/>
+              <w:right w:type="dxa" w:w="110"/>
+            </w:tcMar>
+            <w:vAlign w:val="top"/>
+          </w:tcPr>
+          <w:p>
+            <w:pPr>
+              <w:spacing w:after="40" w:line="260"/>
+            </w:pPr>
+            <w:r>
+              <w:rPr>
+                <w:b/>
+                <w:bCs/>
+                <w:color w:val="0B0E15"/>
+                <w:sz w:val="18"/>
+                <w:szCs w:val="18"/>
+              </w:rPr>
+              <w:t xml:space="preserve">하는 일</w:t>
+            </w:r>
+          </w:p>
+        </w:tc>
+        <w:tc>
+          <w:tcPr>
+            <w:tcW w:type="dxa" w:w="3615"/>
+            <w:tcBorders>
+              <w:top w:val="single" w:color="D9D6E6" w:sz="4"/>
+              <w:left w:val="single" w:color="D9D6E6" w:sz="4"/>
+              <w:bottom w:val="single" w:color="D9D6E6" w:sz="4"/>
+              <w:right w:val="single" w:color="D9D6E6" w:sz="4"/>
+            </w:tcBorders>
+            <w:shd w:fill="F1EFF7" w:color="auto" w:val="clear"/>
+            <w:tcMar>
+              <w:top w:type="dxa" w:w="70"/>
+              <w:left w:type="dxa" w:w="110"/>
+              <w:bottom w:type="dxa" w:w="70"/>
+              <w:right w:type="dxa" w:w="110"/>
+            </w:tcMar>
+            <w:vAlign w:val="top"/>
+          </w:tcPr>
+          <w:p>
+            <w:pPr>
+              <w:spacing w:after="40" w:line="260"/>
+            </w:pPr>
+            <w:r>
+              <w:rPr>
+                <w:b/>
+                <w:bCs/>
+                <w:color w:val="0B0E15"/>
+                <w:sz w:val="18"/>
+                <w:szCs w:val="18"/>
+              </w:rPr>
+              <w:t xml:space="preserve">주지 않는 것</w:t>
+            </w:r>
+          </w:p>
+        </w:tc>
+      </w:tr>
+      <w:tr>
+        <w:tc>
+          <w:tcPr>
+            <w:tcW w:type="dxa" w:w="2108"/>
+            <w:tcBorders>
+              <w:top w:val="single" w:color="D9D6E6" w:sz="4"/>
+              <w:left w:val="single" w:color="D9D6E6" w:sz="4"/>
+              <w:bottom w:val="single" w:color="D9D6E6" w:sz="4"/>
+              <w:right w:val="single" w:color="D9D6E6" w:sz="4"/>
+            </w:tcBorders>
+            <w:shd w:fill="FBFAFD" w:color="auto" w:val="clear"/>
+            <w:tcMar>
+              <w:top w:type="dxa" w:w="70"/>
+              <w:left w:type="dxa" w:w="110"/>
+              <w:bottom w:type="dxa" w:w="70"/>
+              <w:right w:type="dxa" w:w="110"/>
+            </w:tcMar>
+            <w:vAlign w:val="top"/>
+          </w:tcPr>
+          <w:p>
+            <w:pPr>
+              <w:spacing w:after="40" w:line="260"/>
+            </w:pPr>
+            <w:r>
+              <w:rPr>
+                <w:sz w:val="18"/>
+                <w:szCs w:val="18"/>
+              </w:rPr>
+              <w:t xml:space="preserve">편집자</w:t>
+            </w:r>
+          </w:p>
+        </w:tc>
+        <w:tc>
+          <w:tcPr>
+            <w:tcW w:type="dxa" w:w="3915"/>
+            <w:tcBorders>
+              <w:top w:val="single" w:color="D9D6E6" w:sz="4"/>
+              <w:left w:val="single" w:color="D9D6E6" w:sz="4"/>
+              <w:bottom w:val="single" w:color="D9D6E6" w:sz="4"/>
+              <w:right w:val="single" w:color="D9D6E6" w:sz="4"/>
+            </w:tcBorders>
+            <w:tcMar>
+              <w:top w:type="dxa" w:w="70"/>
+              <w:left w:type="dxa" w:w="110"/>
+              <w:bottom w:type="dxa" w:w="70"/>
+              <w:right w:type="dxa" w:w="110"/>
+            </w:tcMar>
+            <w:vAlign w:val="top"/>
+          </w:tcPr>
+          <w:p>
+            <w:pPr>
+              <w:spacing w:after="40" w:line="260"/>
+            </w:pPr>
+            <w:r>
+              <w:rPr>
+                <w:sz w:val="18"/>
+                <w:szCs w:val="18"/>
+              </w:rPr>
+              <w:t xml:space="preserve">기사·기자 제안 검토, 기자 승인</w:t>
+            </w:r>
+          </w:p>
+        </w:tc>
+        <w:tc>
+          <w:tcPr>
+            <w:tcW w:type="dxa" w:w="3615"/>
+            <w:tcBorders>
+              <w:top w:val="single" w:color="D9D6E6" w:sz="4"/>
+              <w:left w:val="single" w:color="D9D6E6" w:sz="4"/>
+              <w:bottom w:val="single" w:color="D9D6E6" w:sz="4"/>
+              <w:right w:val="single" w:color="D9D6E6" w:sz="4"/>
+            </w:tcBorders>
+            <w:tcMar>
+              <w:top w:type="dxa" w:w="70"/>
+              <w:left w:type="dxa" w:w="110"/>
+              <w:bottom w:type="dxa" w:w="70"/>
+              <w:right w:type="dxa" w:w="110"/>
+            </w:tcMar>
+            <w:vAlign w:val="top"/>
+          </w:tcPr>
+          <w:p>
+            <w:pPr>
+              <w:spacing w:after="40" w:line="260"/>
+            </w:pPr>
+            <w:r>
+              <w:rPr>
+                <w:sz w:val="18"/>
+                <w:szCs w:val="18"/>
+              </w:rPr>
+              <w:t xml:space="preserve">주문·환불 처리</w:t>
+            </w:r>
+          </w:p>
+        </w:tc>
+      </w:tr>
+      <w:tr>
+        <w:tc>
+          <w:tcPr>
+            <w:tcW w:type="dxa" w:w="2108"/>
+            <w:tcBorders>
+              <w:top w:val="single" w:color="D9D6E6" w:sz="4"/>
+              <w:left w:val="single" w:color="D9D6E6" w:sz="4"/>
+              <w:bottom w:val="single" w:color="D9D6E6" w:sz="4"/>
+              <w:right w:val="single" w:color="D9D6E6" w:sz="4"/>
+            </w:tcBorders>
+            <w:shd w:fill="FBFAFD" w:color="auto" w:val="clear"/>
+            <w:tcMar>
+              <w:top w:type="dxa" w:w="70"/>
+              <w:left w:type="dxa" w:w="110"/>
+              <w:bottom w:type="dxa" w:w="70"/>
+              <w:right w:type="dxa" w:w="110"/>
+            </w:tcMar>
+            <w:vAlign w:val="top"/>
+          </w:tcPr>
+          <w:p>
+            <w:pPr>
+              <w:spacing w:after="40" w:line="260"/>
+            </w:pPr>
+            <w:r>
+              <w:rPr>
+                <w:sz w:val="18"/>
+                <w:szCs w:val="18"/>
+              </w:rPr>
+              <w:t xml:space="preserve">커뮤니티 담당</w:t>
+            </w:r>
+          </w:p>
+        </w:tc>
+        <w:tc>
+          <w:tcPr>
+            <w:tcW w:type="dxa" w:w="3915"/>
+            <w:tcBorders>
+              <w:top w:val="single" w:color="D9D6E6" w:sz="4"/>
+              <w:left w:val="single" w:color="D9D6E6" w:sz="4"/>
+              <w:bottom w:val="single" w:color="D9D6E6" w:sz="4"/>
+              <w:right w:val="single" w:color="D9D6E6" w:sz="4"/>
+            </w:tcBorders>
+            <w:tcMar>
+              <w:top w:type="dxa" w:w="70"/>
+              <w:left w:type="dxa" w:w="110"/>
+              <w:bottom w:type="dxa" w:w="70"/>
+              <w:right w:type="dxa" w:w="110"/>
+            </w:tcMar>
+            <w:vAlign w:val="top"/>
+          </w:tcPr>
+          <w:p>
+            <w:pPr>
+              <w:spacing w:after="40" w:line="260"/>
+            </w:pPr>
+            <w:r>
+              <w:rPr>
+                <w:sz w:val="18"/>
+                <w:szCs w:val="18"/>
+              </w:rPr>
+              <w:t xml:space="preserve">신고·참여 관리, 게시물 조치</w:t>
+            </w:r>
+          </w:p>
+        </w:tc>
+        <w:tc>
+          <w:tcPr>
+            <w:tcW w:type="dxa" w:w="3615"/>
+            <w:tcBorders>
+              <w:top w:val="single" w:color="D9D6E6" w:sz="4"/>
+              <w:left w:val="single" w:color="D9D6E6" w:sz="4"/>
+              <w:bottom w:val="single" w:color="D9D6E6" w:sz="4"/>
+              <w:right w:val="single" w:color="D9D6E6" w:sz="4"/>
+            </w:tcBorders>
+            <w:tcMar>
+              <w:top w:type="dxa" w:w="70"/>
+              <w:left w:type="dxa" w:w="110"/>
+              <w:bottom w:type="dxa" w:w="70"/>
+              <w:right w:type="dxa" w:w="110"/>
+            </w:tcMar>
+            <w:vAlign w:val="top"/>
+          </w:tcPr>
+          <w:p>
+            <w:pPr>
+              <w:spacing w:after="40" w:line="260"/>
+            </w:pPr>
+            <w:r>
+              <w:rPr>
+                <w:sz w:val="18"/>
+                <w:szCs w:val="18"/>
+              </w:rPr>
+              <w:t xml:space="preserve">Shopify 전체 관리자</w:t>
+            </w:r>
+          </w:p>
+        </w:tc>
+      </w:tr>
+      <w:tr>
+        <w:tc>
+          <w:tcPr>
+            <w:tcW w:type="dxa" w:w="2108"/>
+            <w:tcBorders>
+              <w:top w:val="single" w:color="D9D6E6" w:sz="4"/>
+              <w:left w:val="single" w:color="D9D6E6" w:sz="4"/>
+              <w:bottom w:val="single" w:color="D9D6E6" w:sz="4"/>
+              <w:right w:val="single" w:color="D9D6E6" w:sz="4"/>
+            </w:tcBorders>
+            <w:shd w:fill="FBFAFD" w:color="auto" w:val="clear"/>
+            <w:tcMar>
+              <w:top w:type="dxa" w:w="70"/>
+              <w:left w:type="dxa" w:w="110"/>
+              <w:bottom w:type="dxa" w:w="70"/>
+              <w:right w:type="dxa" w:w="110"/>
+            </w:tcMar>
+            <w:vAlign w:val="top"/>
+          </w:tcPr>
+          <w:p>
+            <w:pPr>
+              <w:spacing w:after="40" w:line="260"/>
+            </w:pPr>
+            <w:r>
+              <w:rPr>
+                <w:sz w:val="18"/>
+                <w:szCs w:val="18"/>
+              </w:rPr>
+              <w:t xml:space="preserve">교육 담당</w:t>
+            </w:r>
+          </w:p>
+        </w:tc>
+        <w:tc>
+          <w:tcPr>
+            <w:tcW w:type="dxa" w:w="3915"/>
+            <w:tcBorders>
+              <w:top w:val="single" w:color="D9D6E6" w:sz="4"/>
+              <w:left w:val="single" w:color="D9D6E6" w:sz="4"/>
+              <w:bottom w:val="single" w:color="D9D6E6" w:sz="4"/>
+              <w:right w:val="single" w:color="D9D6E6" w:sz="4"/>
+            </w:tcBorders>
+            <w:tcMar>
+              <w:top w:type="dxa" w:w="70"/>
+              <w:left w:type="dxa" w:w="110"/>
+              <w:bottom w:type="dxa" w:w="70"/>
+              <w:right w:type="dxa" w:w="110"/>
+            </w:tcMar>
+            <w:vAlign w:val="top"/>
+          </w:tcPr>
+          <w:p>
+            <w:pPr>
+              <w:spacing w:after="40" w:line="260"/>
+            </w:pPr>
+            <w:r>
+              <w:rPr>
+                <w:sz w:val="18"/>
+                <w:szCs w:val="18"/>
+              </w:rPr>
+              <w:t xml:space="preserve">배정된 과정·기수 운영</w:t>
+            </w:r>
+          </w:p>
+        </w:tc>
+        <w:tc>
+          <w:tcPr>
+            <w:tcW w:type="dxa" w:w="3615"/>
+            <w:tcBorders>
+              <w:top w:val="single" w:color="D9D6E6" w:sz="4"/>
+              <w:left w:val="single" w:color="D9D6E6" w:sz="4"/>
+              <w:bottom w:val="single" w:color="D9D6E6" w:sz="4"/>
+              <w:right w:val="single" w:color="D9D6E6" w:sz="4"/>
+            </w:tcBorders>
+            <w:tcMar>
+              <w:top w:type="dxa" w:w="70"/>
+              <w:left w:type="dxa" w:w="110"/>
+              <w:bottom w:type="dxa" w:w="70"/>
+              <w:right w:type="dxa" w:w="110"/>
+            </w:tcMar>
+            <w:vAlign w:val="top"/>
+          </w:tcPr>
+          <w:p>
+            <w:pPr>
+              <w:spacing w:after="40" w:line="260"/>
+            </w:pPr>
+            <w:r>
+              <w:rPr>
+                <w:sz w:val="18"/>
+                <w:szCs w:val="18"/>
+              </w:rPr>
+              <w:t xml:space="preserve">다른 과정 회원 정보</w:t>
+            </w:r>
+          </w:p>
+        </w:tc>
+      </w:tr>
+      <w:tr>
+        <w:tc>
+          <w:tcPr>
+            <w:tcW w:type="dxa" w:w="2108"/>
+            <w:tcBorders>
+              <w:top w:val="single" w:color="D9D6E6" w:sz="4"/>
+              <w:left w:val="single" w:color="D9D6E6" w:sz="4"/>
+              <w:bottom w:val="single" w:color="D9D6E6" w:sz="4"/>
+              <w:right w:val="single" w:color="D9D6E6" w:sz="4"/>
+            </w:tcBorders>
+            <w:shd w:fill="FBFAFD" w:color="auto" w:val="clear"/>
+            <w:tcMar>
+              <w:top w:type="dxa" w:w="70"/>
+              <w:left w:type="dxa" w:w="110"/>
+              <w:bottom w:type="dxa" w:w="70"/>
+              <w:right w:type="dxa" w:w="110"/>
+            </w:tcMar>
+            <w:vAlign w:val="top"/>
+          </w:tcPr>
+          <w:p>
+            <w:pPr>
+              <w:spacing w:after="40" w:line="260"/>
+            </w:pPr>
+            <w:r>
+              <w:rPr>
+                <w:sz w:val="18"/>
+                <w:szCs w:val="18"/>
+              </w:rPr>
+              <w:t xml:space="preserve">커머스 담당</w:t>
+            </w:r>
+          </w:p>
+        </w:tc>
+        <w:tc>
+          <w:tcPr>
+            <w:tcW w:type="dxa" w:w="3915"/>
+            <w:tcBorders>
+              <w:top w:val="single" w:color="D9D6E6" w:sz="4"/>
+              <w:left w:val="single" w:color="D9D6E6" w:sz="4"/>
+              <w:bottom w:val="single" w:color="D9D6E6" w:sz="4"/>
+              <w:right w:val="single" w:color="D9D6E6" w:sz="4"/>
+            </w:tcBorders>
+            <w:tcMar>
+              <w:top w:type="dxa" w:w="70"/>
+              <w:left w:type="dxa" w:w="110"/>
+              <w:bottom w:type="dxa" w:w="70"/>
+              <w:right w:type="dxa" w:w="110"/>
+            </w:tcMar>
+            <w:vAlign w:val="top"/>
+          </w:tcPr>
+          <w:p>
+            <w:pPr>
+              <w:spacing w:after="40" w:line="260"/>
+            </w:pPr>
+            <w:r>
+              <w:rPr>
+                <w:sz w:val="18"/>
+                <w:szCs w:val="18"/>
+              </w:rPr>
+              <w:t xml:space="preserve">주문·환불 확인</w:t>
+            </w:r>
+          </w:p>
+        </w:tc>
+        <w:tc>
+          <w:tcPr>
+            <w:tcW w:type="dxa" w:w="3615"/>
+            <w:tcBorders>
+              <w:top w:val="single" w:color="D9D6E6" w:sz="4"/>
+              <w:left w:val="single" w:color="D9D6E6" w:sz="4"/>
+              <w:bottom w:val="single" w:color="D9D6E6" w:sz="4"/>
+              <w:right w:val="single" w:color="D9D6E6" w:sz="4"/>
+            </w:tcBorders>
+            <w:tcMar>
+              <w:top w:type="dxa" w:w="70"/>
+              <w:left w:type="dxa" w:w="110"/>
+              <w:bottom w:type="dxa" w:w="70"/>
+              <w:right w:type="dxa" w:w="110"/>
+            </w:tcMar>
+            <w:vAlign w:val="top"/>
+          </w:tcPr>
+          <w:p>
+            <w:pPr>
+              <w:spacing w:after="40" w:line="260"/>
+            </w:pPr>
+            <w:r>
+              <w:rPr>
+                <w:sz w:val="18"/>
+                <w:szCs w:val="18"/>
+              </w:rPr>
+              <w:t xml:space="preserve">편집 결정</w:t>
+            </w:r>
+          </w:p>
+        </w:tc>
+      </w:tr>
+      <w:tr>
+        <w:tc>
+          <w:tcPr>
+            <w:tcW w:type="dxa" w:w="2108"/>
+            <w:tcBorders>
+              <w:top w:val="single" w:color="D9D6E6" w:sz="4"/>
+              <w:left w:val="single" w:color="D9D6E6" w:sz="4"/>
+              <w:bottom w:val="single" w:color="D9D6E6" w:sz="4"/>
+              <w:right w:val="single" w:color="D9D6E6" w:sz="4"/>
+            </w:tcBorders>
+            <w:shd w:fill="FBFAFD" w:color="auto" w:val="clear"/>
+            <w:tcMar>
+              <w:top w:type="dxa" w:w="70"/>
+              <w:left w:type="dxa" w:w="110"/>
+              <w:bottom w:type="dxa" w:w="70"/>
+              <w:right w:type="dxa" w:w="110"/>
+            </w:tcMar>
+            <w:vAlign w:val="top"/>
+          </w:tcPr>
+          <w:p>
+            <w:pPr>
+              <w:spacing w:after="40" w:line="260"/>
+            </w:pPr>
+            <w:r>
+              <w:rPr>
+                <w:sz w:val="18"/>
+                <w:szCs w:val="18"/>
+              </w:rPr>
+              <w:t xml:space="preserve">기술 담당</w:t>
+            </w:r>
+          </w:p>
+        </w:tc>
+        <w:tc>
+          <w:tcPr>
+            <w:tcW w:type="dxa" w:w="3915"/>
+            <w:tcBorders>
+              <w:top w:val="single" w:color="D9D6E6" w:sz="4"/>
+              <w:left w:val="single" w:color="D9D6E6" w:sz="4"/>
+              <w:bottom w:val="single" w:color="D9D6E6" w:sz="4"/>
+              <w:right w:val="single" w:color="D9D6E6" w:sz="4"/>
+            </w:tcBorders>
+            <w:tcMar>
+              <w:top w:type="dxa" w:w="70"/>
+              <w:left w:type="dxa" w:w="110"/>
+              <w:bottom w:type="dxa" w:w="70"/>
+              <w:right w:type="dxa" w:w="110"/>
+            </w:tcMar>
+            <w:vAlign w:val="top"/>
+          </w:tcPr>
+          <w:p>
+            <w:pPr>
+              <w:spacing w:after="40" w:line="260"/>
+            </w:pPr>
+            <w:r>
+              <w:rPr>
+                <w:sz w:val="18"/>
+                <w:szCs w:val="18"/>
+              </w:rPr>
+              <w:t xml:space="preserve">연동 장애 대응</w:t>
+            </w:r>
+          </w:p>
+        </w:tc>
+        <w:tc>
+          <w:tcPr>
+            <w:tcW w:type="dxa" w:w="3615"/>
+            <w:tcBorders>
+              <w:top w:val="single" w:color="D9D6E6" w:sz="4"/>
+              <w:left w:val="single" w:color="D9D6E6" w:sz="4"/>
+              <w:bottom w:val="single" w:color="D9D6E6" w:sz="4"/>
+              <w:right w:val="single" w:color="D9D6E6" w:sz="4"/>
+            </w:tcBorders>
+            <w:tcMar>
+              <w:top w:type="dxa" w:w="70"/>
+              <w:left w:type="dxa" w:w="110"/>
+              <w:bottom w:type="dxa" w:w="70"/>
+              <w:right w:type="dxa" w:w="110"/>
+            </w:tcMar>
+            <w:vAlign w:val="top"/>
+          </w:tcPr>
+          <w:p>
+            <w:pPr>
+              <w:spacing w:after="40" w:line="260"/>
+            </w:pPr>
+            <w:r>
+              <w:rPr>
+                <w:sz w:val="18"/>
+                <w:szCs w:val="18"/>
+              </w:rPr>
+              <w:t xml:space="preserve">콘텐츠·선정 결정</w:t>
+            </w:r>
+          </w:p>
+        </w:tc>
+      </w:tr>
+    </w:tbl>
+    <w:p>
+      <w:pPr>
+        <w:spacing w:after="60"/>
+      </w:pPr>
+    </w:p>
+    <w:p>
+      <w:pPr>
+        <w:pStyle w:val="Heading2"/>
+      </w:pPr>
+      <w:r>
+        <w:t xml:space="preserve">5.5 접근이 막혔을 때 (예외 화면)</w:t>
       </w:r>
     </w:p>
     <w:tbl>
@@ -12999,6 +15255,23 @@
     </w:p>
     <w:p>
       <w:pPr>
+        <w:pBdr>
+          <w:left w:val="single" w:color="CD089C" w:sz="12" w:space="8"/>
+        </w:pBdr>
+        <w:spacing w:after="160" w:before="60" w:line="280"/>
+        <w:ind w:left="160"/>
+      </w:pPr>
+      <w:r>
+        <w:rPr>
+          <w:color w:val="4A4D5C"/>
+          <w:sz w:val="19"/>
+          <w:szCs w:val="19"/>
+        </w:rPr>
+        <w:t xml:space="preserve">경험·워크숍은 ‘결제 완료’를 ‘시간 예약 확정’으로 표시하지 않습니다. 최종 안내에는 날짜, 시간대, 회의 링크, 변경 방법이 반드시 들어갑니다. 목업 주문 화면도 ‘Paid · time not yet booked’로 고쳤습니다.</w:t>
+      </w:r>
+    </w:p>
+    <w:p>
+      <w:pPr>
         <w:pStyle w:val="Heading2"/>
       </w:pPr>
       <w:r>
@@ -13077,7 +15350,7 @@
       <w:pPr>
         <w:spacing w:after="160"/>
       </w:pPr>
-      <w:hyperlink w:history="1" r:id="rId0mhgad710ecmyun4wg4cu">
+      <w:hyperlink w:history="1" r:id="rIdjoskvk1vr9eotgmzx0fvv">
         <w:r>
           <w:rPr>
             <w:rStyle w:val="Hyperlink"/>
@@ -13449,6 +15722,58 @@
     </w:p>
     <w:p>
       <w:pPr>
+        <w:pStyle w:val="ListParagraph"/>
+        <w:numPr>
+          <w:ilvl w:val="0"/>
+          <w:numId w:val="3"/>
+        </w:numPr>
+        <w:spacing w:after="60" w:line="290"/>
+      </w:pPr>
+      <w:r>
+        <w:t xml:space="preserve">처리 순서(제안): 접수 → 위험도 판단 → 필요 시 임시 제한 → 검토와 근거 기록 → 조치 통지 → 이의 제기 처리</w:t>
+      </w:r>
+    </w:p>
+    <w:p>
+      <w:pPr>
+        <w:pStyle w:val="ListParagraph"/>
+        <w:numPr>
+          <w:ilvl w:val="0"/>
+          <w:numId w:val="3"/>
+        </w:numPr>
+        <w:spacing w:after="60" w:line="290"/>
+      </w:pPr>
+      <w:r>
+        <w:t xml:space="preserve">신고 기능은 긴급 상황 대응 기관을 대신하지 않는다고 안내합니다.</w:t>
+      </w:r>
+    </w:p>
+    <w:p>
+      <w:pPr>
+        <w:pStyle w:val="ListParagraph"/>
+        <w:numPr>
+          <w:ilvl w:val="0"/>
+          <w:numId w:val="3"/>
+        </w:numPr>
+        <w:spacing w:after="60" w:line="290"/>
+      </w:pPr>
+      <w:r>
+        <w:t xml:space="preserve">뷰티·웰니스 대화가 개인의 치료·효능 보장으로 바뀌지 않도록 운영 안내를 둡니다.</w:t>
+      </w:r>
+    </w:p>
+    <w:p>
+      <w:pPr>
+        <w:pStyle w:val="ListParagraph"/>
+        <w:numPr>
+          <w:ilvl w:val="0"/>
+          <w:numId w:val="3"/>
+        </w:numPr>
+        <w:spacing w:after="60" w:line="290"/>
+      </w:pPr>
+      <w:r>
+        <w:t xml:space="preserve">이메일로 보내온 글은 자동 게시 승인으로 취급하지 않습니다.</w:t>
+      </w:r>
+    </w:p>
+    <w:p>
+      <w:pPr>
         <w:pStyle w:val="Heading2"/>
       </w:pPr>
       <w:r>
@@ -13491,7 +15816,37 @@
         <w:spacing w:after="60" w:line="290"/>
       </w:pPr>
       <w:r>
-        <w:t xml:space="preserve">Aurora 100·Global Faces 100에 대해서는 ‘추천(Suggest)’만 받으며, 선정은 편집부의 독립적 결정입니다.</w:t>
+        <w:rPr>
+          <w:b/>
+          <w:bCs/>
+        </w:rPr>
+        <w:t xml:space="preserve">대표 확정(2026-10-04):</w:t>
+      </w:r>
+      <w:r>
+        <w:t xml:space="preserve"> ‘Help shape Aurora 100’은 일반 회원의 </w:t>
+      </w:r>
+      <w:r>
+        <w:rPr>
+          <w:b/>
+          <w:bCs/>
+        </w:rPr>
+        <w:t xml:space="preserve">의견 수집</w:t>
+      </w:r>
+      <w:r>
+        <w:t xml:space="preserve">으로만 사용합니다. 공식 추천·심사 권한은 ACC에 유지하며, 의견 제출은 선정권이나 선정 우대가 아닙니다. Community 카드 문구도 이에 맞게 고쳤습니다.</w:t>
+      </w:r>
+    </w:p>
+    <w:p>
+      <w:pPr>
+        <w:pStyle w:val="ListParagraph"/>
+        <w:numPr>
+          <w:ilvl w:val="0"/>
+          <w:numId w:val="3"/>
+        </w:numPr>
+        <w:spacing w:after="60" w:line="290"/>
+      </w:pPr>
+      <w:r>
+        <w:t xml:space="preserve">Global Faces 100도 같은 원칙입니다. 선정은 편집부의 독립적 결정입니다.</w:t>
       </w:r>
     </w:p>
     <w:p>
@@ -15116,7 +17471,7 @@
         <w:spacing w:after="60" w:line="290"/>
       </w:pPr>
       <w:r>
-        <w:t xml:space="preserve">Community 페이지 재구성: Read / Join / Learn 구분, 프로그램 마켓(6유형·15개 항목), Host on Aurora</w:t>
+        <w:t xml:space="preserve">Community 페이지 재구성: Read / Join / Learn 구분, 프로그램 마켓(6유형·14개 항목), Host on Aurora</w:t>
       </w:r>
     </w:p>
     <w:p>
@@ -15949,6 +18304,161 @@
     </w:p>
     <w:p>
       <w:pPr>
+        <w:pStyle w:val="Heading2"/>
+      </w:pPr>
+      <w:r>
+        <w:t xml:space="preserve">9.3 오픈 전 필수 검수 시나리오 (Codex 제안 채택)</w:t>
+      </w:r>
+    </w:p>
+    <w:p>
+      <w:pPr>
+        <w:pStyle w:val="ListParagraph"/>
+        <w:numPr>
+          <w:ilvl w:val="0"/>
+          <w:numId w:val="8"/>
+        </w:numPr>
+        <w:spacing w:after="60" w:line="290"/>
+      </w:pPr>
+      <w:r>
+        <w:t xml:space="preserve">비회원은 공개 대화와 샘플만 읽고, 제한 수업과 비공개 공간의 내용은 열리지 않는다.</w:t>
+      </w:r>
+    </w:p>
+    <w:p>
+      <w:pPr>
+        <w:pStyle w:val="ListParagraph"/>
+        <w:numPr>
+          <w:ilvl w:val="0"/>
+          <w:numId w:val="8"/>
+        </w:numPr>
+        <w:spacing w:after="60" w:line="290"/>
+      </w:pPr>
+      <w:r>
+        <w:t xml:space="preserve">무료 회원은 Lounge 글·답글을 쓸 수 있으나 기자 Desk와 별도 강좌는 열리지 않는다.</w:t>
+      </w:r>
+    </w:p>
+    <w:p>
+      <w:pPr>
+        <w:pStyle w:val="ListParagraph"/>
+        <w:numPr>
+          <w:ilvl w:val="0"/>
+          <w:numId w:val="8"/>
+        </w:numPr>
+        <w:spacing w:after="60" w:line="290"/>
+      </w:pPr>
+      <w:r>
+        <w:t xml:space="preserve">A 강좌 구매자는 A만 이용하며, B의 URL을 직접 입력해도 막힌다.</w:t>
+      </w:r>
+    </w:p>
+    <w:p>
+      <w:pPr>
+        <w:pStyle w:val="ListParagraph"/>
+        <w:numPr>
+          <w:ilvl w:val="0"/>
+          <w:numId w:val="8"/>
+        </w:numPr>
+        <w:spacing w:after="60" w:line="290"/>
+      </w:pPr>
+      <w:r>
+        <w:t xml:space="preserve">실패·대기 결제는 권한을 만들지 않고, 성공 주문은 정확한 계정에 한 번만 연결된다.</w:t>
+      </w:r>
+    </w:p>
+    <w:p>
+      <w:pPr>
+        <w:pStyle w:val="ListParagraph"/>
+        <w:numPr>
+          <w:ilvl w:val="0"/>
+          <w:numId w:val="8"/>
+        </w:numPr>
+        <w:spacing w:after="60" w:line="290"/>
+      </w:pPr>
+      <w:r>
+        <w:t xml:space="preserve">이메일 불일치는 소유 확인으로 해결하고, 다른 고객의 주문·권한이 노출되지 않는다.</w:t>
+      </w:r>
+    </w:p>
+    <w:p>
+      <w:pPr>
+        <w:pStyle w:val="ListParagraph"/>
+        <w:numPr>
+          <w:ilvl w:val="0"/>
+          <w:numId w:val="8"/>
+        </w:numPr>
+        <w:spacing w:after="60" w:line="290"/>
+      </w:pPr>
+      <w:r>
+        <w:t xml:space="preserve">기수·일정 잠금과 구매 권한을 구분하고, 취소·환불 후 처리도 정책대로 확인한다.</w:t>
+      </w:r>
+    </w:p>
+    <w:p>
+      <w:pPr>
+        <w:pStyle w:val="ListParagraph"/>
+        <w:numPr>
+          <w:ilvl w:val="0"/>
+          <w:numId w:val="8"/>
+        </w:numPr>
+        <w:spacing w:after="60" w:line="290"/>
+      </w:pPr>
+      <w:r>
+        <w:t xml:space="preserve">글쓰기 오류는 내용을 보존하고, 신고는 담당자가 실제로 받는다.</w:t>
+      </w:r>
+    </w:p>
+    <w:p>
+      <w:pPr>
+        <w:pStyle w:val="ListParagraph"/>
+        <w:numPr>
+          <w:ilvl w:val="0"/>
+          <w:numId w:val="8"/>
+        </w:numPr>
+        <w:spacing w:after="60" w:line="290"/>
+      </w:pPr>
+      <w:r>
+        <w:t xml:space="preserve">신청서 접수와 이메일 앱 열기를 구분하고, 승인 전에는 역할을 부여하지 않는다.</w:t>
+      </w:r>
+    </w:p>
+    <w:p>
+      <w:pPr>
+        <w:pStyle w:val="ListParagraph"/>
+        <w:numPr>
+          <w:ilvl w:val="0"/>
+          <w:numId w:val="8"/>
+        </w:numPr>
+        <w:spacing w:after="60" w:line="290"/>
+      </w:pPr>
+      <w:r>
+        <w:t xml:space="preserve">Shop과 Community의 같은 프로그램은 상태·가격·목적지가 일치한다.</w:t>
+      </w:r>
+    </w:p>
+    <w:p>
+      <w:pPr>
+        <w:pStyle w:val="ListParagraph"/>
+        <w:numPr>
+          <w:ilvl w:val="0"/>
+          <w:numId w:val="8"/>
+        </w:numPr>
+        <w:spacing w:after="60" w:line="290"/>
+      </w:pPr>
+      <w:r>
+        <w:t xml:space="preserve">모바일 390·360에서 버튼·폼 오류·긴 제목·키보드 탐색이 정상이다.</w:t>
+      </w:r>
+    </w:p>
+    <w:p>
+      <w:pPr>
+        <w:pBdr>
+          <w:left w:val="single" w:color="CD089C" w:sz="12" w:space="8"/>
+        </w:pBdr>
+        <w:spacing w:after="160" w:before="60" w:line="280"/>
+        <w:ind w:left="160"/>
+      </w:pPr>
+      <w:r>
+        <w:rPr>
+          <w:color w:val="4A4D5C"/>
+          <w:sz w:val="19"/>
+          <w:szCs w:val="19"/>
+        </w:rPr>
+        <w:t xml:space="preserve">테스트는 승인된 테스트 환경과 계정으로 진행합니다. 화면 준비 완료와 실제 운영 통과는 다른 완료 상태로 기록합니다.</w:t>
+      </w:r>
+    </w:p>
+    <w:p>
+      <w:pPr>
         <w:pStyle w:val="Heading1"/>
         <w:pageBreakBefore/>
       </w:pPr>
@@ -16726,7 +19236,193 @@
                 <w:sz w:val="18"/>
                 <w:szCs w:val="18"/>
               </w:rPr>
-              <w:t xml:space="preserve">‘Where Global Voices Meet Influence’ → ‘…Meet Culture’, ‘Launchpad to Global Success’ → ‘…to a Global Audience’, ‘Help shape Aurora 100’ → ‘Suggest someone for Aurora 100’, ‘Growth Engine’ → ‘Nine topics. One conversation.’</w:t>
+              <w:t xml:space="preserve">‘Where Global Voices Meet Influence’ → ‘…Meet Culture’, ‘Launchpad to Global Success’ → ‘…to a Global Audience’, ‘Growth Engine’ → ‘Nine topics. One conversation.’ (‘Help shape Aurora 100’은 2026-10-04 확정: 의견 수집으로 유지)</w:t>
+            </w:r>
+          </w:p>
+        </w:tc>
+      </w:tr>
+      <w:tr>
+        <w:tc>
+          <w:tcPr>
+            <w:tcW w:type="dxa" w:w="602"/>
+            <w:tcBorders>
+              <w:top w:val="single" w:color="D9D6E6" w:sz="4"/>
+              <w:left w:val="single" w:color="D9D6E6" w:sz="4"/>
+              <w:bottom w:val="single" w:color="D9D6E6" w:sz="4"/>
+              <w:right w:val="single" w:color="D9D6E6" w:sz="4"/>
+            </w:tcBorders>
+            <w:shd w:fill="FBFAFD" w:color="auto" w:val="clear"/>
+            <w:tcMar>
+              <w:top w:type="dxa" w:w="70"/>
+              <w:left w:type="dxa" w:w="110"/>
+              <w:bottom w:type="dxa" w:w="70"/>
+              <w:right w:type="dxa" w:w="110"/>
+            </w:tcMar>
+            <w:vAlign w:val="top"/>
+          </w:tcPr>
+          <w:p>
+            <w:pPr>
+              <w:spacing w:after="40" w:line="260"/>
+            </w:pPr>
+            <w:r>
+              <w:rPr>
+                <w:sz w:val="18"/>
+                <w:szCs w:val="18"/>
+              </w:rPr>
+              <w:t xml:space="preserve">8</w:t>
+            </w:r>
+          </w:p>
+        </w:tc>
+        <w:tc>
+          <w:tcPr>
+            <w:tcW w:type="dxa" w:w="2710"/>
+            <w:tcBorders>
+              <w:top w:val="single" w:color="D9D6E6" w:sz="4"/>
+              <w:left w:val="single" w:color="D9D6E6" w:sz="4"/>
+              <w:bottom w:val="single" w:color="D9D6E6" w:sz="4"/>
+              <w:right w:val="single" w:color="D9D6E6" w:sz="4"/>
+            </w:tcBorders>
+            <w:tcMar>
+              <w:top w:type="dxa" w:w="70"/>
+              <w:left w:type="dxa" w:w="110"/>
+              <w:bottom w:type="dxa" w:w="70"/>
+              <w:right w:type="dxa" w:w="110"/>
+            </w:tcMar>
+            <w:vAlign w:val="top"/>
+          </w:tcPr>
+          <w:p>
+            <w:pPr>
+              <w:spacing w:after="40" w:line="260"/>
+            </w:pPr>
+            <w:r>
+              <w:rPr>
+                <w:sz w:val="18"/>
+                <w:szCs w:val="18"/>
+              </w:rPr>
+              <w:t xml:space="preserve">Lounge 공개 열람</w:t>
+            </w:r>
+          </w:p>
+        </w:tc>
+        <w:tc>
+          <w:tcPr>
+            <w:tcW w:type="dxa" w:w="6326"/>
+            <w:tcBorders>
+              <w:top w:val="single" w:color="D9D6E6" w:sz="4"/>
+              <w:left w:val="single" w:color="D9D6E6" w:sz="4"/>
+              <w:bottom w:val="single" w:color="D9D6E6" w:sz="4"/>
+              <w:right w:val="single" w:color="D9D6E6" w:sz="4"/>
+            </w:tcBorders>
+            <w:tcMar>
+              <w:top w:type="dxa" w:w="70"/>
+              <w:left w:type="dxa" w:w="110"/>
+              <w:bottom w:type="dxa" w:w="70"/>
+              <w:right w:type="dxa" w:w="110"/>
+            </w:tcMar>
+            <w:vAlign w:val="top"/>
+          </w:tcPr>
+          <w:p>
+            <w:pPr>
+              <w:spacing w:after="40" w:line="260"/>
+            </w:pPr>
+            <w:r>
+              <w:rPr>
+                <w:sz w:val="18"/>
+                <w:szCs w:val="18"/>
+              </w:rPr>
+              <w:t xml:space="preserve">Tevello가 로그인 없는 읽기를 지원하지 않으면, 공개 예시 대화와 실제 회원 대화를 구분해 보여 주는 대안을 승인</w:t>
+            </w:r>
+          </w:p>
+        </w:tc>
+      </w:tr>
+      <w:tr>
+        <w:tc>
+          <w:tcPr>
+            <w:tcW w:type="dxa" w:w="602"/>
+            <w:tcBorders>
+              <w:top w:val="single" w:color="D9D6E6" w:sz="4"/>
+              <w:left w:val="single" w:color="D9D6E6" w:sz="4"/>
+              <w:bottom w:val="single" w:color="D9D6E6" w:sz="4"/>
+              <w:right w:val="single" w:color="D9D6E6" w:sz="4"/>
+            </w:tcBorders>
+            <w:shd w:fill="FBFAFD" w:color="auto" w:val="clear"/>
+            <w:tcMar>
+              <w:top w:type="dxa" w:w="70"/>
+              <w:left w:type="dxa" w:w="110"/>
+              <w:bottom w:type="dxa" w:w="70"/>
+              <w:right w:type="dxa" w:w="110"/>
+            </w:tcMar>
+            <w:vAlign w:val="top"/>
+          </w:tcPr>
+          <w:p>
+            <w:pPr>
+              <w:spacing w:after="40" w:line="260"/>
+            </w:pPr>
+            <w:r>
+              <w:rPr>
+                <w:sz w:val="18"/>
+                <w:szCs w:val="18"/>
+              </w:rPr>
+              <w:t xml:space="preserve">9</w:t>
+            </w:r>
+          </w:p>
+        </w:tc>
+        <w:tc>
+          <w:tcPr>
+            <w:tcW w:type="dxa" w:w="2710"/>
+            <w:tcBorders>
+              <w:top w:val="single" w:color="D9D6E6" w:sz="4"/>
+              <w:left w:val="single" w:color="D9D6E6" w:sz="4"/>
+              <w:bottom w:val="single" w:color="D9D6E6" w:sz="4"/>
+              <w:right w:val="single" w:color="D9D6E6" w:sz="4"/>
+            </w:tcBorders>
+            <w:tcMar>
+              <w:top w:type="dxa" w:w="70"/>
+              <w:left w:type="dxa" w:w="110"/>
+              <w:bottom w:type="dxa" w:w="70"/>
+              <w:right w:type="dxa" w:w="110"/>
+            </w:tcMar>
+            <w:vAlign w:val="top"/>
+          </w:tcPr>
+          <w:p>
+            <w:pPr>
+              <w:spacing w:after="40" w:line="260"/>
+            </w:pPr>
+            <w:r>
+              <w:rPr>
+                <w:sz w:val="18"/>
+                <w:szCs w:val="18"/>
+              </w:rPr>
+              <w:t xml:space="preserve">Entertainment Builder 수업 단위</w:t>
+            </w:r>
+          </w:p>
+        </w:tc>
+        <w:tc>
+          <w:tcPr>
+            <w:tcW w:type="dxa" w:w="6326"/>
+            <w:tcBorders>
+              <w:top w:val="single" w:color="D9D6E6" w:sz="4"/>
+              <w:left w:val="single" w:color="D9D6E6" w:sz="4"/>
+              <w:bottom w:val="single" w:color="D9D6E6" w:sz="4"/>
+              <w:right w:val="single" w:color="D9D6E6" w:sz="4"/>
+            </w:tcBorders>
+            <w:tcMar>
+              <w:top w:type="dxa" w:w="70"/>
+              <w:left w:type="dxa" w:w="110"/>
+              <w:bottom w:type="dxa" w:w="70"/>
+              <w:right w:type="dxa" w:w="110"/>
+            </w:tcMar>
+            <w:vAlign w:val="top"/>
+          </w:tcPr>
+          <w:p>
+            <w:pPr>
+              <w:spacing w:after="40" w:line="260"/>
+            </w:pPr>
+            <w:r>
+              <w:rPr>
+                <w:sz w:val="18"/>
+                <w:szCs w:val="18"/>
+              </w:rPr>
+              <w:t xml:space="preserve">현재 테스트 강좌(읽기 수업 1개·6개 주제)와 목업의 6개 수업 진도 표시 중 출시 단위를 확정. 확정 전 목업은 ‘Planned structure’로 표시</w:t>
             </w:r>
           </w:p>
         </w:tc>
@@ -16736,6 +19432,891 @@
       <w:pPr>
         <w:spacing w:after="60"/>
       </w:pPr>
+    </w:p>
+    <w:p>
+      <w:pPr>
+        <w:pStyle w:val="Heading1"/>
+        <w:pageBreakBefore/>
+      </w:pPr>
+      <w:r>
+        <w:t xml:space="preserve">11. Codex 리뷰 반영 내역</w:t>
+      </w:r>
+    </w:p>
+    <w:p>
+      <w:pPr>
+        <w:spacing w:after="120" w:line="300"/>
+      </w:pPr>
+      <w:r>
+        <w:t xml:space="preserve">Codex 기획·제작 리뷰(Aurora_Community_Ecosystem_Plan_KO, 2026-10-04)에서 타당한 지적을 채택해 목업과 이 기획서에 반영했습니다.</w:t>
+      </w:r>
+    </w:p>
+    <w:tbl>
+      <w:tblPr>
+        <w:tblW w:type="dxa" w:w="9638"/>
+        <w:tblBorders>
+          <w:top w:val="single" w:color="auto" w:sz="4"/>
+          <w:left w:val="single" w:color="auto" w:sz="4"/>
+          <w:bottom w:val="single" w:color="auto" w:sz="4"/>
+          <w:right w:val="single" w:color="auto" w:sz="4"/>
+          <w:insideH w:val="single" w:color="auto" w:sz="4"/>
+          <w:insideV w:val="single" w:color="auto" w:sz="4"/>
+        </w:tblBorders>
+      </w:tblPr>
+      <w:tblGrid>
+        <w:gridCol w:w="3915"/>
+        <w:gridCol w:w="5723"/>
+      </w:tblGrid>
+      <w:tr>
+        <w:trPr>
+          <w:tblHeader/>
+        </w:trPr>
+        <w:tc>
+          <w:tcPr>
+            <w:tcW w:type="dxa" w:w="3915"/>
+            <w:tcBorders>
+              <w:top w:val="single" w:color="D9D6E6" w:sz="4"/>
+              <w:left w:val="single" w:color="D9D6E6" w:sz="4"/>
+              <w:bottom w:val="single" w:color="D9D6E6" w:sz="4"/>
+              <w:right w:val="single" w:color="D9D6E6" w:sz="4"/>
+            </w:tcBorders>
+            <w:shd w:fill="F1EFF7" w:color="auto" w:val="clear"/>
+            <w:tcMar>
+              <w:top w:type="dxa" w:w="70"/>
+              <w:left w:type="dxa" w:w="110"/>
+              <w:bottom w:type="dxa" w:w="70"/>
+              <w:right w:type="dxa" w:w="110"/>
+            </w:tcMar>
+            <w:vAlign w:val="top"/>
+          </w:tcPr>
+          <w:p>
+            <w:pPr>
+              <w:spacing w:after="40" w:line="260"/>
+            </w:pPr>
+            <w:r>
+              <w:rPr>
+                <w:b/>
+                <w:bCs/>
+                <w:color w:val="0B0E15"/>
+                <w:sz w:val="18"/>
+                <w:szCs w:val="18"/>
+              </w:rPr>
+              <w:t xml:space="preserve">리뷰 지적</w:t>
+            </w:r>
+          </w:p>
+        </w:tc>
+        <w:tc>
+          <w:tcPr>
+            <w:tcW w:type="dxa" w:w="5723"/>
+            <w:tcBorders>
+              <w:top w:val="single" w:color="D9D6E6" w:sz="4"/>
+              <w:left w:val="single" w:color="D9D6E6" w:sz="4"/>
+              <w:bottom w:val="single" w:color="D9D6E6" w:sz="4"/>
+              <w:right w:val="single" w:color="D9D6E6" w:sz="4"/>
+            </w:tcBorders>
+            <w:shd w:fill="F1EFF7" w:color="auto" w:val="clear"/>
+            <w:tcMar>
+              <w:top w:type="dxa" w:w="70"/>
+              <w:left w:type="dxa" w:w="110"/>
+              <w:bottom w:type="dxa" w:w="70"/>
+              <w:right w:type="dxa" w:w="110"/>
+            </w:tcMar>
+            <w:vAlign w:val="top"/>
+          </w:tcPr>
+          <w:p>
+            <w:pPr>
+              <w:spacing w:after="40" w:line="260"/>
+            </w:pPr>
+            <w:r>
+              <w:rPr>
+                <w:b/>
+                <w:bCs/>
+                <w:color w:val="0B0E15"/>
+                <w:sz w:val="18"/>
+                <w:szCs w:val="18"/>
+              </w:rPr>
+              <w:t xml:space="preserve">반영</w:t>
+            </w:r>
+          </w:p>
+        </w:tc>
+      </w:tr>
+      <w:tr>
+        <w:tc>
+          <w:tcPr>
+            <w:tcW w:type="dxa" w:w="3915"/>
+            <w:tcBorders>
+              <w:top w:val="single" w:color="D9D6E6" w:sz="4"/>
+              <w:left w:val="single" w:color="D9D6E6" w:sz="4"/>
+              <w:bottom w:val="single" w:color="D9D6E6" w:sz="4"/>
+              <w:right w:val="single" w:color="D9D6E6" w:sz="4"/>
+            </w:tcBorders>
+            <w:shd w:fill="FBFAFD" w:color="auto" w:val="clear"/>
+            <w:tcMar>
+              <w:top w:type="dxa" w:w="70"/>
+              <w:left w:type="dxa" w:w="110"/>
+              <w:bottom w:type="dxa" w:w="70"/>
+              <w:right w:type="dxa" w:w="110"/>
+            </w:tcMar>
+            <w:vAlign w:val="top"/>
+          </w:tcPr>
+          <w:p>
+            <w:pPr>
+              <w:spacing w:after="40" w:line="260"/>
+            </w:pPr>
+            <w:r>
+              <w:rPr>
+                <w:sz w:val="18"/>
+                <w:szCs w:val="18"/>
+              </w:rPr>
+              <w:t xml:space="preserve">‘Help shape Aurora 100’은 의견 수집으로만 (대표 확정)</w:t>
+            </w:r>
+          </w:p>
+        </w:tc>
+        <w:tc>
+          <w:tcPr>
+            <w:tcW w:type="dxa" w:w="5723"/>
+            <w:tcBorders>
+              <w:top w:val="single" w:color="D9D6E6" w:sz="4"/>
+              <w:left w:val="single" w:color="D9D6E6" w:sz="4"/>
+              <w:bottom w:val="single" w:color="D9D6E6" w:sz="4"/>
+              <w:right w:val="single" w:color="D9D6E6" w:sz="4"/>
+            </w:tcBorders>
+            <w:tcMar>
+              <w:top w:type="dxa" w:w="70"/>
+              <w:left w:type="dxa" w:w="110"/>
+              <w:bottom w:type="dxa" w:w="70"/>
+              <w:right w:type="dxa" w:w="110"/>
+            </w:tcMar>
+            <w:vAlign w:val="top"/>
+          </w:tcPr>
+          <w:p>
+            <w:pPr>
+              <w:spacing w:after="40" w:line="260"/>
+            </w:pPr>
+            <w:r>
+              <w:rPr>
+                <w:sz w:val="18"/>
+                <w:szCs w:val="18"/>
+              </w:rPr>
+              <w:t xml:space="preserve">Community 카드 문구 수정, 검토 허브 결정 사항을 ‘확정’으로 변경, 7.3에 기록</w:t>
+            </w:r>
+          </w:p>
+        </w:tc>
+      </w:tr>
+      <w:tr>
+        <w:tc>
+          <w:tcPr>
+            <w:tcW w:type="dxa" w:w="3915"/>
+            <w:tcBorders>
+              <w:top w:val="single" w:color="D9D6E6" w:sz="4"/>
+              <w:left w:val="single" w:color="D9D6E6" w:sz="4"/>
+              <w:bottom w:val="single" w:color="D9D6E6" w:sz="4"/>
+              <w:right w:val="single" w:color="D9D6E6" w:sz="4"/>
+            </w:tcBorders>
+            <w:shd w:fill="FBFAFD" w:color="auto" w:val="clear"/>
+            <w:tcMar>
+              <w:top w:type="dxa" w:w="70"/>
+              <w:left w:type="dxa" w:w="110"/>
+              <w:bottom w:type="dxa" w:w="70"/>
+              <w:right w:type="dxa" w:w="110"/>
+            </w:tcMar>
+            <w:vAlign w:val="top"/>
+          </w:tcPr>
+          <w:p>
+            <w:pPr>
+              <w:spacing w:after="40" w:line="260"/>
+            </w:pPr>
+            <w:r>
+              <w:rPr>
+                <w:sz w:val="18"/>
+                <w:szCs w:val="18"/>
+              </w:rPr>
+              <w:t xml:space="preserve">신청형 기자 Desk 카드에 ‘Price set at launch’ 잔재</w:t>
+            </w:r>
+          </w:p>
+        </w:tc>
+        <w:tc>
+          <w:tcPr>
+            <w:tcW w:type="dxa" w:w="5723"/>
+            <w:tcBorders>
+              <w:top w:val="single" w:color="D9D6E6" w:sz="4"/>
+              <w:left w:val="single" w:color="D9D6E6" w:sz="4"/>
+              <w:bottom w:val="single" w:color="D9D6E6" w:sz="4"/>
+              <w:right w:val="single" w:color="D9D6E6" w:sz="4"/>
+            </w:tcBorders>
+            <w:tcMar>
+              <w:top w:type="dxa" w:w="70"/>
+              <w:left w:type="dxa" w:w="110"/>
+              <w:bottom w:type="dxa" w:w="70"/>
+              <w:right w:type="dxa" w:w="110"/>
+            </w:tcMar>
+            <w:vAlign w:val="top"/>
+          </w:tcPr>
+          <w:p>
+            <w:pPr>
+              <w:spacing w:after="40" w:line="260"/>
+            </w:pPr>
+            <w:r>
+              <w:rPr>
+                <w:sz w:val="18"/>
+                <w:szCs w:val="18"/>
+              </w:rPr>
+              <w:t xml:space="preserve">신청형은 ‘No fee to apply’, 상세는 ‘By application’으로 수정</w:t>
+            </w:r>
+          </w:p>
+        </w:tc>
+      </w:tr>
+      <w:tr>
+        <w:tc>
+          <w:tcPr>
+            <w:tcW w:type="dxa" w:w="3915"/>
+            <w:tcBorders>
+              <w:top w:val="single" w:color="D9D6E6" w:sz="4"/>
+              <w:left w:val="single" w:color="D9D6E6" w:sz="4"/>
+              <w:bottom w:val="single" w:color="D9D6E6" w:sz="4"/>
+              <w:right w:val="single" w:color="D9D6E6" w:sz="4"/>
+            </w:tcBorders>
+            <w:shd w:fill="FBFAFD" w:color="auto" w:val="clear"/>
+            <w:tcMar>
+              <w:top w:type="dxa" w:w="70"/>
+              <w:left w:type="dxa" w:w="110"/>
+              <w:bottom w:type="dxa" w:w="70"/>
+              <w:right w:type="dxa" w:w="110"/>
+            </w:tcMar>
+            <w:vAlign w:val="top"/>
+          </w:tcPr>
+          <w:p>
+            <w:pPr>
+              <w:spacing w:after="40" w:line="260"/>
+            </w:pPr>
+            <w:r>
+              <w:rPr>
+                <w:sz w:val="18"/>
+                <w:szCs w:val="18"/>
+              </w:rPr>
+              <w:t xml:space="preserve">무료·신청형 상세에도 결제 FAQ 반복</w:t>
+            </w:r>
+          </w:p>
+        </w:tc>
+        <w:tc>
+          <w:tcPr>
+            <w:tcW w:type="dxa" w:w="5723"/>
+            <w:tcBorders>
+              <w:top w:val="single" w:color="D9D6E6" w:sz="4"/>
+              <w:left w:val="single" w:color="D9D6E6" w:sz="4"/>
+              <w:bottom w:val="single" w:color="D9D6E6" w:sz="4"/>
+              <w:right w:val="single" w:color="D9D6E6" w:sz="4"/>
+            </w:tcBorders>
+            <w:tcMar>
+              <w:top w:type="dxa" w:w="70"/>
+              <w:left w:type="dxa" w:w="110"/>
+              <w:bottom w:type="dxa" w:w="70"/>
+              <w:right w:type="dxa" w:w="110"/>
+            </w:tcMar>
+            <w:vAlign w:val="top"/>
+          </w:tcPr>
+          <w:p>
+            <w:pPr>
+              <w:spacing w:after="40" w:line="260"/>
+            </w:pPr>
+            <w:r>
+              <w:rPr>
+                <w:sz w:val="18"/>
+                <w:szCs w:val="18"/>
+              </w:rPr>
+              <w:t xml:space="preserve">FAQ를 무료 / 신청 / 구매 세 종류로 분리</w:t>
+            </w:r>
+          </w:p>
+        </w:tc>
+      </w:tr>
+      <w:tr>
+        <w:tc>
+          <w:tcPr>
+            <w:tcW w:type="dxa" w:w="3915"/>
+            <w:tcBorders>
+              <w:top w:val="single" w:color="D9D6E6" w:sz="4"/>
+              <w:left w:val="single" w:color="D9D6E6" w:sz="4"/>
+              <w:bottom w:val="single" w:color="D9D6E6" w:sz="4"/>
+              <w:right w:val="single" w:color="D9D6E6" w:sz="4"/>
+            </w:tcBorders>
+            <w:shd w:fill="FBFAFD" w:color="auto" w:val="clear"/>
+            <w:tcMar>
+              <w:top w:type="dxa" w:w="70"/>
+              <w:left w:type="dxa" w:w="110"/>
+              <w:bottom w:type="dxa" w:w="70"/>
+              <w:right w:type="dxa" w:w="110"/>
+            </w:tcMar>
+            <w:vAlign w:val="top"/>
+          </w:tcPr>
+          <w:p>
+            <w:pPr>
+              <w:spacing w:after="40" w:line="260"/>
+            </w:pPr>
+            <w:r>
+              <w:rPr>
+                <w:sz w:val="18"/>
+                <w:szCs w:val="18"/>
+              </w:rPr>
+              <w:t xml:space="preserve">판매 전 강좌에 ‘구매 후’ 안내</w:t>
+            </w:r>
+          </w:p>
+        </w:tc>
+        <w:tc>
+          <w:tcPr>
+            <w:tcW w:type="dxa" w:w="5723"/>
+            <w:tcBorders>
+              <w:top w:val="single" w:color="D9D6E6" w:sz="4"/>
+              <w:left w:val="single" w:color="D9D6E6" w:sz="4"/>
+              <w:bottom w:val="single" w:color="D9D6E6" w:sz="4"/>
+              <w:right w:val="single" w:color="D9D6E6" w:sz="4"/>
+            </w:tcBorders>
+            <w:tcMar>
+              <w:top w:type="dxa" w:w="70"/>
+              <w:left w:type="dxa" w:w="110"/>
+              <w:bottom w:type="dxa" w:w="70"/>
+              <w:right w:type="dxa" w:w="110"/>
+            </w:tcMar>
+            <w:vAlign w:val="top"/>
+          </w:tcPr>
+          <w:p>
+            <w:pPr>
+              <w:spacing w:after="40" w:line="260"/>
+            </w:pPr>
+            <w:r>
+              <w:rPr>
+                <w:sz w:val="18"/>
+                <w:szCs w:val="18"/>
+              </w:rPr>
+              <w:t xml:space="preserve">제목을 ‘How it will work once it opens’로 바꾸고 ‘지금은 구매 불가’를 명시, 커리큘럼은 ‘Planned’ 표시</w:t>
+            </w:r>
+          </w:p>
+        </w:tc>
+      </w:tr>
+      <w:tr>
+        <w:tc>
+          <w:tcPr>
+            <w:tcW w:type="dxa" w:w="3915"/>
+            <w:tcBorders>
+              <w:top w:val="single" w:color="D9D6E6" w:sz="4"/>
+              <w:left w:val="single" w:color="D9D6E6" w:sz="4"/>
+              <w:bottom w:val="single" w:color="D9D6E6" w:sz="4"/>
+              <w:right w:val="single" w:color="D9D6E6" w:sz="4"/>
+            </w:tcBorders>
+            <w:shd w:fill="FBFAFD" w:color="auto" w:val="clear"/>
+            <w:tcMar>
+              <w:top w:type="dxa" w:w="70"/>
+              <w:left w:type="dxa" w:w="110"/>
+              <w:bottom w:type="dxa" w:w="70"/>
+              <w:right w:type="dxa" w:w="110"/>
+            </w:tcMar>
+            <w:vAlign w:val="top"/>
+          </w:tcPr>
+          <w:p>
+            <w:pPr>
+              <w:spacing w:after="40" w:line="260"/>
+            </w:pPr>
+            <w:r>
+              <w:rPr>
+                <w:sz w:val="18"/>
+                <w:szCs w:val="18"/>
+              </w:rPr>
+              <w:t xml:space="preserve">읽기 수업 1개 vs 진도 ‘Lesson 3 of 6’ 불일치</w:t>
+            </w:r>
+          </w:p>
+        </w:tc>
+        <w:tc>
+          <w:tcPr>
+            <w:tcW w:type="dxa" w:w="5723"/>
+            <w:tcBorders>
+              <w:top w:val="single" w:color="D9D6E6" w:sz="4"/>
+              <w:left w:val="single" w:color="D9D6E6" w:sz="4"/>
+              <w:bottom w:val="single" w:color="D9D6E6" w:sz="4"/>
+              <w:right w:val="single" w:color="D9D6E6" w:sz="4"/>
+            </w:tcBorders>
+            <w:tcMar>
+              <w:top w:type="dxa" w:w="70"/>
+              <w:left w:type="dxa" w:w="110"/>
+              <w:bottom w:type="dxa" w:w="70"/>
+              <w:right w:type="dxa" w:w="110"/>
+            </w:tcMar>
+            <w:vAlign w:val="top"/>
+          </w:tcPr>
+          <w:p>
+            <w:pPr>
+              <w:spacing w:after="40" w:line="260"/>
+            </w:pPr>
+            <w:r>
+              <w:rPr>
+                <w:sz w:val="18"/>
+                <w:szCs w:val="18"/>
+              </w:rPr>
+              <w:t xml:space="preserve">회원 화면에 ‘Planned structure’ 표기와 현재 테스트 강좌 설명 추가, 결정 사항 9번으로 등록</w:t>
+            </w:r>
+          </w:p>
+        </w:tc>
+      </w:tr>
+      <w:tr>
+        <w:tc>
+          <w:tcPr>
+            <w:tcW w:type="dxa" w:w="3915"/>
+            <w:tcBorders>
+              <w:top w:val="single" w:color="D9D6E6" w:sz="4"/>
+              <w:left w:val="single" w:color="D9D6E6" w:sz="4"/>
+              <w:bottom w:val="single" w:color="D9D6E6" w:sz="4"/>
+              <w:right w:val="single" w:color="D9D6E6" w:sz="4"/>
+            </w:tcBorders>
+            <w:shd w:fill="FBFAFD" w:color="auto" w:val="clear"/>
+            <w:tcMar>
+              <w:top w:type="dxa" w:w="70"/>
+              <w:left w:type="dxa" w:w="110"/>
+              <w:bottom w:type="dxa" w:w="70"/>
+              <w:right w:type="dxa" w:w="110"/>
+            </w:tcMar>
+            <w:vAlign w:val="top"/>
+          </w:tcPr>
+          <w:p>
+            <w:pPr>
+              <w:spacing w:after="40" w:line="260"/>
+            </w:pPr>
+            <w:r>
+              <w:rPr>
+                <w:sz w:val="18"/>
+                <w:szCs w:val="18"/>
+              </w:rPr>
+              <w:t xml:space="preserve">결제 완료 ≠ 예약 확정</w:t>
+            </w:r>
+          </w:p>
+        </w:tc>
+        <w:tc>
+          <w:tcPr>
+            <w:tcW w:type="dxa" w:w="5723"/>
+            <w:tcBorders>
+              <w:top w:val="single" w:color="D9D6E6" w:sz="4"/>
+              <w:left w:val="single" w:color="D9D6E6" w:sz="4"/>
+              <w:bottom w:val="single" w:color="D9D6E6" w:sz="4"/>
+              <w:right w:val="single" w:color="D9D6E6" w:sz="4"/>
+            </w:tcBorders>
+            <w:tcMar>
+              <w:top w:type="dxa" w:w="70"/>
+              <w:left w:type="dxa" w:w="110"/>
+              <w:bottom w:type="dxa" w:w="70"/>
+              <w:right w:type="dxa" w:w="110"/>
+            </w:tcMar>
+            <w:vAlign w:val="top"/>
+          </w:tcPr>
+          <w:p>
+            <w:pPr>
+              <w:spacing w:after="40" w:line="260"/>
+            </w:pPr>
+            <w:r>
+              <w:rPr>
+                <w:sz w:val="18"/>
+                <w:szCs w:val="18"/>
+              </w:rPr>
+              <w:t xml:space="preserve">주문 화면 ‘Paid · time not yet booked’, FAQ ‘Is my time booked when I pay?’ 추가</w:t>
+            </w:r>
+          </w:p>
+        </w:tc>
+      </w:tr>
+      <w:tr>
+        <w:tc>
+          <w:tcPr>
+            <w:tcW w:type="dxa" w:w="3915"/>
+            <w:tcBorders>
+              <w:top w:val="single" w:color="D9D6E6" w:sz="4"/>
+              <w:left w:val="single" w:color="D9D6E6" w:sz="4"/>
+              <w:bottom w:val="single" w:color="D9D6E6" w:sz="4"/>
+              <w:right w:val="single" w:color="D9D6E6" w:sz="4"/>
+            </w:tcBorders>
+            <w:shd w:fill="FBFAFD" w:color="auto" w:val="clear"/>
+            <w:tcMar>
+              <w:top w:type="dxa" w:w="70"/>
+              <w:left w:type="dxa" w:w="110"/>
+              <w:bottom w:type="dxa" w:w="70"/>
+              <w:right w:type="dxa" w:w="110"/>
+            </w:tcMar>
+            <w:vAlign w:val="top"/>
+          </w:tcPr>
+          <w:p>
+            <w:pPr>
+              <w:spacing w:after="40" w:line="260"/>
+            </w:pPr>
+            <w:r>
+              <w:rPr>
+                <w:sz w:val="18"/>
+                <w:szCs w:val="18"/>
+              </w:rPr>
+              <w:t xml:space="preserve">권한 지연 시 재구매 위험</w:t>
+            </w:r>
+          </w:p>
+        </w:tc>
+        <w:tc>
+          <w:tcPr>
+            <w:tcW w:type="dxa" w:w="5723"/>
+            <w:tcBorders>
+              <w:top w:val="single" w:color="D9D6E6" w:sz="4"/>
+              <w:left w:val="single" w:color="D9D6E6" w:sz="4"/>
+              <w:bottom w:val="single" w:color="D9D6E6" w:sz="4"/>
+              <w:right w:val="single" w:color="D9D6E6" w:sz="4"/>
+            </w:tcBorders>
+            <w:tcMar>
+              <w:top w:type="dxa" w:w="70"/>
+              <w:left w:type="dxa" w:w="110"/>
+              <w:bottom w:type="dxa" w:w="70"/>
+              <w:right w:type="dxa" w:w="110"/>
+            </w:tcMar>
+            <w:vAlign w:val="top"/>
+          </w:tcPr>
+          <w:p>
+            <w:pPr>
+              <w:spacing w:after="40" w:line="260"/>
+            </w:pPr>
+            <w:r>
+              <w:rPr>
+                <w:sz w:val="18"/>
+                <w:szCs w:val="18"/>
+              </w:rPr>
+              <w:t xml:space="preserve">대기 화면과 FAQ에 ‘다시 살 필요 없음’ 안내 추가</w:t>
+            </w:r>
+          </w:p>
+        </w:tc>
+      </w:tr>
+      <w:tr>
+        <w:tc>
+          <w:tcPr>
+            <w:tcW w:type="dxa" w:w="3915"/>
+            <w:tcBorders>
+              <w:top w:val="single" w:color="D9D6E6" w:sz="4"/>
+              <w:left w:val="single" w:color="D9D6E6" w:sz="4"/>
+              <w:bottom w:val="single" w:color="D9D6E6" w:sz="4"/>
+              <w:right w:val="single" w:color="D9D6E6" w:sz="4"/>
+            </w:tcBorders>
+            <w:shd w:fill="FBFAFD" w:color="auto" w:val="clear"/>
+            <w:tcMar>
+              <w:top w:type="dxa" w:w="70"/>
+              <w:left w:type="dxa" w:w="110"/>
+              <w:bottom w:type="dxa" w:w="70"/>
+              <w:right w:type="dxa" w:w="110"/>
+            </w:tcMar>
+            <w:vAlign w:val="top"/>
+          </w:tcPr>
+          <w:p>
+            <w:pPr>
+              <w:spacing w:after="40" w:line="260"/>
+            </w:pPr>
+            <w:r>
+              <w:rPr>
+                <w:sz w:val="18"/>
+                <w:szCs w:val="18"/>
+              </w:rPr>
+              <w:t xml:space="preserve">계정·권한·역할·권위 구분, 비자동 자격, 회수·관리 기록·운영자 범위</w:t>
+            </w:r>
+          </w:p>
+        </w:tc>
+        <w:tc>
+          <w:tcPr>
+            <w:tcW w:type="dxa" w:w="5723"/>
+            <w:tcBorders>
+              <w:top w:val="single" w:color="D9D6E6" w:sz="4"/>
+              <w:left w:val="single" w:color="D9D6E6" w:sz="4"/>
+              <w:bottom w:val="single" w:color="D9D6E6" w:sz="4"/>
+              <w:right w:val="single" w:color="D9D6E6" w:sz="4"/>
+            </w:tcBorders>
+            <w:tcMar>
+              <w:top w:type="dxa" w:w="70"/>
+              <w:left w:type="dxa" w:w="110"/>
+              <w:bottom w:type="dxa" w:w="70"/>
+              <w:right w:type="dxa" w:w="110"/>
+            </w:tcMar>
+            <w:vAlign w:val="top"/>
+          </w:tcPr>
+          <w:p>
+            <w:pPr>
+              <w:spacing w:after="40" w:line="260"/>
+            </w:pPr>
+            <w:r>
+              <w:rPr>
+                <w:sz w:val="18"/>
+                <w:szCs w:val="18"/>
+              </w:rPr>
+              <w:t xml:space="preserve">1.2, 4.3, 5.2–5.4에 반영</w:t>
+            </w:r>
+          </w:p>
+        </w:tc>
+      </w:tr>
+      <w:tr>
+        <w:tc>
+          <w:tcPr>
+            <w:tcW w:type="dxa" w:w="3915"/>
+            <w:tcBorders>
+              <w:top w:val="single" w:color="D9D6E6" w:sz="4"/>
+              <w:left w:val="single" w:color="D9D6E6" w:sz="4"/>
+              <w:bottom w:val="single" w:color="D9D6E6" w:sz="4"/>
+              <w:right w:val="single" w:color="D9D6E6" w:sz="4"/>
+            </w:tcBorders>
+            <w:shd w:fill="FBFAFD" w:color="auto" w:val="clear"/>
+            <w:tcMar>
+              <w:top w:type="dxa" w:w="70"/>
+              <w:left w:type="dxa" w:w="110"/>
+              <w:bottom w:type="dxa" w:w="70"/>
+              <w:right w:type="dxa" w:w="110"/>
+            </w:tcMar>
+            <w:vAlign w:val="top"/>
+          </w:tcPr>
+          <w:p>
+            <w:pPr>
+              <w:spacing w:after="40" w:line="260"/>
+            </w:pPr>
+            <w:r>
+              <w:rPr>
+                <w:sz w:val="18"/>
+                <w:szCs w:val="18"/>
+              </w:rPr>
+              <w:t xml:space="preserve">상품별 정책 필드, 수행 주체 구분</w:t>
+            </w:r>
+          </w:p>
+        </w:tc>
+        <w:tc>
+          <w:tcPr>
+            <w:tcW w:type="dxa" w:w="5723"/>
+            <w:tcBorders>
+              <w:top w:val="single" w:color="D9D6E6" w:sz="4"/>
+              <w:left w:val="single" w:color="D9D6E6" w:sz="4"/>
+              <w:bottom w:val="single" w:color="D9D6E6" w:sz="4"/>
+              <w:right w:val="single" w:color="D9D6E6" w:sz="4"/>
+            </w:tcBorders>
+            <w:tcMar>
+              <w:top w:type="dxa" w:w="70"/>
+              <w:left w:type="dxa" w:w="110"/>
+              <w:bottom w:type="dxa" w:w="70"/>
+              <w:right w:type="dxa" w:w="110"/>
+            </w:tcMar>
+            <w:vAlign w:val="top"/>
+          </w:tcPr>
+          <w:p>
+            <w:pPr>
+              <w:spacing w:after="40" w:line="260"/>
+            </w:pPr>
+            <w:r>
+              <w:rPr>
+                <w:sz w:val="18"/>
+                <w:szCs w:val="18"/>
+              </w:rPr>
+              <w:t xml:space="preserve">3.3 정책 필드 표 추가, 상세 FAQ에 ‘판매 전에 공개’ 안내</w:t>
+            </w:r>
+          </w:p>
+        </w:tc>
+      </w:tr>
+      <w:tr>
+        <w:tc>
+          <w:tcPr>
+            <w:tcW w:type="dxa" w:w="3915"/>
+            <w:tcBorders>
+              <w:top w:val="single" w:color="D9D6E6" w:sz="4"/>
+              <w:left w:val="single" w:color="D9D6E6" w:sz="4"/>
+              <w:bottom w:val="single" w:color="D9D6E6" w:sz="4"/>
+              <w:right w:val="single" w:color="D9D6E6" w:sz="4"/>
+            </w:tcBorders>
+            <w:shd w:fill="FBFAFD" w:color="auto" w:val="clear"/>
+            <w:tcMar>
+              <w:top w:type="dxa" w:w="70"/>
+              <w:left w:type="dxa" w:w="110"/>
+              <w:bottom w:type="dxa" w:w="70"/>
+              <w:right w:type="dxa" w:w="110"/>
+            </w:tcMar>
+            <w:vAlign w:val="top"/>
+          </w:tcPr>
+          <w:p>
+            <w:pPr>
+              <w:spacing w:after="40" w:line="260"/>
+            </w:pPr>
+            <w:r>
+              <w:rPr>
+                <w:sz w:val="18"/>
+                <w:szCs w:val="18"/>
+              </w:rPr>
+              <w:t xml:space="preserve">신고 처리 단계·뷰티 효능 주장·긴급 대응</w:t>
+            </w:r>
+          </w:p>
+        </w:tc>
+        <w:tc>
+          <w:tcPr>
+            <w:tcW w:type="dxa" w:w="5723"/>
+            <w:tcBorders>
+              <w:top w:val="single" w:color="D9D6E6" w:sz="4"/>
+              <w:left w:val="single" w:color="D9D6E6" w:sz="4"/>
+              <w:bottom w:val="single" w:color="D9D6E6" w:sz="4"/>
+              <w:right w:val="single" w:color="D9D6E6" w:sz="4"/>
+            </w:tcBorders>
+            <w:tcMar>
+              <w:top w:type="dxa" w:w="70"/>
+              <w:left w:type="dxa" w:w="110"/>
+              <w:bottom w:type="dxa" w:w="70"/>
+              <w:right w:type="dxa" w:w="110"/>
+            </w:tcMar>
+            <w:vAlign w:val="top"/>
+          </w:tcPr>
+          <w:p>
+            <w:pPr>
+              <w:spacing w:after="40" w:line="260"/>
+            </w:pPr>
+            <w:r>
+              <w:rPr>
+                <w:sz w:val="18"/>
+                <w:szCs w:val="18"/>
+              </w:rPr>
+              <w:t xml:space="preserve">7.2에 반영</w:t>
+            </w:r>
+          </w:p>
+        </w:tc>
+      </w:tr>
+      <w:tr>
+        <w:tc>
+          <w:tcPr>
+            <w:tcW w:type="dxa" w:w="3915"/>
+            <w:tcBorders>
+              <w:top w:val="single" w:color="D9D6E6" w:sz="4"/>
+              <w:left w:val="single" w:color="D9D6E6" w:sz="4"/>
+              <w:bottom w:val="single" w:color="D9D6E6" w:sz="4"/>
+              <w:right w:val="single" w:color="D9D6E6" w:sz="4"/>
+            </w:tcBorders>
+            <w:shd w:fill="FBFAFD" w:color="auto" w:val="clear"/>
+            <w:tcMar>
+              <w:top w:type="dxa" w:w="70"/>
+              <w:left w:type="dxa" w:w="110"/>
+              <w:bottom w:type="dxa" w:w="70"/>
+              <w:right w:type="dxa" w:w="110"/>
+            </w:tcMar>
+            <w:vAlign w:val="top"/>
+          </w:tcPr>
+          <w:p>
+            <w:pPr>
+              <w:spacing w:after="40" w:line="260"/>
+            </w:pPr>
+            <w:r>
+              <w:rPr>
+                <w:sz w:val="18"/>
+                <w:szCs w:val="18"/>
+              </w:rPr>
+              <w:t xml:space="preserve">필수 검수 시나리오 10개</w:t>
+            </w:r>
+          </w:p>
+        </w:tc>
+        <w:tc>
+          <w:tcPr>
+            <w:tcW w:type="dxa" w:w="5723"/>
+            <w:tcBorders>
+              <w:top w:val="single" w:color="D9D6E6" w:sz="4"/>
+              <w:left w:val="single" w:color="D9D6E6" w:sz="4"/>
+              <w:bottom w:val="single" w:color="D9D6E6" w:sz="4"/>
+              <w:right w:val="single" w:color="D9D6E6" w:sz="4"/>
+            </w:tcBorders>
+            <w:tcMar>
+              <w:top w:type="dxa" w:w="70"/>
+              <w:left w:type="dxa" w:w="110"/>
+              <w:bottom w:type="dxa" w:w="70"/>
+              <w:right w:type="dxa" w:w="110"/>
+            </w:tcMar>
+            <w:vAlign w:val="top"/>
+          </w:tcPr>
+          <w:p>
+            <w:pPr>
+              <w:spacing w:after="40" w:line="260"/>
+            </w:pPr>
+            <w:r>
+              <w:rPr>
+                <w:sz w:val="18"/>
+                <w:szCs w:val="18"/>
+              </w:rPr>
+              <w:t xml:space="preserve">9.3에 채택</w:t>
+            </w:r>
+          </w:p>
+        </w:tc>
+      </w:tr>
+      <w:tr>
+        <w:tc>
+          <w:tcPr>
+            <w:tcW w:type="dxa" w:w="3915"/>
+            <w:tcBorders>
+              <w:top w:val="single" w:color="D9D6E6" w:sz="4"/>
+              <w:left w:val="single" w:color="D9D6E6" w:sz="4"/>
+              <w:bottom w:val="single" w:color="D9D6E6" w:sz="4"/>
+              <w:right w:val="single" w:color="D9D6E6" w:sz="4"/>
+            </w:tcBorders>
+            <w:shd w:fill="FBFAFD" w:color="auto" w:val="clear"/>
+            <w:tcMar>
+              <w:top w:type="dxa" w:w="70"/>
+              <w:left w:type="dxa" w:w="110"/>
+              <w:bottom w:type="dxa" w:w="70"/>
+              <w:right w:type="dxa" w:w="110"/>
+            </w:tcMar>
+            <w:vAlign w:val="top"/>
+          </w:tcPr>
+          <w:p>
+            <w:pPr>
+              <w:spacing w:after="40" w:line="260"/>
+            </w:pPr>
+            <w:r>
+              <w:rPr>
+                <w:sz w:val="18"/>
+                <w:szCs w:val="18"/>
+              </w:rPr>
+              <w:t xml:space="preserve">실제 진행자가 있는 주제부터 운영</w:t>
+            </w:r>
+          </w:p>
+        </w:tc>
+        <w:tc>
+          <w:tcPr>
+            <w:tcW w:type="dxa" w:w="5723"/>
+            <w:tcBorders>
+              <w:top w:val="single" w:color="D9D6E6" w:sz="4"/>
+              <w:left w:val="single" w:color="D9D6E6" w:sz="4"/>
+              <w:bottom w:val="single" w:color="D9D6E6" w:sz="4"/>
+              <w:right w:val="single" w:color="D9D6E6" w:sz="4"/>
+            </w:tcBorders>
+            <w:tcMar>
+              <w:top w:type="dxa" w:w="70"/>
+              <w:left w:type="dxa" w:w="110"/>
+              <w:bottom w:type="dxa" w:w="70"/>
+              <w:right w:type="dxa" w:w="110"/>
+            </w:tcMar>
+            <w:vAlign w:val="top"/>
+          </w:tcPr>
+          <w:p>
+            <w:pPr>
+              <w:spacing w:after="40" w:line="260"/>
+            </w:pPr>
+            <w:r>
+              <w:rPr>
+                <w:sz w:val="18"/>
+                <w:szCs w:val="18"/>
+              </w:rPr>
+              <w:t xml:space="preserve">3.2 운영 제안으로 반영 (분야 구조는 유지)</w:t>
+            </w:r>
+          </w:p>
+        </w:tc>
+      </w:tr>
+    </w:tbl>
+    <w:p>
+      <w:pPr>
+        <w:spacing w:after="60"/>
+      </w:pPr>
+    </w:p>
+    <w:p>
+      <w:pPr>
+        <w:pBdr>
+          <w:left w:val="single" w:color="CD089C" w:sz="12" w:space="8"/>
+        </w:pBdr>
+        <w:spacing w:after="160" w:before="60" w:line="280"/>
+        <w:ind w:left="160"/>
+      </w:pPr>
+      <w:r>
+        <w:rPr>
+          <w:color w:val="4A4D5C"/>
+          <w:sz w:val="19"/>
+          <w:szCs w:val="19"/>
+        </w:rPr>
+        <w:t xml:space="preserve">리뷰는 목업 캡처를 근거로 작성되어 공유 링크의 클릭 동작은 확인되지 않았다고 밝혔습니다. 목업은 공유 링크에서 모든 상태를 직접 눌러 볼 수 있습니다: https://claude.ai/artifact/9S325ZyZ1nBDtVJqVAzieu</w:t>
+      </w:r>
     </w:p>
     <w:p>
       <w:pPr>
@@ -18060,6 +21641,18 @@
       </w:pPr>
     </w:lvl>
   </w:abstractNum>
+  <w:abstractNum w:abstractNumId="8" w15:restartNumberingAfterBreak="0">
+    <w:multiLevelType w:val="hybridMultilevel"/>
+    <w:lvl w:ilvl="0" w:tentative="1">
+      <w:start w:val="1"/>
+      <w:numFmt w:val="decimal"/>
+      <w:lvlText w:val="%1."/>
+      <w:lvlJc w:val="left"/>
+      <w:pPr>
+        <w:ind w:left="500" w:hanging="320"/>
+      </w:pPr>
+    </w:lvl>
+  </w:abstractNum>
   <w:num w:numId="1">
     <w:abstractNumId w:val="1"/>
     <w:lvlOverride w:ilvl="0">
@@ -18098,6 +21691,12 @@
   </w:num>
   <w:num w:numId="7">
     <w:abstractNumId w:val="7"/>
+    <w:lvlOverride w:ilvl="0">
+      <w:startOverride w:val="1"/>
+    </w:lvlOverride>
+  </w:num>
+  <w:num w:numId="8">
+    <w:abstractNumId w:val="8"/>
     <w:lvlOverride w:ilvl="0">
       <w:startOverride w:val="1"/>
     </w:lvlOverride>

--- a/auracurate/docs/Aurora_Community_기획서.docx
+++ b/auracurate/docs/Aurora_Community_기획서.docx
@@ -4,7 +4,7 @@
   <w:body>
     <w:p>
       <w:pPr>
-        <w:spacing w:before="2200"/>
+        <w:spacing w:before="2000"/>
       </w:pPr>
     </w:p>
     <w:p>
@@ -68,7 +68,7 @@
     </w:p>
     <w:p>
       <w:pPr>
-        <w:spacing w:after="1400"/>
+        <w:spacing w:after="1200"/>
       </w:pPr>
       <w:r>
         <w:rPr>
@@ -125,7 +125,6 @@
               <w:rPr>
                 <w:b/>
                 <w:bCs/>
-                <w:color w:val="0B0E15"/>
                 <w:sz w:val="18"/>
                 <w:szCs w:val="18"/>
               </w:rPr>
@@ -159,7 +158,6 @@
               <w:rPr>
                 <w:b/>
                 <w:bCs/>
-                <w:color w:val="0B0E15"/>
                 <w:sz w:val="18"/>
                 <w:szCs w:val="18"/>
               </w:rPr>
@@ -226,7 +224,7 @@
                 <w:sz w:val="18"/>
                 <w:szCs w:val="18"/>
               </w:rPr>
-              <w:t xml:space="preserve">Aurora Community 기획서 v1.1 (검토용) — Codex 기획·제작 리뷰 반영</w:t>
+              <w:t xml:space="preserve">Aurora Community 기획서 v1.2 (검토용) — Codex 리뷰 + 최신 목업 반영</w:t>
             </w:r>
           </w:p>
         </w:tc>
@@ -748,7 +746,6 @@
               <w:rPr>
                 <w:b/>
                 <w:bCs/>
-                <w:color w:val="0B0E15"/>
                 <w:sz w:val="18"/>
                 <w:szCs w:val="18"/>
               </w:rPr>
@@ -782,7 +779,6 @@
               <w:rPr>
                 <w:b/>
                 <w:bCs/>
-                <w:color w:val="0B0E15"/>
                 <w:sz w:val="18"/>
                 <w:szCs w:val="18"/>
               </w:rPr>
@@ -816,7 +812,6 @@
               <w:rPr>
                 <w:b/>
                 <w:bCs/>
-                <w:color w:val="0B0E15"/>
                 <w:sz w:val="18"/>
                 <w:szCs w:val="18"/>
               </w:rPr>
@@ -1497,6 +1492,906 @@
           <w:szCs w:val="19"/>
         </w:rPr>
         <w:t xml:space="preserve">무료 Lounge는 ACC, Collective 또는 큐레이터 선발 체계와 같은 것이 아닙니다. ACC는 초청 기반 권위 체계이므로 Lounge의 상위 유료 등급이나 활동 보상으로 노출하지 않습니다.</w:t>
+      </w:r>
+    </w:p>
+    <w:p>
+      <w:pPr>
+        <w:pStyle w:val="Heading2"/>
+      </w:pPr>
+      <w:r>
+        <w:t xml:space="preserve">1.4 네 개의 문 안에서의 자리 (최신 목업 반영)</w:t>
+      </w:r>
+    </w:p>
+    <w:p>
+      <w:pPr>
+        <w:spacing w:after="120" w:line="300"/>
+      </w:pPr>
+      <w:r>
+        <w:t xml:space="preserve">처음 온 사람이 5초 안에 이해하도록 네 곳에 </w:t>
+      </w:r>
+      <w:r>
+        <w:rPr>
+          <w:b/>
+          <w:bCs/>
+        </w:rPr>
+        <w:t xml:space="preserve">동사 하나</w:t>
+      </w:r>
+      <w:r>
+        <w:t xml:space="preserve">씩을 붙였습니다. 이 곳의 동사는 </w:t>
+      </w:r>
+      <w:r>
+        <w:rPr>
+          <w:b/>
+          <w:bCs/>
+        </w:rPr>
+        <w:t xml:space="preserve">Join in</w:t>
+      </w:r>
+      <w:r>
+        <w:t xml:space="preserve"> 입니다. 같은 동사와 색이 Home 첫 화면, 메뉴 아래 길잡이 막대(World bar), 카드, 라벨에 똑같이 쓰입니다.</w:t>
+      </w:r>
+    </w:p>
+    <w:tbl>
+      <w:tblPr>
+        <w:tblW w:type="dxa" w:w="9638"/>
+        <w:tblBorders>
+          <w:top w:val="single" w:color="auto" w:sz="4"/>
+          <w:left w:val="single" w:color="auto" w:sz="4"/>
+          <w:bottom w:val="single" w:color="auto" w:sz="4"/>
+          <w:right w:val="single" w:color="auto" w:sz="4"/>
+          <w:insideH w:val="single" w:color="auto" w:sz="4"/>
+          <w:insideV w:val="single" w:color="auto" w:sz="4"/>
+        </w:tblBorders>
+      </w:tblPr>
+      <w:tblGrid>
+        <w:gridCol w:w="444"/>
+        <w:gridCol w:w="2224"/>
+        <w:gridCol w:w="1927"/>
+        <w:gridCol w:w="3262"/>
+        <w:gridCol w:w="1781"/>
+      </w:tblGrid>
+      <w:tr>
+        <w:trPr>
+          <w:tblHeader/>
+        </w:trPr>
+        <w:tc>
+          <w:tcPr>
+            <w:tcW w:type="dxa" w:w="444"/>
+            <w:tcBorders>
+              <w:top w:val="single" w:color="D9D6E6" w:sz="4"/>
+              <w:left w:val="single" w:color="D9D6E6" w:sz="4"/>
+              <w:bottom w:val="single" w:color="D9D6E6" w:sz="4"/>
+              <w:right w:val="single" w:color="D9D6E6" w:sz="4"/>
+            </w:tcBorders>
+            <w:shd w:fill="F1EFF7" w:color="auto" w:val="clear"/>
+            <w:tcMar>
+              <w:top w:type="dxa" w:w="70"/>
+              <w:left w:type="dxa" w:w="110"/>
+              <w:bottom w:type="dxa" w:w="70"/>
+              <w:right w:type="dxa" w:w="110"/>
+            </w:tcMar>
+            <w:vAlign w:val="top"/>
+          </w:tcPr>
+          <w:p>
+            <w:pPr>
+              <w:spacing w:after="40" w:line="260"/>
+            </w:pPr>
+            <w:r>
+              <w:rPr>
+                <w:b/>
+                <w:bCs/>
+                <w:sz w:val="18"/>
+                <w:szCs w:val="18"/>
+              </w:rPr>
+              <w:t xml:space="preserve">#</w:t>
+            </w:r>
+          </w:p>
+        </w:tc>
+        <w:tc>
+          <w:tcPr>
+            <w:tcW w:type="dxa" w:w="2224"/>
+            <w:tcBorders>
+              <w:top w:val="single" w:color="D9D6E6" w:sz="4"/>
+              <w:left w:val="single" w:color="D9D6E6" w:sz="4"/>
+              <w:bottom w:val="single" w:color="D9D6E6" w:sz="4"/>
+              <w:right w:val="single" w:color="D9D6E6" w:sz="4"/>
+            </w:tcBorders>
+            <w:shd w:fill="F1EFF7" w:color="auto" w:val="clear"/>
+            <w:tcMar>
+              <w:top w:type="dxa" w:w="70"/>
+              <w:left w:type="dxa" w:w="110"/>
+              <w:bottom w:type="dxa" w:w="70"/>
+              <w:right w:type="dxa" w:w="110"/>
+            </w:tcMar>
+            <w:vAlign w:val="top"/>
+          </w:tcPr>
+          <w:p>
+            <w:pPr>
+              <w:spacing w:after="40" w:line="260"/>
+            </w:pPr>
+            <w:r>
+              <w:rPr>
+                <w:b/>
+                <w:bCs/>
+                <w:sz w:val="18"/>
+                <w:szCs w:val="18"/>
+              </w:rPr>
+              <w:t xml:space="preserve">곳</w:t>
+            </w:r>
+          </w:p>
+        </w:tc>
+        <w:tc>
+          <w:tcPr>
+            <w:tcW w:type="dxa" w:w="1927"/>
+            <w:tcBorders>
+              <w:top w:val="single" w:color="D9D6E6" w:sz="4"/>
+              <w:left w:val="single" w:color="D9D6E6" w:sz="4"/>
+              <w:bottom w:val="single" w:color="D9D6E6" w:sz="4"/>
+              <w:right w:val="single" w:color="D9D6E6" w:sz="4"/>
+            </w:tcBorders>
+            <w:shd w:fill="F1EFF7" w:color="auto" w:val="clear"/>
+            <w:tcMar>
+              <w:top w:type="dxa" w:w="70"/>
+              <w:left w:type="dxa" w:w="110"/>
+              <w:bottom w:type="dxa" w:w="70"/>
+              <w:right w:type="dxa" w:w="110"/>
+            </w:tcMar>
+            <w:vAlign w:val="top"/>
+          </w:tcPr>
+          <w:p>
+            <w:pPr>
+              <w:spacing w:after="40" w:line="260"/>
+            </w:pPr>
+            <w:r>
+              <w:rPr>
+                <w:b/>
+                <w:bCs/>
+                <w:sz w:val="18"/>
+                <w:szCs w:val="18"/>
+              </w:rPr>
+              <w:t xml:space="preserve">동사</w:t>
+            </w:r>
+          </w:p>
+        </w:tc>
+        <w:tc>
+          <w:tcPr>
+            <w:tcW w:type="dxa" w:w="3262"/>
+            <w:tcBorders>
+              <w:top w:val="single" w:color="D9D6E6" w:sz="4"/>
+              <w:left w:val="single" w:color="D9D6E6" w:sz="4"/>
+              <w:bottom w:val="single" w:color="D9D6E6" w:sz="4"/>
+              <w:right w:val="single" w:color="D9D6E6" w:sz="4"/>
+            </w:tcBorders>
+            <w:shd w:fill="F1EFF7" w:color="auto" w:val="clear"/>
+            <w:tcMar>
+              <w:top w:type="dxa" w:w="70"/>
+              <w:left w:type="dxa" w:w="110"/>
+              <w:bottom w:type="dxa" w:w="70"/>
+              <w:right w:type="dxa" w:w="110"/>
+            </w:tcMar>
+            <w:vAlign w:val="top"/>
+          </w:tcPr>
+          <w:p>
+            <w:pPr>
+              <w:spacing w:after="40" w:line="260"/>
+            </w:pPr>
+            <w:r>
+              <w:rPr>
+                <w:b/>
+                <w:bCs/>
+                <w:sz w:val="18"/>
+                <w:szCs w:val="18"/>
+              </w:rPr>
+              <w:t xml:space="preserve">쉬운 설명</w:t>
+            </w:r>
+          </w:p>
+        </w:tc>
+        <w:tc>
+          <w:tcPr>
+            <w:tcW w:type="dxa" w:w="1781"/>
+            <w:tcBorders>
+              <w:top w:val="single" w:color="D9D6E6" w:sz="4"/>
+              <w:left w:val="single" w:color="D9D6E6" w:sz="4"/>
+              <w:bottom w:val="single" w:color="D9D6E6" w:sz="4"/>
+              <w:right w:val="single" w:color="D9D6E6" w:sz="4"/>
+            </w:tcBorders>
+            <w:shd w:fill="F1EFF7" w:color="auto" w:val="clear"/>
+            <w:tcMar>
+              <w:top w:type="dxa" w:w="70"/>
+              <w:left w:type="dxa" w:w="110"/>
+              <w:bottom w:type="dxa" w:w="70"/>
+              <w:right w:type="dxa" w:w="110"/>
+            </w:tcMar>
+            <w:vAlign w:val="top"/>
+          </w:tcPr>
+          <w:p>
+            <w:pPr>
+              <w:spacing w:after="40" w:line="260"/>
+            </w:pPr>
+            <w:r>
+              <w:rPr>
+                <w:b/>
+                <w:bCs/>
+                <w:sz w:val="18"/>
+                <w:szCs w:val="18"/>
+              </w:rPr>
+              <w:t xml:space="preserve">색</w:t>
+            </w:r>
+          </w:p>
+        </w:tc>
+      </w:tr>
+      <w:tr>
+        <w:tc>
+          <w:tcPr>
+            <w:tcW w:type="dxa" w:w="444"/>
+            <w:tcBorders>
+              <w:top w:val="single" w:color="D9D6E6" w:sz="4"/>
+              <w:left w:val="single" w:color="D9D6E6" w:sz="4"/>
+              <w:bottom w:val="single" w:color="D9D6E6" w:sz="4"/>
+              <w:right w:val="single" w:color="D9D6E6" w:sz="4"/>
+            </w:tcBorders>
+            <w:shd w:fill="FBFAFD" w:color="auto" w:val="clear"/>
+            <w:tcMar>
+              <w:top w:type="dxa" w:w="70"/>
+              <w:left w:type="dxa" w:w="110"/>
+              <w:bottom w:type="dxa" w:w="70"/>
+              <w:right w:type="dxa" w:w="110"/>
+            </w:tcMar>
+            <w:vAlign w:val="top"/>
+          </w:tcPr>
+          <w:p>
+            <w:pPr>
+              <w:spacing w:after="40" w:line="260"/>
+            </w:pPr>
+            <w:r>
+              <w:rPr>
+                <w:sz w:val="18"/>
+                <w:szCs w:val="18"/>
+              </w:rPr>
+              <w:t xml:space="preserve">1</w:t>
+            </w:r>
+          </w:p>
+        </w:tc>
+        <w:tc>
+          <w:tcPr>
+            <w:tcW w:type="dxa" w:w="2224"/>
+            <w:tcBorders>
+              <w:top w:val="single" w:color="D9D6E6" w:sz="4"/>
+              <w:left w:val="single" w:color="D9D6E6" w:sz="4"/>
+              <w:bottom w:val="single" w:color="D9D6E6" w:sz="4"/>
+              <w:right w:val="single" w:color="D9D6E6" w:sz="4"/>
+            </w:tcBorders>
+            <w:tcMar>
+              <w:top w:type="dxa" w:w="70"/>
+              <w:left w:type="dxa" w:w="110"/>
+              <w:bottom w:type="dxa" w:w="70"/>
+              <w:right w:type="dxa" w:w="110"/>
+            </w:tcMar>
+            <w:vAlign w:val="top"/>
+          </w:tcPr>
+          <w:p>
+            <w:pPr>
+              <w:spacing w:after="40" w:line="260"/>
+            </w:pPr>
+            <w:r>
+              <w:rPr>
+                <w:sz w:val="18"/>
+                <w:szCs w:val="18"/>
+              </w:rPr>
+              <w:t xml:space="preserve">Studio</w:t>
+            </w:r>
+          </w:p>
+        </w:tc>
+        <w:tc>
+          <w:tcPr>
+            <w:tcW w:type="dxa" w:w="1927"/>
+            <w:tcBorders>
+              <w:top w:val="single" w:color="D9D6E6" w:sz="4"/>
+              <w:left w:val="single" w:color="D9D6E6" w:sz="4"/>
+              <w:bottom w:val="single" w:color="D9D6E6" w:sz="4"/>
+              <w:right w:val="single" w:color="D9D6E6" w:sz="4"/>
+            </w:tcBorders>
+            <w:tcMar>
+              <w:top w:type="dxa" w:w="70"/>
+              <w:left w:type="dxa" w:w="110"/>
+              <w:bottom w:type="dxa" w:w="70"/>
+              <w:right w:type="dxa" w:w="110"/>
+            </w:tcMar>
+            <w:vAlign w:val="top"/>
+          </w:tcPr>
+          <w:p>
+            <w:pPr>
+              <w:spacing w:after="40" w:line="260"/>
+            </w:pPr>
+            <w:r>
+              <w:rPr>
+                <w:sz w:val="18"/>
+                <w:szCs w:val="18"/>
+              </w:rPr>
+              <w:t xml:space="preserve">Read the story</w:t>
+            </w:r>
+          </w:p>
+        </w:tc>
+        <w:tc>
+          <w:tcPr>
+            <w:tcW w:type="dxa" w:w="3262"/>
+            <w:tcBorders>
+              <w:top w:val="single" w:color="D9D6E6" w:sz="4"/>
+              <w:left w:val="single" w:color="D9D6E6" w:sz="4"/>
+              <w:bottom w:val="single" w:color="D9D6E6" w:sz="4"/>
+              <w:right w:val="single" w:color="D9D6E6" w:sz="4"/>
+            </w:tcBorders>
+            <w:tcMar>
+              <w:top w:type="dxa" w:w="70"/>
+              <w:left w:type="dxa" w:w="110"/>
+              <w:bottom w:type="dxa" w:w="70"/>
+              <w:right w:type="dxa" w:w="110"/>
+            </w:tcMar>
+            <w:vAlign w:val="top"/>
+          </w:tcPr>
+          <w:p>
+            <w:pPr>
+              <w:spacing w:after="40" w:line="260"/>
+            </w:pPr>
+            <w:r>
+              <w:rPr>
+                <w:sz w:val="18"/>
+                <w:szCs w:val="18"/>
+              </w:rPr>
+              <w:t xml:space="preserve">이야기를 읽는 곳</w:t>
+            </w:r>
+          </w:p>
+        </w:tc>
+        <w:tc>
+          <w:tcPr>
+            <w:tcW w:type="dxa" w:w="1781"/>
+            <w:tcBorders>
+              <w:top w:val="single" w:color="D9D6E6" w:sz="4"/>
+              <w:left w:val="single" w:color="D9D6E6" w:sz="4"/>
+              <w:bottom w:val="single" w:color="D9D6E6" w:sz="4"/>
+              <w:right w:val="single" w:color="D9D6E6" w:sz="4"/>
+            </w:tcBorders>
+            <w:tcMar>
+              <w:top w:type="dxa" w:w="70"/>
+              <w:left w:type="dxa" w:w="110"/>
+              <w:bottom w:type="dxa" w:w="70"/>
+              <w:right w:type="dxa" w:w="110"/>
+            </w:tcMar>
+            <w:vAlign w:val="top"/>
+          </w:tcPr>
+          <w:p>
+            <w:pPr>
+              <w:spacing w:after="40" w:line="260"/>
+            </w:pPr>
+            <w:r>
+              <w:rPr>
+                <w:sz w:val="18"/>
+                <w:szCs w:val="18"/>
+              </w:rPr>
+              <w:t xml:space="preserve">Deep Cosmos 남색</w:t>
+            </w:r>
+          </w:p>
+        </w:tc>
+      </w:tr>
+      <w:tr>
+        <w:tc>
+          <w:tcPr>
+            <w:tcW w:type="dxa" w:w="444"/>
+            <w:tcBorders>
+              <w:top w:val="single" w:color="D9D6E6" w:sz="4"/>
+              <w:left w:val="single" w:color="D9D6E6" w:sz="4"/>
+              <w:bottom w:val="single" w:color="D9D6E6" w:sz="4"/>
+              <w:right w:val="single" w:color="D9D6E6" w:sz="4"/>
+            </w:tcBorders>
+            <w:shd w:fill="FBFAFD" w:color="auto" w:val="clear"/>
+            <w:tcMar>
+              <w:top w:type="dxa" w:w="70"/>
+              <w:left w:type="dxa" w:w="110"/>
+              <w:bottom w:type="dxa" w:w="70"/>
+              <w:right w:type="dxa" w:w="110"/>
+            </w:tcMar>
+            <w:vAlign w:val="top"/>
+          </w:tcPr>
+          <w:p>
+            <w:pPr>
+              <w:spacing w:after="40" w:line="260"/>
+            </w:pPr>
+            <w:r>
+              <w:rPr>
+                <w:sz w:val="18"/>
+                <w:szCs w:val="18"/>
+              </w:rPr>
+              <w:t xml:space="preserve">2</w:t>
+            </w:r>
+          </w:p>
+        </w:tc>
+        <w:tc>
+          <w:tcPr>
+            <w:tcW w:type="dxa" w:w="2224"/>
+            <w:tcBorders>
+              <w:top w:val="single" w:color="D9D6E6" w:sz="4"/>
+              <w:left w:val="single" w:color="D9D6E6" w:sz="4"/>
+              <w:bottom w:val="single" w:color="D9D6E6" w:sz="4"/>
+              <w:right w:val="single" w:color="D9D6E6" w:sz="4"/>
+            </w:tcBorders>
+            <w:tcMar>
+              <w:top w:type="dxa" w:w="70"/>
+              <w:left w:type="dxa" w:w="110"/>
+              <w:bottom w:type="dxa" w:w="70"/>
+              <w:right w:type="dxa" w:w="110"/>
+            </w:tcMar>
+            <w:vAlign w:val="top"/>
+          </w:tcPr>
+          <w:p>
+            <w:pPr>
+              <w:spacing w:after="40" w:line="260"/>
+            </w:pPr>
+            <w:r>
+              <w:rPr>
+                <w:sz w:val="18"/>
+                <w:szCs w:val="18"/>
+              </w:rPr>
+              <w:t xml:space="preserve">Curators</w:t>
+            </w:r>
+          </w:p>
+        </w:tc>
+        <w:tc>
+          <w:tcPr>
+            <w:tcW w:type="dxa" w:w="1927"/>
+            <w:tcBorders>
+              <w:top w:val="single" w:color="D9D6E6" w:sz="4"/>
+              <w:left w:val="single" w:color="D9D6E6" w:sz="4"/>
+              <w:bottom w:val="single" w:color="D9D6E6" w:sz="4"/>
+              <w:right w:val="single" w:color="D9D6E6" w:sz="4"/>
+            </w:tcBorders>
+            <w:tcMar>
+              <w:top w:type="dxa" w:w="70"/>
+              <w:left w:type="dxa" w:w="110"/>
+              <w:bottom w:type="dxa" w:w="70"/>
+              <w:right w:type="dxa" w:w="110"/>
+            </w:tcMar>
+            <w:vAlign w:val="top"/>
+          </w:tcPr>
+          <w:p>
+            <w:pPr>
+              <w:spacing w:after="40" w:line="260"/>
+            </w:pPr>
+            <w:r>
+              <w:rPr>
+                <w:sz w:val="18"/>
+                <w:szCs w:val="18"/>
+              </w:rPr>
+              <w:t xml:space="preserve">Meet the people</w:t>
+            </w:r>
+          </w:p>
+        </w:tc>
+        <w:tc>
+          <w:tcPr>
+            <w:tcW w:type="dxa" w:w="3262"/>
+            <w:tcBorders>
+              <w:top w:val="single" w:color="D9D6E6" w:sz="4"/>
+              <w:left w:val="single" w:color="D9D6E6" w:sz="4"/>
+              <w:bottom w:val="single" w:color="D9D6E6" w:sz="4"/>
+              <w:right w:val="single" w:color="D9D6E6" w:sz="4"/>
+            </w:tcBorders>
+            <w:tcMar>
+              <w:top w:type="dxa" w:w="70"/>
+              <w:left w:type="dxa" w:w="110"/>
+              <w:bottom w:type="dxa" w:w="70"/>
+              <w:right w:type="dxa" w:w="110"/>
+            </w:tcMar>
+            <w:vAlign w:val="top"/>
+          </w:tcPr>
+          <w:p>
+            <w:pPr>
+              <w:spacing w:after="40" w:line="260"/>
+            </w:pPr>
+            <w:r>
+              <w:rPr>
+                <w:sz w:val="18"/>
+                <w:szCs w:val="18"/>
+              </w:rPr>
+              <w:t xml:space="preserve">Aurora가 고른 사람을 만나는 곳</w:t>
+            </w:r>
+          </w:p>
+        </w:tc>
+        <w:tc>
+          <w:tcPr>
+            <w:tcW w:type="dxa" w:w="1781"/>
+            <w:tcBorders>
+              <w:top w:val="single" w:color="D9D6E6" w:sz="4"/>
+              <w:left w:val="single" w:color="D9D6E6" w:sz="4"/>
+              <w:bottom w:val="single" w:color="D9D6E6" w:sz="4"/>
+              <w:right w:val="single" w:color="D9D6E6" w:sz="4"/>
+            </w:tcBorders>
+            <w:tcMar>
+              <w:top w:type="dxa" w:w="70"/>
+              <w:left w:type="dxa" w:w="110"/>
+              <w:bottom w:type="dxa" w:w="70"/>
+              <w:right w:type="dxa" w:w="110"/>
+            </w:tcMar>
+            <w:vAlign w:val="top"/>
+          </w:tcPr>
+          <w:p>
+            <w:pPr>
+              <w:spacing w:after="40" w:line="260"/>
+            </w:pPr>
+            <w:r>
+              <w:rPr>
+                <w:sz w:val="18"/>
+                <w:szCs w:val="18"/>
+              </w:rPr>
+              <w:t xml:space="preserve">Aurora Magenta 자홍</w:t>
+            </w:r>
+          </w:p>
+        </w:tc>
+      </w:tr>
+      <w:tr>
+        <w:tc>
+          <w:tcPr>
+            <w:tcW w:type="dxa" w:w="444"/>
+            <w:tcBorders>
+              <w:top w:val="single" w:color="D9D6E6" w:sz="4"/>
+              <w:left w:val="single" w:color="D9D6E6" w:sz="4"/>
+              <w:bottom w:val="single" w:color="D9D6E6" w:sz="4"/>
+              <w:right w:val="single" w:color="D9D6E6" w:sz="4"/>
+            </w:tcBorders>
+            <w:shd w:fill="FBFAFD" w:color="auto" w:val="clear"/>
+            <w:tcMar>
+              <w:top w:type="dxa" w:w="70"/>
+              <w:left w:type="dxa" w:w="110"/>
+              <w:bottom w:type="dxa" w:w="70"/>
+              <w:right w:type="dxa" w:w="110"/>
+            </w:tcMar>
+            <w:vAlign w:val="top"/>
+          </w:tcPr>
+          <w:p>
+            <w:pPr>
+              <w:spacing w:after="40" w:line="260"/>
+            </w:pPr>
+            <w:r>
+              <w:rPr>
+                <w:sz w:val="18"/>
+                <w:szCs w:val="18"/>
+              </w:rPr>
+              <w:t xml:space="preserve">3</w:t>
+            </w:r>
+          </w:p>
+        </w:tc>
+        <w:tc>
+          <w:tcPr>
+            <w:tcW w:type="dxa" w:w="2224"/>
+            <w:tcBorders>
+              <w:top w:val="single" w:color="D9D6E6" w:sz="4"/>
+              <w:left w:val="single" w:color="D9D6E6" w:sz="4"/>
+              <w:bottom w:val="single" w:color="D9D6E6" w:sz="4"/>
+              <w:right w:val="single" w:color="D9D6E6" w:sz="4"/>
+            </w:tcBorders>
+            <w:tcMar>
+              <w:top w:type="dxa" w:w="70"/>
+              <w:left w:type="dxa" w:w="110"/>
+              <w:bottom w:type="dxa" w:w="70"/>
+              <w:right w:type="dxa" w:w="110"/>
+            </w:tcMar>
+            <w:vAlign w:val="top"/>
+          </w:tcPr>
+          <w:p>
+            <w:pPr>
+              <w:spacing w:after="40" w:line="260"/>
+            </w:pPr>
+            <w:r>
+              <w:rPr>
+                <w:sz w:val="18"/>
+                <w:szCs w:val="18"/>
+              </w:rPr>
+              <w:t xml:space="preserve">Community</w:t>
+            </w:r>
+            <w:r>
+              <w:rPr>
+                <w:sz w:val="18"/>
+                <w:szCs w:val="18"/>
+              </w:rPr>
+              <w:t xml:space="preserve"> (이 문서)</w:t>
+            </w:r>
+          </w:p>
+        </w:tc>
+        <w:tc>
+          <w:tcPr>
+            <w:tcW w:type="dxa" w:w="1927"/>
+            <w:tcBorders>
+              <w:top w:val="single" w:color="D9D6E6" w:sz="4"/>
+              <w:left w:val="single" w:color="D9D6E6" w:sz="4"/>
+              <w:bottom w:val="single" w:color="D9D6E6" w:sz="4"/>
+              <w:right w:val="single" w:color="D9D6E6" w:sz="4"/>
+            </w:tcBorders>
+            <w:tcMar>
+              <w:top w:type="dxa" w:w="70"/>
+              <w:left w:type="dxa" w:w="110"/>
+              <w:bottom w:type="dxa" w:w="70"/>
+              <w:right w:type="dxa" w:w="110"/>
+            </w:tcMar>
+            <w:vAlign w:val="top"/>
+          </w:tcPr>
+          <w:p>
+            <w:pPr>
+              <w:spacing w:after="40" w:line="260"/>
+            </w:pPr>
+            <w:r>
+              <w:rPr>
+                <w:sz w:val="18"/>
+                <w:szCs w:val="18"/>
+              </w:rPr>
+              <w:t xml:space="preserve">Join in</w:t>
+            </w:r>
+          </w:p>
+        </w:tc>
+        <w:tc>
+          <w:tcPr>
+            <w:tcW w:type="dxa" w:w="3262"/>
+            <w:tcBorders>
+              <w:top w:val="single" w:color="D9D6E6" w:sz="4"/>
+              <w:left w:val="single" w:color="D9D6E6" w:sz="4"/>
+              <w:bottom w:val="single" w:color="D9D6E6" w:sz="4"/>
+              <w:right w:val="single" w:color="D9D6E6" w:sz="4"/>
+            </w:tcBorders>
+            <w:tcMar>
+              <w:top w:type="dxa" w:w="70"/>
+              <w:left w:type="dxa" w:w="110"/>
+              <w:bottom w:type="dxa" w:w="70"/>
+              <w:right w:type="dxa" w:w="110"/>
+            </w:tcMar>
+            <w:vAlign w:val="top"/>
+          </w:tcPr>
+          <w:p>
+            <w:pPr>
+              <w:spacing w:after="40" w:line="260"/>
+            </w:pPr>
+            <w:r>
+              <w:rPr>
+                <w:sz w:val="18"/>
+                <w:szCs w:val="18"/>
+              </w:rPr>
+              <w:t xml:space="preserve">함께 이야기하고 배우는 곳</w:t>
+            </w:r>
+          </w:p>
+        </w:tc>
+        <w:tc>
+          <w:tcPr>
+            <w:tcW w:type="dxa" w:w="1781"/>
+            <w:tcBorders>
+              <w:top w:val="single" w:color="D9D6E6" w:sz="4"/>
+              <w:left w:val="single" w:color="D9D6E6" w:sz="4"/>
+              <w:bottom w:val="single" w:color="D9D6E6" w:sz="4"/>
+              <w:right w:val="single" w:color="D9D6E6" w:sz="4"/>
+            </w:tcBorders>
+            <w:tcMar>
+              <w:top w:type="dxa" w:w="70"/>
+              <w:left w:type="dxa" w:w="110"/>
+              <w:bottom w:type="dxa" w:w="70"/>
+              <w:right w:type="dxa" w:w="110"/>
+            </w:tcMar>
+            <w:vAlign w:val="top"/>
+          </w:tcPr>
+          <w:p>
+            <w:pPr>
+              <w:spacing w:after="40" w:line="260"/>
+            </w:pPr>
+            <w:r>
+              <w:rPr>
+                <w:sz w:val="18"/>
+                <w:szCs w:val="18"/>
+              </w:rPr>
+              <w:t xml:space="preserve">Solar Ember 주황</w:t>
+            </w:r>
+          </w:p>
+        </w:tc>
+      </w:tr>
+      <w:tr>
+        <w:tc>
+          <w:tcPr>
+            <w:tcW w:type="dxa" w:w="444"/>
+            <w:tcBorders>
+              <w:top w:val="single" w:color="D9D6E6" w:sz="4"/>
+              <w:left w:val="single" w:color="D9D6E6" w:sz="4"/>
+              <w:bottom w:val="single" w:color="D9D6E6" w:sz="4"/>
+              <w:right w:val="single" w:color="D9D6E6" w:sz="4"/>
+            </w:tcBorders>
+            <w:shd w:fill="FBFAFD" w:color="auto" w:val="clear"/>
+            <w:tcMar>
+              <w:top w:type="dxa" w:w="70"/>
+              <w:left w:type="dxa" w:w="110"/>
+              <w:bottom w:type="dxa" w:w="70"/>
+              <w:right w:type="dxa" w:w="110"/>
+            </w:tcMar>
+            <w:vAlign w:val="top"/>
+          </w:tcPr>
+          <w:p>
+            <w:pPr>
+              <w:spacing w:after="40" w:line="260"/>
+            </w:pPr>
+            <w:r>
+              <w:rPr>
+                <w:sz w:val="18"/>
+                <w:szCs w:val="18"/>
+              </w:rPr>
+              <w:t xml:space="preserve">4</w:t>
+            </w:r>
+          </w:p>
+        </w:tc>
+        <w:tc>
+          <w:tcPr>
+            <w:tcW w:type="dxa" w:w="2224"/>
+            <w:tcBorders>
+              <w:top w:val="single" w:color="D9D6E6" w:sz="4"/>
+              <w:left w:val="single" w:color="D9D6E6" w:sz="4"/>
+              <w:bottom w:val="single" w:color="D9D6E6" w:sz="4"/>
+              <w:right w:val="single" w:color="D9D6E6" w:sz="4"/>
+            </w:tcBorders>
+            <w:tcMar>
+              <w:top w:type="dxa" w:w="70"/>
+              <w:left w:type="dxa" w:w="110"/>
+              <w:bottom w:type="dxa" w:w="70"/>
+              <w:right w:type="dxa" w:w="110"/>
+            </w:tcMar>
+            <w:vAlign w:val="top"/>
+          </w:tcPr>
+          <w:p>
+            <w:pPr>
+              <w:spacing w:after="40" w:line="260"/>
+            </w:pPr>
+            <w:r>
+              <w:rPr>
+                <w:sz w:val="18"/>
+                <w:szCs w:val="18"/>
+              </w:rPr>
+              <w:t xml:space="preserve">Shop</w:t>
+            </w:r>
+          </w:p>
+        </w:tc>
+        <w:tc>
+          <w:tcPr>
+            <w:tcW w:type="dxa" w:w="1927"/>
+            <w:tcBorders>
+              <w:top w:val="single" w:color="D9D6E6" w:sz="4"/>
+              <w:left w:val="single" w:color="D9D6E6" w:sz="4"/>
+              <w:bottom w:val="single" w:color="D9D6E6" w:sz="4"/>
+              <w:right w:val="single" w:color="D9D6E6" w:sz="4"/>
+            </w:tcBorders>
+            <w:tcMar>
+              <w:top w:type="dxa" w:w="70"/>
+              <w:left w:type="dxa" w:w="110"/>
+              <w:bottom w:type="dxa" w:w="70"/>
+              <w:right w:type="dxa" w:w="110"/>
+            </w:tcMar>
+            <w:vAlign w:val="top"/>
+          </w:tcPr>
+          <w:p>
+            <w:pPr>
+              <w:spacing w:after="40" w:line="260"/>
+            </w:pPr>
+            <w:r>
+              <w:rPr>
+                <w:sz w:val="18"/>
+                <w:szCs w:val="18"/>
+              </w:rPr>
+              <w:t xml:space="preserve">Take it home</w:t>
+            </w:r>
+          </w:p>
+        </w:tc>
+        <w:tc>
+          <w:tcPr>
+            <w:tcW w:type="dxa" w:w="3262"/>
+            <w:tcBorders>
+              <w:top w:val="single" w:color="D9D6E6" w:sz="4"/>
+              <w:left w:val="single" w:color="D9D6E6" w:sz="4"/>
+              <w:bottom w:val="single" w:color="D9D6E6" w:sz="4"/>
+              <w:right w:val="single" w:color="D9D6E6" w:sz="4"/>
+            </w:tcBorders>
+            <w:tcMar>
+              <w:top w:type="dxa" w:w="70"/>
+              <w:left w:type="dxa" w:w="110"/>
+              <w:bottom w:type="dxa" w:w="70"/>
+              <w:right w:type="dxa" w:w="110"/>
+            </w:tcMar>
+            <w:vAlign w:val="top"/>
+          </w:tcPr>
+          <w:p>
+            <w:pPr>
+              <w:spacing w:after="40" w:line="260"/>
+            </w:pPr>
+            <w:r>
+              <w:rPr>
+                <w:sz w:val="18"/>
+                <w:szCs w:val="18"/>
+              </w:rPr>
+              <w:t xml:space="preserve">이야기 속 상품·프로그램을 사는 곳</w:t>
+            </w:r>
+          </w:p>
+        </w:tc>
+        <w:tc>
+          <w:tcPr>
+            <w:tcW w:type="dxa" w:w="1781"/>
+            <w:tcBorders>
+              <w:top w:val="single" w:color="D9D6E6" w:sz="4"/>
+              <w:left w:val="single" w:color="D9D6E6" w:sz="4"/>
+              <w:bottom w:val="single" w:color="D9D6E6" w:sz="4"/>
+              <w:right w:val="single" w:color="D9D6E6" w:sz="4"/>
+            </w:tcBorders>
+            <w:tcMar>
+              <w:top w:type="dxa" w:w="70"/>
+              <w:left w:type="dxa" w:w="110"/>
+              <w:bottom w:type="dxa" w:w="70"/>
+              <w:right w:type="dxa" w:w="110"/>
+            </w:tcMar>
+            <w:vAlign w:val="top"/>
+          </w:tcPr>
+          <w:p>
+            <w:pPr>
+              <w:spacing w:after="40" w:line="260"/>
+            </w:pPr>
+            <w:r>
+              <w:rPr>
+                <w:sz w:val="18"/>
+                <w:szCs w:val="18"/>
+              </w:rPr>
+              <w:t xml:space="preserve">Velvet Eclipse 와인</w:t>
+            </w:r>
+          </w:p>
+        </w:tc>
+      </w:tr>
+    </w:tbl>
+    <w:p>
+      <w:pPr>
+        <w:spacing w:after="60"/>
+      </w:pPr>
+    </w:p>
+    <w:p>
+      <w:pPr>
+        <w:pStyle w:val="ListParagraph"/>
+        <w:numPr>
+          <w:ilvl w:val="0"/>
+          <w:numId w:val="3"/>
+        </w:numPr>
+        <w:spacing w:after="60" w:line="290"/>
+      </w:pPr>
+      <w:r>
+        <w:rPr>
+          <w:b/>
+          <w:bCs/>
+        </w:rPr>
+        <w:t xml:space="preserve">길잡이 막대:</w:t>
+      </w:r>
+      <w:r>
+        <w:t xml:space="preserve"> 이 영역의 모든 페이지 상단에 ‘1 Studio · 2 Curators · 3 Community · 4 Shop’이 보이고 현재 위치(Community)가 강조됩니다. 모바일은 이름만 표시합니다.</w:t>
+      </w:r>
+    </w:p>
+    <w:p>
+      <w:pPr>
+        <w:pStyle w:val="ListParagraph"/>
+        <w:numPr>
+          <w:ilvl w:val="0"/>
+          <w:numId w:val="3"/>
+        </w:numPr>
+        <w:spacing w:after="60" w:line="290"/>
+      </w:pPr>
+      <w:r>
+        <w:rPr>
+          <w:b/>
+          <w:bCs/>
+        </w:rPr>
+        <w:t xml:space="preserve">Home ‘One story. Four doors.’ 섹션의 3단계: 무료 Aurora Lounge에서 같은 길을 가는 사람들과 질문한다</w:t>
+      </w:r>
+    </w:p>
+    <w:p>
+      <w:pPr>
+        <w:pStyle w:val="ListParagraph"/>
+        <w:numPr>
+          <w:ilvl w:val="0"/>
+          <w:numId w:val="3"/>
+        </w:numPr>
+        <w:spacing w:after="60" w:line="290"/>
+      </w:pPr>
+      <w:r>
+        <w:t xml:space="preserve">Shopify: snippet world-bar.liquid · Home 섹션 brand(네 개의 문)·connect — 통합 웹 기획서 8장</w:t>
       </w:r>
     </w:p>
     <w:p>
@@ -1591,7 +2486,6 @@
               <w:rPr>
                 <w:b/>
                 <w:bCs/>
-                <w:color w:val="0B0E15"/>
                 <w:sz w:val="18"/>
                 <w:szCs w:val="18"/>
               </w:rPr>
@@ -1625,7 +2519,6 @@
               <w:rPr>
                 <w:b/>
                 <w:bCs/>
-                <w:color w:val="0B0E15"/>
                 <w:sz w:val="18"/>
                 <w:szCs w:val="18"/>
               </w:rPr>
@@ -1659,7 +2552,6 @@
               <w:rPr>
                 <w:b/>
                 <w:bCs/>
-                <w:color w:val="0B0E15"/>
                 <w:sz w:val="18"/>
                 <w:szCs w:val="18"/>
               </w:rPr>
@@ -2101,7 +2993,6 @@
               <w:rPr>
                 <w:b/>
                 <w:bCs/>
-                <w:color w:val="0B0E15"/>
                 <w:sz w:val="18"/>
                 <w:szCs w:val="18"/>
               </w:rPr>
@@ -2135,7 +3026,6 @@
               <w:rPr>
                 <w:b/>
                 <w:bCs/>
-                <w:color w:val="0B0E15"/>
                 <w:sz w:val="18"/>
                 <w:szCs w:val="18"/>
               </w:rPr>
@@ -2169,7 +3059,6 @@
               <w:rPr>
                 <w:b/>
                 <w:bCs/>
-                <w:color w:val="0B0E15"/>
                 <w:sz w:val="18"/>
                 <w:szCs w:val="18"/>
               </w:rPr>
@@ -2820,7 +3709,6 @@
               <w:rPr>
                 <w:b/>
                 <w:bCs/>
-                <w:color w:val="0B0E15"/>
                 <w:sz w:val="18"/>
                 <w:szCs w:val="18"/>
               </w:rPr>
@@ -2854,7 +3742,6 @@
               <w:rPr>
                 <w:b/>
                 <w:bCs/>
-                <w:color w:val="0B0E15"/>
                 <w:sz w:val="18"/>
                 <w:szCs w:val="18"/>
               </w:rPr>
@@ -2888,7 +3775,6 @@
               <w:rPr>
                 <w:b/>
                 <w:bCs/>
-                <w:color w:val="0B0E15"/>
                 <w:sz w:val="18"/>
                 <w:szCs w:val="18"/>
               </w:rPr>
@@ -2922,7 +3808,6 @@
               <w:rPr>
                 <w:b/>
                 <w:bCs/>
-                <w:color w:val="0B0E15"/>
                 <w:sz w:val="18"/>
                 <w:szCs w:val="18"/>
               </w:rPr>
@@ -3485,7 +4370,6 @@
               <w:rPr>
                 <w:b/>
                 <w:bCs/>
-                <w:color w:val="0B0E15"/>
                 <w:sz w:val="18"/>
                 <w:szCs w:val="18"/>
               </w:rPr>
@@ -3519,7 +4403,6 @@
               <w:rPr>
                 <w:b/>
                 <w:bCs/>
-                <w:color w:val="0B0E15"/>
                 <w:sz w:val="18"/>
                 <w:szCs w:val="18"/>
               </w:rPr>
@@ -3553,7 +4436,6 @@
               <w:rPr>
                 <w:b/>
                 <w:bCs/>
-                <w:color w:val="0B0E15"/>
                 <w:sz w:val="18"/>
                 <w:szCs w:val="18"/>
               </w:rPr>
@@ -3587,7 +4469,6 @@
               <w:rPr>
                 <w:b/>
                 <w:bCs/>
-                <w:color w:val="0B0E15"/>
                 <w:sz w:val="18"/>
                 <w:szCs w:val="18"/>
               </w:rPr>
@@ -4421,7 +5302,6 @@
               <w:rPr>
                 <w:b/>
                 <w:bCs/>
-                <w:color w:val="0B0E15"/>
                 <w:sz w:val="18"/>
                 <w:szCs w:val="18"/>
               </w:rPr>
@@ -4455,7 +5335,6 @@
               <w:rPr>
                 <w:b/>
                 <w:bCs/>
-                <w:color w:val="0B0E15"/>
                 <w:sz w:val="18"/>
                 <w:szCs w:val="18"/>
               </w:rPr>
@@ -4489,7 +5368,6 @@
               <w:rPr>
                 <w:b/>
                 <w:bCs/>
-                <w:color w:val="0B0E15"/>
                 <w:sz w:val="18"/>
                 <w:szCs w:val="18"/>
               </w:rPr>
@@ -4523,7 +5401,6 @@
               <w:rPr>
                 <w:b/>
                 <w:bCs/>
-                <w:color w:val="0B0E15"/>
                 <w:sz w:val="18"/>
                 <w:szCs w:val="18"/>
               </w:rPr>
@@ -5331,7 +6208,6 @@
               <w:rPr>
                 <w:b/>
                 <w:bCs/>
-                <w:color w:val="0B0E15"/>
                 <w:sz w:val="18"/>
                 <w:szCs w:val="18"/>
               </w:rPr>
@@ -5365,7 +6241,6 @@
               <w:rPr>
                 <w:b/>
                 <w:bCs/>
-                <w:color w:val="0B0E15"/>
                 <w:sz w:val="18"/>
                 <w:szCs w:val="18"/>
               </w:rPr>
@@ -5399,7 +6274,6 @@
               <w:rPr>
                 <w:b/>
                 <w:bCs/>
-                <w:color w:val="0B0E15"/>
                 <w:sz w:val="18"/>
                 <w:szCs w:val="18"/>
               </w:rPr>
@@ -6034,7 +6908,6 @@
               <w:rPr>
                 <w:b/>
                 <w:bCs/>
-                <w:color w:val="0B0E15"/>
                 <w:sz w:val="18"/>
                 <w:szCs w:val="18"/>
               </w:rPr>
@@ -6068,7 +6941,6 @@
               <w:rPr>
                 <w:b/>
                 <w:bCs/>
-                <w:color w:val="0B0E15"/>
                 <w:sz w:val="18"/>
                 <w:szCs w:val="18"/>
               </w:rPr>
@@ -6651,7 +7523,6 @@
               <w:rPr>
                 <w:b/>
                 <w:bCs/>
-                <w:color w:val="0B0E15"/>
                 <w:sz w:val="18"/>
                 <w:szCs w:val="18"/>
               </w:rPr>
@@ -6685,7 +7556,6 @@
               <w:rPr>
                 <w:b/>
                 <w:bCs/>
-                <w:color w:val="0B0E15"/>
                 <w:sz w:val="18"/>
                 <w:szCs w:val="18"/>
               </w:rPr>
@@ -6719,7 +7589,6 @@
               <w:rPr>
                 <w:b/>
                 <w:bCs/>
-                <w:color w:val="0B0E15"/>
                 <w:sz w:val="18"/>
                 <w:szCs w:val="18"/>
               </w:rPr>
@@ -7732,7 +8601,6 @@
               <w:rPr>
                 <w:b/>
                 <w:bCs/>
-                <w:color w:val="0B0E15"/>
                 <w:sz w:val="18"/>
                 <w:szCs w:val="18"/>
               </w:rPr>
@@ -7766,7 +8634,6 @@
               <w:rPr>
                 <w:b/>
                 <w:bCs/>
-                <w:color w:val="0B0E15"/>
                 <w:sz w:val="18"/>
                 <w:szCs w:val="18"/>
               </w:rPr>
@@ -7800,7 +8667,6 @@
               <w:rPr>
                 <w:b/>
                 <w:bCs/>
-                <w:color w:val="0B0E15"/>
                 <w:sz w:val="18"/>
                 <w:szCs w:val="18"/>
               </w:rPr>
@@ -7834,7 +8700,6 @@
               <w:rPr>
                 <w:b/>
                 <w:bCs/>
-                <w:color w:val="0B0E15"/>
                 <w:sz w:val="18"/>
                 <w:szCs w:val="18"/>
               </w:rPr>
@@ -7868,7 +8733,6 @@
               <w:rPr>
                 <w:b/>
                 <w:bCs/>
-                <w:color w:val="0B0E15"/>
                 <w:sz w:val="18"/>
                 <w:szCs w:val="18"/>
               </w:rPr>
@@ -7902,7 +8766,6 @@
               <w:rPr>
                 <w:b/>
                 <w:bCs/>
-                <w:color w:val="0B0E15"/>
                 <w:sz w:val="18"/>
                 <w:szCs w:val="18"/>
               </w:rPr>
@@ -7936,7 +8799,6 @@
               <w:rPr>
                 <w:b/>
                 <w:bCs/>
-                <w:color w:val="0B0E15"/>
                 <w:sz w:val="18"/>
                 <w:szCs w:val="18"/>
               </w:rPr>
@@ -7970,7 +8832,6 @@
               <w:rPr>
                 <w:b/>
                 <w:bCs/>
-                <w:color w:val="0B0E15"/>
                 <w:sz w:val="18"/>
                 <w:szCs w:val="18"/>
               </w:rPr>
@@ -10730,7 +11591,6 @@
               <w:rPr>
                 <w:b/>
                 <w:bCs/>
-                <w:color w:val="0B0E15"/>
                 <w:sz w:val="18"/>
                 <w:szCs w:val="18"/>
               </w:rPr>
@@ -10764,7 +11624,6 @@
               <w:rPr>
                 <w:b/>
                 <w:bCs/>
-                <w:color w:val="0B0E15"/>
                 <w:sz w:val="18"/>
                 <w:szCs w:val="18"/>
               </w:rPr>
@@ -10798,7 +11657,6 @@
               <w:rPr>
                 <w:b/>
                 <w:bCs/>
-                <w:color w:val="0B0E15"/>
                 <w:sz w:val="18"/>
                 <w:szCs w:val="18"/>
               </w:rPr>
@@ -11624,7 +12482,6 @@
               <w:rPr>
                 <w:b/>
                 <w:bCs/>
-                <w:color w:val="0B0E15"/>
                 <w:sz w:val="18"/>
                 <w:szCs w:val="18"/>
               </w:rPr>
@@ -11658,7 +12515,6 @@
               <w:rPr>
                 <w:b/>
                 <w:bCs/>
-                <w:color w:val="0B0E15"/>
                 <w:sz w:val="18"/>
                 <w:szCs w:val="18"/>
               </w:rPr>
@@ -11692,7 +12548,6 @@
               <w:rPr>
                 <w:b/>
                 <w:bCs/>
-                <w:color w:val="0B0E15"/>
                 <w:sz w:val="18"/>
                 <w:szCs w:val="18"/>
               </w:rPr>
@@ -11726,7 +12581,6 @@
               <w:rPr>
                 <w:b/>
                 <w:bCs/>
-                <w:color w:val="0B0E15"/>
                 <w:sz w:val="18"/>
                 <w:szCs w:val="18"/>
               </w:rPr>
@@ -11760,7 +12614,6 @@
               <w:rPr>
                 <w:b/>
                 <w:bCs/>
-                <w:color w:val="0B0E15"/>
                 <w:sz w:val="18"/>
                 <w:szCs w:val="18"/>
               </w:rPr>
@@ -11794,7 +12647,6 @@
               <w:rPr>
                 <w:b/>
                 <w:bCs/>
-                <w:color w:val="0B0E15"/>
                 <w:sz w:val="18"/>
                 <w:szCs w:val="18"/>
               </w:rPr>
@@ -13774,7 +14626,6 @@
               <w:rPr>
                 <w:b/>
                 <w:bCs/>
-                <w:color w:val="0B0E15"/>
                 <w:sz w:val="18"/>
                 <w:szCs w:val="18"/>
               </w:rPr>
@@ -13808,7 +14659,6 @@
               <w:rPr>
                 <w:b/>
                 <w:bCs/>
-                <w:color w:val="0B0E15"/>
                 <w:sz w:val="18"/>
                 <w:szCs w:val="18"/>
               </w:rPr>
@@ -13842,7 +14692,6 @@
               <w:rPr>
                 <w:b/>
                 <w:bCs/>
-                <w:color w:val="0B0E15"/>
                 <w:sz w:val="18"/>
                 <w:szCs w:val="18"/>
               </w:rPr>
@@ -14377,7 +15226,6 @@
               <w:rPr>
                 <w:b/>
                 <w:bCs/>
-                <w:color w:val="0B0E15"/>
                 <w:sz w:val="18"/>
                 <w:szCs w:val="18"/>
               </w:rPr>
@@ -14411,7 +15259,6 @@
               <w:rPr>
                 <w:b/>
                 <w:bCs/>
-                <w:color w:val="0B0E15"/>
                 <w:sz w:val="18"/>
                 <w:szCs w:val="18"/>
               </w:rPr>
@@ -14445,7 +15292,6 @@
               <w:rPr>
                 <w:b/>
                 <w:bCs/>
-                <w:color w:val="0B0E15"/>
                 <w:sz w:val="18"/>
                 <w:szCs w:val="18"/>
               </w:rPr>
@@ -15350,7 +16196,7 @@
       <w:pPr>
         <w:spacing w:after="160"/>
       </w:pPr>
-      <w:hyperlink w:history="1" r:id="rIdjoskvk1vr9eotgmzx0fvv">
+      <w:hyperlink w:history="1" r:id="rId4yfwolavsgo7wm4ozv-4v">
         <w:r>
           <w:rPr>
             <w:rStyle w:val="Hyperlink"/>
@@ -15422,7 +16268,6 @@
               <w:rPr>
                 <w:b/>
                 <w:bCs/>
-                <w:color w:val="0B0E15"/>
                 <w:sz w:val="18"/>
                 <w:szCs w:val="18"/>
               </w:rPr>
@@ -15456,7 +16301,6 @@
               <w:rPr>
                 <w:b/>
                 <w:bCs/>
-                <w:color w:val="0B0E15"/>
                 <w:sz w:val="18"/>
                 <w:szCs w:val="18"/>
               </w:rPr>
@@ -15649,7 +16493,7 @@
                 <w:sz w:val="18"/>
                 <w:szCs w:val="18"/>
               </w:rPr>
-              <w:t xml:space="preserve">지원·신고는 aurora@auroracurate.com 또는 게시물의 ‘신고’</w:t>
+              <w:t xml:space="preserve">지원·신고는 contact@auroracurate.com 또는 게시물의 ‘신고’</w:t>
             </w:r>
           </w:p>
         </w:tc>
@@ -15913,7 +16757,6 @@
               <w:rPr>
                 <w:b/>
                 <w:bCs/>
-                <w:color w:val="0B0E15"/>
                 <w:sz w:val="18"/>
                 <w:szCs w:val="18"/>
               </w:rPr>
@@ -15947,7 +16790,6 @@
               <w:rPr>
                 <w:b/>
                 <w:bCs/>
-                <w:color w:val="0B0E15"/>
                 <w:sz w:val="18"/>
                 <w:szCs w:val="18"/>
               </w:rPr>
@@ -15981,7 +16823,6 @@
               <w:rPr>
                 <w:b/>
                 <w:bCs/>
-                <w:color w:val="0B0E15"/>
                 <w:sz w:val="18"/>
                 <w:szCs w:val="18"/>
               </w:rPr>
@@ -16617,7 +17458,6 @@
               <w:rPr>
                 <w:b/>
                 <w:bCs/>
-                <w:color w:val="0B0E15"/>
                 <w:sz w:val="18"/>
                 <w:szCs w:val="18"/>
               </w:rPr>
@@ -16651,7 +17491,6 @@
               <w:rPr>
                 <w:b/>
                 <w:bCs/>
-                <w:color w:val="0B0E15"/>
                 <w:sz w:val="18"/>
                 <w:szCs w:val="18"/>
               </w:rPr>
@@ -16685,7 +17524,6 @@
               <w:rPr>
                 <w:b/>
                 <w:bCs/>
-                <w:color w:val="0B0E15"/>
                 <w:sz w:val="18"/>
                 <w:szCs w:val="18"/>
               </w:rPr>
@@ -17568,7 +18406,6 @@
               <w:rPr>
                 <w:b/>
                 <w:bCs/>
-                <w:color w:val="0B0E15"/>
                 <w:sz w:val="18"/>
                 <w:szCs w:val="18"/>
               </w:rPr>
@@ -17602,7 +18439,6 @@
               <w:rPr>
                 <w:b/>
                 <w:bCs/>
-                <w:color w:val="0B0E15"/>
                 <w:sz w:val="18"/>
                 <w:szCs w:val="18"/>
               </w:rPr>
@@ -17636,7 +18472,6 @@
               <w:rPr>
                 <w:b/>
                 <w:bCs/>
-                <w:color w:val="0B0E15"/>
                 <w:sz w:val="18"/>
                 <w:szCs w:val="18"/>
               </w:rPr>
@@ -18513,7 +19348,6 @@
               <w:rPr>
                 <w:b/>
                 <w:bCs/>
-                <w:color w:val="0B0E15"/>
                 <w:sz w:val="18"/>
                 <w:szCs w:val="18"/>
               </w:rPr>
@@ -18547,7 +19381,6 @@
               <w:rPr>
                 <w:b/>
                 <w:bCs/>
-                <w:color w:val="0B0E15"/>
                 <w:sz w:val="18"/>
                 <w:szCs w:val="18"/>
               </w:rPr>
@@ -18581,7 +19414,6 @@
               <w:rPr>
                 <w:b/>
                 <w:bCs/>
-                <w:color w:val="0B0E15"/>
                 <w:sz w:val="18"/>
                 <w:szCs w:val="18"/>
               </w:rPr>
@@ -19496,7 +20328,6 @@
               <w:rPr>
                 <w:b/>
                 <w:bCs/>
-                <w:color w:val="0B0E15"/>
                 <w:sz w:val="18"/>
                 <w:szCs w:val="18"/>
               </w:rPr>
@@ -19530,7 +20361,6 @@
               <w:rPr>
                 <w:b/>
                 <w:bCs/>
-                <w:color w:val="0B0E15"/>
                 <w:sz w:val="18"/>
                 <w:szCs w:val="18"/>
               </w:rPr>
@@ -20389,7 +21219,6 @@
               <w:rPr>
                 <w:b/>
                 <w:bCs/>
-                <w:color w:val="0B0E15"/>
                 <w:sz w:val="18"/>
                 <w:szCs w:val="18"/>
               </w:rPr>
@@ -20423,7 +21252,6 @@
               <w:rPr>
                 <w:b/>
                 <w:bCs/>
-                <w:color w:val="0B0E15"/>
                 <w:sz w:val="18"/>
                 <w:szCs w:val="18"/>
               </w:rPr>
@@ -20933,7 +21761,6 @@
               <w:rPr>
                 <w:b/>
                 <w:bCs/>
-                <w:color w:val="0B0E15"/>
                 <w:sz w:val="18"/>
                 <w:szCs w:val="18"/>
               </w:rPr>
@@ -20967,7 +21794,6 @@
               <w:rPr>
                 <w:b/>
                 <w:bCs/>
-                <w:color w:val="0B0E15"/>
                 <w:sz w:val="18"/>
                 <w:szCs w:val="18"/>
               </w:rPr>
@@ -21653,6 +22479,4734 @@
       </w:pPr>
     </w:lvl>
   </w:abstractNum>
+  <w:abstractNum w:abstractNumId="9" w15:restartNumberingAfterBreak="0">
+    <w:multiLevelType w:val="hybridMultilevel"/>
+    <w:lvl w:ilvl="0" w:tentative="1">
+      <w:start w:val="1"/>
+      <w:numFmt w:val="decimal"/>
+      <w:lvlText w:val="%1."/>
+      <w:lvlJc w:val="left"/>
+      <w:pPr>
+        <w:ind w:left="500" w:hanging="320"/>
+      </w:pPr>
+    </w:lvl>
+  </w:abstractNum>
+  <w:abstractNum w:abstractNumId="10" w15:restartNumberingAfterBreak="0">
+    <w:multiLevelType w:val="hybridMultilevel"/>
+    <w:lvl w:ilvl="0" w:tentative="1">
+      <w:start w:val="1"/>
+      <w:numFmt w:val="decimal"/>
+      <w:lvlText w:val="%1."/>
+      <w:lvlJc w:val="left"/>
+      <w:pPr>
+        <w:ind w:left="500" w:hanging="320"/>
+      </w:pPr>
+    </w:lvl>
+  </w:abstractNum>
+  <w:abstractNum w:abstractNumId="11" w15:restartNumberingAfterBreak="0">
+    <w:multiLevelType w:val="hybridMultilevel"/>
+    <w:lvl w:ilvl="0" w:tentative="1">
+      <w:start w:val="1"/>
+      <w:numFmt w:val="decimal"/>
+      <w:lvlText w:val="%1."/>
+      <w:lvlJc w:val="left"/>
+      <w:pPr>
+        <w:ind w:left="500" w:hanging="320"/>
+      </w:pPr>
+    </w:lvl>
+  </w:abstractNum>
+  <w:abstractNum w:abstractNumId="12" w15:restartNumberingAfterBreak="0">
+    <w:multiLevelType w:val="hybridMultilevel"/>
+    <w:lvl w:ilvl="0" w:tentative="1">
+      <w:start w:val="1"/>
+      <w:numFmt w:val="decimal"/>
+      <w:lvlText w:val="%1."/>
+      <w:lvlJc w:val="left"/>
+      <w:pPr>
+        <w:ind w:left="500" w:hanging="320"/>
+      </w:pPr>
+    </w:lvl>
+  </w:abstractNum>
+  <w:abstractNum w:abstractNumId="13" w15:restartNumberingAfterBreak="0">
+    <w:multiLevelType w:val="hybridMultilevel"/>
+    <w:lvl w:ilvl="0" w:tentative="1">
+      <w:start w:val="1"/>
+      <w:numFmt w:val="decimal"/>
+      <w:lvlText w:val="%1."/>
+      <w:lvlJc w:val="left"/>
+      <w:pPr>
+        <w:ind w:left="500" w:hanging="320"/>
+      </w:pPr>
+    </w:lvl>
+  </w:abstractNum>
+  <w:abstractNum w:abstractNumId="14" w15:restartNumberingAfterBreak="0">
+    <w:multiLevelType w:val="hybridMultilevel"/>
+    <w:lvl w:ilvl="0" w:tentative="1">
+      <w:start w:val="1"/>
+      <w:numFmt w:val="decimal"/>
+      <w:lvlText w:val="%1."/>
+      <w:lvlJc w:val="left"/>
+      <w:pPr>
+        <w:ind w:left="500" w:hanging="320"/>
+      </w:pPr>
+    </w:lvl>
+  </w:abstractNum>
+  <w:abstractNum w:abstractNumId="15" w15:restartNumberingAfterBreak="0">
+    <w:multiLevelType w:val="hybridMultilevel"/>
+    <w:lvl w:ilvl="0" w:tentative="1">
+      <w:start w:val="1"/>
+      <w:numFmt w:val="decimal"/>
+      <w:lvlText w:val="%1."/>
+      <w:lvlJc w:val="left"/>
+      <w:pPr>
+        <w:ind w:left="500" w:hanging="320"/>
+      </w:pPr>
+    </w:lvl>
+  </w:abstractNum>
+  <w:abstractNum w:abstractNumId="16" w15:restartNumberingAfterBreak="0">
+    <w:multiLevelType w:val="hybridMultilevel"/>
+    <w:lvl w:ilvl="0" w:tentative="1">
+      <w:start w:val="1"/>
+      <w:numFmt w:val="decimal"/>
+      <w:lvlText w:val="%1."/>
+      <w:lvlJc w:val="left"/>
+      <w:pPr>
+        <w:ind w:left="500" w:hanging="320"/>
+      </w:pPr>
+    </w:lvl>
+  </w:abstractNum>
+  <w:abstractNum w:abstractNumId="17" w15:restartNumberingAfterBreak="0">
+    <w:multiLevelType w:val="hybridMultilevel"/>
+    <w:lvl w:ilvl="0" w:tentative="1">
+      <w:start w:val="1"/>
+      <w:numFmt w:val="decimal"/>
+      <w:lvlText w:val="%1."/>
+      <w:lvlJc w:val="left"/>
+      <w:pPr>
+        <w:ind w:left="500" w:hanging="320"/>
+      </w:pPr>
+    </w:lvl>
+  </w:abstractNum>
+  <w:abstractNum w:abstractNumId="18" w15:restartNumberingAfterBreak="0">
+    <w:multiLevelType w:val="hybridMultilevel"/>
+    <w:lvl w:ilvl="0" w:tentative="1">
+      <w:start w:val="1"/>
+      <w:numFmt w:val="decimal"/>
+      <w:lvlText w:val="%1."/>
+      <w:lvlJc w:val="left"/>
+      <w:pPr>
+        <w:ind w:left="500" w:hanging="320"/>
+      </w:pPr>
+    </w:lvl>
+  </w:abstractNum>
+  <w:abstractNum w:abstractNumId="19" w15:restartNumberingAfterBreak="0">
+    <w:multiLevelType w:val="hybridMultilevel"/>
+    <w:lvl w:ilvl="0" w:tentative="1">
+      <w:start w:val="1"/>
+      <w:numFmt w:val="decimal"/>
+      <w:lvlText w:val="%1."/>
+      <w:lvlJc w:val="left"/>
+      <w:pPr>
+        <w:ind w:left="500" w:hanging="320"/>
+      </w:pPr>
+    </w:lvl>
+  </w:abstractNum>
+  <w:abstractNum w:abstractNumId="20" w15:restartNumberingAfterBreak="0">
+    <w:multiLevelType w:val="hybridMultilevel"/>
+    <w:lvl w:ilvl="0" w:tentative="1">
+      <w:start w:val="1"/>
+      <w:numFmt w:val="decimal"/>
+      <w:lvlText w:val="%1."/>
+      <w:lvlJc w:val="left"/>
+      <w:pPr>
+        <w:ind w:left="500" w:hanging="320"/>
+      </w:pPr>
+    </w:lvl>
+  </w:abstractNum>
+  <w:abstractNum w:abstractNumId="21" w15:restartNumberingAfterBreak="0">
+    <w:multiLevelType w:val="hybridMultilevel"/>
+    <w:lvl w:ilvl="0" w:tentative="1">
+      <w:start w:val="1"/>
+      <w:numFmt w:val="decimal"/>
+      <w:lvlText w:val="%1."/>
+      <w:lvlJc w:val="left"/>
+      <w:pPr>
+        <w:ind w:left="500" w:hanging="320"/>
+      </w:pPr>
+    </w:lvl>
+  </w:abstractNum>
+  <w:abstractNum w:abstractNumId="22" w15:restartNumberingAfterBreak="0">
+    <w:multiLevelType w:val="hybridMultilevel"/>
+    <w:lvl w:ilvl="0" w:tentative="1">
+      <w:start w:val="1"/>
+      <w:numFmt w:val="decimal"/>
+      <w:lvlText w:val="%1."/>
+      <w:lvlJc w:val="left"/>
+      <w:pPr>
+        <w:ind w:left="500" w:hanging="320"/>
+      </w:pPr>
+    </w:lvl>
+  </w:abstractNum>
+  <w:abstractNum w:abstractNumId="23" w15:restartNumberingAfterBreak="0">
+    <w:multiLevelType w:val="hybridMultilevel"/>
+    <w:lvl w:ilvl="0" w:tentative="1">
+      <w:start w:val="1"/>
+      <w:numFmt w:val="decimal"/>
+      <w:lvlText w:val="%1."/>
+      <w:lvlJc w:val="left"/>
+      <w:pPr>
+        <w:ind w:left="500" w:hanging="320"/>
+      </w:pPr>
+    </w:lvl>
+  </w:abstractNum>
+  <w:abstractNum w:abstractNumId="24" w15:restartNumberingAfterBreak="0">
+    <w:multiLevelType w:val="hybridMultilevel"/>
+    <w:lvl w:ilvl="0" w:tentative="1">
+      <w:start w:val="1"/>
+      <w:numFmt w:val="decimal"/>
+      <w:lvlText w:val="%1."/>
+      <w:lvlJc w:val="left"/>
+      <w:pPr>
+        <w:ind w:left="500" w:hanging="320"/>
+      </w:pPr>
+    </w:lvl>
+  </w:abstractNum>
+  <w:abstractNum w:abstractNumId="25" w15:restartNumberingAfterBreak="0">
+    <w:multiLevelType w:val="hybridMultilevel"/>
+    <w:lvl w:ilvl="0" w:tentative="1">
+      <w:start w:val="1"/>
+      <w:numFmt w:val="decimal"/>
+      <w:lvlText w:val="%1."/>
+      <w:lvlJc w:val="left"/>
+      <w:pPr>
+        <w:ind w:left="500" w:hanging="320"/>
+      </w:pPr>
+    </w:lvl>
+  </w:abstractNum>
+  <w:abstractNum w:abstractNumId="26" w15:restartNumberingAfterBreak="0">
+    <w:multiLevelType w:val="hybridMultilevel"/>
+    <w:lvl w:ilvl="0" w:tentative="1">
+      <w:start w:val="1"/>
+      <w:numFmt w:val="decimal"/>
+      <w:lvlText w:val="%1."/>
+      <w:lvlJc w:val="left"/>
+      <w:pPr>
+        <w:ind w:left="500" w:hanging="320"/>
+      </w:pPr>
+    </w:lvl>
+  </w:abstractNum>
+  <w:abstractNum w:abstractNumId="27" w15:restartNumberingAfterBreak="0">
+    <w:multiLevelType w:val="hybridMultilevel"/>
+    <w:lvl w:ilvl="0" w:tentative="1">
+      <w:start w:val="1"/>
+      <w:numFmt w:val="decimal"/>
+      <w:lvlText w:val="%1."/>
+      <w:lvlJc w:val="left"/>
+      <w:pPr>
+        <w:ind w:left="500" w:hanging="320"/>
+      </w:pPr>
+    </w:lvl>
+  </w:abstractNum>
+  <w:abstractNum w:abstractNumId="28" w15:restartNumberingAfterBreak="0">
+    <w:multiLevelType w:val="hybridMultilevel"/>
+    <w:lvl w:ilvl="0" w:tentative="1">
+      <w:start w:val="1"/>
+      <w:numFmt w:val="decimal"/>
+      <w:lvlText w:val="%1."/>
+      <w:lvlJc w:val="left"/>
+      <w:pPr>
+        <w:ind w:left="500" w:hanging="320"/>
+      </w:pPr>
+    </w:lvl>
+  </w:abstractNum>
+  <w:abstractNum w:abstractNumId="29" w15:restartNumberingAfterBreak="0">
+    <w:multiLevelType w:val="hybridMultilevel"/>
+    <w:lvl w:ilvl="0" w:tentative="1">
+      <w:start w:val="1"/>
+      <w:numFmt w:val="decimal"/>
+      <w:lvlText w:val="%1."/>
+      <w:lvlJc w:val="left"/>
+      <w:pPr>
+        <w:ind w:left="500" w:hanging="320"/>
+      </w:pPr>
+    </w:lvl>
+  </w:abstractNum>
+  <w:abstractNum w:abstractNumId="30" w15:restartNumberingAfterBreak="0">
+    <w:multiLevelType w:val="hybridMultilevel"/>
+    <w:lvl w:ilvl="0" w:tentative="1">
+      <w:start w:val="1"/>
+      <w:numFmt w:val="decimal"/>
+      <w:lvlText w:val="%1."/>
+      <w:lvlJc w:val="left"/>
+      <w:pPr>
+        <w:ind w:left="500" w:hanging="320"/>
+      </w:pPr>
+    </w:lvl>
+  </w:abstractNum>
+  <w:abstractNum w:abstractNumId="31" w15:restartNumberingAfterBreak="0">
+    <w:multiLevelType w:val="hybridMultilevel"/>
+    <w:lvl w:ilvl="0" w:tentative="1">
+      <w:start w:val="1"/>
+      <w:numFmt w:val="decimal"/>
+      <w:lvlText w:val="%1."/>
+      <w:lvlJc w:val="left"/>
+      <w:pPr>
+        <w:ind w:left="500" w:hanging="320"/>
+      </w:pPr>
+    </w:lvl>
+  </w:abstractNum>
+  <w:abstractNum w:abstractNumId="32" w15:restartNumberingAfterBreak="0">
+    <w:multiLevelType w:val="hybridMultilevel"/>
+    <w:lvl w:ilvl="0" w:tentative="1">
+      <w:start w:val="1"/>
+      <w:numFmt w:val="decimal"/>
+      <w:lvlText w:val="%1."/>
+      <w:lvlJc w:val="left"/>
+      <w:pPr>
+        <w:ind w:left="500" w:hanging="320"/>
+      </w:pPr>
+    </w:lvl>
+  </w:abstractNum>
+  <w:abstractNum w:abstractNumId="33" w15:restartNumberingAfterBreak="0">
+    <w:multiLevelType w:val="hybridMultilevel"/>
+    <w:lvl w:ilvl="0" w:tentative="1">
+      <w:start w:val="1"/>
+      <w:numFmt w:val="decimal"/>
+      <w:lvlText w:val="%1."/>
+      <w:lvlJc w:val="left"/>
+      <w:pPr>
+        <w:ind w:left="500" w:hanging="320"/>
+      </w:pPr>
+    </w:lvl>
+  </w:abstractNum>
+  <w:abstractNum w:abstractNumId="34" w15:restartNumberingAfterBreak="0">
+    <w:multiLevelType w:val="hybridMultilevel"/>
+    <w:lvl w:ilvl="0" w:tentative="1">
+      <w:start w:val="1"/>
+      <w:numFmt w:val="decimal"/>
+      <w:lvlText w:val="%1."/>
+      <w:lvlJc w:val="left"/>
+      <w:pPr>
+        <w:ind w:left="500" w:hanging="320"/>
+      </w:pPr>
+    </w:lvl>
+  </w:abstractNum>
+  <w:abstractNum w:abstractNumId="35" w15:restartNumberingAfterBreak="0">
+    <w:multiLevelType w:val="hybridMultilevel"/>
+    <w:lvl w:ilvl="0" w:tentative="1">
+      <w:start w:val="1"/>
+      <w:numFmt w:val="decimal"/>
+      <w:lvlText w:val="%1."/>
+      <w:lvlJc w:val="left"/>
+      <w:pPr>
+        <w:ind w:left="500" w:hanging="320"/>
+      </w:pPr>
+    </w:lvl>
+  </w:abstractNum>
+  <w:abstractNum w:abstractNumId="36" w15:restartNumberingAfterBreak="0">
+    <w:multiLevelType w:val="hybridMultilevel"/>
+    <w:lvl w:ilvl="0" w:tentative="1">
+      <w:start w:val="1"/>
+      <w:numFmt w:val="decimal"/>
+      <w:lvlText w:val="%1."/>
+      <w:lvlJc w:val="left"/>
+      <w:pPr>
+        <w:ind w:left="500" w:hanging="320"/>
+      </w:pPr>
+    </w:lvl>
+  </w:abstractNum>
+  <w:abstractNum w:abstractNumId="37" w15:restartNumberingAfterBreak="0">
+    <w:multiLevelType w:val="hybridMultilevel"/>
+    <w:lvl w:ilvl="0" w:tentative="1">
+      <w:start w:val="1"/>
+      <w:numFmt w:val="decimal"/>
+      <w:lvlText w:val="%1."/>
+      <w:lvlJc w:val="left"/>
+      <w:pPr>
+        <w:ind w:left="500" w:hanging="320"/>
+      </w:pPr>
+    </w:lvl>
+  </w:abstractNum>
+  <w:abstractNum w:abstractNumId="38" w15:restartNumberingAfterBreak="0">
+    <w:multiLevelType w:val="hybridMultilevel"/>
+    <w:lvl w:ilvl="0" w:tentative="1">
+      <w:start w:val="1"/>
+      <w:numFmt w:val="decimal"/>
+      <w:lvlText w:val="%1."/>
+      <w:lvlJc w:val="left"/>
+      <w:pPr>
+        <w:ind w:left="500" w:hanging="320"/>
+      </w:pPr>
+    </w:lvl>
+  </w:abstractNum>
+  <w:abstractNum w:abstractNumId="39" w15:restartNumberingAfterBreak="0">
+    <w:multiLevelType w:val="hybridMultilevel"/>
+    <w:lvl w:ilvl="0" w:tentative="1">
+      <w:start w:val="1"/>
+      <w:numFmt w:val="decimal"/>
+      <w:lvlText w:val="%1."/>
+      <w:lvlJc w:val="left"/>
+      <w:pPr>
+        <w:ind w:left="500" w:hanging="320"/>
+      </w:pPr>
+    </w:lvl>
+  </w:abstractNum>
+  <w:abstractNum w:abstractNumId="40" w15:restartNumberingAfterBreak="0">
+    <w:multiLevelType w:val="hybridMultilevel"/>
+    <w:lvl w:ilvl="0" w:tentative="1">
+      <w:start w:val="1"/>
+      <w:numFmt w:val="decimal"/>
+      <w:lvlText w:val="%1."/>
+      <w:lvlJc w:val="left"/>
+      <w:pPr>
+        <w:ind w:left="500" w:hanging="320"/>
+      </w:pPr>
+    </w:lvl>
+  </w:abstractNum>
+  <w:abstractNum w:abstractNumId="41" w15:restartNumberingAfterBreak="0">
+    <w:multiLevelType w:val="hybridMultilevel"/>
+    <w:lvl w:ilvl="0" w:tentative="1">
+      <w:start w:val="1"/>
+      <w:numFmt w:val="decimal"/>
+      <w:lvlText w:val="%1."/>
+      <w:lvlJc w:val="left"/>
+      <w:pPr>
+        <w:ind w:left="500" w:hanging="320"/>
+      </w:pPr>
+    </w:lvl>
+  </w:abstractNum>
+  <w:abstractNum w:abstractNumId="42" w15:restartNumberingAfterBreak="0">
+    <w:multiLevelType w:val="hybridMultilevel"/>
+    <w:lvl w:ilvl="0" w:tentative="1">
+      <w:start w:val="1"/>
+      <w:numFmt w:val="decimal"/>
+      <w:lvlText w:val="%1."/>
+      <w:lvlJc w:val="left"/>
+      <w:pPr>
+        <w:ind w:left="500" w:hanging="320"/>
+      </w:pPr>
+    </w:lvl>
+  </w:abstractNum>
+  <w:abstractNum w:abstractNumId="43" w15:restartNumberingAfterBreak="0">
+    <w:multiLevelType w:val="hybridMultilevel"/>
+    <w:lvl w:ilvl="0" w:tentative="1">
+      <w:start w:val="1"/>
+      <w:numFmt w:val="decimal"/>
+      <w:lvlText w:val="%1."/>
+      <w:lvlJc w:val="left"/>
+      <w:pPr>
+        <w:ind w:left="500" w:hanging="320"/>
+      </w:pPr>
+    </w:lvl>
+  </w:abstractNum>
+  <w:abstractNum w:abstractNumId="44" w15:restartNumberingAfterBreak="0">
+    <w:multiLevelType w:val="hybridMultilevel"/>
+    <w:lvl w:ilvl="0" w:tentative="1">
+      <w:start w:val="1"/>
+      <w:numFmt w:val="decimal"/>
+      <w:lvlText w:val="%1."/>
+      <w:lvlJc w:val="left"/>
+      <w:pPr>
+        <w:ind w:left="500" w:hanging="320"/>
+      </w:pPr>
+    </w:lvl>
+  </w:abstractNum>
+  <w:abstractNum w:abstractNumId="45" w15:restartNumberingAfterBreak="0">
+    <w:multiLevelType w:val="hybridMultilevel"/>
+    <w:lvl w:ilvl="0" w:tentative="1">
+      <w:start w:val="1"/>
+      <w:numFmt w:val="decimal"/>
+      <w:lvlText w:val="%1."/>
+      <w:lvlJc w:val="left"/>
+      <w:pPr>
+        <w:ind w:left="500" w:hanging="320"/>
+      </w:pPr>
+    </w:lvl>
+  </w:abstractNum>
+  <w:abstractNum w:abstractNumId="46" w15:restartNumberingAfterBreak="0">
+    <w:multiLevelType w:val="hybridMultilevel"/>
+    <w:lvl w:ilvl="0" w:tentative="1">
+      <w:start w:val="1"/>
+      <w:numFmt w:val="decimal"/>
+      <w:lvlText w:val="%1."/>
+      <w:lvlJc w:val="left"/>
+      <w:pPr>
+        <w:ind w:left="500" w:hanging="320"/>
+      </w:pPr>
+    </w:lvl>
+  </w:abstractNum>
+  <w:abstractNum w:abstractNumId="47" w15:restartNumberingAfterBreak="0">
+    <w:multiLevelType w:val="hybridMultilevel"/>
+    <w:lvl w:ilvl="0" w:tentative="1">
+      <w:start w:val="1"/>
+      <w:numFmt w:val="decimal"/>
+      <w:lvlText w:val="%1."/>
+      <w:lvlJc w:val="left"/>
+      <w:pPr>
+        <w:ind w:left="500" w:hanging="320"/>
+      </w:pPr>
+    </w:lvl>
+  </w:abstractNum>
+  <w:abstractNum w:abstractNumId="48" w15:restartNumberingAfterBreak="0">
+    <w:multiLevelType w:val="hybridMultilevel"/>
+    <w:lvl w:ilvl="0" w:tentative="1">
+      <w:start w:val="1"/>
+      <w:numFmt w:val="decimal"/>
+      <w:lvlText w:val="%1."/>
+      <w:lvlJc w:val="left"/>
+      <w:pPr>
+        <w:ind w:left="500" w:hanging="320"/>
+      </w:pPr>
+    </w:lvl>
+  </w:abstractNum>
+  <w:abstractNum w:abstractNumId="49" w15:restartNumberingAfterBreak="0">
+    <w:multiLevelType w:val="hybridMultilevel"/>
+    <w:lvl w:ilvl="0" w:tentative="1">
+      <w:start w:val="1"/>
+      <w:numFmt w:val="decimal"/>
+      <w:lvlText w:val="%1."/>
+      <w:lvlJc w:val="left"/>
+      <w:pPr>
+        <w:ind w:left="500" w:hanging="320"/>
+      </w:pPr>
+    </w:lvl>
+  </w:abstractNum>
+  <w:abstractNum w:abstractNumId="50" w15:restartNumberingAfterBreak="0">
+    <w:multiLevelType w:val="hybridMultilevel"/>
+    <w:lvl w:ilvl="0" w:tentative="1">
+      <w:start w:val="1"/>
+      <w:numFmt w:val="decimal"/>
+      <w:lvlText w:val="%1."/>
+      <w:lvlJc w:val="left"/>
+      <w:pPr>
+        <w:ind w:left="500" w:hanging="320"/>
+      </w:pPr>
+    </w:lvl>
+  </w:abstractNum>
+  <w:abstractNum w:abstractNumId="51" w15:restartNumberingAfterBreak="0">
+    <w:multiLevelType w:val="hybridMultilevel"/>
+    <w:lvl w:ilvl="0" w:tentative="1">
+      <w:start w:val="1"/>
+      <w:numFmt w:val="decimal"/>
+      <w:lvlText w:val="%1."/>
+      <w:lvlJc w:val="left"/>
+      <w:pPr>
+        <w:ind w:left="500" w:hanging="320"/>
+      </w:pPr>
+    </w:lvl>
+  </w:abstractNum>
+  <w:abstractNum w:abstractNumId="52" w15:restartNumberingAfterBreak="0">
+    <w:multiLevelType w:val="hybridMultilevel"/>
+    <w:lvl w:ilvl="0" w:tentative="1">
+      <w:start w:val="1"/>
+      <w:numFmt w:val="decimal"/>
+      <w:lvlText w:val="%1."/>
+      <w:lvlJc w:val="left"/>
+      <w:pPr>
+        <w:ind w:left="500" w:hanging="320"/>
+      </w:pPr>
+    </w:lvl>
+  </w:abstractNum>
+  <w:abstractNum w:abstractNumId="53" w15:restartNumberingAfterBreak="0">
+    <w:multiLevelType w:val="hybridMultilevel"/>
+    <w:lvl w:ilvl="0" w:tentative="1">
+      <w:start w:val="1"/>
+      <w:numFmt w:val="decimal"/>
+      <w:lvlText w:val="%1."/>
+      <w:lvlJc w:val="left"/>
+      <w:pPr>
+        <w:ind w:left="500" w:hanging="320"/>
+      </w:pPr>
+    </w:lvl>
+  </w:abstractNum>
+  <w:abstractNum w:abstractNumId="54" w15:restartNumberingAfterBreak="0">
+    <w:multiLevelType w:val="hybridMultilevel"/>
+    <w:lvl w:ilvl="0" w:tentative="1">
+      <w:start w:val="1"/>
+      <w:numFmt w:val="decimal"/>
+      <w:lvlText w:val="%1."/>
+      <w:lvlJc w:val="left"/>
+      <w:pPr>
+        <w:ind w:left="500" w:hanging="320"/>
+      </w:pPr>
+    </w:lvl>
+  </w:abstractNum>
+  <w:abstractNum w:abstractNumId="55" w15:restartNumberingAfterBreak="0">
+    <w:multiLevelType w:val="hybridMultilevel"/>
+    <w:lvl w:ilvl="0" w:tentative="1">
+      <w:start w:val="1"/>
+      <w:numFmt w:val="decimal"/>
+      <w:lvlText w:val="%1."/>
+      <w:lvlJc w:val="left"/>
+      <w:pPr>
+        <w:ind w:left="500" w:hanging="320"/>
+      </w:pPr>
+    </w:lvl>
+  </w:abstractNum>
+  <w:abstractNum w:abstractNumId="56" w15:restartNumberingAfterBreak="0">
+    <w:multiLevelType w:val="hybridMultilevel"/>
+    <w:lvl w:ilvl="0" w:tentative="1">
+      <w:start w:val="1"/>
+      <w:numFmt w:val="decimal"/>
+      <w:lvlText w:val="%1."/>
+      <w:lvlJc w:val="left"/>
+      <w:pPr>
+        <w:ind w:left="500" w:hanging="320"/>
+      </w:pPr>
+    </w:lvl>
+  </w:abstractNum>
+  <w:abstractNum w:abstractNumId="57" w15:restartNumberingAfterBreak="0">
+    <w:multiLevelType w:val="hybridMultilevel"/>
+    <w:lvl w:ilvl="0" w:tentative="1">
+      <w:start w:val="1"/>
+      <w:numFmt w:val="decimal"/>
+      <w:lvlText w:val="%1."/>
+      <w:lvlJc w:val="left"/>
+      <w:pPr>
+        <w:ind w:left="500" w:hanging="320"/>
+      </w:pPr>
+    </w:lvl>
+  </w:abstractNum>
+  <w:abstractNum w:abstractNumId="58" w15:restartNumberingAfterBreak="0">
+    <w:multiLevelType w:val="hybridMultilevel"/>
+    <w:lvl w:ilvl="0" w:tentative="1">
+      <w:start w:val="1"/>
+      <w:numFmt w:val="decimal"/>
+      <w:lvlText w:val="%1."/>
+      <w:lvlJc w:val="left"/>
+      <w:pPr>
+        <w:ind w:left="500" w:hanging="320"/>
+      </w:pPr>
+    </w:lvl>
+  </w:abstractNum>
+  <w:abstractNum w:abstractNumId="59" w15:restartNumberingAfterBreak="0">
+    <w:multiLevelType w:val="hybridMultilevel"/>
+    <w:lvl w:ilvl="0" w:tentative="1">
+      <w:start w:val="1"/>
+      <w:numFmt w:val="decimal"/>
+      <w:lvlText w:val="%1."/>
+      <w:lvlJc w:val="left"/>
+      <w:pPr>
+        <w:ind w:left="500" w:hanging="320"/>
+      </w:pPr>
+    </w:lvl>
+  </w:abstractNum>
+  <w:abstractNum w:abstractNumId="60" w15:restartNumberingAfterBreak="0">
+    <w:multiLevelType w:val="hybridMultilevel"/>
+    <w:lvl w:ilvl="0" w:tentative="1">
+      <w:start w:val="1"/>
+      <w:numFmt w:val="decimal"/>
+      <w:lvlText w:val="%1."/>
+      <w:lvlJc w:val="left"/>
+      <w:pPr>
+        <w:ind w:left="500" w:hanging="320"/>
+      </w:pPr>
+    </w:lvl>
+  </w:abstractNum>
+  <w:abstractNum w:abstractNumId="61" w15:restartNumberingAfterBreak="0">
+    <w:multiLevelType w:val="hybridMultilevel"/>
+    <w:lvl w:ilvl="0" w:tentative="1">
+      <w:start w:val="1"/>
+      <w:numFmt w:val="decimal"/>
+      <w:lvlText w:val="%1."/>
+      <w:lvlJc w:val="left"/>
+      <w:pPr>
+        <w:ind w:left="500" w:hanging="320"/>
+      </w:pPr>
+    </w:lvl>
+  </w:abstractNum>
+  <w:abstractNum w:abstractNumId="62" w15:restartNumberingAfterBreak="0">
+    <w:multiLevelType w:val="hybridMultilevel"/>
+    <w:lvl w:ilvl="0" w:tentative="1">
+      <w:start w:val="1"/>
+      <w:numFmt w:val="decimal"/>
+      <w:lvlText w:val="%1."/>
+      <w:lvlJc w:val="left"/>
+      <w:pPr>
+        <w:ind w:left="500" w:hanging="320"/>
+      </w:pPr>
+    </w:lvl>
+  </w:abstractNum>
+  <w:abstractNum w:abstractNumId="63" w15:restartNumberingAfterBreak="0">
+    <w:multiLevelType w:val="hybridMultilevel"/>
+    <w:lvl w:ilvl="0" w:tentative="1">
+      <w:start w:val="1"/>
+      <w:numFmt w:val="decimal"/>
+      <w:lvlText w:val="%1."/>
+      <w:lvlJc w:val="left"/>
+      <w:pPr>
+        <w:ind w:left="500" w:hanging="320"/>
+      </w:pPr>
+    </w:lvl>
+  </w:abstractNum>
+  <w:abstractNum w:abstractNumId="64" w15:restartNumberingAfterBreak="0">
+    <w:multiLevelType w:val="hybridMultilevel"/>
+    <w:lvl w:ilvl="0" w:tentative="1">
+      <w:start w:val="1"/>
+      <w:numFmt w:val="decimal"/>
+      <w:lvlText w:val="%1."/>
+      <w:lvlJc w:val="left"/>
+      <w:pPr>
+        <w:ind w:left="500" w:hanging="320"/>
+      </w:pPr>
+    </w:lvl>
+  </w:abstractNum>
+  <w:abstractNum w:abstractNumId="65" w15:restartNumberingAfterBreak="0">
+    <w:multiLevelType w:val="hybridMultilevel"/>
+    <w:lvl w:ilvl="0" w:tentative="1">
+      <w:start w:val="1"/>
+      <w:numFmt w:val="decimal"/>
+      <w:lvlText w:val="%1."/>
+      <w:lvlJc w:val="left"/>
+      <w:pPr>
+        <w:ind w:left="500" w:hanging="320"/>
+      </w:pPr>
+    </w:lvl>
+  </w:abstractNum>
+  <w:abstractNum w:abstractNumId="66" w15:restartNumberingAfterBreak="0">
+    <w:multiLevelType w:val="hybridMultilevel"/>
+    <w:lvl w:ilvl="0" w:tentative="1">
+      <w:start w:val="1"/>
+      <w:numFmt w:val="decimal"/>
+      <w:lvlText w:val="%1."/>
+      <w:lvlJc w:val="left"/>
+      <w:pPr>
+        <w:ind w:left="500" w:hanging="320"/>
+      </w:pPr>
+    </w:lvl>
+  </w:abstractNum>
+  <w:abstractNum w:abstractNumId="67" w15:restartNumberingAfterBreak="0">
+    <w:multiLevelType w:val="hybridMultilevel"/>
+    <w:lvl w:ilvl="0" w:tentative="1">
+      <w:start w:val="1"/>
+      <w:numFmt w:val="decimal"/>
+      <w:lvlText w:val="%1."/>
+      <w:lvlJc w:val="left"/>
+      <w:pPr>
+        <w:ind w:left="500" w:hanging="320"/>
+      </w:pPr>
+    </w:lvl>
+  </w:abstractNum>
+  <w:abstractNum w:abstractNumId="68" w15:restartNumberingAfterBreak="0">
+    <w:multiLevelType w:val="hybridMultilevel"/>
+    <w:lvl w:ilvl="0" w:tentative="1">
+      <w:start w:val="1"/>
+      <w:numFmt w:val="decimal"/>
+      <w:lvlText w:val="%1."/>
+      <w:lvlJc w:val="left"/>
+      <w:pPr>
+        <w:ind w:left="500" w:hanging="320"/>
+      </w:pPr>
+    </w:lvl>
+  </w:abstractNum>
+  <w:abstractNum w:abstractNumId="69" w15:restartNumberingAfterBreak="0">
+    <w:multiLevelType w:val="hybridMultilevel"/>
+    <w:lvl w:ilvl="0" w:tentative="1">
+      <w:start w:val="1"/>
+      <w:numFmt w:val="decimal"/>
+      <w:lvlText w:val="%1."/>
+      <w:lvlJc w:val="left"/>
+      <w:pPr>
+        <w:ind w:left="500" w:hanging="320"/>
+      </w:pPr>
+    </w:lvl>
+  </w:abstractNum>
+  <w:abstractNum w:abstractNumId="70" w15:restartNumberingAfterBreak="0">
+    <w:multiLevelType w:val="hybridMultilevel"/>
+    <w:lvl w:ilvl="0" w:tentative="1">
+      <w:start w:val="1"/>
+      <w:numFmt w:val="decimal"/>
+      <w:lvlText w:val="%1."/>
+      <w:lvlJc w:val="left"/>
+      <w:pPr>
+        <w:ind w:left="500" w:hanging="320"/>
+      </w:pPr>
+    </w:lvl>
+  </w:abstractNum>
+  <w:abstractNum w:abstractNumId="71" w15:restartNumberingAfterBreak="0">
+    <w:multiLevelType w:val="hybridMultilevel"/>
+    <w:lvl w:ilvl="0" w:tentative="1">
+      <w:start w:val="1"/>
+      <w:numFmt w:val="decimal"/>
+      <w:lvlText w:val="%1."/>
+      <w:lvlJc w:val="left"/>
+      <w:pPr>
+        <w:ind w:left="500" w:hanging="320"/>
+      </w:pPr>
+    </w:lvl>
+  </w:abstractNum>
+  <w:abstractNum w:abstractNumId="72" w15:restartNumberingAfterBreak="0">
+    <w:multiLevelType w:val="hybridMultilevel"/>
+    <w:lvl w:ilvl="0" w:tentative="1">
+      <w:start w:val="1"/>
+      <w:numFmt w:val="decimal"/>
+      <w:lvlText w:val="%1."/>
+      <w:lvlJc w:val="left"/>
+      <w:pPr>
+        <w:ind w:left="500" w:hanging="320"/>
+      </w:pPr>
+    </w:lvl>
+  </w:abstractNum>
+  <w:abstractNum w:abstractNumId="73" w15:restartNumberingAfterBreak="0">
+    <w:multiLevelType w:val="hybridMultilevel"/>
+    <w:lvl w:ilvl="0" w:tentative="1">
+      <w:start w:val="1"/>
+      <w:numFmt w:val="decimal"/>
+      <w:lvlText w:val="%1."/>
+      <w:lvlJc w:val="left"/>
+      <w:pPr>
+        <w:ind w:left="500" w:hanging="320"/>
+      </w:pPr>
+    </w:lvl>
+  </w:abstractNum>
+  <w:abstractNum w:abstractNumId="74" w15:restartNumberingAfterBreak="0">
+    <w:multiLevelType w:val="hybridMultilevel"/>
+    <w:lvl w:ilvl="0" w:tentative="1">
+      <w:start w:val="1"/>
+      <w:numFmt w:val="decimal"/>
+      <w:lvlText w:val="%1."/>
+      <w:lvlJc w:val="left"/>
+      <w:pPr>
+        <w:ind w:left="500" w:hanging="320"/>
+      </w:pPr>
+    </w:lvl>
+  </w:abstractNum>
+  <w:abstractNum w:abstractNumId="75" w15:restartNumberingAfterBreak="0">
+    <w:multiLevelType w:val="hybridMultilevel"/>
+    <w:lvl w:ilvl="0" w:tentative="1">
+      <w:start w:val="1"/>
+      <w:numFmt w:val="decimal"/>
+      <w:lvlText w:val="%1."/>
+      <w:lvlJc w:val="left"/>
+      <w:pPr>
+        <w:ind w:left="500" w:hanging="320"/>
+      </w:pPr>
+    </w:lvl>
+  </w:abstractNum>
+  <w:abstractNum w:abstractNumId="76" w15:restartNumberingAfterBreak="0">
+    <w:multiLevelType w:val="hybridMultilevel"/>
+    <w:lvl w:ilvl="0" w:tentative="1">
+      <w:start w:val="1"/>
+      <w:numFmt w:val="decimal"/>
+      <w:lvlText w:val="%1."/>
+      <w:lvlJc w:val="left"/>
+      <w:pPr>
+        <w:ind w:left="500" w:hanging="320"/>
+      </w:pPr>
+    </w:lvl>
+  </w:abstractNum>
+  <w:abstractNum w:abstractNumId="77" w15:restartNumberingAfterBreak="0">
+    <w:multiLevelType w:val="hybridMultilevel"/>
+    <w:lvl w:ilvl="0" w:tentative="1">
+      <w:start w:val="1"/>
+      <w:numFmt w:val="decimal"/>
+      <w:lvlText w:val="%1."/>
+      <w:lvlJc w:val="left"/>
+      <w:pPr>
+        <w:ind w:left="500" w:hanging="320"/>
+      </w:pPr>
+    </w:lvl>
+  </w:abstractNum>
+  <w:abstractNum w:abstractNumId="78" w15:restartNumberingAfterBreak="0">
+    <w:multiLevelType w:val="hybridMultilevel"/>
+    <w:lvl w:ilvl="0" w:tentative="1">
+      <w:start w:val="1"/>
+      <w:numFmt w:val="decimal"/>
+      <w:lvlText w:val="%1."/>
+      <w:lvlJc w:val="left"/>
+      <w:pPr>
+        <w:ind w:left="500" w:hanging="320"/>
+      </w:pPr>
+    </w:lvl>
+  </w:abstractNum>
+  <w:abstractNum w:abstractNumId="79" w15:restartNumberingAfterBreak="0">
+    <w:multiLevelType w:val="hybridMultilevel"/>
+    <w:lvl w:ilvl="0" w:tentative="1">
+      <w:start w:val="1"/>
+      <w:numFmt w:val="decimal"/>
+      <w:lvlText w:val="%1."/>
+      <w:lvlJc w:val="left"/>
+      <w:pPr>
+        <w:ind w:left="500" w:hanging="320"/>
+      </w:pPr>
+    </w:lvl>
+  </w:abstractNum>
+  <w:abstractNum w:abstractNumId="80" w15:restartNumberingAfterBreak="0">
+    <w:multiLevelType w:val="hybridMultilevel"/>
+    <w:lvl w:ilvl="0" w:tentative="1">
+      <w:start w:val="1"/>
+      <w:numFmt w:val="decimal"/>
+      <w:lvlText w:val="%1."/>
+      <w:lvlJc w:val="left"/>
+      <w:pPr>
+        <w:ind w:left="500" w:hanging="320"/>
+      </w:pPr>
+    </w:lvl>
+  </w:abstractNum>
+  <w:abstractNum w:abstractNumId="81" w15:restartNumberingAfterBreak="0">
+    <w:multiLevelType w:val="hybridMultilevel"/>
+    <w:lvl w:ilvl="0" w:tentative="1">
+      <w:start w:val="1"/>
+      <w:numFmt w:val="decimal"/>
+      <w:lvlText w:val="%1."/>
+      <w:lvlJc w:val="left"/>
+      <w:pPr>
+        <w:ind w:left="500" w:hanging="320"/>
+      </w:pPr>
+    </w:lvl>
+  </w:abstractNum>
+  <w:abstractNum w:abstractNumId="82" w15:restartNumberingAfterBreak="0">
+    <w:multiLevelType w:val="hybridMultilevel"/>
+    <w:lvl w:ilvl="0" w:tentative="1">
+      <w:start w:val="1"/>
+      <w:numFmt w:val="decimal"/>
+      <w:lvlText w:val="%1."/>
+      <w:lvlJc w:val="left"/>
+      <w:pPr>
+        <w:ind w:left="500" w:hanging="320"/>
+      </w:pPr>
+    </w:lvl>
+  </w:abstractNum>
+  <w:abstractNum w:abstractNumId="83" w15:restartNumberingAfterBreak="0">
+    <w:multiLevelType w:val="hybridMultilevel"/>
+    <w:lvl w:ilvl="0" w:tentative="1">
+      <w:start w:val="1"/>
+      <w:numFmt w:val="decimal"/>
+      <w:lvlText w:val="%1."/>
+      <w:lvlJc w:val="left"/>
+      <w:pPr>
+        <w:ind w:left="500" w:hanging="320"/>
+      </w:pPr>
+    </w:lvl>
+  </w:abstractNum>
+  <w:abstractNum w:abstractNumId="84" w15:restartNumberingAfterBreak="0">
+    <w:multiLevelType w:val="hybridMultilevel"/>
+    <w:lvl w:ilvl="0" w:tentative="1">
+      <w:start w:val="1"/>
+      <w:numFmt w:val="decimal"/>
+      <w:lvlText w:val="%1."/>
+      <w:lvlJc w:val="left"/>
+      <w:pPr>
+        <w:ind w:left="500" w:hanging="320"/>
+      </w:pPr>
+    </w:lvl>
+  </w:abstractNum>
+  <w:abstractNum w:abstractNumId="85" w15:restartNumberingAfterBreak="0">
+    <w:multiLevelType w:val="hybridMultilevel"/>
+    <w:lvl w:ilvl="0" w:tentative="1">
+      <w:start w:val="1"/>
+      <w:numFmt w:val="decimal"/>
+      <w:lvlText w:val="%1."/>
+      <w:lvlJc w:val="left"/>
+      <w:pPr>
+        <w:ind w:left="500" w:hanging="320"/>
+      </w:pPr>
+    </w:lvl>
+  </w:abstractNum>
+  <w:abstractNum w:abstractNumId="86" w15:restartNumberingAfterBreak="0">
+    <w:multiLevelType w:val="hybridMultilevel"/>
+    <w:lvl w:ilvl="0" w:tentative="1">
+      <w:start w:val="1"/>
+      <w:numFmt w:val="decimal"/>
+      <w:lvlText w:val="%1."/>
+      <w:lvlJc w:val="left"/>
+      <w:pPr>
+        <w:ind w:left="500" w:hanging="320"/>
+      </w:pPr>
+    </w:lvl>
+  </w:abstractNum>
+  <w:abstractNum w:abstractNumId="87" w15:restartNumberingAfterBreak="0">
+    <w:multiLevelType w:val="hybridMultilevel"/>
+    <w:lvl w:ilvl="0" w:tentative="1">
+      <w:start w:val="1"/>
+      <w:numFmt w:val="decimal"/>
+      <w:lvlText w:val="%1."/>
+      <w:lvlJc w:val="left"/>
+      <w:pPr>
+        <w:ind w:left="500" w:hanging="320"/>
+      </w:pPr>
+    </w:lvl>
+  </w:abstractNum>
+  <w:abstractNum w:abstractNumId="88" w15:restartNumberingAfterBreak="0">
+    <w:multiLevelType w:val="hybridMultilevel"/>
+    <w:lvl w:ilvl="0" w:tentative="1">
+      <w:start w:val="1"/>
+      <w:numFmt w:val="decimal"/>
+      <w:lvlText w:val="%1."/>
+      <w:lvlJc w:val="left"/>
+      <w:pPr>
+        <w:ind w:left="500" w:hanging="320"/>
+      </w:pPr>
+    </w:lvl>
+  </w:abstractNum>
+  <w:abstractNum w:abstractNumId="89" w15:restartNumberingAfterBreak="0">
+    <w:multiLevelType w:val="hybridMultilevel"/>
+    <w:lvl w:ilvl="0" w:tentative="1">
+      <w:start w:val="1"/>
+      <w:numFmt w:val="decimal"/>
+      <w:lvlText w:val="%1."/>
+      <w:lvlJc w:val="left"/>
+      <w:pPr>
+        <w:ind w:left="500" w:hanging="320"/>
+      </w:pPr>
+    </w:lvl>
+  </w:abstractNum>
+  <w:abstractNum w:abstractNumId="90" w15:restartNumberingAfterBreak="0">
+    <w:multiLevelType w:val="hybridMultilevel"/>
+    <w:lvl w:ilvl="0" w:tentative="1">
+      <w:start w:val="1"/>
+      <w:numFmt w:val="decimal"/>
+      <w:lvlText w:val="%1."/>
+      <w:lvlJc w:val="left"/>
+      <w:pPr>
+        <w:ind w:left="500" w:hanging="320"/>
+      </w:pPr>
+    </w:lvl>
+  </w:abstractNum>
+  <w:abstractNum w:abstractNumId="91" w15:restartNumberingAfterBreak="0">
+    <w:multiLevelType w:val="hybridMultilevel"/>
+    <w:lvl w:ilvl="0" w:tentative="1">
+      <w:start w:val="1"/>
+      <w:numFmt w:val="decimal"/>
+      <w:lvlText w:val="%1."/>
+      <w:lvlJc w:val="left"/>
+      <w:pPr>
+        <w:ind w:left="500" w:hanging="320"/>
+      </w:pPr>
+    </w:lvl>
+  </w:abstractNum>
+  <w:abstractNum w:abstractNumId="92" w15:restartNumberingAfterBreak="0">
+    <w:multiLevelType w:val="hybridMultilevel"/>
+    <w:lvl w:ilvl="0" w:tentative="1">
+      <w:start w:val="1"/>
+      <w:numFmt w:val="decimal"/>
+      <w:lvlText w:val="%1."/>
+      <w:lvlJc w:val="left"/>
+      <w:pPr>
+        <w:ind w:left="500" w:hanging="320"/>
+      </w:pPr>
+    </w:lvl>
+  </w:abstractNum>
+  <w:abstractNum w:abstractNumId="93" w15:restartNumberingAfterBreak="0">
+    <w:multiLevelType w:val="hybridMultilevel"/>
+    <w:lvl w:ilvl="0" w:tentative="1">
+      <w:start w:val="1"/>
+      <w:numFmt w:val="decimal"/>
+      <w:lvlText w:val="%1."/>
+      <w:lvlJc w:val="left"/>
+      <w:pPr>
+        <w:ind w:left="500" w:hanging="320"/>
+      </w:pPr>
+    </w:lvl>
+  </w:abstractNum>
+  <w:abstractNum w:abstractNumId="94" w15:restartNumberingAfterBreak="0">
+    <w:multiLevelType w:val="hybridMultilevel"/>
+    <w:lvl w:ilvl="0" w:tentative="1">
+      <w:start w:val="1"/>
+      <w:numFmt w:val="decimal"/>
+      <w:lvlText w:val="%1."/>
+      <w:lvlJc w:val="left"/>
+      <w:pPr>
+        <w:ind w:left="500" w:hanging="320"/>
+      </w:pPr>
+    </w:lvl>
+  </w:abstractNum>
+  <w:abstractNum w:abstractNumId="95" w15:restartNumberingAfterBreak="0">
+    <w:multiLevelType w:val="hybridMultilevel"/>
+    <w:lvl w:ilvl="0" w:tentative="1">
+      <w:start w:val="1"/>
+      <w:numFmt w:val="decimal"/>
+      <w:lvlText w:val="%1."/>
+      <w:lvlJc w:val="left"/>
+      <w:pPr>
+        <w:ind w:left="500" w:hanging="320"/>
+      </w:pPr>
+    </w:lvl>
+  </w:abstractNum>
+  <w:abstractNum w:abstractNumId="96" w15:restartNumberingAfterBreak="0">
+    <w:multiLevelType w:val="hybridMultilevel"/>
+    <w:lvl w:ilvl="0" w:tentative="1">
+      <w:start w:val="1"/>
+      <w:numFmt w:val="decimal"/>
+      <w:lvlText w:val="%1."/>
+      <w:lvlJc w:val="left"/>
+      <w:pPr>
+        <w:ind w:left="500" w:hanging="320"/>
+      </w:pPr>
+    </w:lvl>
+  </w:abstractNum>
+  <w:abstractNum w:abstractNumId="97" w15:restartNumberingAfterBreak="0">
+    <w:multiLevelType w:val="hybridMultilevel"/>
+    <w:lvl w:ilvl="0" w:tentative="1">
+      <w:start w:val="1"/>
+      <w:numFmt w:val="decimal"/>
+      <w:lvlText w:val="%1."/>
+      <w:lvlJc w:val="left"/>
+      <w:pPr>
+        <w:ind w:left="500" w:hanging="320"/>
+      </w:pPr>
+    </w:lvl>
+  </w:abstractNum>
+  <w:abstractNum w:abstractNumId="98" w15:restartNumberingAfterBreak="0">
+    <w:multiLevelType w:val="hybridMultilevel"/>
+    <w:lvl w:ilvl="0" w:tentative="1">
+      <w:start w:val="1"/>
+      <w:numFmt w:val="decimal"/>
+      <w:lvlText w:val="%1."/>
+      <w:lvlJc w:val="left"/>
+      <w:pPr>
+        <w:ind w:left="500" w:hanging="320"/>
+      </w:pPr>
+    </w:lvl>
+  </w:abstractNum>
+  <w:abstractNum w:abstractNumId="99" w15:restartNumberingAfterBreak="0">
+    <w:multiLevelType w:val="hybridMultilevel"/>
+    <w:lvl w:ilvl="0" w:tentative="1">
+      <w:start w:val="1"/>
+      <w:numFmt w:val="decimal"/>
+      <w:lvlText w:val="%1."/>
+      <w:lvlJc w:val="left"/>
+      <w:pPr>
+        <w:ind w:left="500" w:hanging="320"/>
+      </w:pPr>
+    </w:lvl>
+  </w:abstractNum>
+  <w:abstractNum w:abstractNumId="100" w15:restartNumberingAfterBreak="0">
+    <w:multiLevelType w:val="hybridMultilevel"/>
+    <w:lvl w:ilvl="0" w:tentative="1">
+      <w:start w:val="1"/>
+      <w:numFmt w:val="decimal"/>
+      <w:lvlText w:val="%1."/>
+      <w:lvlJc w:val="left"/>
+      <w:pPr>
+        <w:ind w:left="500" w:hanging="320"/>
+      </w:pPr>
+    </w:lvl>
+  </w:abstractNum>
+  <w:abstractNum w:abstractNumId="101" w15:restartNumberingAfterBreak="0">
+    <w:multiLevelType w:val="hybridMultilevel"/>
+    <w:lvl w:ilvl="0" w:tentative="1">
+      <w:start w:val="1"/>
+      <w:numFmt w:val="decimal"/>
+      <w:lvlText w:val="%1."/>
+      <w:lvlJc w:val="left"/>
+      <w:pPr>
+        <w:ind w:left="500" w:hanging="320"/>
+      </w:pPr>
+    </w:lvl>
+  </w:abstractNum>
+  <w:abstractNum w:abstractNumId="102" w15:restartNumberingAfterBreak="0">
+    <w:multiLevelType w:val="hybridMultilevel"/>
+    <w:lvl w:ilvl="0" w:tentative="1">
+      <w:start w:val="1"/>
+      <w:numFmt w:val="decimal"/>
+      <w:lvlText w:val="%1."/>
+      <w:lvlJc w:val="left"/>
+      <w:pPr>
+        <w:ind w:left="500" w:hanging="320"/>
+      </w:pPr>
+    </w:lvl>
+  </w:abstractNum>
+  <w:abstractNum w:abstractNumId="103" w15:restartNumberingAfterBreak="0">
+    <w:multiLevelType w:val="hybridMultilevel"/>
+    <w:lvl w:ilvl="0" w:tentative="1">
+      <w:start w:val="1"/>
+      <w:numFmt w:val="decimal"/>
+      <w:lvlText w:val="%1."/>
+      <w:lvlJc w:val="left"/>
+      <w:pPr>
+        <w:ind w:left="500" w:hanging="320"/>
+      </w:pPr>
+    </w:lvl>
+  </w:abstractNum>
+  <w:abstractNum w:abstractNumId="104" w15:restartNumberingAfterBreak="0">
+    <w:multiLevelType w:val="hybridMultilevel"/>
+    <w:lvl w:ilvl="0" w:tentative="1">
+      <w:start w:val="1"/>
+      <w:numFmt w:val="decimal"/>
+      <w:lvlText w:val="%1."/>
+      <w:lvlJc w:val="left"/>
+      <w:pPr>
+        <w:ind w:left="500" w:hanging="320"/>
+      </w:pPr>
+    </w:lvl>
+  </w:abstractNum>
+  <w:abstractNum w:abstractNumId="105" w15:restartNumberingAfterBreak="0">
+    <w:multiLevelType w:val="hybridMultilevel"/>
+    <w:lvl w:ilvl="0" w:tentative="1">
+      <w:start w:val="1"/>
+      <w:numFmt w:val="decimal"/>
+      <w:lvlText w:val="%1."/>
+      <w:lvlJc w:val="left"/>
+      <w:pPr>
+        <w:ind w:left="500" w:hanging="320"/>
+      </w:pPr>
+    </w:lvl>
+  </w:abstractNum>
+  <w:abstractNum w:abstractNumId="106" w15:restartNumberingAfterBreak="0">
+    <w:multiLevelType w:val="hybridMultilevel"/>
+    <w:lvl w:ilvl="0" w:tentative="1">
+      <w:start w:val="1"/>
+      <w:numFmt w:val="decimal"/>
+      <w:lvlText w:val="%1."/>
+      <w:lvlJc w:val="left"/>
+      <w:pPr>
+        <w:ind w:left="500" w:hanging="320"/>
+      </w:pPr>
+    </w:lvl>
+  </w:abstractNum>
+  <w:abstractNum w:abstractNumId="107" w15:restartNumberingAfterBreak="0">
+    <w:multiLevelType w:val="hybridMultilevel"/>
+    <w:lvl w:ilvl="0" w:tentative="1">
+      <w:start w:val="1"/>
+      <w:numFmt w:val="decimal"/>
+      <w:lvlText w:val="%1."/>
+      <w:lvlJc w:val="left"/>
+      <w:pPr>
+        <w:ind w:left="500" w:hanging="320"/>
+      </w:pPr>
+    </w:lvl>
+  </w:abstractNum>
+  <w:abstractNum w:abstractNumId="108" w15:restartNumberingAfterBreak="0">
+    <w:multiLevelType w:val="hybridMultilevel"/>
+    <w:lvl w:ilvl="0" w:tentative="1">
+      <w:start w:val="1"/>
+      <w:numFmt w:val="decimal"/>
+      <w:lvlText w:val="%1."/>
+      <w:lvlJc w:val="left"/>
+      <w:pPr>
+        <w:ind w:left="500" w:hanging="320"/>
+      </w:pPr>
+    </w:lvl>
+  </w:abstractNum>
+  <w:abstractNum w:abstractNumId="109" w15:restartNumberingAfterBreak="0">
+    <w:multiLevelType w:val="hybridMultilevel"/>
+    <w:lvl w:ilvl="0" w:tentative="1">
+      <w:start w:val="1"/>
+      <w:numFmt w:val="decimal"/>
+      <w:lvlText w:val="%1."/>
+      <w:lvlJc w:val="left"/>
+      <w:pPr>
+        <w:ind w:left="500" w:hanging="320"/>
+      </w:pPr>
+    </w:lvl>
+  </w:abstractNum>
+  <w:abstractNum w:abstractNumId="110" w15:restartNumberingAfterBreak="0">
+    <w:multiLevelType w:val="hybridMultilevel"/>
+    <w:lvl w:ilvl="0" w:tentative="1">
+      <w:start w:val="1"/>
+      <w:numFmt w:val="decimal"/>
+      <w:lvlText w:val="%1."/>
+      <w:lvlJc w:val="left"/>
+      <w:pPr>
+        <w:ind w:left="500" w:hanging="320"/>
+      </w:pPr>
+    </w:lvl>
+  </w:abstractNum>
+  <w:abstractNum w:abstractNumId="111" w15:restartNumberingAfterBreak="0">
+    <w:multiLevelType w:val="hybridMultilevel"/>
+    <w:lvl w:ilvl="0" w:tentative="1">
+      <w:start w:val="1"/>
+      <w:numFmt w:val="decimal"/>
+      <w:lvlText w:val="%1."/>
+      <w:lvlJc w:val="left"/>
+      <w:pPr>
+        <w:ind w:left="500" w:hanging="320"/>
+      </w:pPr>
+    </w:lvl>
+  </w:abstractNum>
+  <w:abstractNum w:abstractNumId="112" w15:restartNumberingAfterBreak="0">
+    <w:multiLevelType w:val="hybridMultilevel"/>
+    <w:lvl w:ilvl="0" w:tentative="1">
+      <w:start w:val="1"/>
+      <w:numFmt w:val="decimal"/>
+      <w:lvlText w:val="%1."/>
+      <w:lvlJc w:val="left"/>
+      <w:pPr>
+        <w:ind w:left="500" w:hanging="320"/>
+      </w:pPr>
+    </w:lvl>
+  </w:abstractNum>
+  <w:abstractNum w:abstractNumId="113" w15:restartNumberingAfterBreak="0">
+    <w:multiLevelType w:val="hybridMultilevel"/>
+    <w:lvl w:ilvl="0" w:tentative="1">
+      <w:start w:val="1"/>
+      <w:numFmt w:val="decimal"/>
+      <w:lvlText w:val="%1."/>
+      <w:lvlJc w:val="left"/>
+      <w:pPr>
+        <w:ind w:left="500" w:hanging="320"/>
+      </w:pPr>
+    </w:lvl>
+  </w:abstractNum>
+  <w:abstractNum w:abstractNumId="114" w15:restartNumberingAfterBreak="0">
+    <w:multiLevelType w:val="hybridMultilevel"/>
+    <w:lvl w:ilvl="0" w:tentative="1">
+      <w:start w:val="1"/>
+      <w:numFmt w:val="decimal"/>
+      <w:lvlText w:val="%1."/>
+      <w:lvlJc w:val="left"/>
+      <w:pPr>
+        <w:ind w:left="500" w:hanging="320"/>
+      </w:pPr>
+    </w:lvl>
+  </w:abstractNum>
+  <w:abstractNum w:abstractNumId="115" w15:restartNumberingAfterBreak="0">
+    <w:multiLevelType w:val="hybridMultilevel"/>
+    <w:lvl w:ilvl="0" w:tentative="1">
+      <w:start w:val="1"/>
+      <w:numFmt w:val="decimal"/>
+      <w:lvlText w:val="%1."/>
+      <w:lvlJc w:val="left"/>
+      <w:pPr>
+        <w:ind w:left="500" w:hanging="320"/>
+      </w:pPr>
+    </w:lvl>
+  </w:abstractNum>
+  <w:abstractNum w:abstractNumId="116" w15:restartNumberingAfterBreak="0">
+    <w:multiLevelType w:val="hybridMultilevel"/>
+    <w:lvl w:ilvl="0" w:tentative="1">
+      <w:start w:val="1"/>
+      <w:numFmt w:val="decimal"/>
+      <w:lvlText w:val="%1."/>
+      <w:lvlJc w:val="left"/>
+      <w:pPr>
+        <w:ind w:left="500" w:hanging="320"/>
+      </w:pPr>
+    </w:lvl>
+  </w:abstractNum>
+  <w:abstractNum w:abstractNumId="117" w15:restartNumberingAfterBreak="0">
+    <w:multiLevelType w:val="hybridMultilevel"/>
+    <w:lvl w:ilvl="0" w:tentative="1">
+      <w:start w:val="1"/>
+      <w:numFmt w:val="decimal"/>
+      <w:lvlText w:val="%1."/>
+      <w:lvlJc w:val="left"/>
+      <w:pPr>
+        <w:ind w:left="500" w:hanging="320"/>
+      </w:pPr>
+    </w:lvl>
+  </w:abstractNum>
+  <w:abstractNum w:abstractNumId="118" w15:restartNumberingAfterBreak="0">
+    <w:multiLevelType w:val="hybridMultilevel"/>
+    <w:lvl w:ilvl="0" w:tentative="1">
+      <w:start w:val="1"/>
+      <w:numFmt w:val="decimal"/>
+      <w:lvlText w:val="%1."/>
+      <w:lvlJc w:val="left"/>
+      <w:pPr>
+        <w:ind w:left="500" w:hanging="320"/>
+      </w:pPr>
+    </w:lvl>
+  </w:abstractNum>
+  <w:abstractNum w:abstractNumId="119" w15:restartNumberingAfterBreak="0">
+    <w:multiLevelType w:val="hybridMultilevel"/>
+    <w:lvl w:ilvl="0" w:tentative="1">
+      <w:start w:val="1"/>
+      <w:numFmt w:val="decimal"/>
+      <w:lvlText w:val="%1."/>
+      <w:lvlJc w:val="left"/>
+      <w:pPr>
+        <w:ind w:left="500" w:hanging="320"/>
+      </w:pPr>
+    </w:lvl>
+  </w:abstractNum>
+  <w:abstractNum w:abstractNumId="120" w15:restartNumberingAfterBreak="0">
+    <w:multiLevelType w:val="hybridMultilevel"/>
+    <w:lvl w:ilvl="0" w:tentative="1">
+      <w:start w:val="1"/>
+      <w:numFmt w:val="decimal"/>
+      <w:lvlText w:val="%1."/>
+      <w:lvlJc w:val="left"/>
+      <w:pPr>
+        <w:ind w:left="500" w:hanging="320"/>
+      </w:pPr>
+    </w:lvl>
+  </w:abstractNum>
+  <w:abstractNum w:abstractNumId="121" w15:restartNumberingAfterBreak="0">
+    <w:multiLevelType w:val="hybridMultilevel"/>
+    <w:lvl w:ilvl="0" w:tentative="1">
+      <w:start w:val="1"/>
+      <w:numFmt w:val="decimal"/>
+      <w:lvlText w:val="%1."/>
+      <w:lvlJc w:val="left"/>
+      <w:pPr>
+        <w:ind w:left="500" w:hanging="320"/>
+      </w:pPr>
+    </w:lvl>
+  </w:abstractNum>
+  <w:abstractNum w:abstractNumId="122" w15:restartNumberingAfterBreak="0">
+    <w:multiLevelType w:val="hybridMultilevel"/>
+    <w:lvl w:ilvl="0" w:tentative="1">
+      <w:start w:val="1"/>
+      <w:numFmt w:val="decimal"/>
+      <w:lvlText w:val="%1."/>
+      <w:lvlJc w:val="left"/>
+      <w:pPr>
+        <w:ind w:left="500" w:hanging="320"/>
+      </w:pPr>
+    </w:lvl>
+  </w:abstractNum>
+  <w:abstractNum w:abstractNumId="123" w15:restartNumberingAfterBreak="0">
+    <w:multiLevelType w:val="hybridMultilevel"/>
+    <w:lvl w:ilvl="0" w:tentative="1">
+      <w:start w:val="1"/>
+      <w:numFmt w:val="decimal"/>
+      <w:lvlText w:val="%1."/>
+      <w:lvlJc w:val="left"/>
+      <w:pPr>
+        <w:ind w:left="500" w:hanging="320"/>
+      </w:pPr>
+    </w:lvl>
+  </w:abstractNum>
+  <w:abstractNum w:abstractNumId="124" w15:restartNumberingAfterBreak="0">
+    <w:multiLevelType w:val="hybridMultilevel"/>
+    <w:lvl w:ilvl="0" w:tentative="1">
+      <w:start w:val="1"/>
+      <w:numFmt w:val="decimal"/>
+      <w:lvlText w:val="%1."/>
+      <w:lvlJc w:val="left"/>
+      <w:pPr>
+        <w:ind w:left="500" w:hanging="320"/>
+      </w:pPr>
+    </w:lvl>
+  </w:abstractNum>
+  <w:abstractNum w:abstractNumId="125" w15:restartNumberingAfterBreak="0">
+    <w:multiLevelType w:val="hybridMultilevel"/>
+    <w:lvl w:ilvl="0" w:tentative="1">
+      <w:start w:val="1"/>
+      <w:numFmt w:val="decimal"/>
+      <w:lvlText w:val="%1."/>
+      <w:lvlJc w:val="left"/>
+      <w:pPr>
+        <w:ind w:left="500" w:hanging="320"/>
+      </w:pPr>
+    </w:lvl>
+  </w:abstractNum>
+  <w:abstractNum w:abstractNumId="126" w15:restartNumberingAfterBreak="0">
+    <w:multiLevelType w:val="hybridMultilevel"/>
+    <w:lvl w:ilvl="0" w:tentative="1">
+      <w:start w:val="1"/>
+      <w:numFmt w:val="decimal"/>
+      <w:lvlText w:val="%1."/>
+      <w:lvlJc w:val="left"/>
+      <w:pPr>
+        <w:ind w:left="500" w:hanging="320"/>
+      </w:pPr>
+    </w:lvl>
+  </w:abstractNum>
+  <w:abstractNum w:abstractNumId="127" w15:restartNumberingAfterBreak="0">
+    <w:multiLevelType w:val="hybridMultilevel"/>
+    <w:lvl w:ilvl="0" w:tentative="1">
+      <w:start w:val="1"/>
+      <w:numFmt w:val="decimal"/>
+      <w:lvlText w:val="%1."/>
+      <w:lvlJc w:val="left"/>
+      <w:pPr>
+        <w:ind w:left="500" w:hanging="320"/>
+      </w:pPr>
+    </w:lvl>
+  </w:abstractNum>
+  <w:abstractNum w:abstractNumId="128" w15:restartNumberingAfterBreak="0">
+    <w:multiLevelType w:val="hybridMultilevel"/>
+    <w:lvl w:ilvl="0" w:tentative="1">
+      <w:start w:val="1"/>
+      <w:numFmt w:val="decimal"/>
+      <w:lvlText w:val="%1."/>
+      <w:lvlJc w:val="left"/>
+      <w:pPr>
+        <w:ind w:left="500" w:hanging="320"/>
+      </w:pPr>
+    </w:lvl>
+  </w:abstractNum>
+  <w:abstractNum w:abstractNumId="129" w15:restartNumberingAfterBreak="0">
+    <w:multiLevelType w:val="hybridMultilevel"/>
+    <w:lvl w:ilvl="0" w:tentative="1">
+      <w:start w:val="1"/>
+      <w:numFmt w:val="decimal"/>
+      <w:lvlText w:val="%1."/>
+      <w:lvlJc w:val="left"/>
+      <w:pPr>
+        <w:ind w:left="500" w:hanging="320"/>
+      </w:pPr>
+    </w:lvl>
+  </w:abstractNum>
+  <w:abstractNum w:abstractNumId="130" w15:restartNumberingAfterBreak="0">
+    <w:multiLevelType w:val="hybridMultilevel"/>
+    <w:lvl w:ilvl="0" w:tentative="1">
+      <w:start w:val="1"/>
+      <w:numFmt w:val="decimal"/>
+      <w:lvlText w:val="%1."/>
+      <w:lvlJc w:val="left"/>
+      <w:pPr>
+        <w:ind w:left="500" w:hanging="320"/>
+      </w:pPr>
+    </w:lvl>
+  </w:abstractNum>
+  <w:abstractNum w:abstractNumId="131" w15:restartNumberingAfterBreak="0">
+    <w:multiLevelType w:val="hybridMultilevel"/>
+    <w:lvl w:ilvl="0" w:tentative="1">
+      <w:start w:val="1"/>
+      <w:numFmt w:val="decimal"/>
+      <w:lvlText w:val="%1."/>
+      <w:lvlJc w:val="left"/>
+      <w:pPr>
+        <w:ind w:left="500" w:hanging="320"/>
+      </w:pPr>
+    </w:lvl>
+  </w:abstractNum>
+  <w:abstractNum w:abstractNumId="132" w15:restartNumberingAfterBreak="0">
+    <w:multiLevelType w:val="hybridMultilevel"/>
+    <w:lvl w:ilvl="0" w:tentative="1">
+      <w:start w:val="1"/>
+      <w:numFmt w:val="decimal"/>
+      <w:lvlText w:val="%1."/>
+      <w:lvlJc w:val="left"/>
+      <w:pPr>
+        <w:ind w:left="500" w:hanging="320"/>
+      </w:pPr>
+    </w:lvl>
+  </w:abstractNum>
+  <w:abstractNum w:abstractNumId="133" w15:restartNumberingAfterBreak="0">
+    <w:multiLevelType w:val="hybridMultilevel"/>
+    <w:lvl w:ilvl="0" w:tentative="1">
+      <w:start w:val="1"/>
+      <w:numFmt w:val="decimal"/>
+      <w:lvlText w:val="%1."/>
+      <w:lvlJc w:val="left"/>
+      <w:pPr>
+        <w:ind w:left="500" w:hanging="320"/>
+      </w:pPr>
+    </w:lvl>
+  </w:abstractNum>
+  <w:abstractNum w:abstractNumId="134" w15:restartNumberingAfterBreak="0">
+    <w:multiLevelType w:val="hybridMultilevel"/>
+    <w:lvl w:ilvl="0" w:tentative="1">
+      <w:start w:val="1"/>
+      <w:numFmt w:val="decimal"/>
+      <w:lvlText w:val="%1."/>
+      <w:lvlJc w:val="left"/>
+      <w:pPr>
+        <w:ind w:left="500" w:hanging="320"/>
+      </w:pPr>
+    </w:lvl>
+  </w:abstractNum>
+  <w:abstractNum w:abstractNumId="135" w15:restartNumberingAfterBreak="0">
+    <w:multiLevelType w:val="hybridMultilevel"/>
+    <w:lvl w:ilvl="0" w:tentative="1">
+      <w:start w:val="1"/>
+      <w:numFmt w:val="decimal"/>
+      <w:lvlText w:val="%1."/>
+      <w:lvlJc w:val="left"/>
+      <w:pPr>
+        <w:ind w:left="500" w:hanging="320"/>
+      </w:pPr>
+    </w:lvl>
+  </w:abstractNum>
+  <w:abstractNum w:abstractNumId="136" w15:restartNumberingAfterBreak="0">
+    <w:multiLevelType w:val="hybridMultilevel"/>
+    <w:lvl w:ilvl="0" w:tentative="1">
+      <w:start w:val="1"/>
+      <w:numFmt w:val="decimal"/>
+      <w:lvlText w:val="%1."/>
+      <w:lvlJc w:val="left"/>
+      <w:pPr>
+        <w:ind w:left="500" w:hanging="320"/>
+      </w:pPr>
+    </w:lvl>
+  </w:abstractNum>
+  <w:abstractNum w:abstractNumId="137" w15:restartNumberingAfterBreak="0">
+    <w:multiLevelType w:val="hybridMultilevel"/>
+    <w:lvl w:ilvl="0" w:tentative="1">
+      <w:start w:val="1"/>
+      <w:numFmt w:val="decimal"/>
+      <w:lvlText w:val="%1."/>
+      <w:lvlJc w:val="left"/>
+      <w:pPr>
+        <w:ind w:left="500" w:hanging="320"/>
+      </w:pPr>
+    </w:lvl>
+  </w:abstractNum>
+  <w:abstractNum w:abstractNumId="138" w15:restartNumberingAfterBreak="0">
+    <w:multiLevelType w:val="hybridMultilevel"/>
+    <w:lvl w:ilvl="0" w:tentative="1">
+      <w:start w:val="1"/>
+      <w:numFmt w:val="decimal"/>
+      <w:lvlText w:val="%1."/>
+      <w:lvlJc w:val="left"/>
+      <w:pPr>
+        <w:ind w:left="500" w:hanging="320"/>
+      </w:pPr>
+    </w:lvl>
+  </w:abstractNum>
+  <w:abstractNum w:abstractNumId="139" w15:restartNumberingAfterBreak="0">
+    <w:multiLevelType w:val="hybridMultilevel"/>
+    <w:lvl w:ilvl="0" w:tentative="1">
+      <w:start w:val="1"/>
+      <w:numFmt w:val="decimal"/>
+      <w:lvlText w:val="%1."/>
+      <w:lvlJc w:val="left"/>
+      <w:pPr>
+        <w:ind w:left="500" w:hanging="320"/>
+      </w:pPr>
+    </w:lvl>
+  </w:abstractNum>
+  <w:abstractNum w:abstractNumId="140" w15:restartNumberingAfterBreak="0">
+    <w:multiLevelType w:val="hybridMultilevel"/>
+    <w:lvl w:ilvl="0" w:tentative="1">
+      <w:start w:val="1"/>
+      <w:numFmt w:val="decimal"/>
+      <w:lvlText w:val="%1."/>
+      <w:lvlJc w:val="left"/>
+      <w:pPr>
+        <w:ind w:left="500" w:hanging="320"/>
+      </w:pPr>
+    </w:lvl>
+  </w:abstractNum>
+  <w:abstractNum w:abstractNumId="141" w15:restartNumberingAfterBreak="0">
+    <w:multiLevelType w:val="hybridMultilevel"/>
+    <w:lvl w:ilvl="0" w:tentative="1">
+      <w:start w:val="1"/>
+      <w:numFmt w:val="decimal"/>
+      <w:lvlText w:val="%1."/>
+      <w:lvlJc w:val="left"/>
+      <w:pPr>
+        <w:ind w:left="500" w:hanging="320"/>
+      </w:pPr>
+    </w:lvl>
+  </w:abstractNum>
+  <w:abstractNum w:abstractNumId="142" w15:restartNumberingAfterBreak="0">
+    <w:multiLevelType w:val="hybridMultilevel"/>
+    <w:lvl w:ilvl="0" w:tentative="1">
+      <w:start w:val="1"/>
+      <w:numFmt w:val="decimal"/>
+      <w:lvlText w:val="%1."/>
+      <w:lvlJc w:val="left"/>
+      <w:pPr>
+        <w:ind w:left="500" w:hanging="320"/>
+      </w:pPr>
+    </w:lvl>
+  </w:abstractNum>
+  <w:abstractNum w:abstractNumId="143" w15:restartNumberingAfterBreak="0">
+    <w:multiLevelType w:val="hybridMultilevel"/>
+    <w:lvl w:ilvl="0" w:tentative="1">
+      <w:start w:val="1"/>
+      <w:numFmt w:val="decimal"/>
+      <w:lvlText w:val="%1."/>
+      <w:lvlJc w:val="left"/>
+      <w:pPr>
+        <w:ind w:left="500" w:hanging="320"/>
+      </w:pPr>
+    </w:lvl>
+  </w:abstractNum>
+  <w:abstractNum w:abstractNumId="144" w15:restartNumberingAfterBreak="0">
+    <w:multiLevelType w:val="hybridMultilevel"/>
+    <w:lvl w:ilvl="0" w:tentative="1">
+      <w:start w:val="1"/>
+      <w:numFmt w:val="decimal"/>
+      <w:lvlText w:val="%1."/>
+      <w:lvlJc w:val="left"/>
+      <w:pPr>
+        <w:ind w:left="500" w:hanging="320"/>
+      </w:pPr>
+    </w:lvl>
+  </w:abstractNum>
+  <w:abstractNum w:abstractNumId="145" w15:restartNumberingAfterBreak="0">
+    <w:multiLevelType w:val="hybridMultilevel"/>
+    <w:lvl w:ilvl="0" w:tentative="1">
+      <w:start w:val="1"/>
+      <w:numFmt w:val="decimal"/>
+      <w:lvlText w:val="%1."/>
+      <w:lvlJc w:val="left"/>
+      <w:pPr>
+        <w:ind w:left="500" w:hanging="320"/>
+      </w:pPr>
+    </w:lvl>
+  </w:abstractNum>
+  <w:abstractNum w:abstractNumId="146" w15:restartNumberingAfterBreak="0">
+    <w:multiLevelType w:val="hybridMultilevel"/>
+    <w:lvl w:ilvl="0" w:tentative="1">
+      <w:start w:val="1"/>
+      <w:numFmt w:val="decimal"/>
+      <w:lvlText w:val="%1."/>
+      <w:lvlJc w:val="left"/>
+      <w:pPr>
+        <w:ind w:left="500" w:hanging="320"/>
+      </w:pPr>
+    </w:lvl>
+  </w:abstractNum>
+  <w:abstractNum w:abstractNumId="147" w15:restartNumberingAfterBreak="0">
+    <w:multiLevelType w:val="hybridMultilevel"/>
+    <w:lvl w:ilvl="0" w:tentative="1">
+      <w:start w:val="1"/>
+      <w:numFmt w:val="decimal"/>
+      <w:lvlText w:val="%1."/>
+      <w:lvlJc w:val="left"/>
+      <w:pPr>
+        <w:ind w:left="500" w:hanging="320"/>
+      </w:pPr>
+    </w:lvl>
+  </w:abstractNum>
+  <w:abstractNum w:abstractNumId="148" w15:restartNumberingAfterBreak="0">
+    <w:multiLevelType w:val="hybridMultilevel"/>
+    <w:lvl w:ilvl="0" w:tentative="1">
+      <w:start w:val="1"/>
+      <w:numFmt w:val="decimal"/>
+      <w:lvlText w:val="%1."/>
+      <w:lvlJc w:val="left"/>
+      <w:pPr>
+        <w:ind w:left="500" w:hanging="320"/>
+      </w:pPr>
+    </w:lvl>
+  </w:abstractNum>
+  <w:abstractNum w:abstractNumId="149" w15:restartNumberingAfterBreak="0">
+    <w:multiLevelType w:val="hybridMultilevel"/>
+    <w:lvl w:ilvl="0" w:tentative="1">
+      <w:start w:val="1"/>
+      <w:numFmt w:val="decimal"/>
+      <w:lvlText w:val="%1."/>
+      <w:lvlJc w:val="left"/>
+      <w:pPr>
+        <w:ind w:left="500" w:hanging="320"/>
+      </w:pPr>
+    </w:lvl>
+  </w:abstractNum>
+  <w:abstractNum w:abstractNumId="150" w15:restartNumberingAfterBreak="0">
+    <w:multiLevelType w:val="hybridMultilevel"/>
+    <w:lvl w:ilvl="0" w:tentative="1">
+      <w:start w:val="1"/>
+      <w:numFmt w:val="decimal"/>
+      <w:lvlText w:val="%1."/>
+      <w:lvlJc w:val="left"/>
+      <w:pPr>
+        <w:ind w:left="500" w:hanging="320"/>
+      </w:pPr>
+    </w:lvl>
+  </w:abstractNum>
+  <w:abstractNum w:abstractNumId="151" w15:restartNumberingAfterBreak="0">
+    <w:multiLevelType w:val="hybridMultilevel"/>
+    <w:lvl w:ilvl="0" w:tentative="1">
+      <w:start w:val="1"/>
+      <w:numFmt w:val="decimal"/>
+      <w:lvlText w:val="%1."/>
+      <w:lvlJc w:val="left"/>
+      <w:pPr>
+        <w:ind w:left="500" w:hanging="320"/>
+      </w:pPr>
+    </w:lvl>
+  </w:abstractNum>
+  <w:abstractNum w:abstractNumId="152" w15:restartNumberingAfterBreak="0">
+    <w:multiLevelType w:val="hybridMultilevel"/>
+    <w:lvl w:ilvl="0" w:tentative="1">
+      <w:start w:val="1"/>
+      <w:numFmt w:val="decimal"/>
+      <w:lvlText w:val="%1."/>
+      <w:lvlJc w:val="left"/>
+      <w:pPr>
+        <w:ind w:left="500" w:hanging="320"/>
+      </w:pPr>
+    </w:lvl>
+  </w:abstractNum>
+  <w:abstractNum w:abstractNumId="153" w15:restartNumberingAfterBreak="0">
+    <w:multiLevelType w:val="hybridMultilevel"/>
+    <w:lvl w:ilvl="0" w:tentative="1">
+      <w:start w:val="1"/>
+      <w:numFmt w:val="decimal"/>
+      <w:lvlText w:val="%1."/>
+      <w:lvlJc w:val="left"/>
+      <w:pPr>
+        <w:ind w:left="500" w:hanging="320"/>
+      </w:pPr>
+    </w:lvl>
+  </w:abstractNum>
+  <w:abstractNum w:abstractNumId="154" w15:restartNumberingAfterBreak="0">
+    <w:multiLevelType w:val="hybridMultilevel"/>
+    <w:lvl w:ilvl="0" w:tentative="1">
+      <w:start w:val="1"/>
+      <w:numFmt w:val="decimal"/>
+      <w:lvlText w:val="%1."/>
+      <w:lvlJc w:val="left"/>
+      <w:pPr>
+        <w:ind w:left="500" w:hanging="320"/>
+      </w:pPr>
+    </w:lvl>
+  </w:abstractNum>
+  <w:abstractNum w:abstractNumId="155" w15:restartNumberingAfterBreak="0">
+    <w:multiLevelType w:val="hybridMultilevel"/>
+    <w:lvl w:ilvl="0" w:tentative="1">
+      <w:start w:val="1"/>
+      <w:numFmt w:val="decimal"/>
+      <w:lvlText w:val="%1."/>
+      <w:lvlJc w:val="left"/>
+      <w:pPr>
+        <w:ind w:left="500" w:hanging="320"/>
+      </w:pPr>
+    </w:lvl>
+  </w:abstractNum>
+  <w:abstractNum w:abstractNumId="156" w15:restartNumberingAfterBreak="0">
+    <w:multiLevelType w:val="hybridMultilevel"/>
+    <w:lvl w:ilvl="0" w:tentative="1">
+      <w:start w:val="1"/>
+      <w:numFmt w:val="decimal"/>
+      <w:lvlText w:val="%1."/>
+      <w:lvlJc w:val="left"/>
+      <w:pPr>
+        <w:ind w:left="500" w:hanging="320"/>
+      </w:pPr>
+    </w:lvl>
+  </w:abstractNum>
+  <w:abstractNum w:abstractNumId="157" w15:restartNumberingAfterBreak="0">
+    <w:multiLevelType w:val="hybridMultilevel"/>
+    <w:lvl w:ilvl="0" w:tentative="1">
+      <w:start w:val="1"/>
+      <w:numFmt w:val="decimal"/>
+      <w:lvlText w:val="%1."/>
+      <w:lvlJc w:val="left"/>
+      <w:pPr>
+        <w:ind w:left="500" w:hanging="320"/>
+      </w:pPr>
+    </w:lvl>
+  </w:abstractNum>
+  <w:abstractNum w:abstractNumId="158" w15:restartNumberingAfterBreak="0">
+    <w:multiLevelType w:val="hybridMultilevel"/>
+    <w:lvl w:ilvl="0" w:tentative="1">
+      <w:start w:val="1"/>
+      <w:numFmt w:val="decimal"/>
+      <w:lvlText w:val="%1."/>
+      <w:lvlJc w:val="left"/>
+      <w:pPr>
+        <w:ind w:left="500" w:hanging="320"/>
+      </w:pPr>
+    </w:lvl>
+  </w:abstractNum>
+  <w:abstractNum w:abstractNumId="159" w15:restartNumberingAfterBreak="0">
+    <w:multiLevelType w:val="hybridMultilevel"/>
+    <w:lvl w:ilvl="0" w:tentative="1">
+      <w:start w:val="1"/>
+      <w:numFmt w:val="decimal"/>
+      <w:lvlText w:val="%1."/>
+      <w:lvlJc w:val="left"/>
+      <w:pPr>
+        <w:ind w:left="500" w:hanging="320"/>
+      </w:pPr>
+    </w:lvl>
+  </w:abstractNum>
+  <w:abstractNum w:abstractNumId="160" w15:restartNumberingAfterBreak="0">
+    <w:multiLevelType w:val="hybridMultilevel"/>
+    <w:lvl w:ilvl="0" w:tentative="1">
+      <w:start w:val="1"/>
+      <w:numFmt w:val="decimal"/>
+      <w:lvlText w:val="%1."/>
+      <w:lvlJc w:val="left"/>
+      <w:pPr>
+        <w:ind w:left="500" w:hanging="320"/>
+      </w:pPr>
+    </w:lvl>
+  </w:abstractNum>
+  <w:abstractNum w:abstractNumId="161" w15:restartNumberingAfterBreak="0">
+    <w:multiLevelType w:val="hybridMultilevel"/>
+    <w:lvl w:ilvl="0" w:tentative="1">
+      <w:start w:val="1"/>
+      <w:numFmt w:val="decimal"/>
+      <w:lvlText w:val="%1."/>
+      <w:lvlJc w:val="left"/>
+      <w:pPr>
+        <w:ind w:left="500" w:hanging="320"/>
+      </w:pPr>
+    </w:lvl>
+  </w:abstractNum>
+  <w:abstractNum w:abstractNumId="162" w15:restartNumberingAfterBreak="0">
+    <w:multiLevelType w:val="hybridMultilevel"/>
+    <w:lvl w:ilvl="0" w:tentative="1">
+      <w:start w:val="1"/>
+      <w:numFmt w:val="decimal"/>
+      <w:lvlText w:val="%1."/>
+      <w:lvlJc w:val="left"/>
+      <w:pPr>
+        <w:ind w:left="500" w:hanging="320"/>
+      </w:pPr>
+    </w:lvl>
+  </w:abstractNum>
+  <w:abstractNum w:abstractNumId="163" w15:restartNumberingAfterBreak="0">
+    <w:multiLevelType w:val="hybridMultilevel"/>
+    <w:lvl w:ilvl="0" w:tentative="1">
+      <w:start w:val="1"/>
+      <w:numFmt w:val="decimal"/>
+      <w:lvlText w:val="%1."/>
+      <w:lvlJc w:val="left"/>
+      <w:pPr>
+        <w:ind w:left="500" w:hanging="320"/>
+      </w:pPr>
+    </w:lvl>
+  </w:abstractNum>
+  <w:abstractNum w:abstractNumId="164" w15:restartNumberingAfterBreak="0">
+    <w:multiLevelType w:val="hybridMultilevel"/>
+    <w:lvl w:ilvl="0" w:tentative="1">
+      <w:start w:val="1"/>
+      <w:numFmt w:val="decimal"/>
+      <w:lvlText w:val="%1."/>
+      <w:lvlJc w:val="left"/>
+      <w:pPr>
+        <w:ind w:left="500" w:hanging="320"/>
+      </w:pPr>
+    </w:lvl>
+  </w:abstractNum>
+  <w:abstractNum w:abstractNumId="165" w15:restartNumberingAfterBreak="0">
+    <w:multiLevelType w:val="hybridMultilevel"/>
+    <w:lvl w:ilvl="0" w:tentative="1">
+      <w:start w:val="1"/>
+      <w:numFmt w:val="decimal"/>
+      <w:lvlText w:val="%1."/>
+      <w:lvlJc w:val="left"/>
+      <w:pPr>
+        <w:ind w:left="500" w:hanging="320"/>
+      </w:pPr>
+    </w:lvl>
+  </w:abstractNum>
+  <w:abstractNum w:abstractNumId="166" w15:restartNumberingAfterBreak="0">
+    <w:multiLevelType w:val="hybridMultilevel"/>
+    <w:lvl w:ilvl="0" w:tentative="1">
+      <w:start w:val="1"/>
+      <w:numFmt w:val="decimal"/>
+      <w:lvlText w:val="%1."/>
+      <w:lvlJc w:val="left"/>
+      <w:pPr>
+        <w:ind w:left="500" w:hanging="320"/>
+      </w:pPr>
+    </w:lvl>
+  </w:abstractNum>
+  <w:abstractNum w:abstractNumId="167" w15:restartNumberingAfterBreak="0">
+    <w:multiLevelType w:val="hybridMultilevel"/>
+    <w:lvl w:ilvl="0" w:tentative="1">
+      <w:start w:val="1"/>
+      <w:numFmt w:val="decimal"/>
+      <w:lvlText w:val="%1."/>
+      <w:lvlJc w:val="left"/>
+      <w:pPr>
+        <w:ind w:left="500" w:hanging="320"/>
+      </w:pPr>
+    </w:lvl>
+  </w:abstractNum>
+  <w:abstractNum w:abstractNumId="168" w15:restartNumberingAfterBreak="0">
+    <w:multiLevelType w:val="hybridMultilevel"/>
+    <w:lvl w:ilvl="0" w:tentative="1">
+      <w:start w:val="1"/>
+      <w:numFmt w:val="decimal"/>
+      <w:lvlText w:val="%1."/>
+      <w:lvlJc w:val="left"/>
+      <w:pPr>
+        <w:ind w:left="500" w:hanging="320"/>
+      </w:pPr>
+    </w:lvl>
+  </w:abstractNum>
+  <w:abstractNum w:abstractNumId="169" w15:restartNumberingAfterBreak="0">
+    <w:multiLevelType w:val="hybridMultilevel"/>
+    <w:lvl w:ilvl="0" w:tentative="1">
+      <w:start w:val="1"/>
+      <w:numFmt w:val="decimal"/>
+      <w:lvlText w:val="%1."/>
+      <w:lvlJc w:val="left"/>
+      <w:pPr>
+        <w:ind w:left="500" w:hanging="320"/>
+      </w:pPr>
+    </w:lvl>
+  </w:abstractNum>
+  <w:abstractNum w:abstractNumId="170" w15:restartNumberingAfterBreak="0">
+    <w:multiLevelType w:val="hybridMultilevel"/>
+    <w:lvl w:ilvl="0" w:tentative="1">
+      <w:start w:val="1"/>
+      <w:numFmt w:val="decimal"/>
+      <w:lvlText w:val="%1."/>
+      <w:lvlJc w:val="left"/>
+      <w:pPr>
+        <w:ind w:left="500" w:hanging="320"/>
+      </w:pPr>
+    </w:lvl>
+  </w:abstractNum>
+  <w:abstractNum w:abstractNumId="171" w15:restartNumberingAfterBreak="0">
+    <w:multiLevelType w:val="hybridMultilevel"/>
+    <w:lvl w:ilvl="0" w:tentative="1">
+      <w:start w:val="1"/>
+      <w:numFmt w:val="decimal"/>
+      <w:lvlText w:val="%1."/>
+      <w:lvlJc w:val="left"/>
+      <w:pPr>
+        <w:ind w:left="500" w:hanging="320"/>
+      </w:pPr>
+    </w:lvl>
+  </w:abstractNum>
+  <w:abstractNum w:abstractNumId="172" w15:restartNumberingAfterBreak="0">
+    <w:multiLevelType w:val="hybridMultilevel"/>
+    <w:lvl w:ilvl="0" w:tentative="1">
+      <w:start w:val="1"/>
+      <w:numFmt w:val="decimal"/>
+      <w:lvlText w:val="%1."/>
+      <w:lvlJc w:val="left"/>
+      <w:pPr>
+        <w:ind w:left="500" w:hanging="320"/>
+      </w:pPr>
+    </w:lvl>
+  </w:abstractNum>
+  <w:abstractNum w:abstractNumId="173" w15:restartNumberingAfterBreak="0">
+    <w:multiLevelType w:val="hybridMultilevel"/>
+    <w:lvl w:ilvl="0" w:tentative="1">
+      <w:start w:val="1"/>
+      <w:numFmt w:val="decimal"/>
+      <w:lvlText w:val="%1."/>
+      <w:lvlJc w:val="left"/>
+      <w:pPr>
+        <w:ind w:left="500" w:hanging="320"/>
+      </w:pPr>
+    </w:lvl>
+  </w:abstractNum>
+  <w:abstractNum w:abstractNumId="174" w15:restartNumberingAfterBreak="0">
+    <w:multiLevelType w:val="hybridMultilevel"/>
+    <w:lvl w:ilvl="0" w:tentative="1">
+      <w:start w:val="1"/>
+      <w:numFmt w:val="decimal"/>
+      <w:lvlText w:val="%1."/>
+      <w:lvlJc w:val="left"/>
+      <w:pPr>
+        <w:ind w:left="500" w:hanging="320"/>
+      </w:pPr>
+    </w:lvl>
+  </w:abstractNum>
+  <w:abstractNum w:abstractNumId="175" w15:restartNumberingAfterBreak="0">
+    <w:multiLevelType w:val="hybridMultilevel"/>
+    <w:lvl w:ilvl="0" w:tentative="1">
+      <w:start w:val="1"/>
+      <w:numFmt w:val="decimal"/>
+      <w:lvlText w:val="%1."/>
+      <w:lvlJc w:val="left"/>
+      <w:pPr>
+        <w:ind w:left="500" w:hanging="320"/>
+      </w:pPr>
+    </w:lvl>
+  </w:abstractNum>
+  <w:abstractNum w:abstractNumId="176" w15:restartNumberingAfterBreak="0">
+    <w:multiLevelType w:val="hybridMultilevel"/>
+    <w:lvl w:ilvl="0" w:tentative="1">
+      <w:start w:val="1"/>
+      <w:numFmt w:val="decimal"/>
+      <w:lvlText w:val="%1."/>
+      <w:lvlJc w:val="left"/>
+      <w:pPr>
+        <w:ind w:left="500" w:hanging="320"/>
+      </w:pPr>
+    </w:lvl>
+  </w:abstractNum>
+  <w:abstractNum w:abstractNumId="177" w15:restartNumberingAfterBreak="0">
+    <w:multiLevelType w:val="hybridMultilevel"/>
+    <w:lvl w:ilvl="0" w:tentative="1">
+      <w:start w:val="1"/>
+      <w:numFmt w:val="decimal"/>
+      <w:lvlText w:val="%1."/>
+      <w:lvlJc w:val="left"/>
+      <w:pPr>
+        <w:ind w:left="500" w:hanging="320"/>
+      </w:pPr>
+    </w:lvl>
+  </w:abstractNum>
+  <w:abstractNum w:abstractNumId="178" w15:restartNumberingAfterBreak="0">
+    <w:multiLevelType w:val="hybridMultilevel"/>
+    <w:lvl w:ilvl="0" w:tentative="1">
+      <w:start w:val="1"/>
+      <w:numFmt w:val="decimal"/>
+      <w:lvlText w:val="%1."/>
+      <w:lvlJc w:val="left"/>
+      <w:pPr>
+        <w:ind w:left="500" w:hanging="320"/>
+      </w:pPr>
+    </w:lvl>
+  </w:abstractNum>
+  <w:abstractNum w:abstractNumId="179" w15:restartNumberingAfterBreak="0">
+    <w:multiLevelType w:val="hybridMultilevel"/>
+    <w:lvl w:ilvl="0" w:tentative="1">
+      <w:start w:val="1"/>
+      <w:numFmt w:val="decimal"/>
+      <w:lvlText w:val="%1."/>
+      <w:lvlJc w:val="left"/>
+      <w:pPr>
+        <w:ind w:left="500" w:hanging="320"/>
+      </w:pPr>
+    </w:lvl>
+  </w:abstractNum>
+  <w:abstractNum w:abstractNumId="180" w15:restartNumberingAfterBreak="0">
+    <w:multiLevelType w:val="hybridMultilevel"/>
+    <w:lvl w:ilvl="0" w:tentative="1">
+      <w:start w:val="1"/>
+      <w:numFmt w:val="decimal"/>
+      <w:lvlText w:val="%1."/>
+      <w:lvlJc w:val="left"/>
+      <w:pPr>
+        <w:ind w:left="500" w:hanging="320"/>
+      </w:pPr>
+    </w:lvl>
+  </w:abstractNum>
+  <w:abstractNum w:abstractNumId="181" w15:restartNumberingAfterBreak="0">
+    <w:multiLevelType w:val="hybridMultilevel"/>
+    <w:lvl w:ilvl="0" w:tentative="1">
+      <w:start w:val="1"/>
+      <w:numFmt w:val="decimal"/>
+      <w:lvlText w:val="%1."/>
+      <w:lvlJc w:val="left"/>
+      <w:pPr>
+        <w:ind w:left="500" w:hanging="320"/>
+      </w:pPr>
+    </w:lvl>
+  </w:abstractNum>
+  <w:abstractNum w:abstractNumId="182" w15:restartNumberingAfterBreak="0">
+    <w:multiLevelType w:val="hybridMultilevel"/>
+    <w:lvl w:ilvl="0" w:tentative="1">
+      <w:start w:val="1"/>
+      <w:numFmt w:val="decimal"/>
+      <w:lvlText w:val="%1."/>
+      <w:lvlJc w:val="left"/>
+      <w:pPr>
+        <w:ind w:left="500" w:hanging="320"/>
+      </w:pPr>
+    </w:lvl>
+  </w:abstractNum>
+  <w:abstractNum w:abstractNumId="183" w15:restartNumberingAfterBreak="0">
+    <w:multiLevelType w:val="hybridMultilevel"/>
+    <w:lvl w:ilvl="0" w:tentative="1">
+      <w:start w:val="1"/>
+      <w:numFmt w:val="decimal"/>
+      <w:lvlText w:val="%1."/>
+      <w:lvlJc w:val="left"/>
+      <w:pPr>
+        <w:ind w:left="500" w:hanging="320"/>
+      </w:pPr>
+    </w:lvl>
+  </w:abstractNum>
+  <w:abstractNum w:abstractNumId="184" w15:restartNumberingAfterBreak="0">
+    <w:multiLevelType w:val="hybridMultilevel"/>
+    <w:lvl w:ilvl="0" w:tentative="1">
+      <w:start w:val="1"/>
+      <w:numFmt w:val="decimal"/>
+      <w:lvlText w:val="%1."/>
+      <w:lvlJc w:val="left"/>
+      <w:pPr>
+        <w:ind w:left="500" w:hanging="320"/>
+      </w:pPr>
+    </w:lvl>
+  </w:abstractNum>
+  <w:abstractNum w:abstractNumId="185" w15:restartNumberingAfterBreak="0">
+    <w:multiLevelType w:val="hybridMultilevel"/>
+    <w:lvl w:ilvl="0" w:tentative="1">
+      <w:start w:val="1"/>
+      <w:numFmt w:val="decimal"/>
+      <w:lvlText w:val="%1."/>
+      <w:lvlJc w:val="left"/>
+      <w:pPr>
+        <w:ind w:left="500" w:hanging="320"/>
+      </w:pPr>
+    </w:lvl>
+  </w:abstractNum>
+  <w:abstractNum w:abstractNumId="186" w15:restartNumberingAfterBreak="0">
+    <w:multiLevelType w:val="hybridMultilevel"/>
+    <w:lvl w:ilvl="0" w:tentative="1">
+      <w:start w:val="1"/>
+      <w:numFmt w:val="decimal"/>
+      <w:lvlText w:val="%1."/>
+      <w:lvlJc w:val="left"/>
+      <w:pPr>
+        <w:ind w:left="500" w:hanging="320"/>
+      </w:pPr>
+    </w:lvl>
+  </w:abstractNum>
+  <w:abstractNum w:abstractNumId="187" w15:restartNumberingAfterBreak="0">
+    <w:multiLevelType w:val="hybridMultilevel"/>
+    <w:lvl w:ilvl="0" w:tentative="1">
+      <w:start w:val="1"/>
+      <w:numFmt w:val="decimal"/>
+      <w:lvlText w:val="%1."/>
+      <w:lvlJc w:val="left"/>
+      <w:pPr>
+        <w:ind w:left="500" w:hanging="320"/>
+      </w:pPr>
+    </w:lvl>
+  </w:abstractNum>
+  <w:abstractNum w:abstractNumId="188" w15:restartNumberingAfterBreak="0">
+    <w:multiLevelType w:val="hybridMultilevel"/>
+    <w:lvl w:ilvl="0" w:tentative="1">
+      <w:start w:val="1"/>
+      <w:numFmt w:val="decimal"/>
+      <w:lvlText w:val="%1."/>
+      <w:lvlJc w:val="left"/>
+      <w:pPr>
+        <w:ind w:left="500" w:hanging="320"/>
+      </w:pPr>
+    </w:lvl>
+  </w:abstractNum>
+  <w:abstractNum w:abstractNumId="189" w15:restartNumberingAfterBreak="0">
+    <w:multiLevelType w:val="hybridMultilevel"/>
+    <w:lvl w:ilvl="0" w:tentative="1">
+      <w:start w:val="1"/>
+      <w:numFmt w:val="decimal"/>
+      <w:lvlText w:val="%1."/>
+      <w:lvlJc w:val="left"/>
+      <w:pPr>
+        <w:ind w:left="500" w:hanging="320"/>
+      </w:pPr>
+    </w:lvl>
+  </w:abstractNum>
+  <w:abstractNum w:abstractNumId="190" w15:restartNumberingAfterBreak="0">
+    <w:multiLevelType w:val="hybridMultilevel"/>
+    <w:lvl w:ilvl="0" w:tentative="1">
+      <w:start w:val="1"/>
+      <w:numFmt w:val="decimal"/>
+      <w:lvlText w:val="%1."/>
+      <w:lvlJc w:val="left"/>
+      <w:pPr>
+        <w:ind w:left="500" w:hanging="320"/>
+      </w:pPr>
+    </w:lvl>
+  </w:abstractNum>
+  <w:abstractNum w:abstractNumId="191" w15:restartNumberingAfterBreak="0">
+    <w:multiLevelType w:val="hybridMultilevel"/>
+    <w:lvl w:ilvl="0" w:tentative="1">
+      <w:start w:val="1"/>
+      <w:numFmt w:val="decimal"/>
+      <w:lvlText w:val="%1."/>
+      <w:lvlJc w:val="left"/>
+      <w:pPr>
+        <w:ind w:left="500" w:hanging="320"/>
+      </w:pPr>
+    </w:lvl>
+  </w:abstractNum>
+  <w:abstractNum w:abstractNumId="192" w15:restartNumberingAfterBreak="0">
+    <w:multiLevelType w:val="hybridMultilevel"/>
+    <w:lvl w:ilvl="0" w:tentative="1">
+      <w:start w:val="1"/>
+      <w:numFmt w:val="decimal"/>
+      <w:lvlText w:val="%1."/>
+      <w:lvlJc w:val="left"/>
+      <w:pPr>
+        <w:ind w:left="500" w:hanging="320"/>
+      </w:pPr>
+    </w:lvl>
+  </w:abstractNum>
+  <w:abstractNum w:abstractNumId="193" w15:restartNumberingAfterBreak="0">
+    <w:multiLevelType w:val="hybridMultilevel"/>
+    <w:lvl w:ilvl="0" w:tentative="1">
+      <w:start w:val="1"/>
+      <w:numFmt w:val="decimal"/>
+      <w:lvlText w:val="%1."/>
+      <w:lvlJc w:val="left"/>
+      <w:pPr>
+        <w:ind w:left="500" w:hanging="320"/>
+      </w:pPr>
+    </w:lvl>
+  </w:abstractNum>
+  <w:abstractNum w:abstractNumId="194" w15:restartNumberingAfterBreak="0">
+    <w:multiLevelType w:val="hybridMultilevel"/>
+    <w:lvl w:ilvl="0" w:tentative="1">
+      <w:start w:val="1"/>
+      <w:numFmt w:val="decimal"/>
+      <w:lvlText w:val="%1."/>
+      <w:lvlJc w:val="left"/>
+      <w:pPr>
+        <w:ind w:left="500" w:hanging="320"/>
+      </w:pPr>
+    </w:lvl>
+  </w:abstractNum>
+  <w:abstractNum w:abstractNumId="195" w15:restartNumberingAfterBreak="0">
+    <w:multiLevelType w:val="hybridMultilevel"/>
+    <w:lvl w:ilvl="0" w:tentative="1">
+      <w:start w:val="1"/>
+      <w:numFmt w:val="decimal"/>
+      <w:lvlText w:val="%1."/>
+      <w:lvlJc w:val="left"/>
+      <w:pPr>
+        <w:ind w:left="500" w:hanging="320"/>
+      </w:pPr>
+    </w:lvl>
+  </w:abstractNum>
+  <w:abstractNum w:abstractNumId="196" w15:restartNumberingAfterBreak="0">
+    <w:multiLevelType w:val="hybridMultilevel"/>
+    <w:lvl w:ilvl="0" w:tentative="1">
+      <w:start w:val="1"/>
+      <w:numFmt w:val="decimal"/>
+      <w:lvlText w:val="%1."/>
+      <w:lvlJc w:val="left"/>
+      <w:pPr>
+        <w:ind w:left="500" w:hanging="320"/>
+      </w:pPr>
+    </w:lvl>
+  </w:abstractNum>
+  <w:abstractNum w:abstractNumId="197" w15:restartNumberingAfterBreak="0">
+    <w:multiLevelType w:val="hybridMultilevel"/>
+    <w:lvl w:ilvl="0" w:tentative="1">
+      <w:start w:val="1"/>
+      <w:numFmt w:val="decimal"/>
+      <w:lvlText w:val="%1."/>
+      <w:lvlJc w:val="left"/>
+      <w:pPr>
+        <w:ind w:left="500" w:hanging="320"/>
+      </w:pPr>
+    </w:lvl>
+  </w:abstractNum>
+  <w:abstractNum w:abstractNumId="198" w15:restartNumberingAfterBreak="0">
+    <w:multiLevelType w:val="hybridMultilevel"/>
+    <w:lvl w:ilvl="0" w:tentative="1">
+      <w:start w:val="1"/>
+      <w:numFmt w:val="decimal"/>
+      <w:lvlText w:val="%1."/>
+      <w:lvlJc w:val="left"/>
+      <w:pPr>
+        <w:ind w:left="500" w:hanging="320"/>
+      </w:pPr>
+    </w:lvl>
+  </w:abstractNum>
+  <w:abstractNum w:abstractNumId="199" w15:restartNumberingAfterBreak="0">
+    <w:multiLevelType w:val="hybridMultilevel"/>
+    <w:lvl w:ilvl="0" w:tentative="1">
+      <w:start w:val="1"/>
+      <w:numFmt w:val="decimal"/>
+      <w:lvlText w:val="%1."/>
+      <w:lvlJc w:val="left"/>
+      <w:pPr>
+        <w:ind w:left="500" w:hanging="320"/>
+      </w:pPr>
+    </w:lvl>
+  </w:abstractNum>
+  <w:abstractNum w:abstractNumId="200" w15:restartNumberingAfterBreak="0">
+    <w:multiLevelType w:val="hybridMultilevel"/>
+    <w:lvl w:ilvl="0" w:tentative="1">
+      <w:start w:val="1"/>
+      <w:numFmt w:val="decimal"/>
+      <w:lvlText w:val="%1."/>
+      <w:lvlJc w:val="left"/>
+      <w:pPr>
+        <w:ind w:left="500" w:hanging="320"/>
+      </w:pPr>
+    </w:lvl>
+  </w:abstractNum>
+  <w:abstractNum w:abstractNumId="201" w15:restartNumberingAfterBreak="0">
+    <w:multiLevelType w:val="hybridMultilevel"/>
+    <w:lvl w:ilvl="0" w:tentative="1">
+      <w:start w:val="1"/>
+      <w:numFmt w:val="decimal"/>
+      <w:lvlText w:val="%1."/>
+      <w:lvlJc w:val="left"/>
+      <w:pPr>
+        <w:ind w:left="500" w:hanging="320"/>
+      </w:pPr>
+    </w:lvl>
+  </w:abstractNum>
+  <w:abstractNum w:abstractNumId="202" w15:restartNumberingAfterBreak="0">
+    <w:multiLevelType w:val="hybridMultilevel"/>
+    <w:lvl w:ilvl="0" w:tentative="1">
+      <w:start w:val="1"/>
+      <w:numFmt w:val="decimal"/>
+      <w:lvlText w:val="%1."/>
+      <w:lvlJc w:val="left"/>
+      <w:pPr>
+        <w:ind w:left="500" w:hanging="320"/>
+      </w:pPr>
+    </w:lvl>
+  </w:abstractNum>
+  <w:abstractNum w:abstractNumId="203" w15:restartNumberingAfterBreak="0">
+    <w:multiLevelType w:val="hybridMultilevel"/>
+    <w:lvl w:ilvl="0" w:tentative="1">
+      <w:start w:val="1"/>
+      <w:numFmt w:val="decimal"/>
+      <w:lvlText w:val="%1."/>
+      <w:lvlJc w:val="left"/>
+      <w:pPr>
+        <w:ind w:left="500" w:hanging="320"/>
+      </w:pPr>
+    </w:lvl>
+  </w:abstractNum>
+  <w:abstractNum w:abstractNumId="204" w15:restartNumberingAfterBreak="0">
+    <w:multiLevelType w:val="hybridMultilevel"/>
+    <w:lvl w:ilvl="0" w:tentative="1">
+      <w:start w:val="1"/>
+      <w:numFmt w:val="decimal"/>
+      <w:lvlText w:val="%1."/>
+      <w:lvlJc w:val="left"/>
+      <w:pPr>
+        <w:ind w:left="500" w:hanging="320"/>
+      </w:pPr>
+    </w:lvl>
+  </w:abstractNum>
+  <w:abstractNum w:abstractNumId="205" w15:restartNumberingAfterBreak="0">
+    <w:multiLevelType w:val="hybridMultilevel"/>
+    <w:lvl w:ilvl="0" w:tentative="1">
+      <w:start w:val="1"/>
+      <w:numFmt w:val="decimal"/>
+      <w:lvlText w:val="%1."/>
+      <w:lvlJc w:val="left"/>
+      <w:pPr>
+        <w:ind w:left="500" w:hanging="320"/>
+      </w:pPr>
+    </w:lvl>
+  </w:abstractNum>
+  <w:abstractNum w:abstractNumId="206" w15:restartNumberingAfterBreak="0">
+    <w:multiLevelType w:val="hybridMultilevel"/>
+    <w:lvl w:ilvl="0" w:tentative="1">
+      <w:start w:val="1"/>
+      <w:numFmt w:val="decimal"/>
+      <w:lvlText w:val="%1."/>
+      <w:lvlJc w:val="left"/>
+      <w:pPr>
+        <w:ind w:left="500" w:hanging="320"/>
+      </w:pPr>
+    </w:lvl>
+  </w:abstractNum>
+  <w:abstractNum w:abstractNumId="207" w15:restartNumberingAfterBreak="0">
+    <w:multiLevelType w:val="hybridMultilevel"/>
+    <w:lvl w:ilvl="0" w:tentative="1">
+      <w:start w:val="1"/>
+      <w:numFmt w:val="decimal"/>
+      <w:lvlText w:val="%1."/>
+      <w:lvlJc w:val="left"/>
+      <w:pPr>
+        <w:ind w:left="500" w:hanging="320"/>
+      </w:pPr>
+    </w:lvl>
+  </w:abstractNum>
+  <w:abstractNum w:abstractNumId="208" w15:restartNumberingAfterBreak="0">
+    <w:multiLevelType w:val="hybridMultilevel"/>
+    <w:lvl w:ilvl="0" w:tentative="1">
+      <w:start w:val="1"/>
+      <w:numFmt w:val="decimal"/>
+      <w:lvlText w:val="%1."/>
+      <w:lvlJc w:val="left"/>
+      <w:pPr>
+        <w:ind w:left="500" w:hanging="320"/>
+      </w:pPr>
+    </w:lvl>
+  </w:abstractNum>
+  <w:abstractNum w:abstractNumId="209" w15:restartNumberingAfterBreak="0">
+    <w:multiLevelType w:val="hybridMultilevel"/>
+    <w:lvl w:ilvl="0" w:tentative="1">
+      <w:start w:val="1"/>
+      <w:numFmt w:val="decimal"/>
+      <w:lvlText w:val="%1."/>
+      <w:lvlJc w:val="left"/>
+      <w:pPr>
+        <w:ind w:left="500" w:hanging="320"/>
+      </w:pPr>
+    </w:lvl>
+  </w:abstractNum>
+  <w:abstractNum w:abstractNumId="210" w15:restartNumberingAfterBreak="0">
+    <w:multiLevelType w:val="hybridMultilevel"/>
+    <w:lvl w:ilvl="0" w:tentative="1">
+      <w:start w:val="1"/>
+      <w:numFmt w:val="decimal"/>
+      <w:lvlText w:val="%1."/>
+      <w:lvlJc w:val="left"/>
+      <w:pPr>
+        <w:ind w:left="500" w:hanging="320"/>
+      </w:pPr>
+    </w:lvl>
+  </w:abstractNum>
+  <w:abstractNum w:abstractNumId="211" w15:restartNumberingAfterBreak="0">
+    <w:multiLevelType w:val="hybridMultilevel"/>
+    <w:lvl w:ilvl="0" w:tentative="1">
+      <w:start w:val="1"/>
+      <w:numFmt w:val="decimal"/>
+      <w:lvlText w:val="%1."/>
+      <w:lvlJc w:val="left"/>
+      <w:pPr>
+        <w:ind w:left="500" w:hanging="320"/>
+      </w:pPr>
+    </w:lvl>
+  </w:abstractNum>
+  <w:abstractNum w:abstractNumId="212" w15:restartNumberingAfterBreak="0">
+    <w:multiLevelType w:val="hybridMultilevel"/>
+    <w:lvl w:ilvl="0" w:tentative="1">
+      <w:start w:val="1"/>
+      <w:numFmt w:val="decimal"/>
+      <w:lvlText w:val="%1."/>
+      <w:lvlJc w:val="left"/>
+      <w:pPr>
+        <w:ind w:left="500" w:hanging="320"/>
+      </w:pPr>
+    </w:lvl>
+  </w:abstractNum>
+  <w:abstractNum w:abstractNumId="213" w15:restartNumberingAfterBreak="0">
+    <w:multiLevelType w:val="hybridMultilevel"/>
+    <w:lvl w:ilvl="0" w:tentative="1">
+      <w:start w:val="1"/>
+      <w:numFmt w:val="decimal"/>
+      <w:lvlText w:val="%1."/>
+      <w:lvlJc w:val="left"/>
+      <w:pPr>
+        <w:ind w:left="500" w:hanging="320"/>
+      </w:pPr>
+    </w:lvl>
+  </w:abstractNum>
+  <w:abstractNum w:abstractNumId="214" w15:restartNumberingAfterBreak="0">
+    <w:multiLevelType w:val="hybridMultilevel"/>
+    <w:lvl w:ilvl="0" w:tentative="1">
+      <w:start w:val="1"/>
+      <w:numFmt w:val="decimal"/>
+      <w:lvlText w:val="%1."/>
+      <w:lvlJc w:val="left"/>
+      <w:pPr>
+        <w:ind w:left="500" w:hanging="320"/>
+      </w:pPr>
+    </w:lvl>
+  </w:abstractNum>
+  <w:abstractNum w:abstractNumId="215" w15:restartNumberingAfterBreak="0">
+    <w:multiLevelType w:val="hybridMultilevel"/>
+    <w:lvl w:ilvl="0" w:tentative="1">
+      <w:start w:val="1"/>
+      <w:numFmt w:val="decimal"/>
+      <w:lvlText w:val="%1."/>
+      <w:lvlJc w:val="left"/>
+      <w:pPr>
+        <w:ind w:left="500" w:hanging="320"/>
+      </w:pPr>
+    </w:lvl>
+  </w:abstractNum>
+  <w:abstractNum w:abstractNumId="216" w15:restartNumberingAfterBreak="0">
+    <w:multiLevelType w:val="hybridMultilevel"/>
+    <w:lvl w:ilvl="0" w:tentative="1">
+      <w:start w:val="1"/>
+      <w:numFmt w:val="decimal"/>
+      <w:lvlText w:val="%1."/>
+      <w:lvlJc w:val="left"/>
+      <w:pPr>
+        <w:ind w:left="500" w:hanging="320"/>
+      </w:pPr>
+    </w:lvl>
+  </w:abstractNum>
+  <w:abstractNum w:abstractNumId="217" w15:restartNumberingAfterBreak="0">
+    <w:multiLevelType w:val="hybridMultilevel"/>
+    <w:lvl w:ilvl="0" w:tentative="1">
+      <w:start w:val="1"/>
+      <w:numFmt w:val="decimal"/>
+      <w:lvlText w:val="%1."/>
+      <w:lvlJc w:val="left"/>
+      <w:pPr>
+        <w:ind w:left="500" w:hanging="320"/>
+      </w:pPr>
+    </w:lvl>
+  </w:abstractNum>
+  <w:abstractNum w:abstractNumId="218" w15:restartNumberingAfterBreak="0">
+    <w:multiLevelType w:val="hybridMultilevel"/>
+    <w:lvl w:ilvl="0" w:tentative="1">
+      <w:start w:val="1"/>
+      <w:numFmt w:val="decimal"/>
+      <w:lvlText w:val="%1."/>
+      <w:lvlJc w:val="left"/>
+      <w:pPr>
+        <w:ind w:left="500" w:hanging="320"/>
+      </w:pPr>
+    </w:lvl>
+  </w:abstractNum>
+  <w:abstractNum w:abstractNumId="219" w15:restartNumberingAfterBreak="0">
+    <w:multiLevelType w:val="hybridMultilevel"/>
+    <w:lvl w:ilvl="0" w:tentative="1">
+      <w:start w:val="1"/>
+      <w:numFmt w:val="decimal"/>
+      <w:lvlText w:val="%1."/>
+      <w:lvlJc w:val="left"/>
+      <w:pPr>
+        <w:ind w:left="500" w:hanging="320"/>
+      </w:pPr>
+    </w:lvl>
+  </w:abstractNum>
+  <w:abstractNum w:abstractNumId="220" w15:restartNumberingAfterBreak="0">
+    <w:multiLevelType w:val="hybridMultilevel"/>
+    <w:lvl w:ilvl="0" w:tentative="1">
+      <w:start w:val="1"/>
+      <w:numFmt w:val="decimal"/>
+      <w:lvlText w:val="%1."/>
+      <w:lvlJc w:val="left"/>
+      <w:pPr>
+        <w:ind w:left="500" w:hanging="320"/>
+      </w:pPr>
+    </w:lvl>
+  </w:abstractNum>
+  <w:abstractNum w:abstractNumId="221" w15:restartNumberingAfterBreak="0">
+    <w:multiLevelType w:val="hybridMultilevel"/>
+    <w:lvl w:ilvl="0" w:tentative="1">
+      <w:start w:val="1"/>
+      <w:numFmt w:val="decimal"/>
+      <w:lvlText w:val="%1."/>
+      <w:lvlJc w:val="left"/>
+      <w:pPr>
+        <w:ind w:left="500" w:hanging="320"/>
+      </w:pPr>
+    </w:lvl>
+  </w:abstractNum>
+  <w:abstractNum w:abstractNumId="222" w15:restartNumberingAfterBreak="0">
+    <w:multiLevelType w:val="hybridMultilevel"/>
+    <w:lvl w:ilvl="0" w:tentative="1">
+      <w:start w:val="1"/>
+      <w:numFmt w:val="decimal"/>
+      <w:lvlText w:val="%1."/>
+      <w:lvlJc w:val="left"/>
+      <w:pPr>
+        <w:ind w:left="500" w:hanging="320"/>
+      </w:pPr>
+    </w:lvl>
+  </w:abstractNum>
+  <w:abstractNum w:abstractNumId="223" w15:restartNumberingAfterBreak="0">
+    <w:multiLevelType w:val="hybridMultilevel"/>
+    <w:lvl w:ilvl="0" w:tentative="1">
+      <w:start w:val="1"/>
+      <w:numFmt w:val="decimal"/>
+      <w:lvlText w:val="%1."/>
+      <w:lvlJc w:val="left"/>
+      <w:pPr>
+        <w:ind w:left="500" w:hanging="320"/>
+      </w:pPr>
+    </w:lvl>
+  </w:abstractNum>
+  <w:abstractNum w:abstractNumId="224" w15:restartNumberingAfterBreak="0">
+    <w:multiLevelType w:val="hybridMultilevel"/>
+    <w:lvl w:ilvl="0" w:tentative="1">
+      <w:start w:val="1"/>
+      <w:numFmt w:val="decimal"/>
+      <w:lvlText w:val="%1."/>
+      <w:lvlJc w:val="left"/>
+      <w:pPr>
+        <w:ind w:left="500" w:hanging="320"/>
+      </w:pPr>
+    </w:lvl>
+  </w:abstractNum>
+  <w:abstractNum w:abstractNumId="225" w15:restartNumberingAfterBreak="0">
+    <w:multiLevelType w:val="hybridMultilevel"/>
+    <w:lvl w:ilvl="0" w:tentative="1">
+      <w:start w:val="1"/>
+      <w:numFmt w:val="decimal"/>
+      <w:lvlText w:val="%1."/>
+      <w:lvlJc w:val="left"/>
+      <w:pPr>
+        <w:ind w:left="500" w:hanging="320"/>
+      </w:pPr>
+    </w:lvl>
+  </w:abstractNum>
+  <w:abstractNum w:abstractNumId="226" w15:restartNumberingAfterBreak="0">
+    <w:multiLevelType w:val="hybridMultilevel"/>
+    <w:lvl w:ilvl="0" w:tentative="1">
+      <w:start w:val="1"/>
+      <w:numFmt w:val="decimal"/>
+      <w:lvlText w:val="%1."/>
+      <w:lvlJc w:val="left"/>
+      <w:pPr>
+        <w:ind w:left="500" w:hanging="320"/>
+      </w:pPr>
+    </w:lvl>
+  </w:abstractNum>
+  <w:abstractNum w:abstractNumId="227" w15:restartNumberingAfterBreak="0">
+    <w:multiLevelType w:val="hybridMultilevel"/>
+    <w:lvl w:ilvl="0" w:tentative="1">
+      <w:start w:val="1"/>
+      <w:numFmt w:val="decimal"/>
+      <w:lvlText w:val="%1."/>
+      <w:lvlJc w:val="left"/>
+      <w:pPr>
+        <w:ind w:left="500" w:hanging="320"/>
+      </w:pPr>
+    </w:lvl>
+  </w:abstractNum>
+  <w:abstractNum w:abstractNumId="228" w15:restartNumberingAfterBreak="0">
+    <w:multiLevelType w:val="hybridMultilevel"/>
+    <w:lvl w:ilvl="0" w:tentative="1">
+      <w:start w:val="1"/>
+      <w:numFmt w:val="decimal"/>
+      <w:lvlText w:val="%1."/>
+      <w:lvlJc w:val="left"/>
+      <w:pPr>
+        <w:ind w:left="500" w:hanging="320"/>
+      </w:pPr>
+    </w:lvl>
+  </w:abstractNum>
+  <w:abstractNum w:abstractNumId="229" w15:restartNumberingAfterBreak="0">
+    <w:multiLevelType w:val="hybridMultilevel"/>
+    <w:lvl w:ilvl="0" w:tentative="1">
+      <w:start w:val="1"/>
+      <w:numFmt w:val="decimal"/>
+      <w:lvlText w:val="%1."/>
+      <w:lvlJc w:val="left"/>
+      <w:pPr>
+        <w:ind w:left="500" w:hanging="320"/>
+      </w:pPr>
+    </w:lvl>
+  </w:abstractNum>
+  <w:abstractNum w:abstractNumId="230" w15:restartNumberingAfterBreak="0">
+    <w:multiLevelType w:val="hybridMultilevel"/>
+    <w:lvl w:ilvl="0" w:tentative="1">
+      <w:start w:val="1"/>
+      <w:numFmt w:val="decimal"/>
+      <w:lvlText w:val="%1."/>
+      <w:lvlJc w:val="left"/>
+      <w:pPr>
+        <w:ind w:left="500" w:hanging="320"/>
+      </w:pPr>
+    </w:lvl>
+  </w:abstractNum>
+  <w:abstractNum w:abstractNumId="231" w15:restartNumberingAfterBreak="0">
+    <w:multiLevelType w:val="hybridMultilevel"/>
+    <w:lvl w:ilvl="0" w:tentative="1">
+      <w:start w:val="1"/>
+      <w:numFmt w:val="decimal"/>
+      <w:lvlText w:val="%1."/>
+      <w:lvlJc w:val="left"/>
+      <w:pPr>
+        <w:ind w:left="500" w:hanging="320"/>
+      </w:pPr>
+    </w:lvl>
+  </w:abstractNum>
+  <w:abstractNum w:abstractNumId="232" w15:restartNumberingAfterBreak="0">
+    <w:multiLevelType w:val="hybridMultilevel"/>
+    <w:lvl w:ilvl="0" w:tentative="1">
+      <w:start w:val="1"/>
+      <w:numFmt w:val="decimal"/>
+      <w:lvlText w:val="%1."/>
+      <w:lvlJc w:val="left"/>
+      <w:pPr>
+        <w:ind w:left="500" w:hanging="320"/>
+      </w:pPr>
+    </w:lvl>
+  </w:abstractNum>
+  <w:abstractNum w:abstractNumId="233" w15:restartNumberingAfterBreak="0">
+    <w:multiLevelType w:val="hybridMultilevel"/>
+    <w:lvl w:ilvl="0" w:tentative="1">
+      <w:start w:val="1"/>
+      <w:numFmt w:val="decimal"/>
+      <w:lvlText w:val="%1."/>
+      <w:lvlJc w:val="left"/>
+      <w:pPr>
+        <w:ind w:left="500" w:hanging="320"/>
+      </w:pPr>
+    </w:lvl>
+  </w:abstractNum>
+  <w:abstractNum w:abstractNumId="234" w15:restartNumberingAfterBreak="0">
+    <w:multiLevelType w:val="hybridMultilevel"/>
+    <w:lvl w:ilvl="0" w:tentative="1">
+      <w:start w:val="1"/>
+      <w:numFmt w:val="decimal"/>
+      <w:lvlText w:val="%1."/>
+      <w:lvlJc w:val="left"/>
+      <w:pPr>
+        <w:ind w:left="500" w:hanging="320"/>
+      </w:pPr>
+    </w:lvl>
+  </w:abstractNum>
+  <w:abstractNum w:abstractNumId="235" w15:restartNumberingAfterBreak="0">
+    <w:multiLevelType w:val="hybridMultilevel"/>
+    <w:lvl w:ilvl="0" w:tentative="1">
+      <w:start w:val="1"/>
+      <w:numFmt w:val="decimal"/>
+      <w:lvlText w:val="%1."/>
+      <w:lvlJc w:val="left"/>
+      <w:pPr>
+        <w:ind w:left="500" w:hanging="320"/>
+      </w:pPr>
+    </w:lvl>
+  </w:abstractNum>
+  <w:abstractNum w:abstractNumId="236" w15:restartNumberingAfterBreak="0">
+    <w:multiLevelType w:val="hybridMultilevel"/>
+    <w:lvl w:ilvl="0" w:tentative="1">
+      <w:start w:val="1"/>
+      <w:numFmt w:val="decimal"/>
+      <w:lvlText w:val="%1."/>
+      <w:lvlJc w:val="left"/>
+      <w:pPr>
+        <w:ind w:left="500" w:hanging="320"/>
+      </w:pPr>
+    </w:lvl>
+  </w:abstractNum>
+  <w:abstractNum w:abstractNumId="237" w15:restartNumberingAfterBreak="0">
+    <w:multiLevelType w:val="hybridMultilevel"/>
+    <w:lvl w:ilvl="0" w:tentative="1">
+      <w:start w:val="1"/>
+      <w:numFmt w:val="decimal"/>
+      <w:lvlText w:val="%1."/>
+      <w:lvlJc w:val="left"/>
+      <w:pPr>
+        <w:ind w:left="500" w:hanging="320"/>
+      </w:pPr>
+    </w:lvl>
+  </w:abstractNum>
+  <w:abstractNum w:abstractNumId="238" w15:restartNumberingAfterBreak="0">
+    <w:multiLevelType w:val="hybridMultilevel"/>
+    <w:lvl w:ilvl="0" w:tentative="1">
+      <w:start w:val="1"/>
+      <w:numFmt w:val="decimal"/>
+      <w:lvlText w:val="%1."/>
+      <w:lvlJc w:val="left"/>
+      <w:pPr>
+        <w:ind w:left="500" w:hanging="320"/>
+      </w:pPr>
+    </w:lvl>
+  </w:abstractNum>
+  <w:abstractNum w:abstractNumId="239" w15:restartNumberingAfterBreak="0">
+    <w:multiLevelType w:val="hybridMultilevel"/>
+    <w:lvl w:ilvl="0" w:tentative="1">
+      <w:start w:val="1"/>
+      <w:numFmt w:val="decimal"/>
+      <w:lvlText w:val="%1."/>
+      <w:lvlJc w:val="left"/>
+      <w:pPr>
+        <w:ind w:left="500" w:hanging="320"/>
+      </w:pPr>
+    </w:lvl>
+  </w:abstractNum>
+  <w:abstractNum w:abstractNumId="240" w15:restartNumberingAfterBreak="0">
+    <w:multiLevelType w:val="hybridMultilevel"/>
+    <w:lvl w:ilvl="0" w:tentative="1">
+      <w:start w:val="1"/>
+      <w:numFmt w:val="decimal"/>
+      <w:lvlText w:val="%1."/>
+      <w:lvlJc w:val="left"/>
+      <w:pPr>
+        <w:ind w:left="500" w:hanging="320"/>
+      </w:pPr>
+    </w:lvl>
+  </w:abstractNum>
+  <w:abstractNum w:abstractNumId="241" w15:restartNumberingAfterBreak="0">
+    <w:multiLevelType w:val="hybridMultilevel"/>
+    <w:lvl w:ilvl="0" w:tentative="1">
+      <w:start w:val="1"/>
+      <w:numFmt w:val="decimal"/>
+      <w:lvlText w:val="%1."/>
+      <w:lvlJc w:val="left"/>
+      <w:pPr>
+        <w:ind w:left="500" w:hanging="320"/>
+      </w:pPr>
+    </w:lvl>
+  </w:abstractNum>
+  <w:abstractNum w:abstractNumId="242" w15:restartNumberingAfterBreak="0">
+    <w:multiLevelType w:val="hybridMultilevel"/>
+    <w:lvl w:ilvl="0" w:tentative="1">
+      <w:start w:val="1"/>
+      <w:numFmt w:val="decimal"/>
+      <w:lvlText w:val="%1."/>
+      <w:lvlJc w:val="left"/>
+      <w:pPr>
+        <w:ind w:left="500" w:hanging="320"/>
+      </w:pPr>
+    </w:lvl>
+  </w:abstractNum>
+  <w:abstractNum w:abstractNumId="243" w15:restartNumberingAfterBreak="0">
+    <w:multiLevelType w:val="hybridMultilevel"/>
+    <w:lvl w:ilvl="0" w:tentative="1">
+      <w:start w:val="1"/>
+      <w:numFmt w:val="decimal"/>
+      <w:lvlText w:val="%1."/>
+      <w:lvlJc w:val="left"/>
+      <w:pPr>
+        <w:ind w:left="500" w:hanging="320"/>
+      </w:pPr>
+    </w:lvl>
+  </w:abstractNum>
+  <w:abstractNum w:abstractNumId="244" w15:restartNumberingAfterBreak="0">
+    <w:multiLevelType w:val="hybridMultilevel"/>
+    <w:lvl w:ilvl="0" w:tentative="1">
+      <w:start w:val="1"/>
+      <w:numFmt w:val="decimal"/>
+      <w:lvlText w:val="%1."/>
+      <w:lvlJc w:val="left"/>
+      <w:pPr>
+        <w:ind w:left="500" w:hanging="320"/>
+      </w:pPr>
+    </w:lvl>
+  </w:abstractNum>
+  <w:abstractNum w:abstractNumId="245" w15:restartNumberingAfterBreak="0">
+    <w:multiLevelType w:val="hybridMultilevel"/>
+    <w:lvl w:ilvl="0" w:tentative="1">
+      <w:start w:val="1"/>
+      <w:numFmt w:val="decimal"/>
+      <w:lvlText w:val="%1."/>
+      <w:lvlJc w:val="left"/>
+      <w:pPr>
+        <w:ind w:left="500" w:hanging="320"/>
+      </w:pPr>
+    </w:lvl>
+  </w:abstractNum>
+  <w:abstractNum w:abstractNumId="246" w15:restartNumberingAfterBreak="0">
+    <w:multiLevelType w:val="hybridMultilevel"/>
+    <w:lvl w:ilvl="0" w:tentative="1">
+      <w:start w:val="1"/>
+      <w:numFmt w:val="decimal"/>
+      <w:lvlText w:val="%1."/>
+      <w:lvlJc w:val="left"/>
+      <w:pPr>
+        <w:ind w:left="500" w:hanging="320"/>
+      </w:pPr>
+    </w:lvl>
+  </w:abstractNum>
+  <w:abstractNum w:abstractNumId="247" w15:restartNumberingAfterBreak="0">
+    <w:multiLevelType w:val="hybridMultilevel"/>
+    <w:lvl w:ilvl="0" w:tentative="1">
+      <w:start w:val="1"/>
+      <w:numFmt w:val="decimal"/>
+      <w:lvlText w:val="%1."/>
+      <w:lvlJc w:val="left"/>
+      <w:pPr>
+        <w:ind w:left="500" w:hanging="320"/>
+      </w:pPr>
+    </w:lvl>
+  </w:abstractNum>
+  <w:abstractNum w:abstractNumId="248" w15:restartNumberingAfterBreak="0">
+    <w:multiLevelType w:val="hybridMultilevel"/>
+    <w:lvl w:ilvl="0" w:tentative="1">
+      <w:start w:val="1"/>
+      <w:numFmt w:val="decimal"/>
+      <w:lvlText w:val="%1."/>
+      <w:lvlJc w:val="left"/>
+      <w:pPr>
+        <w:ind w:left="500" w:hanging="320"/>
+      </w:pPr>
+    </w:lvl>
+  </w:abstractNum>
+  <w:abstractNum w:abstractNumId="249" w15:restartNumberingAfterBreak="0">
+    <w:multiLevelType w:val="hybridMultilevel"/>
+    <w:lvl w:ilvl="0" w:tentative="1">
+      <w:start w:val="1"/>
+      <w:numFmt w:val="decimal"/>
+      <w:lvlText w:val="%1."/>
+      <w:lvlJc w:val="left"/>
+      <w:pPr>
+        <w:ind w:left="500" w:hanging="320"/>
+      </w:pPr>
+    </w:lvl>
+  </w:abstractNum>
+  <w:abstractNum w:abstractNumId="250" w15:restartNumberingAfterBreak="0">
+    <w:multiLevelType w:val="hybridMultilevel"/>
+    <w:lvl w:ilvl="0" w:tentative="1">
+      <w:start w:val="1"/>
+      <w:numFmt w:val="decimal"/>
+      <w:lvlText w:val="%1."/>
+      <w:lvlJc w:val="left"/>
+      <w:pPr>
+        <w:ind w:left="500" w:hanging="320"/>
+      </w:pPr>
+    </w:lvl>
+  </w:abstractNum>
+  <w:abstractNum w:abstractNumId="251" w15:restartNumberingAfterBreak="0">
+    <w:multiLevelType w:val="hybridMultilevel"/>
+    <w:lvl w:ilvl="0" w:tentative="1">
+      <w:start w:val="1"/>
+      <w:numFmt w:val="decimal"/>
+      <w:lvlText w:val="%1."/>
+      <w:lvlJc w:val="left"/>
+      <w:pPr>
+        <w:ind w:left="500" w:hanging="320"/>
+      </w:pPr>
+    </w:lvl>
+  </w:abstractNum>
+  <w:abstractNum w:abstractNumId="252" w15:restartNumberingAfterBreak="0">
+    <w:multiLevelType w:val="hybridMultilevel"/>
+    <w:lvl w:ilvl="0" w:tentative="1">
+      <w:start w:val="1"/>
+      <w:numFmt w:val="decimal"/>
+      <w:lvlText w:val="%1."/>
+      <w:lvlJc w:val="left"/>
+      <w:pPr>
+        <w:ind w:left="500" w:hanging="320"/>
+      </w:pPr>
+    </w:lvl>
+  </w:abstractNum>
+  <w:abstractNum w:abstractNumId="253" w15:restartNumberingAfterBreak="0">
+    <w:multiLevelType w:val="hybridMultilevel"/>
+    <w:lvl w:ilvl="0" w:tentative="1">
+      <w:start w:val="1"/>
+      <w:numFmt w:val="decimal"/>
+      <w:lvlText w:val="%1."/>
+      <w:lvlJc w:val="left"/>
+      <w:pPr>
+        <w:ind w:left="500" w:hanging="320"/>
+      </w:pPr>
+    </w:lvl>
+  </w:abstractNum>
+  <w:abstractNum w:abstractNumId="254" w15:restartNumberingAfterBreak="0">
+    <w:multiLevelType w:val="hybridMultilevel"/>
+    <w:lvl w:ilvl="0" w:tentative="1">
+      <w:start w:val="1"/>
+      <w:numFmt w:val="decimal"/>
+      <w:lvlText w:val="%1."/>
+      <w:lvlJc w:val="left"/>
+      <w:pPr>
+        <w:ind w:left="500" w:hanging="320"/>
+      </w:pPr>
+    </w:lvl>
+  </w:abstractNum>
+  <w:abstractNum w:abstractNumId="255" w15:restartNumberingAfterBreak="0">
+    <w:multiLevelType w:val="hybridMultilevel"/>
+    <w:lvl w:ilvl="0" w:tentative="1">
+      <w:start w:val="1"/>
+      <w:numFmt w:val="decimal"/>
+      <w:lvlText w:val="%1."/>
+      <w:lvlJc w:val="left"/>
+      <w:pPr>
+        <w:ind w:left="500" w:hanging="320"/>
+      </w:pPr>
+    </w:lvl>
+  </w:abstractNum>
+  <w:abstractNum w:abstractNumId="256" w15:restartNumberingAfterBreak="0">
+    <w:multiLevelType w:val="hybridMultilevel"/>
+    <w:lvl w:ilvl="0" w:tentative="1">
+      <w:start w:val="1"/>
+      <w:numFmt w:val="decimal"/>
+      <w:lvlText w:val="%1."/>
+      <w:lvlJc w:val="left"/>
+      <w:pPr>
+        <w:ind w:left="500" w:hanging="320"/>
+      </w:pPr>
+    </w:lvl>
+  </w:abstractNum>
+  <w:abstractNum w:abstractNumId="257" w15:restartNumberingAfterBreak="0">
+    <w:multiLevelType w:val="hybridMultilevel"/>
+    <w:lvl w:ilvl="0" w:tentative="1">
+      <w:start w:val="1"/>
+      <w:numFmt w:val="decimal"/>
+      <w:lvlText w:val="%1."/>
+      <w:lvlJc w:val="left"/>
+      <w:pPr>
+        <w:ind w:left="500" w:hanging="320"/>
+      </w:pPr>
+    </w:lvl>
+  </w:abstractNum>
+  <w:abstractNum w:abstractNumId="258" w15:restartNumberingAfterBreak="0">
+    <w:multiLevelType w:val="hybridMultilevel"/>
+    <w:lvl w:ilvl="0" w:tentative="1">
+      <w:start w:val="1"/>
+      <w:numFmt w:val="decimal"/>
+      <w:lvlText w:val="%1."/>
+      <w:lvlJc w:val="left"/>
+      <w:pPr>
+        <w:ind w:left="500" w:hanging="320"/>
+      </w:pPr>
+    </w:lvl>
+  </w:abstractNum>
+  <w:abstractNum w:abstractNumId="259" w15:restartNumberingAfterBreak="0">
+    <w:multiLevelType w:val="hybridMultilevel"/>
+    <w:lvl w:ilvl="0" w:tentative="1">
+      <w:start w:val="1"/>
+      <w:numFmt w:val="decimal"/>
+      <w:lvlText w:val="%1."/>
+      <w:lvlJc w:val="left"/>
+      <w:pPr>
+        <w:ind w:left="500" w:hanging="320"/>
+      </w:pPr>
+    </w:lvl>
+  </w:abstractNum>
+  <w:abstractNum w:abstractNumId="260" w15:restartNumberingAfterBreak="0">
+    <w:multiLevelType w:val="hybridMultilevel"/>
+    <w:lvl w:ilvl="0" w:tentative="1">
+      <w:start w:val="1"/>
+      <w:numFmt w:val="decimal"/>
+      <w:lvlText w:val="%1."/>
+      <w:lvlJc w:val="left"/>
+      <w:pPr>
+        <w:ind w:left="500" w:hanging="320"/>
+      </w:pPr>
+    </w:lvl>
+  </w:abstractNum>
+  <w:abstractNum w:abstractNumId="261" w15:restartNumberingAfterBreak="0">
+    <w:multiLevelType w:val="hybridMultilevel"/>
+    <w:lvl w:ilvl="0" w:tentative="1">
+      <w:start w:val="1"/>
+      <w:numFmt w:val="decimal"/>
+      <w:lvlText w:val="%1."/>
+      <w:lvlJc w:val="left"/>
+      <w:pPr>
+        <w:ind w:left="500" w:hanging="320"/>
+      </w:pPr>
+    </w:lvl>
+  </w:abstractNum>
+  <w:abstractNum w:abstractNumId="262" w15:restartNumberingAfterBreak="0">
+    <w:multiLevelType w:val="hybridMultilevel"/>
+    <w:lvl w:ilvl="0" w:tentative="1">
+      <w:start w:val="1"/>
+      <w:numFmt w:val="decimal"/>
+      <w:lvlText w:val="%1."/>
+      <w:lvlJc w:val="left"/>
+      <w:pPr>
+        <w:ind w:left="500" w:hanging="320"/>
+      </w:pPr>
+    </w:lvl>
+  </w:abstractNum>
+  <w:abstractNum w:abstractNumId="263" w15:restartNumberingAfterBreak="0">
+    <w:multiLevelType w:val="hybridMultilevel"/>
+    <w:lvl w:ilvl="0" w:tentative="1">
+      <w:start w:val="1"/>
+      <w:numFmt w:val="decimal"/>
+      <w:lvlText w:val="%1."/>
+      <w:lvlJc w:val="left"/>
+      <w:pPr>
+        <w:ind w:left="500" w:hanging="320"/>
+      </w:pPr>
+    </w:lvl>
+  </w:abstractNum>
+  <w:abstractNum w:abstractNumId="264" w15:restartNumberingAfterBreak="0">
+    <w:multiLevelType w:val="hybridMultilevel"/>
+    <w:lvl w:ilvl="0" w:tentative="1">
+      <w:start w:val="1"/>
+      <w:numFmt w:val="decimal"/>
+      <w:lvlText w:val="%1."/>
+      <w:lvlJc w:val="left"/>
+      <w:pPr>
+        <w:ind w:left="500" w:hanging="320"/>
+      </w:pPr>
+    </w:lvl>
+  </w:abstractNum>
+  <w:abstractNum w:abstractNumId="265" w15:restartNumberingAfterBreak="0">
+    <w:multiLevelType w:val="hybridMultilevel"/>
+    <w:lvl w:ilvl="0" w:tentative="1">
+      <w:start w:val="1"/>
+      <w:numFmt w:val="decimal"/>
+      <w:lvlText w:val="%1."/>
+      <w:lvlJc w:val="left"/>
+      <w:pPr>
+        <w:ind w:left="500" w:hanging="320"/>
+      </w:pPr>
+    </w:lvl>
+  </w:abstractNum>
+  <w:abstractNum w:abstractNumId="266" w15:restartNumberingAfterBreak="0">
+    <w:multiLevelType w:val="hybridMultilevel"/>
+    <w:lvl w:ilvl="0" w:tentative="1">
+      <w:start w:val="1"/>
+      <w:numFmt w:val="decimal"/>
+      <w:lvlText w:val="%1."/>
+      <w:lvlJc w:val="left"/>
+      <w:pPr>
+        <w:ind w:left="500" w:hanging="320"/>
+      </w:pPr>
+    </w:lvl>
+  </w:abstractNum>
+  <w:abstractNum w:abstractNumId="267" w15:restartNumberingAfterBreak="0">
+    <w:multiLevelType w:val="hybridMultilevel"/>
+    <w:lvl w:ilvl="0" w:tentative="1">
+      <w:start w:val="1"/>
+      <w:numFmt w:val="decimal"/>
+      <w:lvlText w:val="%1."/>
+      <w:lvlJc w:val="left"/>
+      <w:pPr>
+        <w:ind w:left="500" w:hanging="320"/>
+      </w:pPr>
+    </w:lvl>
+  </w:abstractNum>
+  <w:abstractNum w:abstractNumId="268" w15:restartNumberingAfterBreak="0">
+    <w:multiLevelType w:val="hybridMultilevel"/>
+    <w:lvl w:ilvl="0" w:tentative="1">
+      <w:start w:val="1"/>
+      <w:numFmt w:val="decimal"/>
+      <w:lvlText w:val="%1."/>
+      <w:lvlJc w:val="left"/>
+      <w:pPr>
+        <w:ind w:left="500" w:hanging="320"/>
+      </w:pPr>
+    </w:lvl>
+  </w:abstractNum>
+  <w:abstractNum w:abstractNumId="269" w15:restartNumberingAfterBreak="0">
+    <w:multiLevelType w:val="hybridMultilevel"/>
+    <w:lvl w:ilvl="0" w:tentative="1">
+      <w:start w:val="1"/>
+      <w:numFmt w:val="decimal"/>
+      <w:lvlText w:val="%1."/>
+      <w:lvlJc w:val="left"/>
+      <w:pPr>
+        <w:ind w:left="500" w:hanging="320"/>
+      </w:pPr>
+    </w:lvl>
+  </w:abstractNum>
+  <w:abstractNum w:abstractNumId="270" w15:restartNumberingAfterBreak="0">
+    <w:multiLevelType w:val="hybridMultilevel"/>
+    <w:lvl w:ilvl="0" w:tentative="1">
+      <w:start w:val="1"/>
+      <w:numFmt w:val="decimal"/>
+      <w:lvlText w:val="%1."/>
+      <w:lvlJc w:val="left"/>
+      <w:pPr>
+        <w:ind w:left="500" w:hanging="320"/>
+      </w:pPr>
+    </w:lvl>
+  </w:abstractNum>
+  <w:abstractNum w:abstractNumId="271" w15:restartNumberingAfterBreak="0">
+    <w:multiLevelType w:val="hybridMultilevel"/>
+    <w:lvl w:ilvl="0" w:tentative="1">
+      <w:start w:val="1"/>
+      <w:numFmt w:val="decimal"/>
+      <w:lvlText w:val="%1."/>
+      <w:lvlJc w:val="left"/>
+      <w:pPr>
+        <w:ind w:left="500" w:hanging="320"/>
+      </w:pPr>
+    </w:lvl>
+  </w:abstractNum>
+  <w:abstractNum w:abstractNumId="272" w15:restartNumberingAfterBreak="0">
+    <w:multiLevelType w:val="hybridMultilevel"/>
+    <w:lvl w:ilvl="0" w:tentative="1">
+      <w:start w:val="1"/>
+      <w:numFmt w:val="decimal"/>
+      <w:lvlText w:val="%1."/>
+      <w:lvlJc w:val="left"/>
+      <w:pPr>
+        <w:ind w:left="500" w:hanging="320"/>
+      </w:pPr>
+    </w:lvl>
+  </w:abstractNum>
+  <w:abstractNum w:abstractNumId="273" w15:restartNumberingAfterBreak="0">
+    <w:multiLevelType w:val="hybridMultilevel"/>
+    <w:lvl w:ilvl="0" w:tentative="1">
+      <w:start w:val="1"/>
+      <w:numFmt w:val="decimal"/>
+      <w:lvlText w:val="%1."/>
+      <w:lvlJc w:val="left"/>
+      <w:pPr>
+        <w:ind w:left="500" w:hanging="320"/>
+      </w:pPr>
+    </w:lvl>
+  </w:abstractNum>
+  <w:abstractNum w:abstractNumId="274" w15:restartNumberingAfterBreak="0">
+    <w:multiLevelType w:val="hybridMultilevel"/>
+    <w:lvl w:ilvl="0" w:tentative="1">
+      <w:start w:val="1"/>
+      <w:numFmt w:val="decimal"/>
+      <w:lvlText w:val="%1."/>
+      <w:lvlJc w:val="left"/>
+      <w:pPr>
+        <w:ind w:left="500" w:hanging="320"/>
+      </w:pPr>
+    </w:lvl>
+  </w:abstractNum>
+  <w:abstractNum w:abstractNumId="275" w15:restartNumberingAfterBreak="0">
+    <w:multiLevelType w:val="hybridMultilevel"/>
+    <w:lvl w:ilvl="0" w:tentative="1">
+      <w:start w:val="1"/>
+      <w:numFmt w:val="decimal"/>
+      <w:lvlText w:val="%1."/>
+      <w:lvlJc w:val="left"/>
+      <w:pPr>
+        <w:ind w:left="500" w:hanging="320"/>
+      </w:pPr>
+    </w:lvl>
+  </w:abstractNum>
+  <w:abstractNum w:abstractNumId="276" w15:restartNumberingAfterBreak="0">
+    <w:multiLevelType w:val="hybridMultilevel"/>
+    <w:lvl w:ilvl="0" w:tentative="1">
+      <w:start w:val="1"/>
+      <w:numFmt w:val="decimal"/>
+      <w:lvlText w:val="%1."/>
+      <w:lvlJc w:val="left"/>
+      <w:pPr>
+        <w:ind w:left="500" w:hanging="320"/>
+      </w:pPr>
+    </w:lvl>
+  </w:abstractNum>
+  <w:abstractNum w:abstractNumId="277" w15:restartNumberingAfterBreak="0">
+    <w:multiLevelType w:val="hybridMultilevel"/>
+    <w:lvl w:ilvl="0" w:tentative="1">
+      <w:start w:val="1"/>
+      <w:numFmt w:val="decimal"/>
+      <w:lvlText w:val="%1."/>
+      <w:lvlJc w:val="left"/>
+      <w:pPr>
+        <w:ind w:left="500" w:hanging="320"/>
+      </w:pPr>
+    </w:lvl>
+  </w:abstractNum>
+  <w:abstractNum w:abstractNumId="278" w15:restartNumberingAfterBreak="0">
+    <w:multiLevelType w:val="hybridMultilevel"/>
+    <w:lvl w:ilvl="0" w:tentative="1">
+      <w:start w:val="1"/>
+      <w:numFmt w:val="decimal"/>
+      <w:lvlText w:val="%1."/>
+      <w:lvlJc w:val="left"/>
+      <w:pPr>
+        <w:ind w:left="500" w:hanging="320"/>
+      </w:pPr>
+    </w:lvl>
+  </w:abstractNum>
+  <w:abstractNum w:abstractNumId="279" w15:restartNumberingAfterBreak="0">
+    <w:multiLevelType w:val="hybridMultilevel"/>
+    <w:lvl w:ilvl="0" w:tentative="1">
+      <w:start w:val="1"/>
+      <w:numFmt w:val="decimal"/>
+      <w:lvlText w:val="%1."/>
+      <w:lvlJc w:val="left"/>
+      <w:pPr>
+        <w:ind w:left="500" w:hanging="320"/>
+      </w:pPr>
+    </w:lvl>
+  </w:abstractNum>
+  <w:abstractNum w:abstractNumId="280" w15:restartNumberingAfterBreak="0">
+    <w:multiLevelType w:val="hybridMultilevel"/>
+    <w:lvl w:ilvl="0" w:tentative="1">
+      <w:start w:val="1"/>
+      <w:numFmt w:val="decimal"/>
+      <w:lvlText w:val="%1."/>
+      <w:lvlJc w:val="left"/>
+      <w:pPr>
+        <w:ind w:left="500" w:hanging="320"/>
+      </w:pPr>
+    </w:lvl>
+  </w:abstractNum>
+  <w:abstractNum w:abstractNumId="281" w15:restartNumberingAfterBreak="0">
+    <w:multiLevelType w:val="hybridMultilevel"/>
+    <w:lvl w:ilvl="0" w:tentative="1">
+      <w:start w:val="1"/>
+      <w:numFmt w:val="decimal"/>
+      <w:lvlText w:val="%1."/>
+      <w:lvlJc w:val="left"/>
+      <w:pPr>
+        <w:ind w:left="500" w:hanging="320"/>
+      </w:pPr>
+    </w:lvl>
+  </w:abstractNum>
+  <w:abstractNum w:abstractNumId="282" w15:restartNumberingAfterBreak="0">
+    <w:multiLevelType w:val="hybridMultilevel"/>
+    <w:lvl w:ilvl="0" w:tentative="1">
+      <w:start w:val="1"/>
+      <w:numFmt w:val="decimal"/>
+      <w:lvlText w:val="%1."/>
+      <w:lvlJc w:val="left"/>
+      <w:pPr>
+        <w:ind w:left="500" w:hanging="320"/>
+      </w:pPr>
+    </w:lvl>
+  </w:abstractNum>
+  <w:abstractNum w:abstractNumId="283" w15:restartNumberingAfterBreak="0">
+    <w:multiLevelType w:val="hybridMultilevel"/>
+    <w:lvl w:ilvl="0" w:tentative="1">
+      <w:start w:val="1"/>
+      <w:numFmt w:val="decimal"/>
+      <w:lvlText w:val="%1."/>
+      <w:lvlJc w:val="left"/>
+      <w:pPr>
+        <w:ind w:left="500" w:hanging="320"/>
+      </w:pPr>
+    </w:lvl>
+  </w:abstractNum>
+  <w:abstractNum w:abstractNumId="284" w15:restartNumberingAfterBreak="0">
+    <w:multiLevelType w:val="hybridMultilevel"/>
+    <w:lvl w:ilvl="0" w:tentative="1">
+      <w:start w:val="1"/>
+      <w:numFmt w:val="decimal"/>
+      <w:lvlText w:val="%1."/>
+      <w:lvlJc w:val="left"/>
+      <w:pPr>
+        <w:ind w:left="500" w:hanging="320"/>
+      </w:pPr>
+    </w:lvl>
+  </w:abstractNum>
+  <w:abstractNum w:abstractNumId="285" w15:restartNumberingAfterBreak="0">
+    <w:multiLevelType w:val="hybridMultilevel"/>
+    <w:lvl w:ilvl="0" w:tentative="1">
+      <w:start w:val="1"/>
+      <w:numFmt w:val="decimal"/>
+      <w:lvlText w:val="%1."/>
+      <w:lvlJc w:val="left"/>
+      <w:pPr>
+        <w:ind w:left="500" w:hanging="320"/>
+      </w:pPr>
+    </w:lvl>
+  </w:abstractNum>
+  <w:abstractNum w:abstractNumId="286" w15:restartNumberingAfterBreak="0">
+    <w:multiLevelType w:val="hybridMultilevel"/>
+    <w:lvl w:ilvl="0" w:tentative="1">
+      <w:start w:val="1"/>
+      <w:numFmt w:val="decimal"/>
+      <w:lvlText w:val="%1."/>
+      <w:lvlJc w:val="left"/>
+      <w:pPr>
+        <w:ind w:left="500" w:hanging="320"/>
+      </w:pPr>
+    </w:lvl>
+  </w:abstractNum>
+  <w:abstractNum w:abstractNumId="287" w15:restartNumberingAfterBreak="0">
+    <w:multiLevelType w:val="hybridMultilevel"/>
+    <w:lvl w:ilvl="0" w:tentative="1">
+      <w:start w:val="1"/>
+      <w:numFmt w:val="decimal"/>
+      <w:lvlText w:val="%1."/>
+      <w:lvlJc w:val="left"/>
+      <w:pPr>
+        <w:ind w:left="500" w:hanging="320"/>
+      </w:pPr>
+    </w:lvl>
+  </w:abstractNum>
+  <w:abstractNum w:abstractNumId="288" w15:restartNumberingAfterBreak="0">
+    <w:multiLevelType w:val="hybridMultilevel"/>
+    <w:lvl w:ilvl="0" w:tentative="1">
+      <w:start w:val="1"/>
+      <w:numFmt w:val="decimal"/>
+      <w:lvlText w:val="%1."/>
+      <w:lvlJc w:val="left"/>
+      <w:pPr>
+        <w:ind w:left="500" w:hanging="320"/>
+      </w:pPr>
+    </w:lvl>
+  </w:abstractNum>
+  <w:abstractNum w:abstractNumId="289" w15:restartNumberingAfterBreak="0">
+    <w:multiLevelType w:val="hybridMultilevel"/>
+    <w:lvl w:ilvl="0" w:tentative="1">
+      <w:start w:val="1"/>
+      <w:numFmt w:val="decimal"/>
+      <w:lvlText w:val="%1."/>
+      <w:lvlJc w:val="left"/>
+      <w:pPr>
+        <w:ind w:left="500" w:hanging="320"/>
+      </w:pPr>
+    </w:lvl>
+  </w:abstractNum>
+  <w:abstractNum w:abstractNumId="290" w15:restartNumberingAfterBreak="0">
+    <w:multiLevelType w:val="hybridMultilevel"/>
+    <w:lvl w:ilvl="0" w:tentative="1">
+      <w:start w:val="1"/>
+      <w:numFmt w:val="decimal"/>
+      <w:lvlText w:val="%1."/>
+      <w:lvlJc w:val="left"/>
+      <w:pPr>
+        <w:ind w:left="500" w:hanging="320"/>
+      </w:pPr>
+    </w:lvl>
+  </w:abstractNum>
+  <w:abstractNum w:abstractNumId="291" w15:restartNumberingAfterBreak="0">
+    <w:multiLevelType w:val="hybridMultilevel"/>
+    <w:lvl w:ilvl="0" w:tentative="1">
+      <w:start w:val="1"/>
+      <w:numFmt w:val="decimal"/>
+      <w:lvlText w:val="%1."/>
+      <w:lvlJc w:val="left"/>
+      <w:pPr>
+        <w:ind w:left="500" w:hanging="320"/>
+      </w:pPr>
+    </w:lvl>
+  </w:abstractNum>
+  <w:abstractNum w:abstractNumId="292" w15:restartNumberingAfterBreak="0">
+    <w:multiLevelType w:val="hybridMultilevel"/>
+    <w:lvl w:ilvl="0" w:tentative="1">
+      <w:start w:val="1"/>
+      <w:numFmt w:val="decimal"/>
+      <w:lvlText w:val="%1."/>
+      <w:lvlJc w:val="left"/>
+      <w:pPr>
+        <w:ind w:left="500" w:hanging="320"/>
+      </w:pPr>
+    </w:lvl>
+  </w:abstractNum>
+  <w:abstractNum w:abstractNumId="293" w15:restartNumberingAfterBreak="0">
+    <w:multiLevelType w:val="hybridMultilevel"/>
+    <w:lvl w:ilvl="0" w:tentative="1">
+      <w:start w:val="1"/>
+      <w:numFmt w:val="decimal"/>
+      <w:lvlText w:val="%1."/>
+      <w:lvlJc w:val="left"/>
+      <w:pPr>
+        <w:ind w:left="500" w:hanging="320"/>
+      </w:pPr>
+    </w:lvl>
+  </w:abstractNum>
+  <w:abstractNum w:abstractNumId="294" w15:restartNumberingAfterBreak="0">
+    <w:multiLevelType w:val="hybridMultilevel"/>
+    <w:lvl w:ilvl="0" w:tentative="1">
+      <w:start w:val="1"/>
+      <w:numFmt w:val="decimal"/>
+      <w:lvlText w:val="%1."/>
+      <w:lvlJc w:val="left"/>
+      <w:pPr>
+        <w:ind w:left="500" w:hanging="320"/>
+      </w:pPr>
+    </w:lvl>
+  </w:abstractNum>
+  <w:abstractNum w:abstractNumId="295" w15:restartNumberingAfterBreak="0">
+    <w:multiLevelType w:val="hybridMultilevel"/>
+    <w:lvl w:ilvl="0" w:tentative="1">
+      <w:start w:val="1"/>
+      <w:numFmt w:val="decimal"/>
+      <w:lvlText w:val="%1."/>
+      <w:lvlJc w:val="left"/>
+      <w:pPr>
+        <w:ind w:left="500" w:hanging="320"/>
+      </w:pPr>
+    </w:lvl>
+  </w:abstractNum>
+  <w:abstractNum w:abstractNumId="296" w15:restartNumberingAfterBreak="0">
+    <w:multiLevelType w:val="hybridMultilevel"/>
+    <w:lvl w:ilvl="0" w:tentative="1">
+      <w:start w:val="1"/>
+      <w:numFmt w:val="decimal"/>
+      <w:lvlText w:val="%1."/>
+      <w:lvlJc w:val="left"/>
+      <w:pPr>
+        <w:ind w:left="500" w:hanging="320"/>
+      </w:pPr>
+    </w:lvl>
+  </w:abstractNum>
+  <w:abstractNum w:abstractNumId="297" w15:restartNumberingAfterBreak="0">
+    <w:multiLevelType w:val="hybridMultilevel"/>
+    <w:lvl w:ilvl="0" w:tentative="1">
+      <w:start w:val="1"/>
+      <w:numFmt w:val="decimal"/>
+      <w:lvlText w:val="%1."/>
+      <w:lvlJc w:val="left"/>
+      <w:pPr>
+        <w:ind w:left="500" w:hanging="320"/>
+      </w:pPr>
+    </w:lvl>
+  </w:abstractNum>
+  <w:abstractNum w:abstractNumId="298" w15:restartNumberingAfterBreak="0">
+    <w:multiLevelType w:val="hybridMultilevel"/>
+    <w:lvl w:ilvl="0" w:tentative="1">
+      <w:start w:val="1"/>
+      <w:numFmt w:val="decimal"/>
+      <w:lvlText w:val="%1."/>
+      <w:lvlJc w:val="left"/>
+      <w:pPr>
+        <w:ind w:left="500" w:hanging="320"/>
+      </w:pPr>
+    </w:lvl>
+  </w:abstractNum>
+  <w:abstractNum w:abstractNumId="299" w15:restartNumberingAfterBreak="0">
+    <w:multiLevelType w:val="hybridMultilevel"/>
+    <w:lvl w:ilvl="0" w:tentative="1">
+      <w:start w:val="1"/>
+      <w:numFmt w:val="decimal"/>
+      <w:lvlText w:val="%1."/>
+      <w:lvlJc w:val="left"/>
+      <w:pPr>
+        <w:ind w:left="500" w:hanging="320"/>
+      </w:pPr>
+    </w:lvl>
+  </w:abstractNum>
+  <w:abstractNum w:abstractNumId="300" w15:restartNumberingAfterBreak="0">
+    <w:multiLevelType w:val="hybridMultilevel"/>
+    <w:lvl w:ilvl="0" w:tentative="1">
+      <w:start w:val="1"/>
+      <w:numFmt w:val="decimal"/>
+      <w:lvlText w:val="%1."/>
+      <w:lvlJc w:val="left"/>
+      <w:pPr>
+        <w:ind w:left="500" w:hanging="320"/>
+      </w:pPr>
+    </w:lvl>
+  </w:abstractNum>
+  <w:abstractNum w:abstractNumId="301" w15:restartNumberingAfterBreak="0">
+    <w:multiLevelType w:val="hybridMultilevel"/>
+    <w:lvl w:ilvl="0" w:tentative="1">
+      <w:start w:val="1"/>
+      <w:numFmt w:val="decimal"/>
+      <w:lvlText w:val="%1."/>
+      <w:lvlJc w:val="left"/>
+      <w:pPr>
+        <w:ind w:left="500" w:hanging="320"/>
+      </w:pPr>
+    </w:lvl>
+  </w:abstractNum>
+  <w:abstractNum w:abstractNumId="302" w15:restartNumberingAfterBreak="0">
+    <w:multiLevelType w:val="hybridMultilevel"/>
+    <w:lvl w:ilvl="0" w:tentative="1">
+      <w:start w:val="1"/>
+      <w:numFmt w:val="decimal"/>
+      <w:lvlText w:val="%1."/>
+      <w:lvlJc w:val="left"/>
+      <w:pPr>
+        <w:ind w:left="500" w:hanging="320"/>
+      </w:pPr>
+    </w:lvl>
+  </w:abstractNum>
+  <w:abstractNum w:abstractNumId="303" w15:restartNumberingAfterBreak="0">
+    <w:multiLevelType w:val="hybridMultilevel"/>
+    <w:lvl w:ilvl="0" w:tentative="1">
+      <w:start w:val="1"/>
+      <w:numFmt w:val="decimal"/>
+      <w:lvlText w:val="%1."/>
+      <w:lvlJc w:val="left"/>
+      <w:pPr>
+        <w:ind w:left="500" w:hanging="320"/>
+      </w:pPr>
+    </w:lvl>
+  </w:abstractNum>
+  <w:abstractNum w:abstractNumId="304" w15:restartNumberingAfterBreak="0">
+    <w:multiLevelType w:val="hybridMultilevel"/>
+    <w:lvl w:ilvl="0" w:tentative="1">
+      <w:start w:val="1"/>
+      <w:numFmt w:val="decimal"/>
+      <w:lvlText w:val="%1."/>
+      <w:lvlJc w:val="left"/>
+      <w:pPr>
+        <w:ind w:left="500" w:hanging="320"/>
+      </w:pPr>
+    </w:lvl>
+  </w:abstractNum>
+  <w:abstractNum w:abstractNumId="305" w15:restartNumberingAfterBreak="0">
+    <w:multiLevelType w:val="hybridMultilevel"/>
+    <w:lvl w:ilvl="0" w:tentative="1">
+      <w:start w:val="1"/>
+      <w:numFmt w:val="decimal"/>
+      <w:lvlText w:val="%1."/>
+      <w:lvlJc w:val="left"/>
+      <w:pPr>
+        <w:ind w:left="500" w:hanging="320"/>
+      </w:pPr>
+    </w:lvl>
+  </w:abstractNum>
+  <w:abstractNum w:abstractNumId="306" w15:restartNumberingAfterBreak="0">
+    <w:multiLevelType w:val="hybridMultilevel"/>
+    <w:lvl w:ilvl="0" w:tentative="1">
+      <w:start w:val="1"/>
+      <w:numFmt w:val="decimal"/>
+      <w:lvlText w:val="%1."/>
+      <w:lvlJc w:val="left"/>
+      <w:pPr>
+        <w:ind w:left="500" w:hanging="320"/>
+      </w:pPr>
+    </w:lvl>
+  </w:abstractNum>
+  <w:abstractNum w:abstractNumId="307" w15:restartNumberingAfterBreak="0">
+    <w:multiLevelType w:val="hybridMultilevel"/>
+    <w:lvl w:ilvl="0" w:tentative="1">
+      <w:start w:val="1"/>
+      <w:numFmt w:val="decimal"/>
+      <w:lvlText w:val="%1."/>
+      <w:lvlJc w:val="left"/>
+      <w:pPr>
+        <w:ind w:left="500" w:hanging="320"/>
+      </w:pPr>
+    </w:lvl>
+  </w:abstractNum>
+  <w:abstractNum w:abstractNumId="308" w15:restartNumberingAfterBreak="0">
+    <w:multiLevelType w:val="hybridMultilevel"/>
+    <w:lvl w:ilvl="0" w:tentative="1">
+      <w:start w:val="1"/>
+      <w:numFmt w:val="decimal"/>
+      <w:lvlText w:val="%1."/>
+      <w:lvlJc w:val="left"/>
+      <w:pPr>
+        <w:ind w:left="500" w:hanging="320"/>
+      </w:pPr>
+    </w:lvl>
+  </w:abstractNum>
+  <w:abstractNum w:abstractNumId="309" w15:restartNumberingAfterBreak="0">
+    <w:multiLevelType w:val="hybridMultilevel"/>
+    <w:lvl w:ilvl="0" w:tentative="1">
+      <w:start w:val="1"/>
+      <w:numFmt w:val="decimal"/>
+      <w:lvlText w:val="%1."/>
+      <w:lvlJc w:val="left"/>
+      <w:pPr>
+        <w:ind w:left="500" w:hanging="320"/>
+      </w:pPr>
+    </w:lvl>
+  </w:abstractNum>
+  <w:abstractNum w:abstractNumId="310" w15:restartNumberingAfterBreak="0">
+    <w:multiLevelType w:val="hybridMultilevel"/>
+    <w:lvl w:ilvl="0" w:tentative="1">
+      <w:start w:val="1"/>
+      <w:numFmt w:val="decimal"/>
+      <w:lvlText w:val="%1."/>
+      <w:lvlJc w:val="left"/>
+      <w:pPr>
+        <w:ind w:left="500" w:hanging="320"/>
+      </w:pPr>
+    </w:lvl>
+  </w:abstractNum>
+  <w:abstractNum w:abstractNumId="311" w15:restartNumberingAfterBreak="0">
+    <w:multiLevelType w:val="hybridMultilevel"/>
+    <w:lvl w:ilvl="0" w:tentative="1">
+      <w:start w:val="1"/>
+      <w:numFmt w:val="decimal"/>
+      <w:lvlText w:val="%1."/>
+      <w:lvlJc w:val="left"/>
+      <w:pPr>
+        <w:ind w:left="500" w:hanging="320"/>
+      </w:pPr>
+    </w:lvl>
+  </w:abstractNum>
+  <w:abstractNum w:abstractNumId="312" w15:restartNumberingAfterBreak="0">
+    <w:multiLevelType w:val="hybridMultilevel"/>
+    <w:lvl w:ilvl="0" w:tentative="1">
+      <w:start w:val="1"/>
+      <w:numFmt w:val="decimal"/>
+      <w:lvlText w:val="%1."/>
+      <w:lvlJc w:val="left"/>
+      <w:pPr>
+        <w:ind w:left="500" w:hanging="320"/>
+      </w:pPr>
+    </w:lvl>
+  </w:abstractNum>
+  <w:abstractNum w:abstractNumId="313" w15:restartNumberingAfterBreak="0">
+    <w:multiLevelType w:val="hybridMultilevel"/>
+    <w:lvl w:ilvl="0" w:tentative="1">
+      <w:start w:val="1"/>
+      <w:numFmt w:val="decimal"/>
+      <w:lvlText w:val="%1."/>
+      <w:lvlJc w:val="left"/>
+      <w:pPr>
+        <w:ind w:left="500" w:hanging="320"/>
+      </w:pPr>
+    </w:lvl>
+  </w:abstractNum>
+  <w:abstractNum w:abstractNumId="314" w15:restartNumberingAfterBreak="0">
+    <w:multiLevelType w:val="hybridMultilevel"/>
+    <w:lvl w:ilvl="0" w:tentative="1">
+      <w:start w:val="1"/>
+      <w:numFmt w:val="decimal"/>
+      <w:lvlText w:val="%1."/>
+      <w:lvlJc w:val="left"/>
+      <w:pPr>
+        <w:ind w:left="500" w:hanging="320"/>
+      </w:pPr>
+    </w:lvl>
+  </w:abstractNum>
+  <w:abstractNum w:abstractNumId="315" w15:restartNumberingAfterBreak="0">
+    <w:multiLevelType w:val="hybridMultilevel"/>
+    <w:lvl w:ilvl="0" w:tentative="1">
+      <w:start w:val="1"/>
+      <w:numFmt w:val="decimal"/>
+      <w:lvlText w:val="%1."/>
+      <w:lvlJc w:val="left"/>
+      <w:pPr>
+        <w:ind w:left="500" w:hanging="320"/>
+      </w:pPr>
+    </w:lvl>
+  </w:abstractNum>
+  <w:abstractNum w:abstractNumId="316" w15:restartNumberingAfterBreak="0">
+    <w:multiLevelType w:val="hybridMultilevel"/>
+    <w:lvl w:ilvl="0" w:tentative="1">
+      <w:start w:val="1"/>
+      <w:numFmt w:val="decimal"/>
+      <w:lvlText w:val="%1."/>
+      <w:lvlJc w:val="left"/>
+      <w:pPr>
+        <w:ind w:left="500" w:hanging="320"/>
+      </w:pPr>
+    </w:lvl>
+  </w:abstractNum>
+  <w:abstractNum w:abstractNumId="317" w15:restartNumberingAfterBreak="0">
+    <w:multiLevelType w:val="hybridMultilevel"/>
+    <w:lvl w:ilvl="0" w:tentative="1">
+      <w:start w:val="1"/>
+      <w:numFmt w:val="decimal"/>
+      <w:lvlText w:val="%1."/>
+      <w:lvlJc w:val="left"/>
+      <w:pPr>
+        <w:ind w:left="500" w:hanging="320"/>
+      </w:pPr>
+    </w:lvl>
+  </w:abstractNum>
+  <w:abstractNum w:abstractNumId="318" w15:restartNumberingAfterBreak="0">
+    <w:multiLevelType w:val="hybridMultilevel"/>
+    <w:lvl w:ilvl="0" w:tentative="1">
+      <w:start w:val="1"/>
+      <w:numFmt w:val="decimal"/>
+      <w:lvlText w:val="%1."/>
+      <w:lvlJc w:val="left"/>
+      <w:pPr>
+        <w:ind w:left="500" w:hanging="320"/>
+      </w:pPr>
+    </w:lvl>
+  </w:abstractNum>
+  <w:abstractNum w:abstractNumId="319" w15:restartNumberingAfterBreak="0">
+    <w:multiLevelType w:val="hybridMultilevel"/>
+    <w:lvl w:ilvl="0" w:tentative="1">
+      <w:start w:val="1"/>
+      <w:numFmt w:val="decimal"/>
+      <w:lvlText w:val="%1."/>
+      <w:lvlJc w:val="left"/>
+      <w:pPr>
+        <w:ind w:left="500" w:hanging="320"/>
+      </w:pPr>
+    </w:lvl>
+  </w:abstractNum>
+  <w:abstractNum w:abstractNumId="320" w15:restartNumberingAfterBreak="0">
+    <w:multiLevelType w:val="hybridMultilevel"/>
+    <w:lvl w:ilvl="0" w:tentative="1">
+      <w:start w:val="1"/>
+      <w:numFmt w:val="decimal"/>
+      <w:lvlText w:val="%1."/>
+      <w:lvlJc w:val="left"/>
+      <w:pPr>
+        <w:ind w:left="500" w:hanging="320"/>
+      </w:pPr>
+    </w:lvl>
+  </w:abstractNum>
+  <w:abstractNum w:abstractNumId="321" w15:restartNumberingAfterBreak="0">
+    <w:multiLevelType w:val="hybridMultilevel"/>
+    <w:lvl w:ilvl="0" w:tentative="1">
+      <w:start w:val="1"/>
+      <w:numFmt w:val="decimal"/>
+      <w:lvlText w:val="%1."/>
+      <w:lvlJc w:val="left"/>
+      <w:pPr>
+        <w:ind w:left="500" w:hanging="320"/>
+      </w:pPr>
+    </w:lvl>
+  </w:abstractNum>
+  <w:abstractNum w:abstractNumId="322" w15:restartNumberingAfterBreak="0">
+    <w:multiLevelType w:val="hybridMultilevel"/>
+    <w:lvl w:ilvl="0" w:tentative="1">
+      <w:start w:val="1"/>
+      <w:numFmt w:val="decimal"/>
+      <w:lvlText w:val="%1."/>
+      <w:lvlJc w:val="left"/>
+      <w:pPr>
+        <w:ind w:left="500" w:hanging="320"/>
+      </w:pPr>
+    </w:lvl>
+  </w:abstractNum>
+  <w:abstractNum w:abstractNumId="323" w15:restartNumberingAfterBreak="0">
+    <w:multiLevelType w:val="hybridMultilevel"/>
+    <w:lvl w:ilvl="0" w:tentative="1">
+      <w:start w:val="1"/>
+      <w:numFmt w:val="decimal"/>
+      <w:lvlText w:val="%1."/>
+      <w:lvlJc w:val="left"/>
+      <w:pPr>
+        <w:ind w:left="500" w:hanging="320"/>
+      </w:pPr>
+    </w:lvl>
+  </w:abstractNum>
+  <w:abstractNum w:abstractNumId="324" w15:restartNumberingAfterBreak="0">
+    <w:multiLevelType w:val="hybridMultilevel"/>
+    <w:lvl w:ilvl="0" w:tentative="1">
+      <w:start w:val="1"/>
+      <w:numFmt w:val="decimal"/>
+      <w:lvlText w:val="%1."/>
+      <w:lvlJc w:val="left"/>
+      <w:pPr>
+        <w:ind w:left="500" w:hanging="320"/>
+      </w:pPr>
+    </w:lvl>
+  </w:abstractNum>
+  <w:abstractNum w:abstractNumId="325" w15:restartNumberingAfterBreak="0">
+    <w:multiLevelType w:val="hybridMultilevel"/>
+    <w:lvl w:ilvl="0" w:tentative="1">
+      <w:start w:val="1"/>
+      <w:numFmt w:val="decimal"/>
+      <w:lvlText w:val="%1."/>
+      <w:lvlJc w:val="left"/>
+      <w:pPr>
+        <w:ind w:left="500" w:hanging="320"/>
+      </w:pPr>
+    </w:lvl>
+  </w:abstractNum>
+  <w:abstractNum w:abstractNumId="326" w15:restartNumberingAfterBreak="0">
+    <w:multiLevelType w:val="hybridMultilevel"/>
+    <w:lvl w:ilvl="0" w:tentative="1">
+      <w:start w:val="1"/>
+      <w:numFmt w:val="decimal"/>
+      <w:lvlText w:val="%1."/>
+      <w:lvlJc w:val="left"/>
+      <w:pPr>
+        <w:ind w:left="500" w:hanging="320"/>
+      </w:pPr>
+    </w:lvl>
+  </w:abstractNum>
+  <w:abstractNum w:abstractNumId="327" w15:restartNumberingAfterBreak="0">
+    <w:multiLevelType w:val="hybridMultilevel"/>
+    <w:lvl w:ilvl="0" w:tentative="1">
+      <w:start w:val="1"/>
+      <w:numFmt w:val="decimal"/>
+      <w:lvlText w:val="%1."/>
+      <w:lvlJc w:val="left"/>
+      <w:pPr>
+        <w:ind w:left="500" w:hanging="320"/>
+      </w:pPr>
+    </w:lvl>
+  </w:abstractNum>
+  <w:abstractNum w:abstractNumId="328" w15:restartNumberingAfterBreak="0">
+    <w:multiLevelType w:val="hybridMultilevel"/>
+    <w:lvl w:ilvl="0" w:tentative="1">
+      <w:start w:val="1"/>
+      <w:numFmt w:val="decimal"/>
+      <w:lvlText w:val="%1."/>
+      <w:lvlJc w:val="left"/>
+      <w:pPr>
+        <w:ind w:left="500" w:hanging="320"/>
+      </w:pPr>
+    </w:lvl>
+  </w:abstractNum>
+  <w:abstractNum w:abstractNumId="329" w15:restartNumberingAfterBreak="0">
+    <w:multiLevelType w:val="hybridMultilevel"/>
+    <w:lvl w:ilvl="0" w:tentative="1">
+      <w:start w:val="1"/>
+      <w:numFmt w:val="decimal"/>
+      <w:lvlText w:val="%1."/>
+      <w:lvlJc w:val="left"/>
+      <w:pPr>
+        <w:ind w:left="500" w:hanging="320"/>
+      </w:pPr>
+    </w:lvl>
+  </w:abstractNum>
+  <w:abstractNum w:abstractNumId="330" w15:restartNumberingAfterBreak="0">
+    <w:multiLevelType w:val="hybridMultilevel"/>
+    <w:lvl w:ilvl="0" w:tentative="1">
+      <w:start w:val="1"/>
+      <w:numFmt w:val="decimal"/>
+      <w:lvlText w:val="%1."/>
+      <w:lvlJc w:val="left"/>
+      <w:pPr>
+        <w:ind w:left="500" w:hanging="320"/>
+      </w:pPr>
+    </w:lvl>
+  </w:abstractNum>
+  <w:abstractNum w:abstractNumId="331" w15:restartNumberingAfterBreak="0">
+    <w:multiLevelType w:val="hybridMultilevel"/>
+    <w:lvl w:ilvl="0" w:tentative="1">
+      <w:start w:val="1"/>
+      <w:numFmt w:val="decimal"/>
+      <w:lvlText w:val="%1."/>
+      <w:lvlJc w:val="left"/>
+      <w:pPr>
+        <w:ind w:left="500" w:hanging="320"/>
+      </w:pPr>
+    </w:lvl>
+  </w:abstractNum>
+  <w:abstractNum w:abstractNumId="332" w15:restartNumberingAfterBreak="0">
+    <w:multiLevelType w:val="hybridMultilevel"/>
+    <w:lvl w:ilvl="0" w:tentative="1">
+      <w:start w:val="1"/>
+      <w:numFmt w:val="decimal"/>
+      <w:lvlText w:val="%1."/>
+      <w:lvlJc w:val="left"/>
+      <w:pPr>
+        <w:ind w:left="500" w:hanging="320"/>
+      </w:pPr>
+    </w:lvl>
+  </w:abstractNum>
+  <w:abstractNum w:abstractNumId="333" w15:restartNumberingAfterBreak="0">
+    <w:multiLevelType w:val="hybridMultilevel"/>
+    <w:lvl w:ilvl="0" w:tentative="1">
+      <w:start w:val="1"/>
+      <w:numFmt w:val="decimal"/>
+      <w:lvlText w:val="%1."/>
+      <w:lvlJc w:val="left"/>
+      <w:pPr>
+        <w:ind w:left="500" w:hanging="320"/>
+      </w:pPr>
+    </w:lvl>
+  </w:abstractNum>
+  <w:abstractNum w:abstractNumId="334" w15:restartNumberingAfterBreak="0">
+    <w:multiLevelType w:val="hybridMultilevel"/>
+    <w:lvl w:ilvl="0" w:tentative="1">
+      <w:start w:val="1"/>
+      <w:numFmt w:val="decimal"/>
+      <w:lvlText w:val="%1."/>
+      <w:lvlJc w:val="left"/>
+      <w:pPr>
+        <w:ind w:left="500" w:hanging="320"/>
+      </w:pPr>
+    </w:lvl>
+  </w:abstractNum>
+  <w:abstractNum w:abstractNumId="335" w15:restartNumberingAfterBreak="0">
+    <w:multiLevelType w:val="hybridMultilevel"/>
+    <w:lvl w:ilvl="0" w:tentative="1">
+      <w:start w:val="1"/>
+      <w:numFmt w:val="decimal"/>
+      <w:lvlText w:val="%1."/>
+      <w:lvlJc w:val="left"/>
+      <w:pPr>
+        <w:ind w:left="500" w:hanging="320"/>
+      </w:pPr>
+    </w:lvl>
+  </w:abstractNum>
+  <w:abstractNum w:abstractNumId="336" w15:restartNumberingAfterBreak="0">
+    <w:multiLevelType w:val="hybridMultilevel"/>
+    <w:lvl w:ilvl="0" w:tentative="1">
+      <w:start w:val="1"/>
+      <w:numFmt w:val="decimal"/>
+      <w:lvlText w:val="%1."/>
+      <w:lvlJc w:val="left"/>
+      <w:pPr>
+        <w:ind w:left="500" w:hanging="320"/>
+      </w:pPr>
+    </w:lvl>
+  </w:abstractNum>
+  <w:abstractNum w:abstractNumId="337" w15:restartNumberingAfterBreak="0">
+    <w:multiLevelType w:val="hybridMultilevel"/>
+    <w:lvl w:ilvl="0" w:tentative="1">
+      <w:start w:val="1"/>
+      <w:numFmt w:val="decimal"/>
+      <w:lvlText w:val="%1."/>
+      <w:lvlJc w:val="left"/>
+      <w:pPr>
+        <w:ind w:left="500" w:hanging="320"/>
+      </w:pPr>
+    </w:lvl>
+  </w:abstractNum>
+  <w:abstractNum w:abstractNumId="338" w15:restartNumberingAfterBreak="0">
+    <w:multiLevelType w:val="hybridMultilevel"/>
+    <w:lvl w:ilvl="0" w:tentative="1">
+      <w:start w:val="1"/>
+      <w:numFmt w:val="decimal"/>
+      <w:lvlText w:val="%1."/>
+      <w:lvlJc w:val="left"/>
+      <w:pPr>
+        <w:ind w:left="500" w:hanging="320"/>
+      </w:pPr>
+    </w:lvl>
+  </w:abstractNum>
+  <w:abstractNum w:abstractNumId="339" w15:restartNumberingAfterBreak="0">
+    <w:multiLevelType w:val="hybridMultilevel"/>
+    <w:lvl w:ilvl="0" w:tentative="1">
+      <w:start w:val="1"/>
+      <w:numFmt w:val="decimal"/>
+      <w:lvlText w:val="%1."/>
+      <w:lvlJc w:val="left"/>
+      <w:pPr>
+        <w:ind w:left="500" w:hanging="320"/>
+      </w:pPr>
+    </w:lvl>
+  </w:abstractNum>
+  <w:abstractNum w:abstractNumId="340" w15:restartNumberingAfterBreak="0">
+    <w:multiLevelType w:val="hybridMultilevel"/>
+    <w:lvl w:ilvl="0" w:tentative="1">
+      <w:start w:val="1"/>
+      <w:numFmt w:val="decimal"/>
+      <w:lvlText w:val="%1."/>
+      <w:lvlJc w:val="left"/>
+      <w:pPr>
+        <w:ind w:left="500" w:hanging="320"/>
+      </w:pPr>
+    </w:lvl>
+  </w:abstractNum>
+  <w:abstractNum w:abstractNumId="341" w15:restartNumberingAfterBreak="0">
+    <w:multiLevelType w:val="hybridMultilevel"/>
+    <w:lvl w:ilvl="0" w:tentative="1">
+      <w:start w:val="1"/>
+      <w:numFmt w:val="decimal"/>
+      <w:lvlText w:val="%1."/>
+      <w:lvlJc w:val="left"/>
+      <w:pPr>
+        <w:ind w:left="500" w:hanging="320"/>
+      </w:pPr>
+    </w:lvl>
+  </w:abstractNum>
+  <w:abstractNum w:abstractNumId="342" w15:restartNumberingAfterBreak="0">
+    <w:multiLevelType w:val="hybridMultilevel"/>
+    <w:lvl w:ilvl="0" w:tentative="1">
+      <w:start w:val="1"/>
+      <w:numFmt w:val="decimal"/>
+      <w:lvlText w:val="%1."/>
+      <w:lvlJc w:val="left"/>
+      <w:pPr>
+        <w:ind w:left="500" w:hanging="320"/>
+      </w:pPr>
+    </w:lvl>
+  </w:abstractNum>
+  <w:abstractNum w:abstractNumId="343" w15:restartNumberingAfterBreak="0">
+    <w:multiLevelType w:val="hybridMultilevel"/>
+    <w:lvl w:ilvl="0" w:tentative="1">
+      <w:start w:val="1"/>
+      <w:numFmt w:val="decimal"/>
+      <w:lvlText w:val="%1."/>
+      <w:lvlJc w:val="left"/>
+      <w:pPr>
+        <w:ind w:left="500" w:hanging="320"/>
+      </w:pPr>
+    </w:lvl>
+  </w:abstractNum>
+  <w:abstractNum w:abstractNumId="344" w15:restartNumberingAfterBreak="0">
+    <w:multiLevelType w:val="hybridMultilevel"/>
+    <w:lvl w:ilvl="0" w:tentative="1">
+      <w:start w:val="1"/>
+      <w:numFmt w:val="decimal"/>
+      <w:lvlText w:val="%1."/>
+      <w:lvlJc w:val="left"/>
+      <w:pPr>
+        <w:ind w:left="500" w:hanging="320"/>
+      </w:pPr>
+    </w:lvl>
+  </w:abstractNum>
+  <w:abstractNum w:abstractNumId="345" w15:restartNumberingAfterBreak="0">
+    <w:multiLevelType w:val="hybridMultilevel"/>
+    <w:lvl w:ilvl="0" w:tentative="1">
+      <w:start w:val="1"/>
+      <w:numFmt w:val="decimal"/>
+      <w:lvlText w:val="%1."/>
+      <w:lvlJc w:val="left"/>
+      <w:pPr>
+        <w:ind w:left="500" w:hanging="320"/>
+      </w:pPr>
+    </w:lvl>
+  </w:abstractNum>
+  <w:abstractNum w:abstractNumId="346" w15:restartNumberingAfterBreak="0">
+    <w:multiLevelType w:val="hybridMultilevel"/>
+    <w:lvl w:ilvl="0" w:tentative="1">
+      <w:start w:val="1"/>
+      <w:numFmt w:val="decimal"/>
+      <w:lvlText w:val="%1."/>
+      <w:lvlJc w:val="left"/>
+      <w:pPr>
+        <w:ind w:left="500" w:hanging="320"/>
+      </w:pPr>
+    </w:lvl>
+  </w:abstractNum>
+  <w:abstractNum w:abstractNumId="347" w15:restartNumberingAfterBreak="0">
+    <w:multiLevelType w:val="hybridMultilevel"/>
+    <w:lvl w:ilvl="0" w:tentative="1">
+      <w:start w:val="1"/>
+      <w:numFmt w:val="decimal"/>
+      <w:lvlText w:val="%1."/>
+      <w:lvlJc w:val="left"/>
+      <w:pPr>
+        <w:ind w:left="500" w:hanging="320"/>
+      </w:pPr>
+    </w:lvl>
+  </w:abstractNum>
+  <w:abstractNum w:abstractNumId="348" w15:restartNumberingAfterBreak="0">
+    <w:multiLevelType w:val="hybridMultilevel"/>
+    <w:lvl w:ilvl="0" w:tentative="1">
+      <w:start w:val="1"/>
+      <w:numFmt w:val="decimal"/>
+      <w:lvlText w:val="%1."/>
+      <w:lvlJc w:val="left"/>
+      <w:pPr>
+        <w:ind w:left="500" w:hanging="320"/>
+      </w:pPr>
+    </w:lvl>
+  </w:abstractNum>
+  <w:abstractNum w:abstractNumId="349" w15:restartNumberingAfterBreak="0">
+    <w:multiLevelType w:val="hybridMultilevel"/>
+    <w:lvl w:ilvl="0" w:tentative="1">
+      <w:start w:val="1"/>
+      <w:numFmt w:val="decimal"/>
+      <w:lvlText w:val="%1."/>
+      <w:lvlJc w:val="left"/>
+      <w:pPr>
+        <w:ind w:left="500" w:hanging="320"/>
+      </w:pPr>
+    </w:lvl>
+  </w:abstractNum>
+  <w:abstractNum w:abstractNumId="350" w15:restartNumberingAfterBreak="0">
+    <w:multiLevelType w:val="hybridMultilevel"/>
+    <w:lvl w:ilvl="0" w:tentative="1">
+      <w:start w:val="1"/>
+      <w:numFmt w:val="decimal"/>
+      <w:lvlText w:val="%1."/>
+      <w:lvlJc w:val="left"/>
+      <w:pPr>
+        <w:ind w:left="500" w:hanging="320"/>
+      </w:pPr>
+    </w:lvl>
+  </w:abstractNum>
+  <w:abstractNum w:abstractNumId="351" w15:restartNumberingAfterBreak="0">
+    <w:multiLevelType w:val="hybridMultilevel"/>
+    <w:lvl w:ilvl="0" w:tentative="1">
+      <w:start w:val="1"/>
+      <w:numFmt w:val="decimal"/>
+      <w:lvlText w:val="%1."/>
+      <w:lvlJc w:val="left"/>
+      <w:pPr>
+        <w:ind w:left="500" w:hanging="320"/>
+      </w:pPr>
+    </w:lvl>
+  </w:abstractNum>
+  <w:abstractNum w:abstractNumId="352" w15:restartNumberingAfterBreak="0">
+    <w:multiLevelType w:val="hybridMultilevel"/>
+    <w:lvl w:ilvl="0" w:tentative="1">
+      <w:start w:val="1"/>
+      <w:numFmt w:val="decimal"/>
+      <w:lvlText w:val="%1."/>
+      <w:lvlJc w:val="left"/>
+      <w:pPr>
+        <w:ind w:left="500" w:hanging="320"/>
+      </w:pPr>
+    </w:lvl>
+  </w:abstractNum>
+  <w:abstractNum w:abstractNumId="353" w15:restartNumberingAfterBreak="0">
+    <w:multiLevelType w:val="hybridMultilevel"/>
+    <w:lvl w:ilvl="0" w:tentative="1">
+      <w:start w:val="1"/>
+      <w:numFmt w:val="decimal"/>
+      <w:lvlText w:val="%1."/>
+      <w:lvlJc w:val="left"/>
+      <w:pPr>
+        <w:ind w:left="500" w:hanging="320"/>
+      </w:pPr>
+    </w:lvl>
+  </w:abstractNum>
+  <w:abstractNum w:abstractNumId="354" w15:restartNumberingAfterBreak="0">
+    <w:multiLevelType w:val="hybridMultilevel"/>
+    <w:lvl w:ilvl="0" w:tentative="1">
+      <w:start w:val="1"/>
+      <w:numFmt w:val="decimal"/>
+      <w:lvlText w:val="%1."/>
+      <w:lvlJc w:val="left"/>
+      <w:pPr>
+        <w:ind w:left="500" w:hanging="320"/>
+      </w:pPr>
+    </w:lvl>
+  </w:abstractNum>
+  <w:abstractNum w:abstractNumId="355" w15:restartNumberingAfterBreak="0">
+    <w:multiLevelType w:val="hybridMultilevel"/>
+    <w:lvl w:ilvl="0" w:tentative="1">
+      <w:start w:val="1"/>
+      <w:numFmt w:val="decimal"/>
+      <w:lvlText w:val="%1."/>
+      <w:lvlJc w:val="left"/>
+      <w:pPr>
+        <w:ind w:left="500" w:hanging="320"/>
+      </w:pPr>
+    </w:lvl>
+  </w:abstractNum>
+  <w:abstractNum w:abstractNumId="356" w15:restartNumberingAfterBreak="0">
+    <w:multiLevelType w:val="hybridMultilevel"/>
+    <w:lvl w:ilvl="0" w:tentative="1">
+      <w:start w:val="1"/>
+      <w:numFmt w:val="decimal"/>
+      <w:lvlText w:val="%1."/>
+      <w:lvlJc w:val="left"/>
+      <w:pPr>
+        <w:ind w:left="500" w:hanging="320"/>
+      </w:pPr>
+    </w:lvl>
+  </w:abstractNum>
+  <w:abstractNum w:abstractNumId="357" w15:restartNumberingAfterBreak="0">
+    <w:multiLevelType w:val="hybridMultilevel"/>
+    <w:lvl w:ilvl="0" w:tentative="1">
+      <w:start w:val="1"/>
+      <w:numFmt w:val="decimal"/>
+      <w:lvlText w:val="%1."/>
+      <w:lvlJc w:val="left"/>
+      <w:pPr>
+        <w:ind w:left="500" w:hanging="320"/>
+      </w:pPr>
+    </w:lvl>
+  </w:abstractNum>
+  <w:abstractNum w:abstractNumId="358" w15:restartNumberingAfterBreak="0">
+    <w:multiLevelType w:val="hybridMultilevel"/>
+    <w:lvl w:ilvl="0" w:tentative="1">
+      <w:start w:val="1"/>
+      <w:numFmt w:val="decimal"/>
+      <w:lvlText w:val="%1."/>
+      <w:lvlJc w:val="left"/>
+      <w:pPr>
+        <w:ind w:left="500" w:hanging="320"/>
+      </w:pPr>
+    </w:lvl>
+  </w:abstractNum>
+  <w:abstractNum w:abstractNumId="359" w15:restartNumberingAfterBreak="0">
+    <w:multiLevelType w:val="hybridMultilevel"/>
+    <w:lvl w:ilvl="0" w:tentative="1">
+      <w:start w:val="1"/>
+      <w:numFmt w:val="decimal"/>
+      <w:lvlText w:val="%1."/>
+      <w:lvlJc w:val="left"/>
+      <w:pPr>
+        <w:ind w:left="500" w:hanging="320"/>
+      </w:pPr>
+    </w:lvl>
+  </w:abstractNum>
+  <w:abstractNum w:abstractNumId="360" w15:restartNumberingAfterBreak="0">
+    <w:multiLevelType w:val="hybridMultilevel"/>
+    <w:lvl w:ilvl="0" w:tentative="1">
+      <w:start w:val="1"/>
+      <w:numFmt w:val="decimal"/>
+      <w:lvlText w:val="%1."/>
+      <w:lvlJc w:val="left"/>
+      <w:pPr>
+        <w:ind w:left="500" w:hanging="320"/>
+      </w:pPr>
+    </w:lvl>
+  </w:abstractNum>
+  <w:abstractNum w:abstractNumId="361" w15:restartNumberingAfterBreak="0">
+    <w:multiLevelType w:val="hybridMultilevel"/>
+    <w:lvl w:ilvl="0" w:tentative="1">
+      <w:start w:val="1"/>
+      <w:numFmt w:val="decimal"/>
+      <w:lvlText w:val="%1."/>
+      <w:lvlJc w:val="left"/>
+      <w:pPr>
+        <w:ind w:left="500" w:hanging="320"/>
+      </w:pPr>
+    </w:lvl>
+  </w:abstractNum>
+  <w:abstractNum w:abstractNumId="362" w15:restartNumberingAfterBreak="0">
+    <w:multiLevelType w:val="hybridMultilevel"/>
+    <w:lvl w:ilvl="0" w:tentative="1">
+      <w:start w:val="1"/>
+      <w:numFmt w:val="decimal"/>
+      <w:lvlText w:val="%1."/>
+      <w:lvlJc w:val="left"/>
+      <w:pPr>
+        <w:ind w:left="500" w:hanging="320"/>
+      </w:pPr>
+    </w:lvl>
+  </w:abstractNum>
+  <w:abstractNum w:abstractNumId="363" w15:restartNumberingAfterBreak="0">
+    <w:multiLevelType w:val="hybridMultilevel"/>
+    <w:lvl w:ilvl="0" w:tentative="1">
+      <w:start w:val="1"/>
+      <w:numFmt w:val="decimal"/>
+      <w:lvlText w:val="%1."/>
+      <w:lvlJc w:val="left"/>
+      <w:pPr>
+        <w:ind w:left="500" w:hanging="320"/>
+      </w:pPr>
+    </w:lvl>
+  </w:abstractNum>
+  <w:abstractNum w:abstractNumId="364" w15:restartNumberingAfterBreak="0">
+    <w:multiLevelType w:val="hybridMultilevel"/>
+    <w:lvl w:ilvl="0" w:tentative="1">
+      <w:start w:val="1"/>
+      <w:numFmt w:val="decimal"/>
+      <w:lvlText w:val="%1."/>
+      <w:lvlJc w:val="left"/>
+      <w:pPr>
+        <w:ind w:left="500" w:hanging="320"/>
+      </w:pPr>
+    </w:lvl>
+  </w:abstractNum>
+  <w:abstractNum w:abstractNumId="365" w15:restartNumberingAfterBreak="0">
+    <w:multiLevelType w:val="hybridMultilevel"/>
+    <w:lvl w:ilvl="0" w:tentative="1">
+      <w:start w:val="1"/>
+      <w:numFmt w:val="decimal"/>
+      <w:lvlText w:val="%1."/>
+      <w:lvlJc w:val="left"/>
+      <w:pPr>
+        <w:ind w:left="500" w:hanging="320"/>
+      </w:pPr>
+    </w:lvl>
+  </w:abstractNum>
+  <w:abstractNum w:abstractNumId="366" w15:restartNumberingAfterBreak="0">
+    <w:multiLevelType w:val="hybridMultilevel"/>
+    <w:lvl w:ilvl="0" w:tentative="1">
+      <w:start w:val="1"/>
+      <w:numFmt w:val="decimal"/>
+      <w:lvlText w:val="%1."/>
+      <w:lvlJc w:val="left"/>
+      <w:pPr>
+        <w:ind w:left="500" w:hanging="320"/>
+      </w:pPr>
+    </w:lvl>
+  </w:abstractNum>
+  <w:abstractNum w:abstractNumId="367" w15:restartNumberingAfterBreak="0">
+    <w:multiLevelType w:val="hybridMultilevel"/>
+    <w:lvl w:ilvl="0" w:tentative="1">
+      <w:start w:val="1"/>
+      <w:numFmt w:val="decimal"/>
+      <w:lvlText w:val="%1."/>
+      <w:lvlJc w:val="left"/>
+      <w:pPr>
+        <w:ind w:left="500" w:hanging="320"/>
+      </w:pPr>
+    </w:lvl>
+  </w:abstractNum>
+  <w:abstractNum w:abstractNumId="368" w15:restartNumberingAfterBreak="0">
+    <w:multiLevelType w:val="hybridMultilevel"/>
+    <w:lvl w:ilvl="0" w:tentative="1">
+      <w:start w:val="1"/>
+      <w:numFmt w:val="decimal"/>
+      <w:lvlText w:val="%1."/>
+      <w:lvlJc w:val="left"/>
+      <w:pPr>
+        <w:ind w:left="500" w:hanging="320"/>
+      </w:pPr>
+    </w:lvl>
+  </w:abstractNum>
+  <w:abstractNum w:abstractNumId="369" w15:restartNumberingAfterBreak="0">
+    <w:multiLevelType w:val="hybridMultilevel"/>
+    <w:lvl w:ilvl="0" w:tentative="1">
+      <w:start w:val="1"/>
+      <w:numFmt w:val="decimal"/>
+      <w:lvlText w:val="%1."/>
+      <w:lvlJc w:val="left"/>
+      <w:pPr>
+        <w:ind w:left="500" w:hanging="320"/>
+      </w:pPr>
+    </w:lvl>
+  </w:abstractNum>
+  <w:abstractNum w:abstractNumId="370" w15:restartNumberingAfterBreak="0">
+    <w:multiLevelType w:val="hybridMultilevel"/>
+    <w:lvl w:ilvl="0" w:tentative="1">
+      <w:start w:val="1"/>
+      <w:numFmt w:val="decimal"/>
+      <w:lvlText w:val="%1."/>
+      <w:lvlJc w:val="left"/>
+      <w:pPr>
+        <w:ind w:left="500" w:hanging="320"/>
+      </w:pPr>
+    </w:lvl>
+  </w:abstractNum>
+  <w:abstractNum w:abstractNumId="371" w15:restartNumberingAfterBreak="0">
+    <w:multiLevelType w:val="hybridMultilevel"/>
+    <w:lvl w:ilvl="0" w:tentative="1">
+      <w:start w:val="1"/>
+      <w:numFmt w:val="decimal"/>
+      <w:lvlText w:val="%1."/>
+      <w:lvlJc w:val="left"/>
+      <w:pPr>
+        <w:ind w:left="500" w:hanging="320"/>
+      </w:pPr>
+    </w:lvl>
+  </w:abstractNum>
+  <w:abstractNum w:abstractNumId="372" w15:restartNumberingAfterBreak="0">
+    <w:multiLevelType w:val="hybridMultilevel"/>
+    <w:lvl w:ilvl="0" w:tentative="1">
+      <w:start w:val="1"/>
+      <w:numFmt w:val="decimal"/>
+      <w:lvlText w:val="%1."/>
+      <w:lvlJc w:val="left"/>
+      <w:pPr>
+        <w:ind w:left="500" w:hanging="320"/>
+      </w:pPr>
+    </w:lvl>
+  </w:abstractNum>
+  <w:abstractNum w:abstractNumId="373" w15:restartNumberingAfterBreak="0">
+    <w:multiLevelType w:val="hybridMultilevel"/>
+    <w:lvl w:ilvl="0" w:tentative="1">
+      <w:start w:val="1"/>
+      <w:numFmt w:val="decimal"/>
+      <w:lvlText w:val="%1."/>
+      <w:lvlJc w:val="left"/>
+      <w:pPr>
+        <w:ind w:left="500" w:hanging="320"/>
+      </w:pPr>
+    </w:lvl>
+  </w:abstractNum>
+  <w:abstractNum w:abstractNumId="374" w15:restartNumberingAfterBreak="0">
+    <w:multiLevelType w:val="hybridMultilevel"/>
+    <w:lvl w:ilvl="0" w:tentative="1">
+      <w:start w:val="1"/>
+      <w:numFmt w:val="decimal"/>
+      <w:lvlText w:val="%1."/>
+      <w:lvlJc w:val="left"/>
+      <w:pPr>
+        <w:ind w:left="500" w:hanging="320"/>
+      </w:pPr>
+    </w:lvl>
+  </w:abstractNum>
+  <w:abstractNum w:abstractNumId="375" w15:restartNumberingAfterBreak="0">
+    <w:multiLevelType w:val="hybridMultilevel"/>
+    <w:lvl w:ilvl="0" w:tentative="1">
+      <w:start w:val="1"/>
+      <w:numFmt w:val="decimal"/>
+      <w:lvlText w:val="%1."/>
+      <w:lvlJc w:val="left"/>
+      <w:pPr>
+        <w:ind w:left="500" w:hanging="320"/>
+      </w:pPr>
+    </w:lvl>
+  </w:abstractNum>
+  <w:abstractNum w:abstractNumId="376" w15:restartNumberingAfterBreak="0">
+    <w:multiLevelType w:val="hybridMultilevel"/>
+    <w:lvl w:ilvl="0" w:tentative="1">
+      <w:start w:val="1"/>
+      <w:numFmt w:val="decimal"/>
+      <w:lvlText w:val="%1."/>
+      <w:lvlJc w:val="left"/>
+      <w:pPr>
+        <w:ind w:left="500" w:hanging="320"/>
+      </w:pPr>
+    </w:lvl>
+  </w:abstractNum>
+  <w:abstractNum w:abstractNumId="377" w15:restartNumberingAfterBreak="0">
+    <w:multiLevelType w:val="hybridMultilevel"/>
+    <w:lvl w:ilvl="0" w:tentative="1">
+      <w:start w:val="1"/>
+      <w:numFmt w:val="decimal"/>
+      <w:lvlText w:val="%1."/>
+      <w:lvlJc w:val="left"/>
+      <w:pPr>
+        <w:ind w:left="500" w:hanging="320"/>
+      </w:pPr>
+    </w:lvl>
+  </w:abstractNum>
+  <w:abstractNum w:abstractNumId="378" w15:restartNumberingAfterBreak="0">
+    <w:multiLevelType w:val="hybridMultilevel"/>
+    <w:lvl w:ilvl="0" w:tentative="1">
+      <w:start w:val="1"/>
+      <w:numFmt w:val="decimal"/>
+      <w:lvlText w:val="%1."/>
+      <w:lvlJc w:val="left"/>
+      <w:pPr>
+        <w:ind w:left="500" w:hanging="320"/>
+      </w:pPr>
+    </w:lvl>
+  </w:abstractNum>
+  <w:abstractNum w:abstractNumId="379" w15:restartNumberingAfterBreak="0">
+    <w:multiLevelType w:val="hybridMultilevel"/>
+    <w:lvl w:ilvl="0" w:tentative="1">
+      <w:start w:val="1"/>
+      <w:numFmt w:val="decimal"/>
+      <w:lvlText w:val="%1."/>
+      <w:lvlJc w:val="left"/>
+      <w:pPr>
+        <w:ind w:left="500" w:hanging="320"/>
+      </w:pPr>
+    </w:lvl>
+  </w:abstractNum>
+  <w:abstractNum w:abstractNumId="380" w15:restartNumberingAfterBreak="0">
+    <w:multiLevelType w:val="hybridMultilevel"/>
+    <w:lvl w:ilvl="0" w:tentative="1">
+      <w:start w:val="1"/>
+      <w:numFmt w:val="decimal"/>
+      <w:lvlText w:val="%1."/>
+      <w:lvlJc w:val="left"/>
+      <w:pPr>
+        <w:ind w:left="500" w:hanging="320"/>
+      </w:pPr>
+    </w:lvl>
+  </w:abstractNum>
+  <w:abstractNum w:abstractNumId="381" w15:restartNumberingAfterBreak="0">
+    <w:multiLevelType w:val="hybridMultilevel"/>
+    <w:lvl w:ilvl="0" w:tentative="1">
+      <w:start w:val="1"/>
+      <w:numFmt w:val="decimal"/>
+      <w:lvlText w:val="%1."/>
+      <w:lvlJc w:val="left"/>
+      <w:pPr>
+        <w:ind w:left="500" w:hanging="320"/>
+      </w:pPr>
+    </w:lvl>
+  </w:abstractNum>
+  <w:abstractNum w:abstractNumId="382" w15:restartNumberingAfterBreak="0">
+    <w:multiLevelType w:val="hybridMultilevel"/>
+    <w:lvl w:ilvl="0" w:tentative="1">
+      <w:start w:val="1"/>
+      <w:numFmt w:val="decimal"/>
+      <w:lvlText w:val="%1."/>
+      <w:lvlJc w:val="left"/>
+      <w:pPr>
+        <w:ind w:left="500" w:hanging="320"/>
+      </w:pPr>
+    </w:lvl>
+  </w:abstractNum>
+  <w:abstractNum w:abstractNumId="383" w15:restartNumberingAfterBreak="0">
+    <w:multiLevelType w:val="hybridMultilevel"/>
+    <w:lvl w:ilvl="0" w:tentative="1">
+      <w:start w:val="1"/>
+      <w:numFmt w:val="decimal"/>
+      <w:lvlText w:val="%1."/>
+      <w:lvlJc w:val="left"/>
+      <w:pPr>
+        <w:ind w:left="500" w:hanging="320"/>
+      </w:pPr>
+    </w:lvl>
+  </w:abstractNum>
+  <w:abstractNum w:abstractNumId="384" w15:restartNumberingAfterBreak="0">
+    <w:multiLevelType w:val="hybridMultilevel"/>
+    <w:lvl w:ilvl="0" w:tentative="1">
+      <w:start w:val="1"/>
+      <w:numFmt w:val="decimal"/>
+      <w:lvlText w:val="%1."/>
+      <w:lvlJc w:val="left"/>
+      <w:pPr>
+        <w:ind w:left="500" w:hanging="320"/>
+      </w:pPr>
+    </w:lvl>
+  </w:abstractNum>
+  <w:abstractNum w:abstractNumId="385" w15:restartNumberingAfterBreak="0">
+    <w:multiLevelType w:val="hybridMultilevel"/>
+    <w:lvl w:ilvl="0" w:tentative="1">
+      <w:start w:val="1"/>
+      <w:numFmt w:val="decimal"/>
+      <w:lvlText w:val="%1."/>
+      <w:lvlJc w:val="left"/>
+      <w:pPr>
+        <w:ind w:left="500" w:hanging="320"/>
+      </w:pPr>
+    </w:lvl>
+  </w:abstractNum>
+  <w:abstractNum w:abstractNumId="386" w15:restartNumberingAfterBreak="0">
+    <w:multiLevelType w:val="hybridMultilevel"/>
+    <w:lvl w:ilvl="0" w:tentative="1">
+      <w:start w:val="1"/>
+      <w:numFmt w:val="decimal"/>
+      <w:lvlText w:val="%1."/>
+      <w:lvlJc w:val="left"/>
+      <w:pPr>
+        <w:ind w:left="500" w:hanging="320"/>
+      </w:pPr>
+    </w:lvl>
+  </w:abstractNum>
+  <w:abstractNum w:abstractNumId="387" w15:restartNumberingAfterBreak="0">
+    <w:multiLevelType w:val="hybridMultilevel"/>
+    <w:lvl w:ilvl="0" w:tentative="1">
+      <w:start w:val="1"/>
+      <w:numFmt w:val="decimal"/>
+      <w:lvlText w:val="%1."/>
+      <w:lvlJc w:val="left"/>
+      <w:pPr>
+        <w:ind w:left="500" w:hanging="320"/>
+      </w:pPr>
+    </w:lvl>
+  </w:abstractNum>
+  <w:abstractNum w:abstractNumId="388" w15:restartNumberingAfterBreak="0">
+    <w:multiLevelType w:val="hybridMultilevel"/>
+    <w:lvl w:ilvl="0" w:tentative="1">
+      <w:start w:val="1"/>
+      <w:numFmt w:val="decimal"/>
+      <w:lvlText w:val="%1."/>
+      <w:lvlJc w:val="left"/>
+      <w:pPr>
+        <w:ind w:left="500" w:hanging="320"/>
+      </w:pPr>
+    </w:lvl>
+  </w:abstractNum>
+  <w:abstractNum w:abstractNumId="389" w15:restartNumberingAfterBreak="0">
+    <w:multiLevelType w:val="hybridMultilevel"/>
+    <w:lvl w:ilvl="0" w:tentative="1">
+      <w:start w:val="1"/>
+      <w:numFmt w:val="decimal"/>
+      <w:lvlText w:val="%1."/>
+      <w:lvlJc w:val="left"/>
+      <w:pPr>
+        <w:ind w:left="500" w:hanging="320"/>
+      </w:pPr>
+    </w:lvl>
+  </w:abstractNum>
+  <w:abstractNum w:abstractNumId="390" w15:restartNumberingAfterBreak="0">
+    <w:multiLevelType w:val="hybridMultilevel"/>
+    <w:lvl w:ilvl="0" w:tentative="1">
+      <w:start w:val="1"/>
+      <w:numFmt w:val="decimal"/>
+      <w:lvlText w:val="%1."/>
+      <w:lvlJc w:val="left"/>
+      <w:pPr>
+        <w:ind w:left="500" w:hanging="320"/>
+      </w:pPr>
+    </w:lvl>
+  </w:abstractNum>
+  <w:abstractNum w:abstractNumId="391" w15:restartNumberingAfterBreak="0">
+    <w:multiLevelType w:val="hybridMultilevel"/>
+    <w:lvl w:ilvl="0" w:tentative="1">
+      <w:start w:val="1"/>
+      <w:numFmt w:val="decimal"/>
+      <w:lvlText w:val="%1."/>
+      <w:lvlJc w:val="left"/>
+      <w:pPr>
+        <w:ind w:left="500" w:hanging="320"/>
+      </w:pPr>
+    </w:lvl>
+  </w:abstractNum>
+  <w:abstractNum w:abstractNumId="392" w15:restartNumberingAfterBreak="0">
+    <w:multiLevelType w:val="hybridMultilevel"/>
+    <w:lvl w:ilvl="0" w:tentative="1">
+      <w:start w:val="1"/>
+      <w:numFmt w:val="decimal"/>
+      <w:lvlText w:val="%1."/>
+      <w:lvlJc w:val="left"/>
+      <w:pPr>
+        <w:ind w:left="500" w:hanging="320"/>
+      </w:pPr>
+    </w:lvl>
+  </w:abstractNum>
+  <w:abstractNum w:abstractNumId="393" w15:restartNumberingAfterBreak="0">
+    <w:multiLevelType w:val="hybridMultilevel"/>
+    <w:lvl w:ilvl="0" w:tentative="1">
+      <w:start w:val="1"/>
+      <w:numFmt w:val="decimal"/>
+      <w:lvlText w:val="%1."/>
+      <w:lvlJc w:val="left"/>
+      <w:pPr>
+        <w:ind w:left="500" w:hanging="320"/>
+      </w:pPr>
+    </w:lvl>
+  </w:abstractNum>
+  <w:abstractNum w:abstractNumId="394" w15:restartNumberingAfterBreak="0">
+    <w:multiLevelType w:val="hybridMultilevel"/>
+    <w:lvl w:ilvl="0" w:tentative="1">
+      <w:start w:val="1"/>
+      <w:numFmt w:val="decimal"/>
+      <w:lvlText w:val="%1."/>
+      <w:lvlJc w:val="left"/>
+      <w:pPr>
+        <w:ind w:left="500" w:hanging="320"/>
+      </w:pPr>
+    </w:lvl>
+  </w:abstractNum>
+  <w:abstractNum w:abstractNumId="395" w15:restartNumberingAfterBreak="0">
+    <w:multiLevelType w:val="hybridMultilevel"/>
+    <w:lvl w:ilvl="0" w:tentative="1">
+      <w:start w:val="1"/>
+      <w:numFmt w:val="decimal"/>
+      <w:lvlText w:val="%1."/>
+      <w:lvlJc w:val="left"/>
+      <w:pPr>
+        <w:ind w:left="500" w:hanging="320"/>
+      </w:pPr>
+    </w:lvl>
+  </w:abstractNum>
+  <w:abstractNum w:abstractNumId="396" w15:restartNumberingAfterBreak="0">
+    <w:multiLevelType w:val="hybridMultilevel"/>
+    <w:lvl w:ilvl="0" w:tentative="1">
+      <w:start w:val="1"/>
+      <w:numFmt w:val="decimal"/>
+      <w:lvlText w:val="%1."/>
+      <w:lvlJc w:val="left"/>
+      <w:pPr>
+        <w:ind w:left="500" w:hanging="320"/>
+      </w:pPr>
+    </w:lvl>
+  </w:abstractNum>
+  <w:abstractNum w:abstractNumId="397" w15:restartNumberingAfterBreak="0">
+    <w:multiLevelType w:val="hybridMultilevel"/>
+    <w:lvl w:ilvl="0" w:tentative="1">
+      <w:start w:val="1"/>
+      <w:numFmt w:val="decimal"/>
+      <w:lvlText w:val="%1."/>
+      <w:lvlJc w:val="left"/>
+      <w:pPr>
+        <w:ind w:left="500" w:hanging="320"/>
+      </w:pPr>
+    </w:lvl>
+  </w:abstractNum>
+  <w:abstractNum w:abstractNumId="398" w15:restartNumberingAfterBreak="0">
+    <w:multiLevelType w:val="hybridMultilevel"/>
+    <w:lvl w:ilvl="0" w:tentative="1">
+      <w:start w:val="1"/>
+      <w:numFmt w:val="decimal"/>
+      <w:lvlText w:val="%1."/>
+      <w:lvlJc w:val="left"/>
+      <w:pPr>
+        <w:ind w:left="500" w:hanging="320"/>
+      </w:pPr>
+    </w:lvl>
+  </w:abstractNum>
+  <w:abstractNum w:abstractNumId="399" w15:restartNumberingAfterBreak="0">
+    <w:multiLevelType w:val="hybridMultilevel"/>
+    <w:lvl w:ilvl="0" w:tentative="1">
+      <w:start w:val="1"/>
+      <w:numFmt w:val="decimal"/>
+      <w:lvlText w:val="%1."/>
+      <w:lvlJc w:val="left"/>
+      <w:pPr>
+        <w:ind w:left="500" w:hanging="320"/>
+      </w:pPr>
+    </w:lvl>
+  </w:abstractNum>
+  <w:abstractNum w:abstractNumId="400" w15:restartNumberingAfterBreak="0">
+    <w:multiLevelType w:val="hybridMultilevel"/>
+    <w:lvl w:ilvl="0" w:tentative="1">
+      <w:start w:val="1"/>
+      <w:numFmt w:val="decimal"/>
+      <w:lvlText w:val="%1."/>
+      <w:lvlJc w:val="left"/>
+      <w:pPr>
+        <w:ind w:left="500" w:hanging="320"/>
+      </w:pPr>
+    </w:lvl>
+  </w:abstractNum>
+  <w:abstractNum w:abstractNumId="401" w15:restartNumberingAfterBreak="0">
+    <w:multiLevelType w:val="hybridMultilevel"/>
+    <w:lvl w:ilvl="0" w:tentative="1">
+      <w:start w:val="1"/>
+      <w:numFmt w:val="decimal"/>
+      <w:lvlText w:val="%1."/>
+      <w:lvlJc w:val="left"/>
+      <w:pPr>
+        <w:ind w:left="500" w:hanging="320"/>
+      </w:pPr>
+    </w:lvl>
+  </w:abstractNum>
+  <w:abstractNum w:abstractNumId="402" w15:restartNumberingAfterBreak="0">
+    <w:multiLevelType w:val="hybridMultilevel"/>
+    <w:lvl w:ilvl="0" w:tentative="1">
+      <w:start w:val="1"/>
+      <w:numFmt w:val="decimal"/>
+      <w:lvlText w:val="%1."/>
+      <w:lvlJc w:val="left"/>
+      <w:pPr>
+        <w:ind w:left="500" w:hanging="320"/>
+      </w:pPr>
+    </w:lvl>
+  </w:abstractNum>
   <w:num w:numId="1">
     <w:abstractNumId w:val="1"/>
     <w:lvlOverride w:ilvl="0">
@@ -21660,7 +27214,7 @@
     </w:lvlOverride>
   </w:num>
   <w:num w:numId="2">
-    <w:abstractNumId w:val="3"/>
+    <w:abstractNumId w:val="4"/>
     <w:lvlOverride w:ilvl="0">
       <w:startOverride w:val="1"/>
     </w:lvlOverride>
@@ -21672,31 +27226,31 @@
     </w:lvlOverride>
   </w:num>
   <w:num w:numId="4">
-    <w:abstractNumId w:val="4"/>
+    <w:abstractNumId w:val="5"/>
     <w:lvlOverride w:ilvl="0">
       <w:startOverride w:val="1"/>
     </w:lvlOverride>
   </w:num>
   <w:num w:numId="5">
-    <w:abstractNumId w:val="5"/>
+    <w:abstractNumId w:val="6"/>
     <w:lvlOverride w:ilvl="0">
       <w:startOverride w:val="1"/>
     </w:lvlOverride>
   </w:num>
   <w:num w:numId="6">
-    <w:abstractNumId w:val="6"/>
+    <w:abstractNumId w:val="7"/>
     <w:lvlOverride w:ilvl="0">
       <w:startOverride w:val="1"/>
     </w:lvlOverride>
   </w:num>
   <w:num w:numId="7">
-    <w:abstractNumId w:val="7"/>
+    <w:abstractNumId w:val="8"/>
     <w:lvlOverride w:ilvl="0">
       <w:startOverride w:val="1"/>
     </w:lvlOverride>
   </w:num>
   <w:num w:numId="8">
-    <w:abstractNumId w:val="8"/>
+    <w:abstractNumId w:val="9"/>
     <w:lvlOverride w:ilvl="0">
       <w:startOverride w:val="1"/>
     </w:lvlOverride>

--- a/auracurate/docs/Aurora_Community_기획서.docx
+++ b/auracurate/docs/Aurora_Community_기획서.docx
@@ -688,7 +688,7 @@
         <w:t xml:space="preserve">왜:</w:t>
       </w:r>
       <w:r>
-        <w:t xml:space="preserve"> 아시아와 세계를 사람·아이디어·제품·경험으로 잇는다는 Aurora의 비전을, 방문자가 ‘읽기 → 참여 → 배움 → 경험’으로 직접 체험하게 하기 위해서입니다.</w:t>
+        <w:t xml:space="preserve"> 아시아를 세계로, 세계를 아시아로 — 양방향으로 사람·아이디어·제품·경험을 잇는다는 Aurora의 비전을, 방문자가 ‘읽기 → 참여 → 배움 → 경험’으로 직접 체험하게 하기 위해서입니다.</w:t>
       </w:r>
     </w:p>
     <w:p>
@@ -16196,7 +16196,7 @@
       <w:pPr>
         <w:spacing w:after="160"/>
       </w:pPr>
-      <w:hyperlink w:history="1" r:id="rId4yfwolavsgo7wm4ozv-4v">
+      <w:hyperlink w:history="1" r:id="rIdrj4879xj6dd5j-v50i5_p">
         <w:r>
           <w:rPr>
             <w:rStyle w:val="Hyperlink"/>
